--- a/skills/phong-ktda/assets/hop-dong.docx
+++ b/skills/phong-ktda/assets/hop-dong.docx
@@ -1,6 +1,6 @@
 
 <file path=word/document.xml><?xml version="1.0" encoding="utf-8"?>
-<w:document xmlns:ns1="http://schemas.openxmlformats.org/markup-compatibility/2006" xmlns:ns10="http://schemas.openxmlformats.org/officeDocument/2006/relationships" xmlns:ns2="http://schemas.microsoft.com/office/word/2010/wordml" xmlns:ns3="http://schemas.openxmlformats.org/drawingml/2006/wordprocessingDrawing" xmlns:ns4="http://schemas.microsoft.com/office/word/2010/wordprocessingDrawing" xmlns:ns5="http://schemas.openxmlformats.org/drawingml/2006/main" xmlns:ns6="http://schemas.microsoft.com/office/word/2010/wordprocessingShape" xmlns:ns7="urn:schemas-microsoft-com:vml" xmlns:ns8="urn:schemas-microsoft-com:office:office" xmlns:ns9="urn:schemas-microsoft-com:office:word" xmlns:w="http://schemas.openxmlformats.org/wordprocessingml/2006/main" ns1:Ignorable="w14 w15 w16se w16cid w16 w16cex w16sdtdh w16du wp14">
+<w:document xmlns:ns1="http://schemas.openxmlformats.org/markup-compatibility/2006" xmlns:ns10="http://schemas.openxmlformats.org/officeDocument/2006/relationships" xmlns:ns2="http://schemas.microsoft.com/office/word/2010/wordml" xmlns:ns3="http://schemas.openxmlformats.org/drawingml/2006/wordprocessingDrawing" xmlns:ns4="http://schemas.microsoft.com/office/word/2010/wordprocessingDrawing" xmlns:ns5="http://schemas.openxmlformats.org/drawingml/2006/main" xmlns:ns6="http://schemas.microsoft.com/office/word/2010/wordprocessingShape" xmlns:ns7="urn:schemas-microsoft-com:vml" xmlns:ns8="urn:schemas-microsoft-com:office:office" xmlns:ns9="urn:schemas-microsoft-com:office:word" xmlns:w="http://schemas.openxmlformats.org/wordprocessingml/2006/main" xmlns:wps="http://schemas.microsoft.com/office/word/2010/wordprocessingShape">
   <w:body>
     <w:p ns2:paraId="187B4ECC" ns2:textId="77777777">
       <w:pPr>
@@ -53,7 +53,7 @@
         <ns1:AlternateContent>
           <ns1:Choice Requires="wps">
             <w:drawing>
-              <ns3:anchor distT="0" distB="0" distL="114300" distR="114300" simplePos="0" relativeHeight="251659264" behindDoc="0" locked="0" layoutInCell="1" allowOverlap="1" ns4:anchorId="6F7A223C" ns4:editId="7B73C79F">
+              <ns3:anchor distT="0" distB="0" distL="114300" distR="114300" simplePos="0" relativeHeight="251659264" behindDoc="0" locked="0" layoutInCell="1" allowOverlap="1" ns4:editId="7B73C79F">
                 <ns3:simplePos x="0" y="0"/>
                 <ns3:positionH relativeFrom="margin">
                   <ns3:posOffset>1846580</ns3:posOffset>
@@ -106,7 +106,7 @@
           </ns1:Choice>
           <ns1:Fallback>
             <w:pict>
-              <ns7:line ns2:anchorId="1AB901F6" id="Straight Connector 1" ns8:spid="_x0000_s1026" style="position:absolute;z-index:251659264;visibility:visible;mso-wrap-style:square;mso-width-percent:0;mso-wrap-distance-left:9pt;mso-wrap-distance-top:0;mso-wrap-distance-right:9pt;mso-wrap-distance-bottom:0;mso-position-horizontal:absolute;mso-position-horizontal-relative:margin;mso-position-vertical:absolute;mso-position-vertical-relative:text;mso-width-percent:0;mso-width-relative:margin" from="145.4pt,18.5pt" to="313.05pt,18.5pt" ns8:gfxdata="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" strokecolor="black [3200]" strokeweight="1pt">
+              <ns7:line id="Straight Connector 1" ns8:spid="_x0000_s1026" style="position:absolute;z-index:251659264;visibility:visible;mso-wrap-style:square;mso-width-percent:0;mso-wrap-distance-left:9pt;mso-wrap-distance-top:0;mso-wrap-distance-right:9pt;mso-wrap-distance-bottom:0;mso-position-horizontal:absolute;mso-position-horizontal-relative:margin;mso-position-vertical:absolute;mso-position-vertical-relative:text;mso-width-percent:0;mso-width-relative:margin" from="145.4pt,18.5pt" to="313.05pt,18.5pt" ns8:gfxdata="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" strokecolor="black [3200]" strokeweight="1pt">
                 <ns7:stroke joinstyle="miter"/>
                 <ns9:wrap anchorx="margin"/>
               </ns7:line>
@@ -8800,7 +8800,7 @@
 </file>
 
 <file path=word/endnotes.xml><?xml version="1.0" encoding="utf-8"?>
-<w:endnotes xmlns:wpc="http://schemas.microsoft.com/office/word/2010/wordprocessingCanvas" xmlns:cx="http://schemas.microsoft.com/office/drawing/2014/chartex" xmlns:cx1="http://schemas.microsoft.com/office/drawing/2015/9/8/chartex" xmlns:cx2="http://schemas.microsoft.com/office/drawing/2015/10/21/chartex" xmlns:cx3="http://schemas.microsoft.com/office/drawing/2016/5/9/chartex" xmlns:cx4="http://schemas.microsoft.com/office/drawing/2016/5/10/chartex" xmlns:cx5="http://schemas.microsoft.com/office/drawing/2016/5/11/chartex" xmlns:cx6="http://schemas.microsoft.com/office/drawing/2016/5/12/chartex" xmlns:cx7="http://schemas.microsoft.com/office/drawing/2016/5/13/chartex" xmlns:cx8="http://schemas.microsoft.com/office/drawing/2016/5/14/chartex" xmlns:mc="http://schemas.openxmlformats.org/markup-compatibility/2006" xmlns:aink="http://schemas.microsoft.com/office/drawing/2016/ink" xmlns:am3d="http://schemas.microsoft.com/office/drawing/2017/model3d" xmlns:o="urn:schemas-microsoft-com:office:office" xmlns:oel="http://schemas.microsoft.com/office/2019/extlst" xmlns:r="http://schemas.openxmlformats.org/officeDocument/2006/relationships" xmlns:m="http://schemas.openxmlformats.org/officeDocument/2006/math" xmlns:v="urn:schemas-microsoft-com:vml" xmlns:wp14="http://schemas.microsoft.com/office/word/2010/wordprocessingDrawing" xmlns:wp="http://schemas.openxmlformats.org/drawingml/2006/wordprocessingDrawing" xmlns:w10="urn:schemas-microsoft-com:office:word" xmlns:w="http://schemas.openxmlformats.org/wordprocessingml/2006/main" xmlns:w14="http://schemas.microsoft.com/office/word/2010/wordml" xmlns:w15="http://schemas.microsoft.com/office/word/2012/wordml" xmlns:w16cex="http://schemas.microsoft.com/office/word/2018/wordml/cex" xmlns:w16cid="http://schemas.microsoft.com/office/word/2016/wordml/cid" xmlns:w16="http://schemas.microsoft.com/office/word/2018/wordml" xmlns:w16du="http://schemas.microsoft.com/office/word/2023/wordml/word16du" xmlns:w16sdtdh="http://schemas.microsoft.com/office/word/2020/wordml/sdtdatahash" xmlns:w16se="http://schemas.microsoft.com/office/word/2015/wordml/symex" xmlns:wpg="http://schemas.microsoft.com/office/word/2010/wordprocessingGroup" xmlns:wpi="http://schemas.microsoft.com/office/word/2010/wordprocessingInk" xmlns:wne="http://schemas.microsoft.com/office/word/2006/wordml" xmlns:wps="http://schemas.microsoft.com/office/word/2010/wordprocessingShape" mc:Ignorable="w14 w15 w16se w16cid w16 w16cex w16sdtdh w16du wp14">
+<w:endnotes xmlns:wpc="http://schemas.microsoft.com/office/word/2010/wordprocessingCanvas" xmlns:cx="http://schemas.microsoft.com/office/drawing/2014/chartex" xmlns:cx1="http://schemas.microsoft.com/office/drawing/2015/9/8/chartex" xmlns:cx2="http://schemas.microsoft.com/office/drawing/2015/10/21/chartex" xmlns:cx3="http://schemas.microsoft.com/office/drawing/2016/5/9/chartex" xmlns:cx4="http://schemas.microsoft.com/office/drawing/2016/5/10/chartex" xmlns:cx5="http://schemas.microsoft.com/office/drawing/2016/5/11/chartex" xmlns:cx6="http://schemas.microsoft.com/office/drawing/2016/5/12/chartex" xmlns:cx7="http://schemas.microsoft.com/office/drawing/2016/5/13/chartex" xmlns:cx8="http://schemas.microsoft.com/office/drawing/2016/5/14/chartex" xmlns:mc="http://schemas.openxmlformats.org/markup-compatibility/2006" xmlns:aink="http://schemas.microsoft.com/office/drawing/2016/ink" xmlns:am3d="http://schemas.microsoft.com/office/drawing/2017/model3d" xmlns:o="urn:schemas-microsoft-com:office:office" xmlns:oel="http://schemas.microsoft.com/office/2019/extlst" xmlns:r="http://schemas.openxmlformats.org/officeDocument/2006/relationships" xmlns:m="http://schemas.openxmlformats.org/officeDocument/2006/math" xmlns:v="urn:schemas-microsoft-com:vml" xmlns:wp14="http://schemas.microsoft.com/office/word/2010/wordprocessingDrawing" xmlns:wp="http://schemas.openxmlformats.org/drawingml/2006/wordprocessingDrawing" xmlns:w10="urn:schemas-microsoft-com:office:word" xmlns:w="http://schemas.openxmlformats.org/wordprocessingml/2006/main" xmlns:w14="http://schemas.microsoft.com/office/word/2010/wordml" xmlns:w15="http://schemas.microsoft.com/office/word/2012/wordml" xmlns:w16cex="http://schemas.microsoft.com/office/word/2018/wordml/cex" xmlns:w16="http://schemas.microsoft.com/office/word/2018/wordml" xmlns:w16du="http://schemas.microsoft.com/office/word/2023/wordml/word16du" xmlns:w16sdtdh="http://schemas.microsoft.com/office/word/2020/wordml/sdtdatahash" xmlns:w16se="http://schemas.microsoft.com/office/word/2015/wordml/symex" xmlns:wpg="http://schemas.microsoft.com/office/word/2010/wordprocessingGroup" xmlns:wpi="http://schemas.microsoft.com/office/word/2010/wordprocessingInk" xmlns:wne="http://schemas.microsoft.com/office/word/2006/wordml" xmlns:wps="http://schemas.microsoft.com/office/word/2010/wordprocessingShape">
   <w:endnote w:type="separator" w:id="-1">
     <w:p>
       <w:pPr>
@@ -8825,7 +8825,7 @@
 </file>
 
 <file path=word/footnotes.xml><?xml version="1.0" encoding="utf-8"?>
-<w:footnotes xmlns:wpc="http://schemas.microsoft.com/office/word/2010/wordprocessingCanvas" xmlns:cx="http://schemas.microsoft.com/office/drawing/2014/chartex" xmlns:cx1="http://schemas.microsoft.com/office/drawing/2015/9/8/chartex" xmlns:cx2="http://schemas.microsoft.com/office/drawing/2015/10/21/chartex" xmlns:cx3="http://schemas.microsoft.com/office/drawing/2016/5/9/chartex" xmlns:cx4="http://schemas.microsoft.com/office/drawing/2016/5/10/chartex" xmlns:cx5="http://schemas.microsoft.com/office/drawing/2016/5/11/chartex" xmlns:cx6="http://schemas.microsoft.com/office/drawing/2016/5/12/chartex" xmlns:cx7="http://schemas.microsoft.com/office/drawing/2016/5/13/chartex" xmlns:cx8="http://schemas.microsoft.com/office/drawing/2016/5/14/chartex" xmlns:mc="http://schemas.openxmlformats.org/markup-compatibility/2006" xmlns:aink="http://schemas.microsoft.com/office/drawing/2016/ink" xmlns:am3d="http://schemas.microsoft.com/office/drawing/2017/model3d" xmlns:o="urn:schemas-microsoft-com:office:office" xmlns:oel="http://schemas.microsoft.com/office/2019/extlst" xmlns:r="http://schemas.openxmlformats.org/officeDocument/2006/relationships" xmlns:m="http://schemas.openxmlformats.org/officeDocument/2006/math" xmlns:v="urn:schemas-microsoft-com:vml" xmlns:wp14="http://schemas.microsoft.com/office/word/2010/wordprocessingDrawing" xmlns:wp="http://schemas.openxmlformats.org/drawingml/2006/wordprocessingDrawing" xmlns:w10="urn:schemas-microsoft-com:office:word" xmlns:w="http://schemas.openxmlformats.org/wordprocessingml/2006/main" xmlns:w14="http://schemas.microsoft.com/office/word/2010/wordml" xmlns:w15="http://schemas.microsoft.com/office/word/2012/wordml" xmlns:w16cex="http://schemas.microsoft.com/office/word/2018/wordml/cex" xmlns:w16cid="http://schemas.microsoft.com/office/word/2016/wordml/cid" xmlns:w16="http://schemas.microsoft.com/office/word/2018/wordml" xmlns:w16du="http://schemas.microsoft.com/office/word/2023/wordml/word16du" xmlns:w16sdtdh="http://schemas.microsoft.com/office/word/2020/wordml/sdtdatahash" xmlns:w16se="http://schemas.microsoft.com/office/word/2015/wordml/symex" xmlns:wpg="http://schemas.microsoft.com/office/word/2010/wordprocessingGroup" xmlns:wpi="http://schemas.microsoft.com/office/word/2010/wordprocessingInk" xmlns:wne="http://schemas.microsoft.com/office/word/2006/wordml" xmlns:wps="http://schemas.microsoft.com/office/word/2010/wordprocessingShape" mc:Ignorable="w14 w15 w16se w16cid w16 w16cex w16sdtdh w16du wp14">
+<w:footnotes xmlns:wpc="http://schemas.microsoft.com/office/word/2010/wordprocessingCanvas" xmlns:cx="http://schemas.microsoft.com/office/drawing/2014/chartex" xmlns:cx1="http://schemas.microsoft.com/office/drawing/2015/9/8/chartex" xmlns:cx2="http://schemas.microsoft.com/office/drawing/2015/10/21/chartex" xmlns:cx3="http://schemas.microsoft.com/office/drawing/2016/5/9/chartex" xmlns:cx4="http://schemas.microsoft.com/office/drawing/2016/5/10/chartex" xmlns:cx5="http://schemas.microsoft.com/office/drawing/2016/5/11/chartex" xmlns:cx6="http://schemas.microsoft.com/office/drawing/2016/5/12/chartex" xmlns:cx7="http://schemas.microsoft.com/office/drawing/2016/5/13/chartex" xmlns:cx8="http://schemas.microsoft.com/office/drawing/2016/5/14/chartex" xmlns:mc="http://schemas.openxmlformats.org/markup-compatibility/2006" xmlns:aink="http://schemas.microsoft.com/office/drawing/2016/ink" xmlns:am3d="http://schemas.microsoft.com/office/drawing/2017/model3d" xmlns:o="urn:schemas-microsoft-com:office:office" xmlns:oel="http://schemas.microsoft.com/office/2019/extlst" xmlns:r="http://schemas.openxmlformats.org/officeDocument/2006/relationships" xmlns:m="http://schemas.openxmlformats.org/officeDocument/2006/math" xmlns:v="urn:schemas-microsoft-com:vml" xmlns:wp14="http://schemas.microsoft.com/office/word/2010/wordprocessingDrawing" xmlns:wp="http://schemas.openxmlformats.org/drawingml/2006/wordprocessingDrawing" xmlns:w10="urn:schemas-microsoft-com:office:word" xmlns:w="http://schemas.openxmlformats.org/wordprocessingml/2006/main" xmlns:w14="http://schemas.microsoft.com/office/word/2010/wordml" xmlns:w15="http://schemas.microsoft.com/office/word/2012/wordml" xmlns:w16cex="http://schemas.microsoft.com/office/word/2018/wordml/cex" xmlns:w16="http://schemas.microsoft.com/office/word/2018/wordml" xmlns:w16du="http://schemas.microsoft.com/office/word/2023/wordml/word16du" xmlns:w16sdtdh="http://schemas.microsoft.com/office/word/2020/wordml/sdtdatahash" xmlns:w16se="http://schemas.microsoft.com/office/word/2015/wordml/symex" xmlns:wpg="http://schemas.microsoft.com/office/word/2010/wordprocessingGroup" xmlns:wpi="http://schemas.microsoft.com/office/word/2010/wordprocessingInk" xmlns:wne="http://schemas.microsoft.com/office/word/2006/wordml" xmlns:wps="http://schemas.microsoft.com/office/word/2010/wordprocessingShape">
   <w:footnote w:type="separator" w:id="-1">
     <w:p>
       <w:pPr>
@@ -8850,7 +8850,7 @@
 </file>
 
 <file path=word/header1.xml><?xml version="1.0" encoding="utf-8"?>
-<w:hdr xmlns:wpc="http://schemas.microsoft.com/office/word/2010/wordprocessingCanvas" xmlns:cx="http://schemas.microsoft.com/office/drawing/2014/chartex" xmlns:cx1="http://schemas.microsoft.com/office/drawing/2015/9/8/chartex" xmlns:cx2="http://schemas.microsoft.com/office/drawing/2015/10/21/chartex" xmlns:cx3="http://schemas.microsoft.com/office/drawing/2016/5/9/chartex" xmlns:cx4="http://schemas.microsoft.com/office/drawing/2016/5/10/chartex" xmlns:cx5="http://schemas.microsoft.com/office/drawing/2016/5/11/chartex" xmlns:cx6="http://schemas.microsoft.com/office/drawing/2016/5/12/chartex" xmlns:cx7="http://schemas.microsoft.com/office/drawing/2016/5/13/chartex" xmlns:cx8="http://schemas.microsoft.com/office/drawing/2016/5/14/chartex" xmlns:mc="http://schemas.openxmlformats.org/markup-compatibility/2006" xmlns:aink="http://schemas.microsoft.com/office/drawing/2016/ink" xmlns:am3d="http://schemas.microsoft.com/office/drawing/2017/model3d" xmlns:o="urn:schemas-microsoft-com:office:office" xmlns:oel="http://schemas.microsoft.com/office/2019/extlst" xmlns:r="http://schemas.openxmlformats.org/officeDocument/2006/relationships" xmlns:m="http://schemas.openxmlformats.org/officeDocument/2006/math" xmlns:v="urn:schemas-microsoft-com:vml" xmlns:wp14="http://schemas.microsoft.com/office/word/2010/wordprocessingDrawing" xmlns:wp="http://schemas.openxmlformats.org/drawingml/2006/wordprocessingDrawing" xmlns:w10="urn:schemas-microsoft-com:office:word" xmlns:w="http://schemas.openxmlformats.org/wordprocessingml/2006/main" xmlns:w14="http://schemas.microsoft.com/office/word/2010/wordml" xmlns:w15="http://schemas.microsoft.com/office/word/2012/wordml" xmlns:w16cex="http://schemas.microsoft.com/office/word/2018/wordml/cex" xmlns:w16cid="http://schemas.microsoft.com/office/word/2016/wordml/cid" xmlns:w16="http://schemas.microsoft.com/office/word/2018/wordml" xmlns:w16du="http://schemas.microsoft.com/office/word/2023/wordml/word16du" xmlns:w16sdtdh="http://schemas.microsoft.com/office/word/2020/wordml/sdtdatahash" xmlns:w16se="http://schemas.microsoft.com/office/word/2015/wordml/symex" xmlns:wpg="http://schemas.microsoft.com/office/word/2010/wordprocessingGroup" xmlns:wpi="http://schemas.microsoft.com/office/word/2010/wordprocessingInk" xmlns:wne="http://schemas.microsoft.com/office/word/2006/wordml" xmlns:wps="http://schemas.microsoft.com/office/word/2010/wordprocessingShape" mc:Ignorable="w14 w15 w16se w16cid w16 w16cex w16sdtdh w16du wp14">
+<w:hdr xmlns:wpc="http://schemas.microsoft.com/office/word/2010/wordprocessingCanvas" xmlns:cx="http://schemas.microsoft.com/office/drawing/2014/chartex" xmlns:cx1="http://schemas.microsoft.com/office/drawing/2015/9/8/chartex" xmlns:cx2="http://schemas.microsoft.com/office/drawing/2015/10/21/chartex" xmlns:cx3="http://schemas.microsoft.com/office/drawing/2016/5/9/chartex" xmlns:cx4="http://schemas.microsoft.com/office/drawing/2016/5/10/chartex" xmlns:cx5="http://schemas.microsoft.com/office/drawing/2016/5/11/chartex" xmlns:cx6="http://schemas.microsoft.com/office/drawing/2016/5/12/chartex" xmlns:cx7="http://schemas.microsoft.com/office/drawing/2016/5/13/chartex" xmlns:cx8="http://schemas.microsoft.com/office/drawing/2016/5/14/chartex" xmlns:mc="http://schemas.openxmlformats.org/markup-compatibility/2006" xmlns:aink="http://schemas.microsoft.com/office/drawing/2016/ink" xmlns:am3d="http://schemas.microsoft.com/office/drawing/2017/model3d" xmlns:o="urn:schemas-microsoft-com:office:office" xmlns:oel="http://schemas.microsoft.com/office/2019/extlst" xmlns:r="http://schemas.openxmlformats.org/officeDocument/2006/relationships" xmlns:m="http://schemas.openxmlformats.org/officeDocument/2006/math" xmlns:v="urn:schemas-microsoft-com:vml" xmlns:wp14="http://schemas.microsoft.com/office/word/2010/wordprocessingDrawing" xmlns:wp="http://schemas.openxmlformats.org/drawingml/2006/wordprocessingDrawing" xmlns:w10="urn:schemas-microsoft-com:office:word" xmlns:w="http://schemas.openxmlformats.org/wordprocessingml/2006/main" xmlns:w14="http://schemas.microsoft.com/office/word/2010/wordml" xmlns:w15="http://schemas.microsoft.com/office/word/2012/wordml" xmlns:w16cex="http://schemas.microsoft.com/office/word/2018/wordml/cex" xmlns:w16="http://schemas.microsoft.com/office/word/2018/wordml" xmlns:w16du="http://schemas.microsoft.com/office/word/2023/wordml/word16du" xmlns:w16sdtdh="http://schemas.microsoft.com/office/word/2020/wordml/sdtdatahash" xmlns:w16se="http://schemas.microsoft.com/office/word/2015/wordml/symex" xmlns:wpg="http://schemas.microsoft.com/office/word/2010/wordprocessingGroup" xmlns:wpi="http://schemas.microsoft.com/office/word/2010/wordprocessingInk" xmlns:wne="http://schemas.microsoft.com/office/word/2006/wordml" xmlns:wps="http://schemas.microsoft.com/office/word/2010/wordprocessingShape">
   <w:p>
     <w:pPr>
       <w:pStyle w:val="Header"/>
@@ -8869,8 +8869,8 @@
 </file>
 
 <file path=word/numbering.xml><?xml version="1.0" encoding="utf-8"?>
-<w:numbering xmlns:wpc="http://schemas.microsoft.com/office/word/2010/wordprocessingCanvas" xmlns:cx="http://schemas.microsoft.com/office/drawing/2014/chartex" xmlns:cx1="http://schemas.microsoft.com/office/drawing/2015/9/8/chartex" xmlns:cx2="http://schemas.microsoft.com/office/drawing/2015/10/21/chartex" xmlns:cx3="http://schemas.microsoft.com/office/drawing/2016/5/9/chartex" xmlns:cx4="http://schemas.microsoft.com/office/drawing/2016/5/10/chartex" xmlns:cx5="http://schemas.microsoft.com/office/drawing/2016/5/11/chartex" xmlns:cx6="http://schemas.microsoft.com/office/drawing/2016/5/12/chartex" xmlns:cx7="http://schemas.microsoft.com/office/drawing/2016/5/13/chartex" xmlns:cx8="http://schemas.microsoft.com/office/drawing/2016/5/14/chartex" xmlns:mc="http://schemas.openxmlformats.org/markup-compatibility/2006" xmlns:aink="http://schemas.microsoft.com/office/drawing/2016/ink" xmlns:am3d="http://schemas.microsoft.com/office/drawing/2017/model3d" xmlns:o="urn:schemas-microsoft-com:office:office" xmlns:oel="http://schemas.microsoft.com/office/2019/extlst" xmlns:r="http://schemas.openxmlformats.org/officeDocument/2006/relationships" xmlns:m="http://schemas.openxmlformats.org/officeDocument/2006/math" xmlns:v="urn:schemas-microsoft-com:vml" xmlns:wp14="http://schemas.microsoft.com/office/word/2010/wordprocessingDrawing" xmlns:wp="http://schemas.openxmlformats.org/drawingml/2006/wordprocessingDrawing" xmlns:w10="urn:schemas-microsoft-com:office:word" xmlns:w="http://schemas.openxmlformats.org/wordprocessingml/2006/main" xmlns:w14="http://schemas.microsoft.com/office/word/2010/wordml" xmlns:w15="http://schemas.microsoft.com/office/word/2012/wordml" xmlns:w16cex="http://schemas.microsoft.com/office/word/2018/wordml/cex" xmlns:w16cid="http://schemas.microsoft.com/office/word/2016/wordml/cid" xmlns:w16="http://schemas.microsoft.com/office/word/2018/wordml" xmlns:w16du="http://schemas.microsoft.com/office/word/2023/wordml/word16du" xmlns:w16sdtdh="http://schemas.microsoft.com/office/word/2020/wordml/sdtdatahash" xmlns:w16se="http://schemas.microsoft.com/office/word/2015/wordml/symex" xmlns:wpg="http://schemas.microsoft.com/office/word/2010/wordprocessingGroup" xmlns:wpi="http://schemas.microsoft.com/office/word/2010/wordprocessingInk" xmlns:wne="http://schemas.microsoft.com/office/word/2006/wordml" xmlns:wps="http://schemas.microsoft.com/office/word/2010/wordprocessingShape" mc:Ignorable="w14 w15 w16se w16cid w16 w16cex w16sdtdh w16du wp14">
-  <w:abstractNum w:abstractNumId="0" w15:restartNumberingAfterBreak="0">
+<w:numbering xmlns:wpc="http://schemas.microsoft.com/office/word/2010/wordprocessingCanvas" xmlns:cx="http://schemas.microsoft.com/office/drawing/2014/chartex" xmlns:cx1="http://schemas.microsoft.com/office/drawing/2015/9/8/chartex" xmlns:cx2="http://schemas.microsoft.com/office/drawing/2015/10/21/chartex" xmlns:cx3="http://schemas.microsoft.com/office/drawing/2016/5/9/chartex" xmlns:cx4="http://schemas.microsoft.com/office/drawing/2016/5/10/chartex" xmlns:cx5="http://schemas.microsoft.com/office/drawing/2016/5/11/chartex" xmlns:cx6="http://schemas.microsoft.com/office/drawing/2016/5/12/chartex" xmlns:cx7="http://schemas.microsoft.com/office/drawing/2016/5/13/chartex" xmlns:cx8="http://schemas.microsoft.com/office/drawing/2016/5/14/chartex" xmlns:mc="http://schemas.openxmlformats.org/markup-compatibility/2006" xmlns:aink="http://schemas.microsoft.com/office/drawing/2016/ink" xmlns:am3d="http://schemas.microsoft.com/office/drawing/2017/model3d" xmlns:o="urn:schemas-microsoft-com:office:office" xmlns:oel="http://schemas.microsoft.com/office/2019/extlst" xmlns:r="http://schemas.openxmlformats.org/officeDocument/2006/relationships" xmlns:m="http://schemas.openxmlformats.org/officeDocument/2006/math" xmlns:v="urn:schemas-microsoft-com:vml" xmlns:wp14="http://schemas.microsoft.com/office/word/2010/wordprocessingDrawing" xmlns:wp="http://schemas.openxmlformats.org/drawingml/2006/wordprocessingDrawing" xmlns:w10="urn:schemas-microsoft-com:office:word" xmlns:w="http://schemas.openxmlformats.org/wordprocessingml/2006/main" xmlns:w14="http://schemas.microsoft.com/office/word/2010/wordml" xmlns:w15="http://schemas.microsoft.com/office/word/2012/wordml" xmlns:w16cex="http://schemas.microsoft.com/office/word/2018/wordml/cex" xmlns:w16="http://schemas.microsoft.com/office/word/2018/wordml" xmlns:w16du="http://schemas.microsoft.com/office/word/2023/wordml/word16du" xmlns:w16sdtdh="http://schemas.microsoft.com/office/word/2020/wordml/sdtdatahash" xmlns:w16se="http://schemas.microsoft.com/office/word/2015/wordml/symex" xmlns:wpg="http://schemas.microsoft.com/office/word/2010/wordprocessingGroup" xmlns:wpi="http://schemas.microsoft.com/office/word/2010/wordprocessingInk" xmlns:wne="http://schemas.microsoft.com/office/word/2006/wordml" xmlns:wps="http://schemas.microsoft.com/office/word/2010/wordprocessingShape">
+  <w:abstractNum w:abstractNumId="0">
     <w:nsid w:val="9E7C54B5"/>
     <w:multiLevelType w:val="singleLevel"/>
     <w:tmpl w:val="9E7C54B5"/>
@@ -8882,7 +8882,7 @@
       <w:lvlJc w:val="left"/>
     </w:lvl>
   </w:abstractNum>
-  <w:abstractNum w:abstractNumId="1" w15:restartNumberingAfterBreak="0">
+  <w:abstractNum w:abstractNumId="1">
     <w:nsid w:val="0AA1668C"/>
     <w:multiLevelType w:val="multilevel"/>
     <w:tmpl w:val="0AA1668C"/>
@@ -8971,7 +8971,7 @@
       </w:pPr>
     </w:lvl>
   </w:abstractNum>
-  <w:abstractNum w:abstractNumId="2" w15:restartNumberingAfterBreak="0">
+  <w:abstractNum w:abstractNumId="2">
     <w:nsid w:val="16FD1C7A"/>
     <w:multiLevelType w:val="multilevel"/>
     <w:tmpl w:val="16FD1C7A"/>
@@ -9085,7 +9085,7 @@
       </w:rPr>
     </w:lvl>
   </w:abstractNum>
-  <w:abstractNum w:abstractNumId="3" w15:restartNumberingAfterBreak="0">
+  <w:abstractNum w:abstractNumId="3">
     <w:nsid w:val="1A9E489A"/>
     <w:multiLevelType w:val="multilevel"/>
     <w:tmpl w:val="1A9E489A"/>
@@ -9110,7 +9110,6 @@
         <w:strike w:val="0"/>
         <w:dstrike w:val="0"/>
         <w:outline w:val="0"/>
-        <w:shadow w:val="0"/>
         <w:emboss w:val="0"/>
         <w:imprint w:val="0"/>
         <w:vanish w:val="0"/>
@@ -9119,23 +9118,6 @@
         <w:position w:val="0"/>
         <w:u w:val="none"/>
         <w:vertAlign w:val="baseline"/>
-        <w14:glow w14:rad="0">
-          <w14:srgbClr w14:val="000000"/>
-        </w14:glow>
-        <w14:shadow w14:blurRad="0" w14:dist="0" w14:dir="0" w14:sx="0" w14:sy="0" w14:kx="0" w14:ky="0" w14:algn="none">
-          <w14:srgbClr w14:val="000000"/>
-        </w14:shadow>
-        <w14:reflection w14:blurRad="0" w14:stA="0" w14:stPos="0" w14:endA="0" w14:endPos="0" w14:dist="0" w14:dir="0" w14:fadeDir="0" w14:sx="0" w14:sy="0" w14:kx="0" w14:ky="0" w14:algn="none"/>
-        <w14:scene3d>
-          <w14:camera w14:prst="orthographicFront"/>
-          <w14:lightRig w14:rig="threePt" w14:dir="t">
-            <w14:rot w14:lat="0" w14:lon="0" w14:rev="0"/>
-          </w14:lightRig>
-        </w14:scene3d>
-        <w14:props3d w14:extrusionH="0" w14:contourW="0" w14:prstMaterial="none"/>
-        <w14:ligatures w14:val="none"/>
-        <w14:numForm w14:val="default"/>
-        <w14:numSpacing w14:val="default"/>
       </w:rPr>
     </w:lvl>
     <w:lvl w:ilvl="1">
@@ -9268,7 +9250,7 @@
       </w:rPr>
     </w:lvl>
   </w:abstractNum>
-  <w:abstractNum w:abstractNumId="4" w15:restartNumberingAfterBreak="0">
+  <w:abstractNum w:abstractNumId="4">
     <w:nsid w:val="35606720"/>
     <w:multiLevelType w:val="multilevel"/>
     <w:tmpl w:val="35606720"/>
@@ -9381,7 +9363,7 @@
       </w:rPr>
     </w:lvl>
   </w:abstractNum>
-  <w:abstractNum w:abstractNumId="5" w15:restartNumberingAfterBreak="0">
+  <w:abstractNum w:abstractNumId="5">
     <w:nsid w:val="3D022FC8"/>
     <w:multiLevelType w:val="hybridMultilevel"/>
     <w:tmpl w:val="A512331A"/>
@@ -9494,7 +9476,7 @@
       </w:rPr>
     </w:lvl>
   </w:abstractNum>
-  <w:abstractNum w:abstractNumId="6" w15:restartNumberingAfterBreak="0">
+  <w:abstractNum w:abstractNumId="6">
     <w:nsid w:val="6DE417C9"/>
     <w:multiLevelType w:val="hybridMultilevel"/>
     <w:tmpl w:val="81CC15BC"/>
@@ -9580,32 +9562,32 @@
       </w:pPr>
     </w:lvl>
   </w:abstractNum>
-  <w:num w:numId="1" w16cid:durableId="730349103">
+  <w:num w:numId="1">
     <w:abstractNumId w:val="3"/>
   </w:num>
-  <w:num w:numId="2" w16cid:durableId="439032667">
+  <w:num w:numId="2">
     <w:abstractNumId w:val="4"/>
   </w:num>
-  <w:num w:numId="3" w16cid:durableId="1769959685">
+  <w:num w:numId="3">
     <w:abstractNumId w:val="2"/>
   </w:num>
-  <w:num w:numId="4" w16cid:durableId="508060928">
+  <w:num w:numId="4">
     <w:abstractNumId w:val="1"/>
   </w:num>
-  <w:num w:numId="5" w16cid:durableId="1508592831">
+  <w:num w:numId="5">
     <w:abstractNumId w:val="0"/>
   </w:num>
-  <w:num w:numId="6" w16cid:durableId="1581059177">
+  <w:num w:numId="6">
     <w:abstractNumId w:val="5"/>
   </w:num>
-  <w:num w:numId="7" w16cid:durableId="1743747589">
+  <w:num w:numId="7">
     <w:abstractNumId w:val="6"/>
   </w:num>
 </w:numbering>
 </file>
 
 <file path=word/styles.xml><?xml version="1.0" encoding="utf-8"?>
-<w:styles xmlns:mc="http://schemas.openxmlformats.org/markup-compatibility/2006" xmlns:r="http://schemas.openxmlformats.org/officeDocument/2006/relationships" xmlns:w="http://schemas.openxmlformats.org/wordprocessingml/2006/main" xmlns:w14="http://schemas.microsoft.com/office/word/2010/wordml" xmlns:w15="http://schemas.microsoft.com/office/word/2012/wordml" xmlns:w16cex="http://schemas.microsoft.com/office/word/2018/wordml/cex" xmlns:w16cid="http://schemas.microsoft.com/office/word/2016/wordml/cid" xmlns:w16="http://schemas.microsoft.com/office/word/2018/wordml" xmlns:w16du="http://schemas.microsoft.com/office/word/2023/wordml/word16du" xmlns:w16sdtdh="http://schemas.microsoft.com/office/word/2020/wordml/sdtdatahash" xmlns:w16se="http://schemas.microsoft.com/office/word/2015/wordml/symex" mc:Ignorable="w14 w15 w16se w16cid w16 w16cex w16sdtdh w16du">
+<w:styles xmlns:mc="http://schemas.openxmlformats.org/markup-compatibility/2006" xmlns:r="http://schemas.openxmlformats.org/officeDocument/2006/relationships" xmlns:w="http://schemas.openxmlformats.org/wordprocessingml/2006/main" xmlns:w14="http://schemas.microsoft.com/office/word/2010/wordml" xmlns:w15="http://schemas.microsoft.com/office/word/2012/wordml" xmlns:w16cex="http://schemas.microsoft.com/office/word/2018/wordml/cex" xmlns:w16="http://schemas.microsoft.com/office/word/2018/wordml" xmlns:w16du="http://schemas.microsoft.com/office/word/2023/wordml/word16du" xmlns:w16sdtdh="http://schemas.microsoft.com/office/word/2020/wordml/sdtdatahash" xmlns:w16se="http://schemas.microsoft.com/office/word/2015/wordml/symex">
   <w:docDefaults>
     <w:rPrDefault>
       <w:rPr>

--- a/skills/phong-ktda/assets/hop-dong.docx
+++ b/skills/phong-ktda/assets/hop-dong.docx
@@ -1,5 +1,101 @@
 
-<file path=word/document.xml><?xml version="1.0" encoding="utf-8"?>
+<file path=./[Content_Types].xml><?xml version="1.0" encoding="utf-8"?>
+<Types xmlns="http://schemas.openxmlformats.org/package/2006/content-types">
+  <Default Extension="rels" ContentType="application/vnd.openxmlformats-package.relationships+xml"/>
+  <Default Extension="xml" ContentType="application/xml"/>
+  <Override PartName="/word/document.xml" ContentType="application/vnd.openxmlformats-officedocument.wordprocessingml.document.main+xml"/>
+  <Override PartName="/customXml/itemProps1.xml" ContentType="application/vnd.openxmlformats-officedocument.customXmlProperties+xml"/>
+  <Override PartName="/word/numbering.xml" ContentType="application/vnd.openxmlformats-officedocument.wordprocessingml.numbering+xml"/>
+  <Override PartName="/word/styles.xml" ContentType="application/vnd.openxmlformats-officedocument.wordprocessingml.styles+xml"/>
+  <Override PartName="/word/settings.xml" ContentType="application/vnd.openxmlformats-officedocument.wordprocessingml.settings+xml"/>
+  <Override PartName="/word/webSettings.xml" ContentType="application/vnd.openxmlformats-officedocument.wordprocessingml.webSettings+xml"/>
+  <Override PartName="/word/footnotes.xml" ContentType="application/vnd.openxmlformats-officedocument.wordprocessingml.footnotes+xml"/>
+  <Override PartName="/word/endnotes.xml" ContentType="application/vnd.openxmlformats-officedocument.wordprocessingml.endnotes+xml"/>
+  <Override PartName="/word/header1.xml" ContentType="application/vnd.openxmlformats-officedocument.wordprocessingml.header+xml"/>
+  <Override PartName="/word/fontTable.xml" ContentType="application/vnd.openxmlformats-officedocument.wordprocessingml.fontTable+xml"/>
+  <Override PartName="/word/theme/theme1.xml" ContentType="application/vnd.openxmlformats-officedocument.theme+xml"/>
+  <Override PartName="/docProps/core.xml" ContentType="application/vnd.openxmlformats-package.core-properties+xml"/>
+  <Override PartName="/docProps/app.xml" ContentType="application/vnd.openxmlformats-officedocument.extended-properties+xml"/>
+  <Override PartName="/docProps/custom.xml" ContentType="application/vnd.openxmlformats-officedocument.custom-properties+xml"/>
+</Types>
+</file>
+
+<file path=./customXml/item1.xml><?xml version="1.0" encoding="utf-8"?>
+<s:customData xmlns="http://www.wps.cn/officeDocument/2013/wpsCustomData" xmlns:s="http://www.wps.cn/officeDocument/2013/wpsCustomData">
+  <customSectProps/>
+  <customShpExts>
+    <customShpInfo spid="_x0000_s1026" textRotate="1"/>
+  </customShpExts>
+</s:customData>
+</file>
+
+<file path=./customXml/itemProps1.xml><?xml version="1.0" encoding="utf-8"?>
+<ds:datastoreItem xmlns:ds="http://schemas.openxmlformats.org/officeDocument/2006/customXml" ds:itemID="{B1977F7D-205B-4081-913C-38D41E755F92}">
+  <ds:schemaRefs>
+    <ds:schemaRef ds:uri="http://www.wps.cn/officeDocument/2013/wpsCustomData"/>
+  </ds:schemaRefs>
+</ds:datastoreItem>
+</file>
+
+<file path=./docProps/app.xml><?xml version="1.0" encoding="utf-8"?>
+<Properties xmlns="http://schemas.openxmlformats.org/officeDocument/2006/extended-properties" xmlns:vt="http://schemas.openxmlformats.org/officeDocument/2006/docPropsVTypes">
+  <Template>Normal.dotm</Template>
+  <TotalTime>927</TotalTime>
+  <Pages>7</Pages>
+  <Words>1858</Words>
+  <Characters>10597</Characters>
+  <Application>Microsoft Office Word</Application>
+  <DocSecurity>0</DocSecurity>
+  <Lines>88</Lines>
+  <Paragraphs>24</Paragraphs>
+  <ScaleCrop>false</ScaleCrop>
+  <HeadingPairs>
+    <vt:vector size="2" baseType="variant">
+      <vt:variant>
+        <vt:lpstr>Title</vt:lpstr>
+      </vt:variant>
+      <vt:variant>
+        <vt:i4>1</vt:i4>
+      </vt:variant>
+    </vt:vector>
+  </HeadingPairs>
+  <TitlesOfParts>
+    <vt:vector size="1" baseType="lpstr">
+      <vt:lpstr/>
+    </vt:vector>
+  </TitlesOfParts>
+  <Company/>
+  <LinksUpToDate>false</LinksUpToDate>
+  <CharactersWithSpaces>12431</CharactersWithSpaces>
+  <SharedDoc>false</SharedDoc>
+  <HyperlinksChanged>false</HyperlinksChanged>
+  <AppVersion>16.0000</AppVersion>
+</Properties>
+</file>
+
+<file path=./docProps/core.xml><?xml version="1.0" encoding="utf-8"?>
+<cp:coreProperties xmlns:cp="http://schemas.openxmlformats.org/package/2006/metadata/core-properties" xmlns:dc="http://purl.org/dc/elements/1.1/" xmlns:dcterms="http://purl.org/dc/terms/" xmlns:dcmitype="http://purl.org/dc/dcmitype/" xmlns:xsi="http://www.w3.org/2001/XMLSchema-instance">
+  <dc:creator>lý phan</dc:creator>
+  <cp:lastModifiedBy>Dương KTDA</cp:lastModifiedBy>
+  <cp:revision>52</cp:revision>
+  <cp:lastPrinted>2026-04-15T01:48:00Z</cp:lastPrinted>
+  <dcterms:created xsi:type="dcterms:W3CDTF">2025-12-08T09:24:00Z</dcterms:created>
+  <dcterms:modified xsi:type="dcterms:W3CDTF">2026-04-29T07:56:00Z</dcterms:modified>
+</cp:coreProperties>
+</file>
+
+<file path=./docProps/custom.xml><?xml version="1.0" encoding="utf-8"?>
+<Properties xmlns="http://schemas.openxmlformats.org/officeDocument/2006/custom-properties" xmlns:vt="http://schemas.openxmlformats.org/officeDocument/2006/docPropsVTypes">
+  <property fmtid="{D5CDD505-2E9C-101B-9397-08002B2CF9AE}" pid="2" name="KSOProductBuildVer">
+    <vt:lpwstr>1033-12.2.0.18607</vt:lpwstr>
+  </property>
+  <property fmtid="{D5CDD505-2E9C-101B-9397-08002B2CF9AE}" pid="3" name="ICV">
+    <vt:lpwstr>02152881DA7C48C98D48A52804334D6F_13</vt:lpwstr>
+  </property>
+</Properties>
+</file>
+
+<file path=./word/document.xml><?xml version="1.0" encoding="utf-8"?>
 <w:document xmlns:ns1="http://schemas.openxmlformats.org/markup-compatibility/2006" xmlns:ns10="http://schemas.openxmlformats.org/officeDocument/2006/relationships" xmlns:ns2="http://schemas.microsoft.com/office/word/2010/wordml" xmlns:ns3="http://schemas.openxmlformats.org/drawingml/2006/wordprocessingDrawing" xmlns:ns4="http://schemas.microsoft.com/office/word/2010/wordprocessingDrawing" xmlns:ns5="http://schemas.openxmlformats.org/drawingml/2006/main" xmlns:ns6="http://schemas.microsoft.com/office/word/2010/wordprocessingShape" xmlns:ns7="urn:schemas-microsoft-com:vml" xmlns:ns8="urn:schemas-microsoft-com:office:office" xmlns:ns9="urn:schemas-microsoft-com:office:word" xmlns:w="http://schemas.openxmlformats.org/wordprocessingml/2006/main" xmlns:wps="http://schemas.microsoft.com/office/word/2010/wordprocessingShape">
   <w:body>
     <w:p ns2:paraId="187B4ECC" ns2:textId="77777777">
@@ -8799,7 +8895,7 @@
 </w:document>
 </file>
 
-<file path=word/endnotes.xml><?xml version="1.0" encoding="utf-8"?>
+<file path=./word/endnotes.xml><?xml version="1.0" encoding="utf-8"?>
 <w:endnotes xmlns:wpc="http://schemas.microsoft.com/office/word/2010/wordprocessingCanvas" xmlns:cx="http://schemas.microsoft.com/office/drawing/2014/chartex" xmlns:cx1="http://schemas.microsoft.com/office/drawing/2015/9/8/chartex" xmlns:cx2="http://schemas.microsoft.com/office/drawing/2015/10/21/chartex" xmlns:cx3="http://schemas.microsoft.com/office/drawing/2016/5/9/chartex" xmlns:cx4="http://schemas.microsoft.com/office/drawing/2016/5/10/chartex" xmlns:cx5="http://schemas.microsoft.com/office/drawing/2016/5/11/chartex" xmlns:cx6="http://schemas.microsoft.com/office/drawing/2016/5/12/chartex" xmlns:cx7="http://schemas.microsoft.com/office/drawing/2016/5/13/chartex" xmlns:cx8="http://schemas.microsoft.com/office/drawing/2016/5/14/chartex" xmlns:mc="http://schemas.openxmlformats.org/markup-compatibility/2006" xmlns:aink="http://schemas.microsoft.com/office/drawing/2016/ink" xmlns:am3d="http://schemas.microsoft.com/office/drawing/2017/model3d" xmlns:o="urn:schemas-microsoft-com:office:office" xmlns:oel="http://schemas.microsoft.com/office/2019/extlst" xmlns:r="http://schemas.openxmlformats.org/officeDocument/2006/relationships" xmlns:m="http://schemas.openxmlformats.org/officeDocument/2006/math" xmlns:v="urn:schemas-microsoft-com:vml" xmlns:wp14="http://schemas.microsoft.com/office/word/2010/wordprocessingDrawing" xmlns:wp="http://schemas.openxmlformats.org/drawingml/2006/wordprocessingDrawing" xmlns:w10="urn:schemas-microsoft-com:office:word" xmlns:w="http://schemas.openxmlformats.org/wordprocessingml/2006/main" xmlns:w14="http://schemas.microsoft.com/office/word/2010/wordml" xmlns:w15="http://schemas.microsoft.com/office/word/2012/wordml" xmlns:w16cex="http://schemas.microsoft.com/office/word/2018/wordml/cex" xmlns:w16="http://schemas.microsoft.com/office/word/2018/wordml" xmlns:w16du="http://schemas.microsoft.com/office/word/2023/wordml/word16du" xmlns:w16sdtdh="http://schemas.microsoft.com/office/word/2020/wordml/sdtdatahash" xmlns:w16se="http://schemas.microsoft.com/office/word/2015/wordml/symex" xmlns:wpg="http://schemas.microsoft.com/office/word/2010/wordprocessingGroup" xmlns:wpi="http://schemas.microsoft.com/office/word/2010/wordprocessingInk" xmlns:wne="http://schemas.microsoft.com/office/word/2006/wordml" xmlns:wps="http://schemas.microsoft.com/office/word/2010/wordprocessingShape">
   <w:endnote w:type="separator" w:id="-1">
     <w:p>
@@ -8824,7 +8920,97 @@
 </w:endnotes>
 </file>
 
-<file path=word/footnotes.xml><?xml version="1.0" encoding="utf-8"?>
+<file path=./word/fontTable.xml><?xml version="1.0" encoding="utf-8"?>
+<w:fonts xmlns:mc="http://schemas.openxmlformats.org/markup-compatibility/2006" xmlns:r="http://schemas.openxmlformats.org/officeDocument/2006/relationships" xmlns:w="http://schemas.openxmlformats.org/wordprocessingml/2006/main" xmlns:w14="http://schemas.microsoft.com/office/word/2010/wordml" xmlns:w15="http://schemas.microsoft.com/office/word/2012/wordml" xmlns:w16cex="http://schemas.microsoft.com/office/word/2018/wordml/cex" xmlns:w16="http://schemas.microsoft.com/office/word/2018/wordml" xmlns:w16du="http://schemas.microsoft.com/office/word/2023/wordml/word16du" xmlns:w16sdtdh="http://schemas.microsoft.com/office/word/2020/wordml/sdtdatahash" xmlns:w16se="http://schemas.microsoft.com/office/word/2015/wordml/symex">
+  <w:font w:name="Times New Roman">
+    <w:panose1 w:val="02020603050405020304"/>
+    <w:family w:val="roman"/>
+    <w:pitch w:val="variable"/>
+    <w:sig w:usb0="E0002EFF" w:usb1="C000785B" w:usb2="00000009" w:usb3="00000000" w:csb0="000001FF" w:csb1="00000000"/>
+  </w:font>
+  <w:font w:name="Courier New">
+    <w:panose1 w:val="02070309020205020404"/>
+    <w:family w:val="modern"/>
+    <w:pitch w:val="fixed"/>
+    <w:sig w:usb0="E0002EFF" w:usb1="C0007843" w:usb2="00000009" w:usb3="00000000" w:csb0="000001FF" w:csb1="00000000"/>
+  </w:font>
+  <w:font w:name="Wingdings">
+    <w:panose1 w:val="05000000000000000000"/>
+    <w:family w:val="auto"/>
+    <w:pitch w:val="variable"/>
+    <w:sig w:usb0="00000000" w:usb1="10000000" w:usb2="00000000" w:usb3="00000000" w:csb0="80000000" w:csb1="00000000"/>
+  </w:font>
+  <w:font w:name="Symbol">
+    <w:panose1 w:val="05050102010706020507"/>
+    <w:family w:val="roman"/>
+    <w:pitch w:val="variable"/>
+    <w:sig w:usb0="00000000" w:usb1="10000000" w:usb2="00000000" w:usb3="00000000" w:csb0="80000000" w:csb1="00000000"/>
+  </w:font>
+  <w:font w:name="Calibri">
+    <w:panose1 w:val="020F0502020204030204"/>
+    <w:family w:val="swiss"/>
+    <w:pitch w:val="variable"/>
+    <w:sig w:usb0="E4002EFF" w:usb1="C000247B" w:usb2="00000009" w:usb3="00000000" w:csb0="000001FF" w:csb1="00000000"/>
+  </w:font>
+  <w:font w:name="Calibri Light">
+    <w:panose1 w:val="020F0302020204030204"/>
+    <w:family w:val="swiss"/>
+    <w:pitch w:val="variable"/>
+    <w:sig w:usb0="E4002EFF" w:usb1="C000247B" w:usb2="00000009" w:usb3="00000000" w:csb0="000001FF" w:csb1="00000000"/>
+  </w:font>
+  <w:font w:name="DengXian Light">
+    <w:family w:val="auto"/>
+    <w:pitch w:val="variable"/>
+    <w:sig w:usb0="A00002BF" w:usb1="38CF7CFA" w:usb2="00000016" w:usb3="00000000" w:csb0="0004000F" w:csb1="00000000"/>
+  </w:font>
+  <w:font w:name=".VnArial">
+    <w:panose1 w:val="020B7200000000000000"/>
+    <w:family w:val="swiss"/>
+    <w:pitch w:val="variable"/>
+    <w:sig w:usb0="00000007" w:usb1="00000000" w:usb2="00000000" w:usb3="00000000" w:csb0="00000013" w:csb1="00000000"/>
+  </w:font>
+  <w:font w:name=".VnTime">
+    <w:panose1 w:val="020B7200000000000000"/>
+    <w:family w:val="swiss"/>
+    <w:pitch w:val="variable"/>
+    <w:sig w:usb0="00000003" w:usb1="00000000" w:usb2="00000000" w:usb3="00000000" w:csb0="00000001" w:csb1="00000000"/>
+  </w:font>
+  <w:font w:name="VNI-Times">
+    <w:altName w:val="Calibri"/>
+    <w:panose1 w:val="00000000000000000000"/>
+    <w:family w:val="auto"/>
+    <w:pitch w:val="variable"/>
+    <w:sig w:usb0="00000007" w:usb1="00000000" w:usb2="00000000" w:usb3="00000000" w:csb0="00000013" w:csb1="00000000"/>
+  </w:font>
+  <w:font w:name="SimSun">
+    <w:altName w:val="宋体"/>
+    <w:panose1 w:val="02010600030101010101"/>
+    <w:family w:val="auto"/>
+    <w:pitch w:val="variable"/>
+    <w:sig w:usb0="00000203" w:usb1="288F0000" w:usb2="00000016" w:usb3="00000000" w:csb0="00040001" w:csb1="00000000"/>
+  </w:font>
+  <w:font w:name="TimesNewRomanPS-BoldItalicMT">
+    <w:altName w:val="Times New Roman"/>
+    <w:family w:val="roman"/>
+    <w:pitch w:val="default"/>
+  </w:font>
+  <w:font w:name="Arial Unicode MS">
+    <w:panose1 w:val="020B0604020202020204"/>
+    <w:family w:val="swiss"/>
+    <w:pitch w:val="variable"/>
+    <w:sig w:usb0="F7FFAFFF" w:usb1="E9DFFFFF" w:usb2="0000003F" w:usb3="00000000" w:csb0="003F01FF" w:csb1="00000000"/>
+  </w:font>
+  <w:font w:name="DengXian">
+    <w:altName w:val="等线"/>
+    <w:panose1 w:val="02010600030101010101"/>
+    <w:family w:val="auto"/>
+    <w:pitch w:val="variable"/>
+    <w:sig w:usb0="A00002BF" w:usb1="38CF7CFA" w:usb2="00000016" w:usb3="00000000" w:csb0="0004000F" w:csb1="00000000"/>
+  </w:font>
+</w:fonts>
+</file>
+
+<file path=./word/footnotes.xml><?xml version="1.0" encoding="utf-8"?>
 <w:footnotes xmlns:wpc="http://schemas.microsoft.com/office/word/2010/wordprocessingCanvas" xmlns:cx="http://schemas.microsoft.com/office/drawing/2014/chartex" xmlns:cx1="http://schemas.microsoft.com/office/drawing/2015/9/8/chartex" xmlns:cx2="http://schemas.microsoft.com/office/drawing/2015/10/21/chartex" xmlns:cx3="http://schemas.microsoft.com/office/drawing/2016/5/9/chartex" xmlns:cx4="http://schemas.microsoft.com/office/drawing/2016/5/10/chartex" xmlns:cx5="http://schemas.microsoft.com/office/drawing/2016/5/11/chartex" xmlns:cx6="http://schemas.microsoft.com/office/drawing/2016/5/12/chartex" xmlns:cx7="http://schemas.microsoft.com/office/drawing/2016/5/13/chartex" xmlns:cx8="http://schemas.microsoft.com/office/drawing/2016/5/14/chartex" xmlns:mc="http://schemas.openxmlformats.org/markup-compatibility/2006" xmlns:aink="http://schemas.microsoft.com/office/drawing/2016/ink" xmlns:am3d="http://schemas.microsoft.com/office/drawing/2017/model3d" xmlns:o="urn:schemas-microsoft-com:office:office" xmlns:oel="http://schemas.microsoft.com/office/2019/extlst" xmlns:r="http://schemas.openxmlformats.org/officeDocument/2006/relationships" xmlns:m="http://schemas.openxmlformats.org/officeDocument/2006/math" xmlns:v="urn:schemas-microsoft-com:vml" xmlns:wp14="http://schemas.microsoft.com/office/word/2010/wordprocessingDrawing" xmlns:wp="http://schemas.openxmlformats.org/drawingml/2006/wordprocessingDrawing" xmlns:w10="urn:schemas-microsoft-com:office:word" xmlns:w="http://schemas.openxmlformats.org/wordprocessingml/2006/main" xmlns:w14="http://schemas.microsoft.com/office/word/2010/wordml" xmlns:w15="http://schemas.microsoft.com/office/word/2012/wordml" xmlns:w16cex="http://schemas.microsoft.com/office/word/2018/wordml/cex" xmlns:w16="http://schemas.microsoft.com/office/word/2018/wordml" xmlns:w16du="http://schemas.microsoft.com/office/word/2023/wordml/word16du" xmlns:w16sdtdh="http://schemas.microsoft.com/office/word/2020/wordml/sdtdatahash" xmlns:w16se="http://schemas.microsoft.com/office/word/2015/wordml/symex" xmlns:wpg="http://schemas.microsoft.com/office/word/2010/wordprocessingGroup" xmlns:wpi="http://schemas.microsoft.com/office/word/2010/wordprocessingInk" xmlns:wne="http://schemas.microsoft.com/office/word/2006/wordml" xmlns:wps="http://schemas.microsoft.com/office/word/2010/wordprocessingShape">
   <w:footnote w:type="separator" w:id="-1">
     <w:p>
@@ -8849,7 +9035,7 @@
 </w:footnotes>
 </file>
 
-<file path=word/header1.xml><?xml version="1.0" encoding="utf-8"?>
+<file path=./word/header1.xml><?xml version="1.0" encoding="utf-8"?>
 <w:hdr xmlns:wpc="http://schemas.microsoft.com/office/word/2010/wordprocessingCanvas" xmlns:cx="http://schemas.microsoft.com/office/drawing/2014/chartex" xmlns:cx1="http://schemas.microsoft.com/office/drawing/2015/9/8/chartex" xmlns:cx2="http://schemas.microsoft.com/office/drawing/2015/10/21/chartex" xmlns:cx3="http://schemas.microsoft.com/office/drawing/2016/5/9/chartex" xmlns:cx4="http://schemas.microsoft.com/office/drawing/2016/5/10/chartex" xmlns:cx5="http://schemas.microsoft.com/office/drawing/2016/5/11/chartex" xmlns:cx6="http://schemas.microsoft.com/office/drawing/2016/5/12/chartex" xmlns:cx7="http://schemas.microsoft.com/office/drawing/2016/5/13/chartex" xmlns:cx8="http://schemas.microsoft.com/office/drawing/2016/5/14/chartex" xmlns:mc="http://schemas.openxmlformats.org/markup-compatibility/2006" xmlns:aink="http://schemas.microsoft.com/office/drawing/2016/ink" xmlns:am3d="http://schemas.microsoft.com/office/drawing/2017/model3d" xmlns:o="urn:schemas-microsoft-com:office:office" xmlns:oel="http://schemas.microsoft.com/office/2019/extlst" xmlns:r="http://schemas.openxmlformats.org/officeDocument/2006/relationships" xmlns:m="http://schemas.openxmlformats.org/officeDocument/2006/math" xmlns:v="urn:schemas-microsoft-com:vml" xmlns:wp14="http://schemas.microsoft.com/office/word/2010/wordprocessingDrawing" xmlns:wp="http://schemas.openxmlformats.org/drawingml/2006/wordprocessingDrawing" xmlns:w10="urn:schemas-microsoft-com:office:word" xmlns:w="http://schemas.openxmlformats.org/wordprocessingml/2006/main" xmlns:w14="http://schemas.microsoft.com/office/word/2010/wordml" xmlns:w15="http://schemas.microsoft.com/office/word/2012/wordml" xmlns:w16cex="http://schemas.microsoft.com/office/word/2018/wordml/cex" xmlns:w16="http://schemas.microsoft.com/office/word/2018/wordml" xmlns:w16du="http://schemas.microsoft.com/office/word/2023/wordml/word16du" xmlns:w16sdtdh="http://schemas.microsoft.com/office/word/2020/wordml/sdtdatahash" xmlns:w16se="http://schemas.microsoft.com/office/word/2015/wordml/symex" xmlns:wpg="http://schemas.microsoft.com/office/word/2010/wordprocessingGroup" xmlns:wpi="http://schemas.microsoft.com/office/word/2010/wordprocessingInk" xmlns:wne="http://schemas.microsoft.com/office/word/2006/wordml" xmlns:wps="http://schemas.microsoft.com/office/word/2010/wordprocessingShape">
   <w:p>
     <w:pPr>
@@ -8868,7 +9054,7 @@
 </w:hdr>
 </file>
 
-<file path=word/numbering.xml><?xml version="1.0" encoding="utf-8"?>
+<file path=./word/numbering.xml><?xml version="1.0" encoding="utf-8"?>
 <w:numbering xmlns:wpc="http://schemas.microsoft.com/office/word/2010/wordprocessingCanvas" xmlns:cx="http://schemas.microsoft.com/office/drawing/2014/chartex" xmlns:cx1="http://schemas.microsoft.com/office/drawing/2015/9/8/chartex" xmlns:cx2="http://schemas.microsoft.com/office/drawing/2015/10/21/chartex" xmlns:cx3="http://schemas.microsoft.com/office/drawing/2016/5/9/chartex" xmlns:cx4="http://schemas.microsoft.com/office/drawing/2016/5/10/chartex" xmlns:cx5="http://schemas.microsoft.com/office/drawing/2016/5/11/chartex" xmlns:cx6="http://schemas.microsoft.com/office/drawing/2016/5/12/chartex" xmlns:cx7="http://schemas.microsoft.com/office/drawing/2016/5/13/chartex" xmlns:cx8="http://schemas.microsoft.com/office/drawing/2016/5/14/chartex" xmlns:mc="http://schemas.openxmlformats.org/markup-compatibility/2006" xmlns:aink="http://schemas.microsoft.com/office/drawing/2016/ink" xmlns:am3d="http://schemas.microsoft.com/office/drawing/2017/model3d" xmlns:o="urn:schemas-microsoft-com:office:office" xmlns:oel="http://schemas.microsoft.com/office/2019/extlst" xmlns:r="http://schemas.openxmlformats.org/officeDocument/2006/relationships" xmlns:m="http://schemas.openxmlformats.org/officeDocument/2006/math" xmlns:v="urn:schemas-microsoft-com:vml" xmlns:wp14="http://schemas.microsoft.com/office/word/2010/wordprocessingDrawing" xmlns:wp="http://schemas.openxmlformats.org/drawingml/2006/wordprocessingDrawing" xmlns:w10="urn:schemas-microsoft-com:office:word" xmlns:w="http://schemas.openxmlformats.org/wordprocessingml/2006/main" xmlns:w14="http://schemas.microsoft.com/office/word/2010/wordml" xmlns:w15="http://schemas.microsoft.com/office/word/2012/wordml" xmlns:w16cex="http://schemas.microsoft.com/office/word/2018/wordml/cex" xmlns:w16="http://schemas.microsoft.com/office/word/2018/wordml" xmlns:w16du="http://schemas.microsoft.com/office/word/2023/wordml/word16du" xmlns:w16sdtdh="http://schemas.microsoft.com/office/word/2020/wordml/sdtdatahash" xmlns:w16se="http://schemas.microsoft.com/office/word/2015/wordml/symex" xmlns:wpg="http://schemas.microsoft.com/office/word/2010/wordprocessingGroup" xmlns:wpi="http://schemas.microsoft.com/office/word/2010/wordprocessingInk" xmlns:wne="http://schemas.microsoft.com/office/word/2006/wordml" xmlns:wps="http://schemas.microsoft.com/office/word/2010/wordprocessingShape">
   <w:abstractNum w:abstractNumId="0">
     <w:nsid w:val="9E7C54B5"/>
@@ -9586,7 +9772,264 @@
 </w:numbering>
 </file>
 
-<file path=word/styles.xml><?xml version="1.0" encoding="utf-8"?>
+<file path=./word/settings.xml><?xml version="1.0" encoding="utf-8"?>
+<w:settings xmlns:mc="http://schemas.openxmlformats.org/markup-compatibility/2006" xmlns:o="urn:schemas-microsoft-com:office:office" xmlns:r="http://schemas.openxmlformats.org/officeDocument/2006/relationships" xmlns:m="http://schemas.openxmlformats.org/officeDocument/2006/math" xmlns:v="urn:schemas-microsoft-com:vml" xmlns:w10="urn:schemas-microsoft-com:office:word" xmlns:w="http://schemas.openxmlformats.org/wordprocessingml/2006/main" xmlns:w14="http://schemas.microsoft.com/office/word/2010/wordml" xmlns:w15="http://schemas.microsoft.com/office/word/2012/wordml" xmlns:w16cex="http://schemas.microsoft.com/office/word/2018/wordml/cex" xmlns:w16="http://schemas.microsoft.com/office/word/2018/wordml" xmlns:w16du="http://schemas.microsoft.com/office/word/2023/wordml/word16du" xmlns:w16sdtdh="http://schemas.microsoft.com/office/word/2020/wordml/sdtdatahash" xmlns:w16se="http://schemas.microsoft.com/office/word/2015/wordml/symex" xmlns:sl="http://schemas.openxmlformats.org/schemaLibrary/2006/main">
+  <w:zoom w:percent="140"/>
+  <w:defaultTabStop w:val="720"/>
+  <w:characterSpacingControl w:val="doNotCompress"/>
+  <w:compat>
+    <w:compatSetting w:name="compatibilityMode" w:uri="http://schemas.microsoft.com/office/word" w:val="15"/>
+    <w:compatSetting w:name="overrideTableStyleFontSizeAndJustification" w:uri="http://schemas.microsoft.com/office/word" w:val="1"/>
+    <w:compatSetting w:name="enableOpenTypeFeatures" w:uri="http://schemas.microsoft.com/office/word" w:val="1"/>
+    <w:compatSetting w:name="doNotFlipMirrorIndents" w:uri="http://schemas.microsoft.com/office/word" w:val="1"/>
+    <w:compatSetting w:name="differentiateMultirowTableHeaders" w:uri="http://schemas.microsoft.com/office/word" w:val="1"/>
+    <w:compatSetting w:name="useWord2013TrackBottomHyphenation" w:uri="http://schemas.microsoft.com/office/word" w:val="1"/>
+  </w:compat>
+  <w:rsids>
+    <w:rsidRoot w:val="00F3100B"/>
+    <w:rsid w:val="000543A6"/>
+    <w:rsid w:val="00055DFF"/>
+    <w:rsid w:val="000669A9"/>
+    <w:rsid w:val="0007333F"/>
+    <w:rsid w:val="00080796"/>
+    <w:rsid w:val="000943CC"/>
+    <w:rsid w:val="000A015D"/>
+    <w:rsid w:val="000B6928"/>
+    <w:rsid w:val="000C2CB3"/>
+    <w:rsid w:val="000C7394"/>
+    <w:rsid w:val="000D5581"/>
+    <w:rsid w:val="000D5A58"/>
+    <w:rsid w:val="001175F9"/>
+    <w:rsid w:val="001239A3"/>
+    <w:rsid w:val="00124A4D"/>
+    <w:rsid w:val="0013742E"/>
+    <w:rsid w:val="0014121D"/>
+    <w:rsid w:val="00152EA1"/>
+    <w:rsid w:val="001618AD"/>
+    <w:rsid w:val="00167034"/>
+    <w:rsid w:val="001806D4"/>
+    <w:rsid w:val="00183B02"/>
+    <w:rsid w:val="001A63DA"/>
+    <w:rsid w:val="001B14F0"/>
+    <w:rsid w:val="001B6DBB"/>
+    <w:rsid w:val="001D1D9E"/>
+    <w:rsid w:val="001D6301"/>
+    <w:rsid w:val="002156A2"/>
+    <w:rsid w:val="00224718"/>
+    <w:rsid w:val="0023166D"/>
+    <w:rsid w:val="00233523"/>
+    <w:rsid w:val="00245156"/>
+    <w:rsid w:val="0025119C"/>
+    <w:rsid w:val="0025633B"/>
+    <w:rsid w:val="00261341"/>
+    <w:rsid w:val="0027244B"/>
+    <w:rsid w:val="002A2283"/>
+    <w:rsid w:val="002B0909"/>
+    <w:rsid w:val="002B147D"/>
+    <w:rsid w:val="002B282B"/>
+    <w:rsid w:val="002D2777"/>
+    <w:rsid w:val="002D79F6"/>
+    <w:rsid w:val="002E275C"/>
+    <w:rsid w:val="00336657"/>
+    <w:rsid w:val="003517EF"/>
+    <w:rsid w:val="003758B1"/>
+    <w:rsid w:val="00377BA1"/>
+    <w:rsid w:val="003A0096"/>
+    <w:rsid w:val="003A76B0"/>
+    <w:rsid w:val="003C3B26"/>
+    <w:rsid w:val="003D3D0D"/>
+    <w:rsid w:val="003D62E8"/>
+    <w:rsid w:val="003E384D"/>
+    <w:rsid w:val="003E386D"/>
+    <w:rsid w:val="003F2D34"/>
+    <w:rsid w:val="004044A0"/>
+    <w:rsid w:val="00414901"/>
+    <w:rsid w:val="004152F0"/>
+    <w:rsid w:val="00432134"/>
+    <w:rsid w:val="004478C0"/>
+    <w:rsid w:val="00452C33"/>
+    <w:rsid w:val="004702F4"/>
+    <w:rsid w:val="00471D51"/>
+    <w:rsid w:val="0049193A"/>
+    <w:rsid w:val="004A586B"/>
+    <w:rsid w:val="004B3DB6"/>
+    <w:rsid w:val="004C1333"/>
+    <w:rsid w:val="004C618C"/>
+    <w:rsid w:val="004E0158"/>
+    <w:rsid w:val="00505942"/>
+    <w:rsid w:val="00513593"/>
+    <w:rsid w:val="00537112"/>
+    <w:rsid w:val="00543F45"/>
+    <w:rsid w:val="005463DB"/>
+    <w:rsid w:val="00557D5D"/>
+    <w:rsid w:val="005816DA"/>
+    <w:rsid w:val="00584891"/>
+    <w:rsid w:val="00591511"/>
+    <w:rsid w:val="00591AF1"/>
+    <w:rsid w:val="005B6EDF"/>
+    <w:rsid w:val="005D2219"/>
+    <w:rsid w:val="005D4E37"/>
+    <w:rsid w:val="006056AF"/>
+    <w:rsid w:val="006242BF"/>
+    <w:rsid w:val="006473A8"/>
+    <w:rsid w:val="0066068D"/>
+    <w:rsid w:val="006A1E50"/>
+    <w:rsid w:val="006A343F"/>
+    <w:rsid w:val="006B0196"/>
+    <w:rsid w:val="006B3814"/>
+    <w:rsid w:val="0074237E"/>
+    <w:rsid w:val="00754B5B"/>
+    <w:rsid w:val="00757690"/>
+    <w:rsid w:val="007657AF"/>
+    <w:rsid w:val="0077188A"/>
+    <w:rsid w:val="007736BA"/>
+    <w:rsid w:val="00776C3E"/>
+    <w:rsid w:val="00781B1A"/>
+    <w:rsid w:val="00792F49"/>
+    <w:rsid w:val="007960B1"/>
+    <w:rsid w:val="007A3E01"/>
+    <w:rsid w:val="007A66BB"/>
+    <w:rsid w:val="007A66D9"/>
+    <w:rsid w:val="007D4C93"/>
+    <w:rsid w:val="007E728D"/>
+    <w:rsid w:val="007F2C5D"/>
+    <w:rsid w:val="007F4D76"/>
+    <w:rsid w:val="00820E3D"/>
+    <w:rsid w:val="00825327"/>
+    <w:rsid w:val="00831424"/>
+    <w:rsid w:val="008443D7"/>
+    <w:rsid w:val="00871334"/>
+    <w:rsid w:val="008950DA"/>
+    <w:rsid w:val="008B47B4"/>
+    <w:rsid w:val="008B4942"/>
+    <w:rsid w:val="008D3058"/>
+    <w:rsid w:val="0090248B"/>
+    <w:rsid w:val="00931EAC"/>
+    <w:rsid w:val="00935BB7"/>
+    <w:rsid w:val="00946720"/>
+    <w:rsid w:val="00954129"/>
+    <w:rsid w:val="00955027"/>
+    <w:rsid w:val="00973E1E"/>
+    <w:rsid w:val="00991A94"/>
+    <w:rsid w:val="009B3E2D"/>
+    <w:rsid w:val="009C0EEB"/>
+    <w:rsid w:val="009D19B2"/>
+    <w:rsid w:val="00A026E4"/>
+    <w:rsid w:val="00A05B91"/>
+    <w:rsid w:val="00A07821"/>
+    <w:rsid w:val="00A27039"/>
+    <w:rsid w:val="00A3221B"/>
+    <w:rsid w:val="00A42BC5"/>
+    <w:rsid w:val="00A61BF3"/>
+    <w:rsid w:val="00A902CB"/>
+    <w:rsid w:val="00AA06C2"/>
+    <w:rsid w:val="00AA1A28"/>
+    <w:rsid w:val="00AA58B7"/>
+    <w:rsid w:val="00AB3E1D"/>
+    <w:rsid w:val="00AE6421"/>
+    <w:rsid w:val="00AE7A85"/>
+    <w:rsid w:val="00B11958"/>
+    <w:rsid w:val="00B14C5B"/>
+    <w:rsid w:val="00B55431"/>
+    <w:rsid w:val="00B57E16"/>
+    <w:rsid w:val="00B62DED"/>
+    <w:rsid w:val="00B71946"/>
+    <w:rsid w:val="00B77E44"/>
+    <w:rsid w:val="00B83408"/>
+    <w:rsid w:val="00B90A6D"/>
+    <w:rsid w:val="00B919A4"/>
+    <w:rsid w:val="00BA36B2"/>
+    <w:rsid w:val="00BA6B93"/>
+    <w:rsid w:val="00BB3220"/>
+    <w:rsid w:val="00BE7231"/>
+    <w:rsid w:val="00BF6CDA"/>
+    <w:rsid w:val="00C436B3"/>
+    <w:rsid w:val="00C52B90"/>
+    <w:rsid w:val="00C609B4"/>
+    <w:rsid w:val="00C74015"/>
+    <w:rsid w:val="00C93D81"/>
+    <w:rsid w:val="00C95003"/>
+    <w:rsid w:val="00CA4110"/>
+    <w:rsid w:val="00CC650F"/>
+    <w:rsid w:val="00CD69CF"/>
+    <w:rsid w:val="00CE0ADD"/>
+    <w:rsid w:val="00CE5538"/>
+    <w:rsid w:val="00CF5740"/>
+    <w:rsid w:val="00D11A9D"/>
+    <w:rsid w:val="00D1277C"/>
+    <w:rsid w:val="00D24BAF"/>
+    <w:rsid w:val="00D26878"/>
+    <w:rsid w:val="00D271FD"/>
+    <w:rsid w:val="00D424E3"/>
+    <w:rsid w:val="00D55044"/>
+    <w:rsid w:val="00D84A49"/>
+    <w:rsid w:val="00DA1126"/>
+    <w:rsid w:val="00DD3371"/>
+    <w:rsid w:val="00E00414"/>
+    <w:rsid w:val="00E02947"/>
+    <w:rsid w:val="00E16291"/>
+    <w:rsid w:val="00E5004F"/>
+    <w:rsid w:val="00E64C17"/>
+    <w:rsid w:val="00E64C9B"/>
+    <w:rsid w:val="00E71216"/>
+    <w:rsid w:val="00E751E3"/>
+    <w:rsid w:val="00EA3209"/>
+    <w:rsid w:val="00EA362A"/>
+    <w:rsid w:val="00EA5D3E"/>
+    <w:rsid w:val="00EA5DCD"/>
+    <w:rsid w:val="00EB2035"/>
+    <w:rsid w:val="00EC59C9"/>
+    <w:rsid w:val="00EF3150"/>
+    <w:rsid w:val="00EF5230"/>
+    <w:rsid w:val="00F20D30"/>
+    <w:rsid w:val="00F229A0"/>
+    <w:rsid w:val="00F3100B"/>
+    <w:rsid w:val="00F455D7"/>
+    <w:rsid w:val="00F66C85"/>
+    <w:rsid w:val="00F70661"/>
+    <w:rsid w:val="00F72B7C"/>
+    <w:rsid w:val="00F827D6"/>
+    <w:rsid w:val="00F90FD2"/>
+    <w:rsid w:val="00F93910"/>
+    <w:rsid w:val="00FA34F5"/>
+    <w:rsid w:val="00FC3D83"/>
+    <w:rsid w:val="01A83C46"/>
+    <w:rsid w:val="058A0319"/>
+    <w:rsid w:val="252E0EB6"/>
+    <w:rsid w:val="26EB3B6A"/>
+    <w:rsid w:val="6D814635"/>
+  </w:rsids>
+  <m:mathPr>
+    <m:mathFont m:val="Cambria Math"/>
+    <m:brkBin m:val="before"/>
+    <m:brkBinSub m:val="--"/>
+    <m:smallFrac m:val="0"/>
+    <m:dispDef/>
+    <m:lMargin m:val="0"/>
+    <m:rMargin m:val="0"/>
+    <m:defJc m:val="centerGroup"/>
+    <m:wrapIndent m:val="1440"/>
+    <m:intLim m:val="subSup"/>
+    <m:naryLim m:val="undOvr"/>
+  </m:mathPr>
+  <w:themeFontLang w:val="en-US" w:eastAsia="zh-CN"/>
+  <w:clrSchemeMapping w:bg1="light1" w:t1="dark1" w:bg2="light2" w:t2="dark2" w:accent1="accent1" w:accent2="accent2" w:accent3="accent3" w:accent4="accent4" w:accent5="accent5" w:accent6="accent6" w:hyperlink="hyperlink" w:followedHyperlink="followedHyperlink"/>
+  <w:shapeDefaults>
+    <o:shapedefaults v:ext="edit" spidmax="1026" fillcolor="white">
+      <v:fill color="white"/>
+    </o:shapedefaults>
+    <o:shapelayout v:ext="edit">
+      <o:idmap v:ext="edit" data="1"/>
+    </o:shapelayout>
+  </w:shapeDefaults>
+  <w:decimalSymbol w:val=","/>
+  <w:listSeparator w:val=","/>
+  <w14:docId w14:val="43E97724"/>
+  <w15:docId w15:val="{9ECFD22C-3F8F-418B-86C1-84DB1DAC81A7}"/>
+</w:settings>
+</file>
+
+<file path=./word/styles.xml><?xml version="1.0" encoding="utf-8"?>
 <w:styles xmlns:mc="http://schemas.openxmlformats.org/markup-compatibility/2006" xmlns:r="http://schemas.openxmlformats.org/officeDocument/2006/relationships" xmlns:w="http://schemas.openxmlformats.org/wordprocessingml/2006/main" xmlns:w14="http://schemas.microsoft.com/office/word/2010/wordml" xmlns:w15="http://schemas.microsoft.com/office/word/2012/wordml" xmlns:w16cex="http://schemas.microsoft.com/office/word/2018/wordml/cex" xmlns:w16="http://schemas.microsoft.com/office/word/2018/wordml" xmlns:w16du="http://schemas.microsoft.com/office/word/2023/wordml/word16du" xmlns:w16sdtdh="http://schemas.microsoft.com/office/word/2020/wordml/sdtdatahash" xmlns:w16se="http://schemas.microsoft.com/office/word/2015/wordml/symex">
   <w:docDefaults>
     <w:rPrDefault>
@@ -10687,7 +11130,7 @@
 </w:styles>
 </file>
 
-<file path=word/theme/theme1.xml><?xml version="1.0" encoding="utf-8"?>
+<file path=./word/theme/theme1.xml><?xml version="1.0" encoding="utf-8"?>
 <a:theme xmlns:a="http://schemas.openxmlformats.org/drawingml/2006/main" name="Office Theme">
   <a:themeElements>
     <a:clrScheme name="Office">
@@ -10943,19 +11386,9 @@
 </a:theme>
 </file>
 
-<file path=customXml/item1.xml><?xml version="1.0" encoding="utf-8"?>
-<s:customData xmlns="http://www.wps.cn/officeDocument/2013/wpsCustomData" xmlns:s="http://www.wps.cn/officeDocument/2013/wpsCustomData">
-  <customSectProps/>
-  <customShpExts>
-    <customShpInfo spid="_x0000_s1026" textRotate="1"/>
-  </customShpExts>
-</s:customData>
-</file>
-
-<file path=customXml/itemProps1.xml><?xml version="1.0" encoding="utf-8"?>
-<ds:datastoreItem xmlns:ds="http://schemas.openxmlformats.org/officeDocument/2006/customXml" ds:itemID="{B1977F7D-205B-4081-913C-38D41E755F92}">
-  <ds:schemaRefs>
-    <ds:schemaRef ds:uri="http://www.wps.cn/officeDocument/2013/wpsCustomData"/>
-  </ds:schemaRefs>
-</ds:datastoreItem>
+<file path=./word/webSettings.xml><?xml version="1.0" encoding="utf-8"?>
+<w:webSettings xmlns:mc="http://schemas.openxmlformats.org/markup-compatibility/2006" xmlns:r="http://schemas.openxmlformats.org/officeDocument/2006/relationships" xmlns:w="http://schemas.openxmlformats.org/wordprocessingml/2006/main" xmlns:w14="http://schemas.microsoft.com/office/word/2010/wordml" xmlns:w15="http://schemas.microsoft.com/office/word/2012/wordml" xmlns:w16cex="http://schemas.microsoft.com/office/word/2018/wordml/cex" xmlns:w16="http://schemas.microsoft.com/office/word/2018/wordml" xmlns:w16du="http://schemas.microsoft.com/office/word/2023/wordml/word16du" xmlns:w16sdtdh="http://schemas.microsoft.com/office/word/2020/wordml/sdtdatahash" xmlns:w16se="http://schemas.microsoft.com/office/word/2015/wordml/symex">
+  <w:relyOnVML/>
+  <w:allowPNG/>
+</w:webSettings>
 </file>
--- a/skills/phong-ktda/assets/hop-dong.docx
+++ b/skills/phong-ktda/assets/hop-dong.docx
@@ -1,104 +1,8 @@
 
-<file path=./[Content_Types].xml><?xml version="1.0" encoding="utf-8"?>
-<Types xmlns="http://schemas.openxmlformats.org/package/2006/content-types">
-  <Default Extension="rels" ContentType="application/vnd.openxmlformats-package.relationships+xml"/>
-  <Default Extension="xml" ContentType="application/xml"/>
-  <Override PartName="/word/document.xml" ContentType="application/vnd.openxmlformats-officedocument.wordprocessingml.document.main+xml"/>
-  <Override PartName="/customXml/itemProps1.xml" ContentType="application/vnd.openxmlformats-officedocument.customXmlProperties+xml"/>
-  <Override PartName="/word/numbering.xml" ContentType="application/vnd.openxmlformats-officedocument.wordprocessingml.numbering+xml"/>
-  <Override PartName="/word/styles.xml" ContentType="application/vnd.openxmlformats-officedocument.wordprocessingml.styles+xml"/>
-  <Override PartName="/word/settings.xml" ContentType="application/vnd.openxmlformats-officedocument.wordprocessingml.settings+xml"/>
-  <Override PartName="/word/webSettings.xml" ContentType="application/vnd.openxmlformats-officedocument.wordprocessingml.webSettings+xml"/>
-  <Override PartName="/word/footnotes.xml" ContentType="application/vnd.openxmlformats-officedocument.wordprocessingml.footnotes+xml"/>
-  <Override PartName="/word/endnotes.xml" ContentType="application/vnd.openxmlformats-officedocument.wordprocessingml.endnotes+xml"/>
-  <Override PartName="/word/header1.xml" ContentType="application/vnd.openxmlformats-officedocument.wordprocessingml.header+xml"/>
-  <Override PartName="/word/fontTable.xml" ContentType="application/vnd.openxmlformats-officedocument.wordprocessingml.fontTable+xml"/>
-  <Override PartName="/word/theme/theme1.xml" ContentType="application/vnd.openxmlformats-officedocument.theme+xml"/>
-  <Override PartName="/docProps/core.xml" ContentType="application/vnd.openxmlformats-package.core-properties+xml"/>
-  <Override PartName="/docProps/app.xml" ContentType="application/vnd.openxmlformats-officedocument.extended-properties+xml"/>
-  <Override PartName="/docProps/custom.xml" ContentType="application/vnd.openxmlformats-officedocument.custom-properties+xml"/>
-</Types>
-</file>
-
-<file path=./customXml/item1.xml><?xml version="1.0" encoding="utf-8"?>
-<s:customData xmlns="http://www.wps.cn/officeDocument/2013/wpsCustomData" xmlns:s="http://www.wps.cn/officeDocument/2013/wpsCustomData">
-  <customSectProps/>
-  <customShpExts>
-    <customShpInfo spid="_x0000_s1026" textRotate="1"/>
-  </customShpExts>
-</s:customData>
-</file>
-
-<file path=./customXml/itemProps1.xml><?xml version="1.0" encoding="utf-8"?>
-<ds:datastoreItem xmlns:ds="http://schemas.openxmlformats.org/officeDocument/2006/customXml" ds:itemID="{B1977F7D-205B-4081-913C-38D41E755F92}">
-  <ds:schemaRefs>
-    <ds:schemaRef ds:uri="http://www.wps.cn/officeDocument/2013/wpsCustomData"/>
-  </ds:schemaRefs>
-</ds:datastoreItem>
-</file>
-
-<file path=./docProps/app.xml><?xml version="1.0" encoding="utf-8"?>
-<Properties xmlns="http://schemas.openxmlformats.org/officeDocument/2006/extended-properties" xmlns:vt="http://schemas.openxmlformats.org/officeDocument/2006/docPropsVTypes">
-  <Template>Normal.dotm</Template>
-  <TotalTime>927</TotalTime>
-  <Pages>7</Pages>
-  <Words>1858</Words>
-  <Characters>10597</Characters>
-  <Application>Microsoft Office Word</Application>
-  <DocSecurity>0</DocSecurity>
-  <Lines>88</Lines>
-  <Paragraphs>24</Paragraphs>
-  <ScaleCrop>false</ScaleCrop>
-  <HeadingPairs>
-    <vt:vector size="2" baseType="variant">
-      <vt:variant>
-        <vt:lpstr>Title</vt:lpstr>
-      </vt:variant>
-      <vt:variant>
-        <vt:i4>1</vt:i4>
-      </vt:variant>
-    </vt:vector>
-  </HeadingPairs>
-  <TitlesOfParts>
-    <vt:vector size="1" baseType="lpstr">
-      <vt:lpstr/>
-    </vt:vector>
-  </TitlesOfParts>
-  <Company/>
-  <LinksUpToDate>false</LinksUpToDate>
-  <CharactersWithSpaces>12431</CharactersWithSpaces>
-  <SharedDoc>false</SharedDoc>
-  <HyperlinksChanged>false</HyperlinksChanged>
-  <AppVersion>16.0000</AppVersion>
-</Properties>
-</file>
-
-<file path=./docProps/core.xml><?xml version="1.0" encoding="utf-8"?>
-<cp:coreProperties xmlns:cp="http://schemas.openxmlformats.org/package/2006/metadata/core-properties" xmlns:dc="http://purl.org/dc/elements/1.1/" xmlns:dcterms="http://purl.org/dc/terms/" xmlns:dcmitype="http://purl.org/dc/dcmitype/" xmlns:xsi="http://www.w3.org/2001/XMLSchema-instance">
-  <dc:creator>lý phan</dc:creator>
-  <cp:lastModifiedBy>Dương KTDA</cp:lastModifiedBy>
-  <cp:revision>52</cp:revision>
-  <cp:lastPrinted>2026-04-15T01:48:00Z</cp:lastPrinted>
-  <dcterms:created xsi:type="dcterms:W3CDTF">2025-12-08T09:24:00Z</dcterms:created>
-  <dcterms:modified xsi:type="dcterms:W3CDTF">2026-04-29T07:56:00Z</dcterms:modified>
-</cp:coreProperties>
-</file>
-
-<file path=./docProps/custom.xml><?xml version="1.0" encoding="utf-8"?>
-<Properties xmlns="http://schemas.openxmlformats.org/officeDocument/2006/custom-properties" xmlns:vt="http://schemas.openxmlformats.org/officeDocument/2006/docPropsVTypes">
-  <property fmtid="{D5CDD505-2E9C-101B-9397-08002B2CF9AE}" pid="2" name="KSOProductBuildVer">
-    <vt:lpwstr>1033-12.2.0.18607</vt:lpwstr>
-  </property>
-  <property fmtid="{D5CDD505-2E9C-101B-9397-08002B2CF9AE}" pid="3" name="ICV">
-    <vt:lpwstr>02152881DA7C48C98D48A52804334D6F_13</vt:lpwstr>
-  </property>
-</Properties>
-</file>
-
-<file path=./word/document.xml><?xml version="1.0" encoding="utf-8"?>
-<w:document xmlns:ns1="http://schemas.openxmlformats.org/markup-compatibility/2006" xmlns:ns10="http://schemas.openxmlformats.org/officeDocument/2006/relationships" xmlns:ns2="http://schemas.microsoft.com/office/word/2010/wordml" xmlns:ns3="http://schemas.openxmlformats.org/drawingml/2006/wordprocessingDrawing" xmlns:ns4="http://schemas.microsoft.com/office/word/2010/wordprocessingDrawing" xmlns:ns5="http://schemas.openxmlformats.org/drawingml/2006/main" xmlns:ns6="http://schemas.microsoft.com/office/word/2010/wordprocessingShape" xmlns:ns7="urn:schemas-microsoft-com:vml" xmlns:ns8="urn:schemas-microsoft-com:office:office" xmlns:ns9="urn:schemas-microsoft-com:office:word" xmlns:w="http://schemas.openxmlformats.org/wordprocessingml/2006/main" xmlns:wps="http://schemas.microsoft.com/office/word/2010/wordprocessingShape">
+<file path=word/document.xml><?xml version="1.0" encoding="utf-8"?>
+<w:document xmlns:wpc="http://schemas.microsoft.com/office/word/2010/wordprocessingCanvas" xmlns:cx="http://schemas.microsoft.com/office/drawing/2014/chartex" xmlns:cx1="http://schemas.microsoft.com/office/drawing/2015/9/8/chartex" xmlns:cx2="http://schemas.microsoft.com/office/drawing/2015/10/21/chartex" xmlns:cx3="http://schemas.microsoft.com/office/drawing/2016/5/9/chartex" xmlns:cx4="http://schemas.microsoft.com/office/drawing/2016/5/10/chartex" xmlns:cx5="http://schemas.microsoft.com/office/drawing/2016/5/11/chartex" xmlns:cx6="http://schemas.microsoft.com/office/drawing/2016/5/12/chartex" xmlns:cx7="http://schemas.microsoft.com/office/drawing/2016/5/13/chartex" xmlns:cx8="http://schemas.microsoft.com/office/drawing/2016/5/14/chartex" xmlns:mc="http://schemas.openxmlformats.org/markup-compatibility/2006" xmlns:aink="http://schemas.microsoft.com/office/drawing/2016/ink" xmlns:am3d="http://schemas.microsoft.com/office/drawing/2017/model3d" xmlns:o="urn:schemas-microsoft-com:office:office" xmlns:oel="http://schemas.microsoft.com/office/2019/extlst" xmlns:r="http://schemas.openxmlformats.org/officeDocument/2006/relationships" xmlns:m="http://schemas.openxmlformats.org/officeDocument/2006/math" xmlns:v="urn:schemas-microsoft-com:vml" xmlns:wp14="http://schemas.microsoft.com/office/word/2010/wordprocessingDrawing" xmlns:wp="http://schemas.openxmlformats.org/drawingml/2006/wordprocessingDrawing" xmlns:w10="urn:schemas-microsoft-com:office:word" xmlns:w="http://schemas.openxmlformats.org/wordprocessingml/2006/main" xmlns:w14="http://schemas.microsoft.com/office/word/2010/wordml" xmlns:w15="http://schemas.microsoft.com/office/word/2012/wordml" xmlns:w16cex="http://schemas.microsoft.com/office/word/2018/wordml/cex" xmlns:w16cid="http://schemas.microsoft.com/office/word/2016/wordml/cid" xmlns:w16="http://schemas.microsoft.com/office/word/2018/wordml" xmlns:w16du="http://schemas.microsoft.com/office/word/2023/wordml/word16du" xmlns:w16sdtdh="http://schemas.microsoft.com/office/word/2020/wordml/sdtdatahash" xmlns:w16se="http://schemas.microsoft.com/office/word/2015/wordml/symex" xmlns:wpg="http://schemas.microsoft.com/office/word/2010/wordprocessingGroup" xmlns:wpi="http://schemas.microsoft.com/office/word/2010/wordprocessingInk" xmlns:wne="http://schemas.microsoft.com/office/word/2006/wordml" xmlns:wps="http://schemas.microsoft.com/office/word/2010/wordprocessingShape">
   <w:body>
-    <w:p ns2:paraId="187B4ECC" ns2:textId="77777777">
+    <w:p>
       <w:pPr>
         <w:widowControl w:val="0"/>
         <w:spacing w:before="60" w:after="60" w:line="276" w:lineRule="auto"/>
@@ -123,7 +27,7 @@
         <w:t>CỘNG HÒA XÃ HỘI CHỦ NGHĨA VIỆT NAM</w:t>
       </w:r>
     </w:p>
-    <w:p ns2:paraId="4D8A9404" ns2:textId="77777777">
+    <w:p>
       <w:pPr>
         <w:widowControl w:val="0"/>
         <w:spacing w:before="60" w:after="60" w:line="276" w:lineRule="auto"/>
@@ -146,69 +50,66 @@
           <w:sz w:val="28"/>
           <w:szCs w:val="28"/>
         </w:rPr>
-        <ns1:AlternateContent>
-          <ns1:Choice Requires="wps">
+        <mc:AlternateContent>
+          <mc:Choice Requires="wps">
             <w:drawing>
-              <ns3:anchor distT="0" distB="0" distL="114300" distR="114300" simplePos="0" relativeHeight="251659264" behindDoc="0" locked="0" layoutInCell="1" allowOverlap="1" ns4:editId="7B73C79F">
-                <ns3:simplePos x="0" y="0"/>
-                <ns3:positionH relativeFrom="margin">
-                  <ns3:posOffset>1846580</ns3:posOffset>
-                </ns3:positionH>
-                <ns3:positionV relativeFrom="paragraph">
-                  <ns3:posOffset>234843</ns3:posOffset>
-                </ns3:positionV>
-                <ns3:extent cx="2129155" cy="0"/>
-                <ns3:effectExtent l="0" t="0" r="0" b="0"/>
-                <ns3:wrapNone/>
-                <ns3:docPr id="1138740766" name="Straight Connector 1"/>
-                <ns3:cNvGraphicFramePr/>
-                <ns5:graphic>
-                  <ns5:graphicData uri="http://schemas.microsoft.com/office/word/2010/wordprocessingShape">
-                    <ns6:wsp>
-                      <ns6:cNvCnPr/>
-                      <ns6:spPr>
-                        <ns5:xfrm>
-                          <ns5:off x="0" y="0"/>
-                          <ns5:ext cx="2129155" cy="0"/>
-                        </ns5:xfrm>
-                        <ns5:prstGeom prst="line">
-                          <ns5:avLst/>
-                        </ns5:prstGeom>
-                        <ns5:ln w="12700"/>
-                      </ns6:spPr>
-                      <ns6:style>
-                        <ns5:lnRef idx="1">
-                          <ns5:schemeClr val="dk1"/>
-                        </ns5:lnRef>
-                        <ns5:fillRef idx="0">
-                          <ns5:schemeClr val="dk1"/>
-                        </ns5:fillRef>
-                        <ns5:effectRef idx="0">
-                          <ns5:schemeClr val="dk1"/>
-                        </ns5:effectRef>
-                        <ns5:fontRef idx="minor">
-                          <ns5:schemeClr val="tx1"/>
-                        </ns5:fontRef>
-                      </ns6:style>
-                      <ns6:bodyPr/>
-                    </ns6:wsp>
-                  </ns5:graphicData>
-                </ns5:graphic>
-                <ns4:sizeRelH relativeFrom="margin">
-                  <ns4:pctWidth>0</ns4:pctWidth>
-                </ns4:sizeRelH>
-              </ns3:anchor>
+              <wp:anchor distT="0" distB="0" distL="114300" distR="114300" simplePos="0" relativeHeight="251659264" behindDoc="0" locked="0" layoutInCell="1" allowOverlap="1" wp14:editId="0427A403">
+                <wp:simplePos x="0" y="0"/>
+                <wp:positionH relativeFrom="margin">
+                  <wp:posOffset>1927225</wp:posOffset>
+                </wp:positionH>
+                <wp:positionV relativeFrom="paragraph">
+                  <wp:posOffset>236331</wp:posOffset>
+                </wp:positionV>
+                <wp:extent cx="1958340" cy="0"/>
+                <wp:effectExtent l="0" t="0" r="0" b="0"/>
+                <wp:wrapNone/>
+                <wp:docPr id="1138740766" name="Straight Connector 1"/>
+                <wp:cNvGraphicFramePr/>
+                <a:graphic xmlns:a="http://schemas.openxmlformats.org/drawingml/2006/main">
+                  <a:graphicData uri="http://schemas.microsoft.com/office/word/2010/wordprocessingShape">
+                    <wps:wsp>
+                      <wps:cNvCnPr/>
+                      <wps:spPr>
+                        <a:xfrm>
+                          <a:off x="0" y="0"/>
+                          <a:ext cx="1958340" cy="0"/>
+                        </a:xfrm>
+                        <a:prstGeom prst="line">
+                          <a:avLst/>
+                        </a:prstGeom>
+                        <a:ln w="12700"/>
+                      </wps:spPr>
+                      <wps:style>
+                        <a:lnRef idx="1">
+                          <a:schemeClr val="dk1"/>
+                        </a:lnRef>
+                        <a:fillRef idx="0">
+                          <a:schemeClr val="dk1"/>
+                        </a:fillRef>
+                        <a:effectRef idx="0">
+                          <a:schemeClr val="dk1"/>
+                        </a:effectRef>
+                        <a:fontRef idx="minor">
+                          <a:schemeClr val="tx1"/>
+                        </a:fontRef>
+                      </wps:style>
+                      <wps:bodyPr/>
+                    </wps:wsp>
+                  </a:graphicData>
+                </a:graphic>
+              </wp:anchor>
             </w:drawing>
-          </ns1:Choice>
-          <ns1:Fallback>
+          </mc:Choice>
+          <mc:Fallback>
             <w:pict>
-              <ns7:line id="Straight Connector 1" ns8:spid="_x0000_s1026" style="position:absolute;z-index:251659264;visibility:visible;mso-wrap-style:square;mso-width-percent:0;mso-wrap-distance-left:9pt;mso-wrap-distance-top:0;mso-wrap-distance-right:9pt;mso-wrap-distance-bottom:0;mso-position-horizontal:absolute;mso-position-horizontal-relative:margin;mso-position-vertical:absolute;mso-position-vertical-relative:text;mso-width-percent:0;mso-width-relative:margin" from="145.4pt,18.5pt" to="313.05pt,18.5pt" ns8:gfxdata="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" strokecolor="black [3200]" strokeweight="1pt">
-                <ns7:stroke joinstyle="miter"/>
-                <ns9:wrap anchorx="margin"/>
-              </ns7:line>
+              <v:line id="Straight Connector 1" o:spid="_x0000_s1026" style="position:absolute;z-index:251659264;visibility:visible;mso-wrap-style:square;mso-wrap-distance-left:9pt;mso-wrap-distance-top:0;mso-wrap-distance-right:9pt;mso-wrap-distance-bottom:0;mso-position-horizontal:absolute;mso-position-horizontal-relative:margin;mso-position-vertical:absolute;mso-position-vertical-relative:text" from="151.75pt,18.6pt" to="305.95pt,18.6pt" o:gfxdata="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" strokecolor="black [3200]" strokeweight="1pt">
+                <v:stroke joinstyle="miter"/>
+                <w10:wrap anchorx="margin"/>
+              </v:line>
             </w:pict>
-          </ns1:Fallback>
-        </ns1:AlternateContent>
+          </mc:Fallback>
+        </mc:AlternateContent>
       </w:r>
       <w:r>
         <w:rPr>
@@ -221,7 +122,7 @@
         <w:t>Độc lập - Tự do - Hạnh phúc</w:t>
       </w:r>
     </w:p>
-    <w:p ns2:paraId="585D483A" ns2:textId="77777777">
+    <w:p>
       <w:pPr>
         <w:widowControl w:val="0"/>
         <w:spacing w:before="60" w:after="60" w:line="276" w:lineRule="auto"/>
@@ -236,7 +137,7 @@
         </w:rPr>
       </w:pPr>
     </w:p>
-    <w:p ns2:paraId="0DA8ACB2" ns2:textId="77777777">
+    <w:p>
       <w:pPr>
         <w:widowControl w:val="0"/>
         <w:spacing w:before="20" w:after="20" w:line="276" w:lineRule="auto"/>
@@ -261,7 +162,7 @@
         <w:t>HỢP ĐỒNG KINH TẾ</w:t>
       </w:r>
     </w:p>
-    <w:p ns2:paraId="1AF5D10E" ns2:textId="30982C11">
+    <w:p>
       <w:pPr>
         <w:widowControl w:val="0"/>
         <w:spacing w:before="20" w:after="20" w:line="276" w:lineRule="auto"/>
@@ -325,7 +226,7 @@
         <w:t>)</w:t>
       </w:r>
     </w:p>
-    <w:p ns2:paraId="17072CE7" ns2:textId="77777777">
+    <w:p>
       <w:pPr>
         <w:widowControl w:val="0"/>
         <w:spacing w:before="20" w:after="20" w:line="276" w:lineRule="auto"/>
@@ -336,93 +237,264 @@
           <w:bCs/>
           <w:i/>
           <w:iCs/>
-          <w:color w:val="000000" w:themeColor="text1"/>
-          <w:sz w:val="6"/>
-          <w:szCs w:val="6"/>
-        </w:rPr>
-      </w:pPr>
-    </w:p>
-    <w:p ns2:paraId="6361B5E3" ns2:textId="741DD1A3">
-      <w:pPr>
-        <w:spacing w:after="0" w:line="276" w:lineRule="auto"/>
-        <w:ind w:left="1" w:hanging="3"/>
-        <w:jc w:val="center"/>
-        <w:rPr>
-          <w:rFonts w:ascii="Times New Roman" w:eastAsia="Times New Roman" w:hAnsi="Times New Roman" w:cs="Times New Roman"/>
-          <w:b/>
-          <w:bCs/>
-          <w:color w:val="FF0000"/>
-          <w:spacing w:val="-4"/>
-          <w:sz w:val="26"/>
-          <w:szCs w:val="26"/>
-        </w:rPr>
-      </w:pPr>
-      <w:r>
-        <w:rPr>
-          <w:rFonts w:ascii="Times New Roman" w:eastAsia="Times New Roman" w:hAnsi="Times New Roman" w:cs="Times New Roman"/>
-          <w:b/>
-          <w:bCs/>
-          <w:color w:val="FF0000"/>
-          <w:spacing w:val="-4"/>
-          <w:sz w:val="26"/>
-          <w:szCs w:val="26"/>
-        </w:rPr>
-        <w:t xml:space="preserve">Gói thầu: {{TEN_GOI_THAU}}</w:t>
-      </w:r>
-      <w:r>
-        <w:rPr>
-          <w:rFonts w:ascii="Times New Roman" w:eastAsia="Times New Roman" w:hAnsi="Times New Roman" w:cs="Times New Roman"/>
-          <w:b/>
-          <w:bCs/>
-          <w:color w:val="FF0000"/>
-          <w:spacing w:val="-4"/>
-          <w:sz w:val="26"/>
-          <w:szCs w:val="26"/>
-        </w:rPr>
-        <w:t/>
-      </w:r>
-    </w:p>
-    <w:p ns2:paraId="1016B5B1" ns2:textId="362B9462">
-      <w:pPr>
-        <w:spacing w:after="0" w:line="276" w:lineRule="auto"/>
-        <w:ind w:left="1" w:hanging="3"/>
-        <w:jc w:val="center"/>
-        <w:rPr>
-          <w:rFonts w:ascii="Times New Roman" w:eastAsia="Times New Roman" w:hAnsi="Times New Roman" w:cs="Times New Roman"/>
-          <w:b/>
-          <w:bCs/>
-          <w:color w:val="FF0000"/>
-          <w:spacing w:val="-4"/>
-          <w:sz w:val="26"/>
-          <w:szCs w:val="26"/>
-        </w:rPr>
-      </w:pPr>
-      <w:r>
-        <w:rPr>
-          <w:rFonts w:ascii="Times New Roman" w:eastAsia="Times New Roman" w:hAnsi="Times New Roman" w:cs="Times New Roman"/>
-          <w:b/>
-          <w:bCs/>
-          <w:color w:val="FF0000"/>
-          <w:spacing w:val="-4"/>
-          <w:sz w:val="26"/>
-          <w:szCs w:val="26"/>
-        </w:rPr>
-        <w:t xml:space="preserve">Thuộc dự toán mua sắm: {{TEN_GOI_THAU}}</w:t>
-      </w:r>
-    </w:p>
-    <w:p ns2:paraId="368BC152" ns2:textId="77777777">
-      <w:pPr>
-        <w:spacing w:after="0" w:line="276" w:lineRule="auto"/>
-        <w:ind w:left="1" w:hanging="3"/>
-        <w:rPr>
-          <w:rFonts w:ascii="Times New Roman" w:eastAsia="Times New Roman" w:hAnsi="Times New Roman" w:cs="Times New Roman"/>
-          <w:color w:val="000000" w:themeColor="text1"/>
-          <w:sz w:val="26"/>
-          <w:szCs w:val="26"/>
-        </w:rPr>
-      </w:pPr>
-    </w:p>
-    <w:p ns2:paraId="4941C968" ns2:textId="385FCCD8">
+          <w:color w:val="FF0000"/>
+          <w:sz w:val="14"/>
+          <w:szCs w:val="14"/>
+        </w:rPr>
+      </w:pPr>
+    </w:p>
+    <w:tbl>
+      <w:tblPr>
+        <w:tblStyle w:val="TableGrid"/>
+        <w:tblW w:w="8647" w:type="dxa"/>
+        <w:tblInd w:w="704" w:type="dxa"/>
+        <w:tblBorders>
+          <w:top w:val="none" w:sz="0" w:space="0" w:color="auto"/>
+          <w:left w:val="none" w:sz="0" w:space="0" w:color="auto"/>
+          <w:bottom w:val="none" w:sz="0" w:space="0" w:color="auto"/>
+          <w:right w:val="none" w:sz="0" w:space="0" w:color="auto"/>
+          <w:insideH w:val="none" w:sz="0" w:space="0" w:color="auto"/>
+          <w:insideV w:val="none" w:sz="0" w:space="0" w:color="auto"/>
+        </w:tblBorders>
+        <w:tblLook w:val="04A0" w:firstRow="1" w:lastRow="0" w:firstColumn="1" w:lastColumn="0" w:noHBand="0" w:noVBand="1"/>
+      </w:tblPr>
+      <w:tblGrid>
+        <w:gridCol w:w="1842"/>
+        <w:gridCol w:w="289"/>
+        <w:gridCol w:w="6516"/>
+      </w:tblGrid>
+      <w:tr>
+        <w:tc>
+          <w:tcPr>
+            <w:tcW w:w="1842" w:type="dxa"/>
+            <w:vAlign w:val="center"/>
+          </w:tcPr>
+          <w:p>
+            <w:pPr>
+              <w:pStyle w:val="BodyText"/>
+              <w:widowControl w:val="0"/>
+              <w:tabs>
+                <w:tab w:val="left" w:pos="9072"/>
+              </w:tabs>
+              <w:spacing w:before="40" w:after="40" w:line="288" w:lineRule="auto"/>
+              <w:ind w:right="-74"/>
+              <w:jc w:val="left"/>
+              <w:rPr>
+                <w:rFonts w:ascii="Times New Roman" w:hAnsi="Times New Roman"/>
+                <w:b/>
+                <w:color w:val="000000" w:themeColor="text1"/>
+                <w:szCs w:val="26"/>
+                <w:lang w:val="en-US"/>
+              </w:rPr>
+            </w:pPr>
+            <w:r>
+              <w:rPr>
+                <w:rFonts w:ascii="Times New Roman" w:hAnsi="Times New Roman"/>
+                <w:b/>
+                <w:color w:val="000000" w:themeColor="text1"/>
+                <w:szCs w:val="26"/>
+                <w:lang w:val="en-US"/>
+              </w:rPr>
+              <w:t>Gói thầu</w:t>
+            </w:r>
+          </w:p>
+        </w:tc>
+        <w:tc>
+          <w:tcPr>
+            <w:tcW w:w="289" w:type="dxa"/>
+            <w:vAlign w:val="center"/>
+          </w:tcPr>
+          <w:p>
+            <w:pPr>
+              <w:pStyle w:val="BodyText"/>
+              <w:widowControl w:val="0"/>
+              <w:tabs>
+                <w:tab w:val="left" w:pos="9072"/>
+              </w:tabs>
+              <w:spacing w:before="40" w:after="40" w:line="288" w:lineRule="auto"/>
+              <w:ind w:right="-74"/>
+              <w:rPr>
+                <w:rFonts w:ascii="Times New Roman" w:hAnsi="Times New Roman"/>
+                <w:bCs/>
+                <w:color w:val="000000" w:themeColor="text1"/>
+                <w:szCs w:val="26"/>
+                <w:lang w:val="en-US"/>
+              </w:rPr>
+            </w:pPr>
+            <w:r>
+              <w:rPr>
+                <w:rFonts w:ascii="Times New Roman" w:hAnsi="Times New Roman"/>
+                <w:bCs/>
+                <w:color w:val="000000" w:themeColor="text1"/>
+                <w:szCs w:val="26"/>
+                <w:lang w:val="en-US"/>
+              </w:rPr>
+              <w:t>:</w:t>
+            </w:r>
+          </w:p>
+        </w:tc>
+        <w:tc>
+          <w:tcPr>
+            <w:tcW w:w="6516" w:type="dxa"/>
+            <w:vAlign w:val="center"/>
+          </w:tcPr>
+          <w:p>
+            <w:pPr>
+              <w:pStyle w:val="BodyText"/>
+              <w:widowControl w:val="0"/>
+              <w:tabs>
+                <w:tab w:val="left" w:pos="9072"/>
+              </w:tabs>
+              <w:spacing w:before="40" w:after="40" w:line="288" w:lineRule="auto"/>
+              <w:ind w:right="-74"/>
+              <w:jc w:val="left"/>
+              <w:rPr>
+                <w:rFonts w:ascii="Times New Roman" w:hAnsi="Times New Roman"/>
+                <w:color w:val="FF0000"/>
+                <w:szCs w:val="26"/>
+              </w:rPr>
+            </w:pPr>
+            <w:r>
+              <w:rPr>
+                <w:rFonts w:ascii="Times New Roman" w:hAnsi="Times New Roman"/>
+                <w:color w:val="FF0000"/>
+                <w:szCs w:val="26"/>
+                <w:lang w:val="fr-FR"/>
+              </w:rPr>
+              <w:t>_______________________.</w:t>
+            </w:r>
+          </w:p>
+        </w:tc>
+      </w:tr>
+      <w:tr>
+        <w:tc>
+          <w:tcPr>
+            <w:tcW w:w="1842" w:type="dxa"/>
+            <w:vAlign w:val="center"/>
+          </w:tcPr>
+          <w:p>
+            <w:pPr>
+              <w:pStyle w:val="BodyText"/>
+              <w:widowControl w:val="0"/>
+              <w:tabs>
+                <w:tab w:val="left" w:pos="9072"/>
+              </w:tabs>
+              <w:spacing w:before="40" w:after="40" w:line="288" w:lineRule="auto"/>
+              <w:ind w:right="-74"/>
+              <w:jc w:val="left"/>
+              <w:rPr>
+                <w:rFonts w:ascii="Times New Roman" w:hAnsi="Times New Roman"/>
+                <w:b/>
+                <w:color w:val="000000" w:themeColor="text1"/>
+                <w:szCs w:val="26"/>
+                <w:lang w:val="en-US"/>
+              </w:rPr>
+            </w:pPr>
+            <w:r>
+              <w:rPr>
+                <w:rFonts w:ascii="Times New Roman" w:hAnsi="Times New Roman"/>
+                <w:b/>
+                <w:color w:val="000000" w:themeColor="text1"/>
+                <w:szCs w:val="26"/>
+                <w:lang w:val="en-US"/>
+              </w:rPr>
+              <w:t>Thuộc dự toán mua sắm</w:t>
+            </w:r>
+          </w:p>
+        </w:tc>
+        <w:tc>
+          <w:tcPr>
+            <w:tcW w:w="289" w:type="dxa"/>
+            <w:vAlign w:val="center"/>
+          </w:tcPr>
+          <w:p>
+            <w:pPr>
+              <w:pStyle w:val="BodyText"/>
+              <w:widowControl w:val="0"/>
+              <w:tabs>
+                <w:tab w:val="left" w:pos="9072"/>
+              </w:tabs>
+              <w:spacing w:before="40" w:after="40" w:line="288" w:lineRule="auto"/>
+              <w:ind w:right="-74"/>
+              <w:rPr>
+                <w:rFonts w:ascii="Times New Roman" w:hAnsi="Times New Roman"/>
+                <w:bCs/>
+                <w:color w:val="000000" w:themeColor="text1"/>
+                <w:szCs w:val="26"/>
+                <w:lang w:val="en-US"/>
+              </w:rPr>
+            </w:pPr>
+            <w:r>
+              <w:rPr>
+                <w:rFonts w:ascii="Times New Roman" w:hAnsi="Times New Roman"/>
+                <w:bCs/>
+                <w:color w:val="000000" w:themeColor="text1"/>
+                <w:szCs w:val="26"/>
+                <w:lang w:val="en-US"/>
+              </w:rPr>
+              <w:t>:</w:t>
+            </w:r>
+          </w:p>
+        </w:tc>
+        <w:tc>
+          <w:tcPr>
+            <w:tcW w:w="6516" w:type="dxa"/>
+            <w:vAlign w:val="center"/>
+          </w:tcPr>
+          <w:p>
+            <w:pPr>
+              <w:pStyle w:val="BodyText"/>
+              <w:widowControl w:val="0"/>
+              <w:tabs>
+                <w:tab w:val="left" w:pos="9072"/>
+              </w:tabs>
+              <w:spacing w:before="40" w:after="40" w:line="288" w:lineRule="auto"/>
+              <w:ind w:right="-74"/>
+              <w:jc w:val="left"/>
+              <w:rPr>
+                <w:rFonts w:ascii="Times New Roman" w:hAnsi="Times New Roman"/>
+                <w:bCs/>
+                <w:i/>
+                <w:iCs/>
+                <w:color w:val="FF0000"/>
+                <w:szCs w:val="26"/>
+                <w:vertAlign w:val="superscript"/>
+                <w:lang w:val="en-US"/>
+              </w:rPr>
+            </w:pPr>
+            <w:r>
+              <w:rPr>
+                <w:rFonts w:ascii="Times New Roman" w:hAnsi="Times New Roman"/>
+                <w:bCs/>
+                <w:color w:val="FF0000"/>
+                <w:szCs w:val="26"/>
+              </w:rPr>
+              <w:t>_____________________</w:t>
+            </w:r>
+            <w:r>
+              <w:rPr>
+                <w:rFonts w:ascii="Times New Roman" w:hAnsi="Times New Roman"/>
+                <w:bCs/>
+                <w:color w:val="FF0000"/>
+                <w:szCs w:val="26"/>
+                <w:lang w:val="en-US"/>
+              </w:rPr>
+              <w:t>__</w:t>
+            </w:r>
+            <w:r>
+              <w:rPr>
+                <w:rFonts w:ascii="Times New Roman" w:hAnsi="Times New Roman"/>
+                <w:bCs/>
+                <w:color w:val="FF0000"/>
+                <w:szCs w:val="26"/>
+              </w:rPr>
+              <w:t>.</w:t>
+            </w:r>
+          </w:p>
+        </w:tc>
+      </w:tr>
+    </w:tbl>
+    <w:p>
       <w:pPr>
         <w:tabs>
           <w:tab w:val="left" w:pos="993"/>
@@ -438,17 +510,8 @@
           <w:szCs w:val="26"/>
         </w:rPr>
       </w:pPr>
-      <w:r>
-        <w:rPr>
-          <w:rFonts w:ascii="Times New Roman" w:hAnsi="Times New Roman" w:cs="Times New Roman"/>
-          <w:color w:val="000000" w:themeColor="text1"/>
-          <w:sz w:val="26"/>
-          <w:szCs w:val="26"/>
-        </w:rPr>
-        <w:t>Căn cứ Bộ luật Dân sự ngày 24/11/2015;</w:t>
-      </w:r>
-    </w:p>
-    <w:p ns2:paraId="5EB00C8D" ns2:textId="77777777">
+    </w:p>
+    <w:p>
       <w:pPr>
         <w:tabs>
           <w:tab w:val="left" w:pos="993"/>
@@ -471,10 +534,10 @@
           <w:sz w:val="26"/>
           <w:szCs w:val="26"/>
         </w:rPr>
-        <w:t>Căn cứ Luật Đấu thầu ngày 23/06/2023 được sửa đổi, bổ sung bởi Luật số 57/2024/QH15 ngày 29/11/2024 và Luật số 90/2025/QH15 ngày 25/6/2025;</w:t>
-      </w:r>
-    </w:p>
-    <w:p ns2:paraId="3023017A" ns2:textId="5E64DE46">
+        <w:t>Căn cứ Bộ luật Dân sự ngày 24/11/2015;</w:t>
+      </w:r>
+    </w:p>
+    <w:p>
       <w:pPr>
         <w:tabs>
           <w:tab w:val="left" w:pos="993"/>
@@ -497,10 +560,10 @@
           <w:sz w:val="26"/>
           <w:szCs w:val="26"/>
         </w:rPr>
-        <w:t>Căn cứ Nghị định số 214/2025/NĐ-CP ngày 04/8/2025 của Chính phủ quy định chi tiết một số điều và biện pháp thi hành Luật Đấu thầu về lựa chọn nhà thầu;</w:t>
-      </w:r>
-    </w:p>
-    <w:p ns2:paraId="44952F43" ns2:textId="77777777">
+        <w:t>Căn cứ Luật Đấu thầu ngày 23/06/2023 được sửa đổi, bổ sung bởi Luật số 57/2024/QH15 ngày 29/11/2024 và Luật số 90/2025/QH15 ngày 25/6/2025;</w:t>
+      </w:r>
+    </w:p>
+    <w:p>
       <w:pPr>
         <w:tabs>
           <w:tab w:val="left" w:pos="993"/>
@@ -523,10 +586,10 @@
           <w:sz w:val="26"/>
           <w:szCs w:val="26"/>
         </w:rPr>
-        <w:t xml:space="preserve">Căn cứ Thông tư số 79/2025/TT-BTC ngày 04/8/2025 của Bộ Tài chính về việc hướng dẫn việc cung cấp, đăng tải thông tin về đấu thầu và mẫu hồ sơ đấu thầu trên Hệ thống mạng đấu thầu quốc gia; </w:t>
-      </w:r>
-    </w:p>
-    <w:p ns2:paraId="41BA5DEA" ns2:textId="4AB0405F">
+        <w:t>Căn cứ Nghị định số 214/2025/NĐ-CP ngày 04/8/2025 của Chính phủ quy định chi tiết một số điều và biện pháp thi hành Luật Đấu thầu về lựa chọn nhà thầu;</w:t>
+      </w:r>
+    </w:p>
+    <w:p>
       <w:pPr>
         <w:tabs>
           <w:tab w:val="left" w:pos="993"/>
@@ -549,127 +612,10 @@
           <w:sz w:val="26"/>
           <w:szCs w:val="26"/>
         </w:rPr>
-        <w:t xml:space="preserve">Căn cứ Quyết định số </w:t>
-      </w:r>
-      <w:r>
-        <w:rPr>
-          <w:rFonts w:ascii="Times New Roman" w:hAnsi="Times New Roman" w:cs="Times New Roman"/>
-          <w:color w:val="FF0000"/>
-          <w:sz w:val="26"/>
-          <w:szCs w:val="26"/>
-        </w:rPr>
-        <w:t>_____</w:t>
-      </w:r>
-      <w:r>
-        <w:rPr>
-          <w:rFonts w:ascii="Times New Roman" w:hAnsi="Times New Roman" w:cs="Times New Roman"/>
-          <w:color w:val="FF0000"/>
-          <w:sz w:val="26"/>
-          <w:szCs w:val="26"/>
-        </w:rPr>
-        <w:t xml:space="preserve">/QĐ-BV </w:t>
-      </w:r>
-      <w:r>
-        <w:rPr>
-          <w:rFonts w:ascii="Times New Roman" w:hAnsi="Times New Roman" w:cs="Times New Roman"/>
-          <w:color w:val="000000" w:themeColor="text1"/>
-          <w:sz w:val="26"/>
-          <w:szCs w:val="26"/>
-        </w:rPr>
-        <w:t xml:space="preserve">ngày </w:t>
-      </w:r>
-      <w:r>
-        <w:rPr>
-          <w:rFonts w:ascii="Times New Roman" w:hAnsi="Times New Roman" w:cs="Times New Roman"/>
-          <w:color w:val="FF0000"/>
-          <w:sz w:val="26"/>
-          <w:szCs w:val="26"/>
-        </w:rPr>
-        <w:t>___</w:t>
-      </w:r>
-      <w:r>
-        <w:rPr>
-          <w:rFonts w:ascii="Times New Roman" w:hAnsi="Times New Roman" w:cs="Times New Roman"/>
-          <w:color w:val="FF0000"/>
-          <w:sz w:val="26"/>
-          <w:szCs w:val="26"/>
-        </w:rPr>
-        <w:t>/</w:t>
-      </w:r>
-      <w:r>
-        <w:rPr>
-          <w:rFonts w:ascii="Times New Roman" w:hAnsi="Times New Roman" w:cs="Times New Roman"/>
-          <w:color w:val="FF0000"/>
-          <w:sz w:val="26"/>
-          <w:szCs w:val="26"/>
-        </w:rPr>
-        <w:t>___</w:t>
-      </w:r>
-      <w:r>
-        <w:rPr>
-          <w:rFonts w:ascii="Times New Roman" w:hAnsi="Times New Roman" w:cs="Times New Roman"/>
-          <w:color w:val="FF0000"/>
-          <w:sz w:val="26"/>
-          <w:szCs w:val="26"/>
-        </w:rPr>
-        <w:t>/</w:t>
-      </w:r>
-      <w:r>
-        <w:rPr>
-          <w:rFonts w:ascii="Times New Roman" w:hAnsi="Times New Roman" w:cs="Times New Roman"/>
-          <w:color w:val="FF0000"/>
-          <w:sz w:val="26"/>
-          <w:szCs w:val="26"/>
-        </w:rPr>
-        <w:t>___</w:t>
-      </w:r>
-      <w:r>
-        <w:rPr>
-          <w:rFonts w:ascii="Times New Roman" w:hAnsi="Times New Roman" w:cs="Times New Roman"/>
-          <w:color w:val="000000" w:themeColor="text1"/>
-          <w:sz w:val="26"/>
-          <w:szCs w:val="26"/>
-        </w:rPr>
-        <w:t xml:space="preserve"> của Giám đốc Bệnh viện </w:t>
-      </w:r>
-      <w:r>
-        <w:rPr>
-          <w:rFonts w:ascii="Times New Roman" w:hAnsi="Times New Roman" w:cs="Times New Roman"/>
-          <w:color w:val="000000" w:themeColor="text1"/>
-          <w:sz w:val="26"/>
-          <w:szCs w:val="26"/>
-        </w:rPr>
-        <w:t>Đ</w:t>
-      </w:r>
-      <w:r>
-        <w:rPr>
-          <w:rFonts w:ascii="Times New Roman" w:hAnsi="Times New Roman" w:cs="Times New Roman"/>
-          <w:color w:val="000000" w:themeColor="text1"/>
-          <w:sz w:val="26"/>
-          <w:szCs w:val="26"/>
-        </w:rPr>
-        <w:t>a khoa tỉnh Phú Thọ về việc phê duyệt dự toán và kế hoạch lựa chọn nhà thầu dự toán mua sắm</w:t>
-      </w:r>
-      <w:r>
-        <w:rPr>
-          <w:rFonts w:ascii="Times New Roman" w:hAnsi="Times New Roman" w:cs="Times New Roman"/>
-          <w:color w:val="000000" w:themeColor="text1"/>
-          <w:sz w:val="26"/>
-          <w:szCs w:val="26"/>
-        </w:rPr>
-        <w:t xml:space="preserve">: </w:t>
-      </w:r>
-      <w:r>
-        <w:rPr>
-          <w:rFonts w:ascii="Times New Roman" w:hAnsi="Times New Roman" w:cs="Times New Roman"/>
-          <w:color w:val="FF0000"/>
-          <w:sz w:val="26"/>
-          <w:szCs w:val="26"/>
-        </w:rPr>
-        <w:t>______________;</w:t>
-      </w:r>
-    </w:p>
-    <w:p ns2:paraId="5B8C17F1" ns2:textId="6FE74BBF">
+        <w:t xml:space="preserve">Căn cứ Thông tư số 79/2025/TT-BTC ngày 04/8/2025 của Bộ Tài chính về việc hướng dẫn việc cung cấp, đăng tải thông tin về đấu thầu và mẫu hồ sơ đấu thầu trên Hệ thống mạng đấu thầu quốc gia; </w:t>
+      </w:r>
+    </w:p>
+    <w:p>
       <w:pPr>
         <w:spacing w:before="40" w:after="40" w:line="288" w:lineRule="auto"/>
         <w:ind w:firstLine="709"/>
@@ -690,76 +636,12 @@
           <w:color w:val="000000"/>
           <w:sz w:val="26"/>
           <w:szCs w:val="26"/>
-          <w:lang w:val="pt-BR"/>
-        </w:rPr>
-        <w:t xml:space="preserve">Căn cứ Biên bản hoàn thiện hợp đồng ký ngày ___/___/___ giữa Bệnh viện Đa khoa tỉnh Phú Thọ và {{TEN_NHA_THAU}};</w:t>
-      </w:r>
-      <w:r>
-        <w:rPr>
-          <w:rFonts w:ascii="Times New Roman" w:hAnsi="Times New Roman" w:cs="Times New Roman"/>
-          <w:color w:val="FF0000"/>
-          <w:sz w:val="26"/>
-          <w:szCs w:val="26"/>
-        </w:rPr>
-        <w:t/>
-      </w:r>
-      <w:r>
-        <w:rPr>
-          <w:rFonts w:ascii="Times New Roman" w:hAnsi="Times New Roman" w:cs="Times New Roman"/>
-          <w:iCs/>
-          <w:color w:val="000000"/>
-          <w:sz w:val="26"/>
-          <w:szCs w:val="26"/>
-          <w:lang w:val="pt-BR"/>
-        </w:rPr>
-        <w:t xml:space="preserve"/>
-      </w:r>
-      <w:r>
-        <w:rPr>
-          <w:rFonts w:ascii="Times New Roman" w:hAnsi="Times New Roman" w:cs="Times New Roman"/>
-          <w:iCs/>
-          <w:color w:val="000000"/>
-          <w:sz w:val="26"/>
-          <w:szCs w:val="26"/>
-          <w:lang w:val="pt-BR"/>
-        </w:rPr>
-        <w:t/>
-      </w:r>
-      <w:r>
-        <w:rPr>
-          <w:rFonts w:ascii="Times New Roman" w:hAnsi="Times New Roman" w:cs="Times New Roman"/>
-          <w:iCs/>
-          <w:color w:val="000000"/>
-          <w:sz w:val="26"/>
-          <w:szCs w:val="26"/>
-          <w:lang w:val="pt-BR"/>
-        </w:rPr>
-        <w:t xml:space="preserve"/>
-      </w:r>
-      <w:r>
-        <w:rPr>
-          <w:rFonts w:ascii="Times New Roman" w:hAnsi="Times New Roman" w:cs="Times New Roman"/>
-          <w:iCs/>
-          <w:color w:val="FF0000"/>
-          <w:sz w:val="26"/>
-          <w:szCs w:val="26"/>
-          <w:lang w:val="pt-BR"/>
-        </w:rPr>
-        <w:t/>
-      </w:r>
-      <w:r>
-        <w:rPr>
-          <w:rFonts w:ascii="Times New Roman" w:hAnsi="Times New Roman" w:cs="Times New Roman"/>
-          <w:iCs/>
-          <w:color w:val="FF0000"/>
-          <w:sz w:val="26"/>
-          <w:szCs w:val="26"/>
-          <w:lang w:val="pt-BR"/>
-        </w:rPr>
-        <w:t/>
-      </w:r>
-    </w:p>
-    <w:p ns2:paraId="59FD4D71" ns2:textId="6E1E3FF0">
+          <w:lang w:val="es-ES"/>
+        </w:rPr>
+        <w:t>Căn cứ nhu cầu thực tế của hai bên.</w:t>
+      </w:r>
+    </w:p>
+    <w:p>
       <w:pPr>
         <w:tabs>
           <w:tab w:val="left" w:pos="993"/>
@@ -769,153 +651,209 @@
         <w:ind w:firstLine="720"/>
         <w:jc w:val="both"/>
         <w:rPr>
-          <w:rFonts w:ascii="Times New Roman" w:hAnsi="Times New Roman" w:cs="Times New Roman"/>
-          <w:bCs/>
+          <w:rFonts w:ascii="Times New Roman" w:eastAsia="Times New Roman" w:hAnsi="Times New Roman" w:cs="Times New Roman"/>
           <w:i/>
           <w:iCs/>
           <w:color w:val="000000" w:themeColor="text1"/>
           <w:sz w:val="26"/>
           <w:szCs w:val="26"/>
-        </w:rPr>
-      </w:pPr>
-      <w:r>
-        <w:rPr>
-          <w:rFonts w:ascii="Times New Roman" w:hAnsi="Times New Roman" w:cs="Times New Roman"/>
-          <w:color w:val="000000" w:themeColor="text1"/>
-          <w:sz w:val="26"/>
-          <w:szCs w:val="26"/>
-        </w:rPr>
-        <w:t xml:space="preserve">Căn cứ Quyết định số </w:t>
-      </w:r>
-      <w:r>
-        <w:rPr>
-          <w:rFonts w:ascii="Times New Roman" w:hAnsi="Times New Roman" w:cs="Times New Roman"/>
-          <w:color w:val="FF0000"/>
-          <w:sz w:val="26"/>
-          <w:szCs w:val="26"/>
+          <w:lang w:val="en"/>
+        </w:rPr>
+      </w:pPr>
+      <w:r>
+        <w:rPr>
+          <w:rFonts w:ascii="Times New Roman" w:eastAsia="Times New Roman" w:hAnsi="Times New Roman" w:cs="Times New Roman"/>
+          <w:i/>
+          <w:iCs/>
+          <w:color w:val="000000" w:themeColor="text1"/>
+          <w:sz w:val="26"/>
+          <w:szCs w:val="26"/>
+          <w:lang w:val="en"/>
+        </w:rPr>
+        <w:t>H</w:t>
+      </w:r>
+      <w:r>
+        <w:rPr>
+          <w:rFonts w:ascii="Times New Roman" w:eastAsia="Times New Roman" w:hAnsi="Times New Roman" w:cs="Times New Roman"/>
+          <w:i/>
+          <w:iCs/>
+          <w:color w:val="000000" w:themeColor="text1"/>
+          <w:sz w:val="26"/>
+          <w:szCs w:val="26"/>
+          <w:lang w:val="en"/>
+        </w:rPr>
+        <w:t xml:space="preserve">ôm nay, </w:t>
+      </w:r>
+      <w:r>
+        <w:rPr>
+          <w:rFonts w:ascii="Times New Roman" w:eastAsia="Times New Roman" w:hAnsi="Times New Roman" w:cs="Times New Roman"/>
+          <w:i/>
+          <w:iCs/>
+          <w:color w:val="FF0000"/>
+          <w:sz w:val="26"/>
+          <w:szCs w:val="26"/>
+          <w:lang w:val="en"/>
+        </w:rPr>
+        <w:t>ngày</w:t>
+      </w:r>
+      <w:r>
+        <w:rPr>
+          <w:rFonts w:ascii="Times New Roman" w:eastAsia="Times New Roman" w:hAnsi="Times New Roman" w:cs="Times New Roman"/>
+          <w:i/>
+          <w:iCs/>
+          <w:color w:val="FF0000"/>
+          <w:sz w:val="26"/>
+          <w:szCs w:val="26"/>
+          <w:lang w:val="en"/>
+        </w:rPr>
+        <w:t xml:space="preserve"> </w:t>
+      </w:r>
+      <w:r>
+        <w:rPr>
+          <w:rFonts w:ascii="Times New Roman" w:eastAsia="Times New Roman" w:hAnsi="Times New Roman" w:cs="Times New Roman"/>
+          <w:i/>
+          <w:iCs/>
+          <w:color w:val="FF0000"/>
+          <w:sz w:val="26"/>
+          <w:szCs w:val="26"/>
+          <w:lang w:val="en"/>
         </w:rPr>
         <w:t>___</w:t>
       </w:r>
       <w:r>
         <w:rPr>
-          <w:rFonts w:ascii="Times New Roman" w:hAnsi="Times New Roman" w:cs="Times New Roman"/>
-          <w:color w:val="FF0000"/>
-          <w:sz w:val="26"/>
-          <w:szCs w:val="26"/>
-        </w:rPr>
-        <w:t>/QĐ-BV</w:t>
-      </w:r>
-      <w:r>
-        <w:rPr>
-          <w:rFonts w:ascii="Times New Roman" w:hAnsi="Times New Roman" w:cs="Times New Roman"/>
-          <w:color w:val="000000" w:themeColor="text1"/>
-          <w:sz w:val="26"/>
-          <w:szCs w:val="26"/>
-        </w:rPr>
-        <w:t xml:space="preserve"> ngày </w:t>
-      </w:r>
-      <w:r>
-        <w:rPr>
-          <w:rFonts w:ascii="Times New Roman" w:hAnsi="Times New Roman" w:cs="Times New Roman"/>
-          <w:color w:val="FF0000"/>
-          <w:sz w:val="26"/>
-          <w:szCs w:val="26"/>
-        </w:rPr>
-        <w:t>___/___/___</w:t>
-      </w:r>
-      <w:r>
-        <w:rPr>
-          <w:rFonts w:ascii="Times New Roman" w:hAnsi="Times New Roman" w:cs="Times New Roman"/>
-          <w:color w:val="000000" w:themeColor="text1"/>
-          <w:sz w:val="26"/>
-          <w:szCs w:val="26"/>
-        </w:rPr>
-        <w:t xml:space="preserve"> của Giám đốc Bệnh viện </w:t>
-      </w:r>
-      <w:r>
-        <w:rPr>
-          <w:rFonts w:ascii="Times New Roman" w:hAnsi="Times New Roman" w:cs="Times New Roman"/>
-          <w:color w:val="000000" w:themeColor="text1"/>
-          <w:sz w:val="26"/>
-          <w:szCs w:val="26"/>
+          <w:rFonts w:ascii="Times New Roman" w:eastAsia="Times New Roman" w:hAnsi="Times New Roman" w:cs="Times New Roman"/>
+          <w:i/>
+          <w:iCs/>
+          <w:color w:val="FF0000"/>
+          <w:sz w:val="26"/>
+          <w:szCs w:val="26"/>
+          <w:lang w:val="en"/>
+        </w:rPr>
+        <w:t xml:space="preserve"> </w:t>
+      </w:r>
+      <w:r>
+        <w:rPr>
+          <w:rFonts w:ascii="Times New Roman" w:eastAsia="Times New Roman" w:hAnsi="Times New Roman" w:cs="Times New Roman"/>
+          <w:i/>
+          <w:iCs/>
+          <w:color w:val="FF0000"/>
+          <w:sz w:val="26"/>
+          <w:szCs w:val="26"/>
+          <w:lang w:val="en"/>
+        </w:rPr>
+        <w:t xml:space="preserve">tháng </w:t>
+      </w:r>
+      <w:r>
+        <w:rPr>
+          <w:rFonts w:ascii="Times New Roman" w:eastAsia="Times New Roman" w:hAnsi="Times New Roman" w:cs="Times New Roman"/>
+          <w:i/>
+          <w:iCs/>
+          <w:color w:val="FF0000"/>
+          <w:sz w:val="26"/>
+          <w:szCs w:val="26"/>
+          <w:lang w:val="en"/>
+        </w:rPr>
+        <w:t>___</w:t>
+      </w:r>
+      <w:r>
+        <w:rPr>
+          <w:rFonts w:ascii="Times New Roman" w:eastAsia="Times New Roman" w:hAnsi="Times New Roman" w:cs="Times New Roman"/>
+          <w:i/>
+          <w:iCs/>
+          <w:color w:val="FF0000"/>
+          <w:sz w:val="26"/>
+          <w:szCs w:val="26"/>
+          <w:lang w:val="en"/>
+        </w:rPr>
+        <w:t xml:space="preserve"> </w:t>
+      </w:r>
+      <w:r>
+        <w:rPr>
+          <w:rFonts w:ascii="Times New Roman" w:eastAsia="Times New Roman" w:hAnsi="Times New Roman" w:cs="Times New Roman"/>
+          <w:i/>
+          <w:iCs/>
+          <w:color w:val="FF0000"/>
+          <w:sz w:val="26"/>
+          <w:szCs w:val="26"/>
+          <w:lang w:val="en"/>
+        </w:rPr>
+        <w:t xml:space="preserve">năm </w:t>
+      </w:r>
+      <w:r>
+        <w:rPr>
+          <w:rFonts w:ascii="Times New Roman" w:eastAsia="Times New Roman" w:hAnsi="Times New Roman" w:cs="Times New Roman"/>
+          <w:i/>
+          <w:iCs/>
+          <w:color w:val="FF0000"/>
+          <w:sz w:val="26"/>
+          <w:szCs w:val="26"/>
+          <w:lang w:val="en"/>
+        </w:rPr>
+        <w:t>___</w:t>
+      </w:r>
+      <w:r>
+        <w:rPr>
+          <w:rFonts w:ascii="Times New Roman" w:eastAsia="Times New Roman" w:hAnsi="Times New Roman" w:cs="Times New Roman"/>
+          <w:i/>
+          <w:iCs/>
+          <w:color w:val="000000" w:themeColor="text1"/>
+          <w:sz w:val="26"/>
+          <w:szCs w:val="26"/>
+          <w:lang w:val="en"/>
+        </w:rPr>
+        <w:t>,</w:t>
+      </w:r>
+      <w:r>
+        <w:rPr>
+          <w:rFonts w:ascii="Times New Roman" w:eastAsia="Times New Roman" w:hAnsi="Times New Roman" w:cs="Times New Roman"/>
+          <w:i/>
+          <w:iCs/>
+          <w:color w:val="000000" w:themeColor="text1"/>
+          <w:sz w:val="26"/>
+          <w:szCs w:val="26"/>
+          <w:lang w:val="en"/>
+        </w:rPr>
+        <w:t xml:space="preserve"> tại Bệnh viện </w:t>
+      </w:r>
+      <w:r>
+        <w:rPr>
+          <w:rFonts w:ascii="Times New Roman" w:eastAsia="Times New Roman" w:hAnsi="Times New Roman" w:cs="Times New Roman"/>
+          <w:i/>
+          <w:iCs/>
+          <w:color w:val="000000" w:themeColor="text1"/>
+          <w:sz w:val="26"/>
+          <w:szCs w:val="26"/>
+          <w:lang w:val="en"/>
         </w:rPr>
         <w:t>Đ</w:t>
       </w:r>
       <w:r>
         <w:rPr>
-          <w:rFonts w:ascii="Times New Roman" w:hAnsi="Times New Roman" w:cs="Times New Roman"/>
-          <w:color w:val="000000" w:themeColor="text1"/>
-          <w:sz w:val="26"/>
-          <w:szCs w:val="26"/>
-        </w:rPr>
-        <w:t xml:space="preserve">a khoa tỉnh Phú Thọ về việc </w:t>
-      </w:r>
-      <w:r>
-        <w:rPr>
-          <w:rFonts w:ascii="Times New Roman" w:hAnsi="Times New Roman" w:cs="Times New Roman"/>
-          <w:bCs/>
-          <w:color w:val="000000" w:themeColor="text1"/>
-          <w:sz w:val="26"/>
-          <w:szCs w:val="26"/>
-          <w:lang w:val="pt-BR"/>
-        </w:rPr>
-        <w:t xml:space="preserve">phê duyệt kết quả lựa chọn nhà thầu </w:t>
-      </w:r>
-      <w:r>
-        <w:rPr>
-          <w:rFonts w:ascii="Times New Roman" w:hAnsi="Times New Roman" w:cs="Times New Roman"/>
-          <w:bCs/>
-          <w:color w:val="000000" w:themeColor="text1"/>
-          <w:sz w:val="26"/>
-          <w:szCs w:val="26"/>
-          <w:lang w:val="nl-NL"/>
-        </w:rPr>
-        <w:t>gói thầu</w:t>
-      </w:r>
-      <w:r>
-        <w:rPr>
-          <w:rFonts w:ascii="Times New Roman" w:hAnsi="Times New Roman" w:cs="Times New Roman"/>
-          <w:bCs/>
-          <w:color w:val="000000" w:themeColor="text1"/>
-          <w:sz w:val="26"/>
-          <w:szCs w:val="26"/>
-        </w:rPr>
-        <w:t>:</w:t>
-      </w:r>
-      <w:r>
-        <w:rPr>
-          <w:rFonts w:ascii="Times New Roman" w:hAnsi="Times New Roman" w:cs="Times New Roman"/>
-          <w:bCs/>
-          <w:color w:val="FF0000"/>
-          <w:sz w:val="26"/>
-          <w:szCs w:val="26"/>
-        </w:rPr>
-        <w:t xml:space="preserve"> </w:t>
-      </w:r>
-      <w:r>
-        <w:rPr>
-          <w:rFonts w:ascii="Times New Roman" w:hAnsi="Times New Roman" w:cs="Times New Roman"/>
-          <w:bCs/>
-          <w:color w:val="FF0000"/>
-          <w:sz w:val="26"/>
-          <w:szCs w:val="26"/>
-          <w:lang w:val="pt-BR"/>
-        </w:rPr>
-        <w:t>____________</w:t>
-      </w:r>
-      <w:r>
-        <w:rPr>
-          <w:rFonts w:ascii="Times New Roman" w:hAnsi="Times New Roman" w:cs="Times New Roman"/>
-          <w:bCs/>
-          <w:color w:val="FF0000"/>
-          <w:sz w:val="26"/>
-          <w:szCs w:val="26"/>
-          <w:lang w:val="pt-BR"/>
-        </w:rPr>
-        <w:t>.</w:t>
-      </w:r>
-    </w:p>
-    <w:p ns2:paraId="2337BCFD" ns2:textId="0D7E2CB1">
+          <w:rFonts w:ascii="Times New Roman" w:eastAsia="Times New Roman" w:hAnsi="Times New Roman" w:cs="Times New Roman"/>
+          <w:i/>
+          <w:iCs/>
+          <w:color w:val="000000" w:themeColor="text1"/>
+          <w:sz w:val="26"/>
+          <w:szCs w:val="26"/>
+          <w:lang w:val="en"/>
+        </w:rPr>
+        <w:t>a khoa tỉnh Phú Thọ,</w:t>
+      </w:r>
+      <w:r>
+        <w:rPr>
+          <w:rFonts w:ascii="Times New Roman" w:eastAsia="Times New Roman" w:hAnsi="Times New Roman" w:cs="Times New Roman"/>
+          <w:i/>
+          <w:iCs/>
+          <w:color w:val="000000" w:themeColor="text1"/>
+          <w:sz w:val="26"/>
+          <w:szCs w:val="26"/>
+          <w:lang w:val="en"/>
+        </w:rPr>
+        <w:t xml:space="preserve"> chúng tôi đại diện cho các bên ký hợp đồng, gồm có:</w:t>
+      </w:r>
+    </w:p>
+    <w:p>
       <w:pPr>
         <w:tabs>
           <w:tab w:val="left" w:pos="993"/>
@@ -925,218 +863,6 @@
         <w:ind w:firstLine="720"/>
         <w:jc w:val="both"/>
         <w:rPr>
-          <w:rFonts w:ascii="Times New Roman" w:eastAsia="Times New Roman" w:hAnsi="Times New Roman" w:cs="Times New Roman"/>
-          <w:i/>
-          <w:iCs/>
-          <w:color w:val="000000" w:themeColor="text1"/>
-          <w:sz w:val="26"/>
-          <w:szCs w:val="26"/>
-          <w:lang w:val="en"/>
-        </w:rPr>
-      </w:pPr>
-      <w:r>
-        <w:rPr>
-          <w:rFonts w:ascii="Times New Roman" w:eastAsia="Times New Roman" w:hAnsi="Times New Roman" w:cs="Times New Roman"/>
-          <w:i/>
-          <w:iCs/>
-          <w:color w:val="000000" w:themeColor="text1"/>
-          <w:sz w:val="26"/>
-          <w:szCs w:val="26"/>
-          <w:lang w:val="en"/>
-        </w:rPr>
-        <w:t>H</w:t>
-      </w:r>
-      <w:r>
-        <w:rPr>
-          <w:rFonts w:ascii="Times New Roman" w:eastAsia="Times New Roman" w:hAnsi="Times New Roman" w:cs="Times New Roman"/>
-          <w:i/>
-          <w:iCs/>
-          <w:color w:val="000000" w:themeColor="text1"/>
-          <w:sz w:val="26"/>
-          <w:szCs w:val="26"/>
-          <w:lang w:val="en"/>
-        </w:rPr>
-        <w:t xml:space="preserve">ôm nay, </w:t>
-      </w:r>
-      <w:r>
-        <w:rPr>
-          <w:rFonts w:ascii="Times New Roman" w:eastAsia="Times New Roman" w:hAnsi="Times New Roman" w:cs="Times New Roman"/>
-          <w:i/>
-          <w:iCs/>
-          <w:color w:val="FF0000"/>
-          <w:sz w:val="26"/>
-          <w:szCs w:val="26"/>
-          <w:lang w:val="en"/>
-        </w:rPr>
-        <w:t>ngày</w:t>
-      </w:r>
-      <w:r>
-        <w:rPr>
-          <w:rFonts w:ascii="Times New Roman" w:eastAsia="Times New Roman" w:hAnsi="Times New Roman" w:cs="Times New Roman"/>
-          <w:i/>
-          <w:iCs/>
-          <w:color w:val="FF0000"/>
-          <w:sz w:val="26"/>
-          <w:szCs w:val="26"/>
-          <w:lang w:val="en"/>
-        </w:rPr>
-        <w:t xml:space="preserve"> </w:t>
-      </w:r>
-      <w:r>
-        <w:rPr>
-          <w:rFonts w:ascii="Times New Roman" w:eastAsia="Times New Roman" w:hAnsi="Times New Roman" w:cs="Times New Roman"/>
-          <w:i/>
-          <w:iCs/>
-          <w:color w:val="FF0000"/>
-          <w:sz w:val="26"/>
-          <w:szCs w:val="26"/>
-          <w:lang w:val="en"/>
-        </w:rPr>
-        <w:t>___</w:t>
-      </w:r>
-      <w:r>
-        <w:rPr>
-          <w:rFonts w:ascii="Times New Roman" w:eastAsia="Times New Roman" w:hAnsi="Times New Roman" w:cs="Times New Roman"/>
-          <w:i/>
-          <w:iCs/>
-          <w:color w:val="FF0000"/>
-          <w:sz w:val="26"/>
-          <w:szCs w:val="26"/>
-          <w:lang w:val="en"/>
-        </w:rPr>
-        <w:t xml:space="preserve"> </w:t>
-      </w:r>
-      <w:r>
-        <w:rPr>
-          <w:rFonts w:ascii="Times New Roman" w:eastAsia="Times New Roman" w:hAnsi="Times New Roman" w:cs="Times New Roman"/>
-          <w:i/>
-          <w:iCs/>
-          <w:color w:val="FF0000"/>
-          <w:sz w:val="26"/>
-          <w:szCs w:val="26"/>
-          <w:lang w:val="en"/>
-        </w:rPr>
-        <w:t xml:space="preserve">tháng </w:t>
-      </w:r>
-      <w:r>
-        <w:rPr>
-          <w:rFonts w:ascii="Times New Roman" w:eastAsia="Times New Roman" w:hAnsi="Times New Roman" w:cs="Times New Roman"/>
-          <w:i/>
-          <w:iCs/>
-          <w:color w:val="FF0000"/>
-          <w:sz w:val="26"/>
-          <w:szCs w:val="26"/>
-          <w:lang w:val="en"/>
-        </w:rPr>
-        <w:t>___</w:t>
-      </w:r>
-      <w:r>
-        <w:rPr>
-          <w:rFonts w:ascii="Times New Roman" w:eastAsia="Times New Roman" w:hAnsi="Times New Roman" w:cs="Times New Roman"/>
-          <w:i/>
-          <w:iCs/>
-          <w:color w:val="FF0000"/>
-          <w:sz w:val="26"/>
-          <w:szCs w:val="26"/>
-          <w:lang w:val="en"/>
-        </w:rPr>
-        <w:t xml:space="preserve"> </w:t>
-      </w:r>
-      <w:r>
-        <w:rPr>
-          <w:rFonts w:ascii="Times New Roman" w:eastAsia="Times New Roman" w:hAnsi="Times New Roman" w:cs="Times New Roman"/>
-          <w:i/>
-          <w:iCs/>
-          <w:color w:val="FF0000"/>
-          <w:sz w:val="26"/>
-          <w:szCs w:val="26"/>
-          <w:lang w:val="en"/>
-        </w:rPr>
-        <w:t xml:space="preserve">năm </w:t>
-      </w:r>
-      <w:r>
-        <w:rPr>
-          <w:rFonts w:ascii="Times New Roman" w:eastAsia="Times New Roman" w:hAnsi="Times New Roman" w:cs="Times New Roman"/>
-          <w:i/>
-          <w:iCs/>
-          <w:color w:val="FF0000"/>
-          <w:sz w:val="26"/>
-          <w:szCs w:val="26"/>
-          <w:lang w:val="en"/>
-        </w:rPr>
-        <w:t>___</w:t>
-      </w:r>
-      <w:r>
-        <w:rPr>
-          <w:rFonts w:ascii="Times New Roman" w:eastAsia="Times New Roman" w:hAnsi="Times New Roman" w:cs="Times New Roman"/>
-          <w:i/>
-          <w:iCs/>
-          <w:color w:val="000000" w:themeColor="text1"/>
-          <w:sz w:val="26"/>
-          <w:szCs w:val="26"/>
-          <w:lang w:val="en"/>
-        </w:rPr>
-        <w:t>,</w:t>
-      </w:r>
-      <w:r>
-        <w:rPr>
-          <w:rFonts w:ascii="Times New Roman" w:eastAsia="Times New Roman" w:hAnsi="Times New Roman" w:cs="Times New Roman"/>
-          <w:i/>
-          <w:iCs/>
-          <w:color w:val="000000" w:themeColor="text1"/>
-          <w:sz w:val="26"/>
-          <w:szCs w:val="26"/>
-          <w:lang w:val="en"/>
-        </w:rPr>
-        <w:t xml:space="preserve"> tại Bệnh viện </w:t>
-      </w:r>
-      <w:r>
-        <w:rPr>
-          <w:rFonts w:ascii="Times New Roman" w:eastAsia="Times New Roman" w:hAnsi="Times New Roman" w:cs="Times New Roman"/>
-          <w:i/>
-          <w:iCs/>
-          <w:color w:val="000000" w:themeColor="text1"/>
-          <w:sz w:val="26"/>
-          <w:szCs w:val="26"/>
-          <w:lang w:val="en"/>
-        </w:rPr>
-        <w:t>Đ</w:t>
-      </w:r>
-      <w:r>
-        <w:rPr>
-          <w:rFonts w:ascii="Times New Roman" w:eastAsia="Times New Roman" w:hAnsi="Times New Roman" w:cs="Times New Roman"/>
-          <w:i/>
-          <w:iCs/>
-          <w:color w:val="000000" w:themeColor="text1"/>
-          <w:sz w:val="26"/>
-          <w:szCs w:val="26"/>
-          <w:lang w:val="en"/>
-        </w:rPr>
-        <w:t>a khoa tỉnh Phú Thọ,</w:t>
-      </w:r>
-      <w:r>
-        <w:rPr>
-          <w:rFonts w:ascii="Times New Roman" w:eastAsia="Times New Roman" w:hAnsi="Times New Roman" w:cs="Times New Roman"/>
-          <w:i/>
-          <w:iCs/>
-          <w:color w:val="000000" w:themeColor="text1"/>
-          <w:sz w:val="26"/>
-          <w:szCs w:val="26"/>
-          <w:lang w:val="en"/>
-        </w:rPr>
-        <w:t xml:space="preserve"> chúng tôi đại diện cho các bên ký hợp đồng, gồm có:</w:t>
-      </w:r>
-    </w:p>
-    <w:p ns2:paraId="0DB279BE" ns2:textId="66910344">
-      <w:pPr>
-        <w:tabs>
-          <w:tab w:val="left" w:pos="993"/>
-        </w:tabs>
-        <w:snapToGrid w:val="0"/>
-        <w:spacing w:before="40" w:after="40" w:line="288" w:lineRule="auto"/>
-        <w:ind w:firstLine="720"/>
-        <w:jc w:val="both"/>
-        <w:rPr>
           <w:rFonts w:ascii="Times New Roman" w:hAnsi="Times New Roman" w:cs="Times New Roman"/>
           <w:b/>
           <w:color w:val="000000" w:themeColor="text1"/>
@@ -1175,7 +901,7 @@
           <w:sz w:val="26"/>
           <w:szCs w:val="26"/>
         </w:rPr>
-        <w:t xml:space="preserve">U TƯ (BÊN A): </w:t>
+        <w:t>U TƯ (</w:t>
       </w:r>
       <w:r>
         <w:rPr>
@@ -1186,10 +912,32 @@
           <w:sz w:val="26"/>
           <w:szCs w:val="26"/>
         </w:rPr>
+        <w:t>BÊN A</w:t>
+      </w:r>
+      <w:r>
+        <w:rPr>
+          <w:rFonts w:ascii="Times New Roman" w:hAnsi="Times New Roman" w:cs="Times New Roman"/>
+          <w:b/>
+          <w:color w:val="000000" w:themeColor="text1"/>
+          <w:spacing w:val="-6"/>
+          <w:sz w:val="26"/>
+          <w:szCs w:val="26"/>
+        </w:rPr>
+        <w:t xml:space="preserve">): </w:t>
+      </w:r>
+      <w:r>
+        <w:rPr>
+          <w:rFonts w:ascii="Times New Roman" w:hAnsi="Times New Roman" w:cs="Times New Roman"/>
+          <w:b/>
+          <w:color w:val="000000" w:themeColor="text1"/>
+          <w:spacing w:val="-6"/>
+          <w:sz w:val="26"/>
+          <w:szCs w:val="26"/>
+        </w:rPr>
         <w:t>BỆNH VIỆN ĐA KHOA TỈNH PHÚ THỌ</w:t>
       </w:r>
     </w:p>
-    <w:p ns2:paraId="12F5276C" ns2:textId="42CEA04A">
+    <w:p>
       <w:pPr>
         <w:tabs>
           <w:tab w:val="left" w:pos="567"/>
@@ -1213,17 +961,17 @@
           <w:sz w:val="26"/>
           <w:szCs w:val="26"/>
         </w:rPr>
-        <w:t xml:space="preserve">- Đại diện là: Ông: {{GIAM_DOC_KY}}- Chức vụ: Giám đốc;</w:t>
-      </w:r>
-      <w:r>
-        <w:rPr>
-          <w:rFonts w:ascii="Times New Roman" w:hAnsi="Times New Roman" w:cs="Times New Roman"/>
-          <w:b/>
-          <w:color w:val="000000" w:themeColor="text1"/>
-          <w:sz w:val="26"/>
-          <w:szCs w:val="26"/>
-        </w:rPr>
-        <w:t xml:space="preserve"/>
+        <w:t>-</w:t>
+      </w:r>
+      <w:r>
+        <w:rPr>
+          <w:rFonts w:ascii="Times New Roman" w:hAnsi="Times New Roman" w:cs="Times New Roman"/>
+          <w:b/>
+          <w:color w:val="000000" w:themeColor="text1"/>
+          <w:sz w:val="26"/>
+          <w:szCs w:val="26"/>
+        </w:rPr>
+        <w:t xml:space="preserve"> </w:t>
       </w:r>
       <w:r>
         <w:rPr>
@@ -1233,40 +981,40 @@
           <w:sz w:val="26"/>
           <w:szCs w:val="26"/>
         </w:rPr>
-        <w:t xml:space="preserve"/>
-      </w:r>
-      <w:r>
-        <w:rPr>
-          <w:rFonts w:ascii="Times New Roman" w:hAnsi="Times New Roman" w:cs="Times New Roman"/>
-          <w:bCs/>
-          <w:color w:val="000000" w:themeColor="text1"/>
-          <w:sz w:val="26"/>
-          <w:szCs w:val="26"/>
-          <w:lang w:val="nl-NL"/>
-        </w:rPr>
-        <w:t/>
-      </w:r>
-      <w:r>
-        <w:rPr>
-          <w:rFonts w:ascii="Times New Roman" w:hAnsi="Times New Roman" w:cs="Times New Roman"/>
-          <w:bCs/>
-          <w:color w:val="000000" w:themeColor="text1"/>
-          <w:sz w:val="26"/>
-          <w:szCs w:val="26"/>
-          <w:lang w:val="nl-NL"/>
-        </w:rPr>
-        <w:t/>
-      </w:r>
-      <w:r>
-        <w:rPr>
-          <w:rFonts w:ascii="Times New Roman" w:hAnsi="Times New Roman" w:cs="Times New Roman"/>
-          <w:b/>
-          <w:color w:val="000000" w:themeColor="text1"/>
-          <w:sz w:val="26"/>
-          <w:szCs w:val="26"/>
-          <w:lang w:val="nl-NL"/>
-        </w:rPr>
-        <w:t xml:space="preserve"/>
+        <w:t xml:space="preserve">Đại diện là: </w:t>
+      </w:r>
+      <w:r>
+        <w:rPr>
+          <w:rFonts w:ascii="Times New Roman" w:hAnsi="Times New Roman" w:cs="Times New Roman"/>
+          <w:bCs/>
+          <w:color w:val="000000" w:themeColor="text1"/>
+          <w:sz w:val="26"/>
+          <w:szCs w:val="26"/>
+          <w:lang w:val="nl-NL"/>
+        </w:rPr>
+        <w:t>Ông</w:t>
+      </w:r>
+      <w:r>
+        <w:rPr>
+          <w:rFonts w:ascii="Times New Roman" w:hAnsi="Times New Roman" w:cs="Times New Roman"/>
+          <w:bCs/>
+          <w:color w:val="000000" w:themeColor="text1"/>
+          <w:sz w:val="26"/>
+          <w:szCs w:val="26"/>
+          <w:lang w:val="nl-NL"/>
+        </w:rPr>
+        <w:t>:</w:t>
+      </w:r>
+      <w:r>
+        <w:rPr>
+          <w:rFonts w:ascii="Times New Roman" w:hAnsi="Times New Roman" w:cs="Times New Roman"/>
+          <w:b/>
+          <w:color w:val="000000" w:themeColor="text1"/>
+          <w:sz w:val="26"/>
+          <w:szCs w:val="26"/>
+          <w:lang w:val="nl-NL"/>
+        </w:rPr>
+        <w:t xml:space="preserve"> Lê Đình Thanh Sơn</w:t>
       </w:r>
       <w:r>
         <w:rPr>
@@ -1287,7 +1035,7 @@
           <w:sz w:val="26"/>
           <w:szCs w:val="26"/>
         </w:rPr>
-        <w:t xml:space="preserve"/>
+        <w:t xml:space="preserve">- </w:t>
       </w:r>
       <w:r>
         <w:rPr>
@@ -1307,7 +1055,7 @@
           <w:sz w:val="26"/>
           <w:szCs w:val="26"/>
         </w:rPr>
-        <w:t xml:space="preserve"/>
+        <w:t xml:space="preserve">Chức vụ: </w:t>
       </w:r>
       <w:r>
         <w:rPr>
@@ -1317,10 +1065,10 @@
           <w:sz w:val="26"/>
           <w:szCs w:val="26"/>
         </w:rPr>
-        <w:t/>
-      </w:r>
-    </w:p>
-    <w:p ns2:paraId="61F612F4" ns2:textId="0BE811D9">
+        <w:t>Giám đốc;</w:t>
+      </w:r>
+    </w:p>
+    <w:p>
       <w:pPr>
         <w:tabs>
           <w:tab w:val="left" w:pos="567"/>
@@ -1368,7 +1116,7 @@
         <w:t>;</w:t>
       </w:r>
     </w:p>
-    <w:p ns2:paraId="384207BD" ns2:textId="53AC9901">
+    <w:p>
       <w:pPr>
         <w:tabs>
           <w:tab w:val="left" w:pos="567"/>
@@ -1390,7 +1138,7 @@
           <w:sz w:val="26"/>
           <w:szCs w:val="26"/>
         </w:rPr>
-        <w:t xml:space="preserve">- Điện thoại: {{DIENTHOAI_BV}};</w:t>
+        <w:t xml:space="preserve">- </w:t>
       </w:r>
       <w:r>
         <w:rPr>
@@ -1400,7 +1148,7 @@
           <w:szCs w:val="26"/>
           <w:lang w:val="fr-FR"/>
         </w:rPr>
-        <w:t/>
+        <w:t>Điện thoạ</w:t>
       </w:r>
       <w:r>
         <w:rPr>
@@ -1410,19 +1158,19 @@
           <w:szCs w:val="26"/>
           <w:lang w:val="fr-FR"/>
         </w:rPr>
-        <w:t xml:space="preserve"/>
-      </w:r>
-      <w:r>
-        <w:rPr>
-          <w:rFonts w:ascii="Times New Roman" w:hAnsi="Times New Roman" w:cs="Times New Roman"/>
-          <w:color w:val="000000" w:themeColor="text1"/>
-          <w:sz w:val="26"/>
-          <w:szCs w:val="26"/>
-        </w:rPr>
-        <w:t/>
-      </w:r>
-    </w:p>
-    <w:p ns2:paraId="2274E701" ns2:textId="610178F0">
+        <w:t xml:space="preserve">i: </w:t>
+      </w:r>
+      <w:r>
+        <w:rPr>
+          <w:rFonts w:ascii="Times New Roman" w:hAnsi="Times New Roman" w:cs="Times New Roman"/>
+          <w:color w:val="000000" w:themeColor="text1"/>
+          <w:sz w:val="26"/>
+          <w:szCs w:val="26"/>
+        </w:rPr>
+        <w:t>0210.6254179;</w:t>
+      </w:r>
+    </w:p>
+    <w:p>
       <w:pPr>
         <w:tabs>
           <w:tab w:val="left" w:pos="567"/>
@@ -1447,10 +1195,10 @@
           <w:szCs w:val="26"/>
           <w:lang w:val="nl-NL"/>
         </w:rPr>
-        <w:t xml:space="preserve">- Mã số thuế: {{MA_SO_THUE_BV}};</w:t>
-      </w:r>
-    </w:p>
-    <w:p ns2:paraId="670006A6" ns2:textId="7ADC6425">
+        <w:t>- Mã số thuế: 2600377322;</w:t>
+      </w:r>
+    </w:p>
+    <w:p>
       <w:pPr>
         <w:tabs>
           <w:tab w:val="left" w:pos="567"/>
@@ -1473,37 +1221,37 @@
           <w:sz w:val="26"/>
           <w:szCs w:val="26"/>
         </w:rPr>
-        <w:t xml:space="preserve">- Số tài khoản: {{TK_KHO_BAC_1}}; {{TK_KHO_BAC_2}} mở tại Kho bạc Nhà nước Khu vực VIII/  {{TK_VIETCOMBANK}} mở tại Ngân hàng Vietcombank – Chi nhánh Phú Thọ.</w:t>
-      </w:r>
-      <w:r>
-        <w:rPr>
-          <w:rFonts w:ascii="Times New Roman" w:hAnsi="Times New Roman" w:cs="Times New Roman"/>
-          <w:color w:val="000000" w:themeColor="text1"/>
-          <w:sz w:val="26"/>
-          <w:szCs w:val="26"/>
-        </w:rPr>
-        <w:t/>
-      </w:r>
-      <w:r>
-        <w:rPr>
-          <w:rFonts w:ascii="Times New Roman" w:hAnsi="Times New Roman" w:cs="Times New Roman"/>
-          <w:color w:val="000000" w:themeColor="text1"/>
-          <w:sz w:val="26"/>
-          <w:szCs w:val="26"/>
-        </w:rPr>
-        <w:t xml:space="preserve"/>
-      </w:r>
-      <w:r>
-        <w:rPr>
-          <w:rFonts w:ascii="Times New Roman" w:hAnsi="Times New Roman" w:cs="Times New Roman"/>
-          <w:color w:val="000000" w:themeColor="text1"/>
-          <w:sz w:val="26"/>
-          <w:szCs w:val="26"/>
-        </w:rPr>
-        <w:t/>
-      </w:r>
-    </w:p>
-    <w:p ns2:paraId="79D5B519" ns2:textId="77777777">
+        <w:t xml:space="preserve">- Số tài khoản: </w:t>
+      </w:r>
+      <w:r>
+        <w:rPr>
+          <w:rFonts w:ascii="Times New Roman" w:hAnsi="Times New Roman" w:cs="Times New Roman"/>
+          <w:color w:val="000000" w:themeColor="text1"/>
+          <w:sz w:val="26"/>
+          <w:szCs w:val="26"/>
+        </w:rPr>
+        <w:t>3713.0.1017725.0000</w:t>
+      </w:r>
+      <w:r>
+        <w:rPr>
+          <w:rFonts w:ascii="Times New Roman" w:hAnsi="Times New Roman" w:cs="Times New Roman"/>
+          <w:color w:val="000000" w:themeColor="text1"/>
+          <w:sz w:val="26"/>
+          <w:szCs w:val="26"/>
+        </w:rPr>
+        <w:t xml:space="preserve">; </w:t>
+      </w:r>
+      <w:r>
+        <w:rPr>
+          <w:rFonts w:ascii="Times New Roman" w:hAnsi="Times New Roman" w:cs="Times New Roman"/>
+          <w:color w:val="000000" w:themeColor="text1"/>
+          <w:sz w:val="26"/>
+          <w:szCs w:val="26"/>
+        </w:rPr>
+        <w:t>3714.0.1017725.0000 mở tại Kho bạc Nhà nước Khu vực VIII/  8169 999 999 mở tại Ngân hàng Vietcombank – Chi nhánh Phú Thọ.</w:t>
+      </w:r>
+    </w:p>
+    <w:p>
       <w:pPr>
         <w:tabs>
           <w:tab w:val="left" w:pos="567"/>
@@ -1519,7 +1267,7 @@
         </w:rPr>
       </w:pPr>
     </w:p>
-    <w:p ns2:paraId="0B749E1E" ns2:textId="578C0389">
+    <w:p>
       <w:pPr>
         <w:widowControl w:val="0"/>
         <w:suppressAutoHyphens/>
@@ -1543,28 +1291,50 @@
           <w:szCs w:val="26"/>
           <w:lang w:val="nl-NL"/>
         </w:rPr>
-        <w:t xml:space="preserve">II. NHÀ THẦU (BÊN B): {{TEN_NHA_THAU}}</w:t>
-      </w:r>
-      <w:r>
-        <w:rPr>
-          <w:rFonts w:ascii="Times New Roman" w:hAnsi="Times New Roman" w:cs="Times New Roman"/>
-          <w:b/>
-          <w:color w:val="000000" w:themeColor="text1"/>
-          <w:sz w:val="26"/>
-          <w:szCs w:val="26"/>
-          <w:lang w:val="nl-NL"/>
-        </w:rPr>
-        <w:t/>
-      </w:r>
-      <w:r>
-        <w:rPr>
-          <w:rFonts w:ascii="Times New Roman" w:eastAsia="Times New Roman" w:hAnsi="Times New Roman" w:cs="Times New Roman"/>
-          <w:b/>
-          <w:color w:val="FF0000"/>
-          <w:sz w:val="26"/>
-          <w:szCs w:val="26"/>
-        </w:rPr>
-        <w:t xml:space="preserve"/>
+        <w:t xml:space="preserve">II. </w:t>
+      </w:r>
+      <w:r>
+        <w:rPr>
+          <w:rFonts w:ascii="Times New Roman" w:hAnsi="Times New Roman" w:cs="Times New Roman"/>
+          <w:b/>
+          <w:color w:val="000000" w:themeColor="text1"/>
+          <w:sz w:val="26"/>
+          <w:szCs w:val="26"/>
+          <w:lang w:val="nl-NL"/>
+        </w:rPr>
+        <w:t>NHÀ THẦU (</w:t>
+      </w:r>
+      <w:r>
+        <w:rPr>
+          <w:rFonts w:ascii="Times New Roman" w:hAnsi="Times New Roman" w:cs="Times New Roman"/>
+          <w:b/>
+          <w:color w:val="000000" w:themeColor="text1"/>
+          <w:sz w:val="26"/>
+          <w:szCs w:val="26"/>
+          <w:lang w:val="nl-NL"/>
+        </w:rPr>
+        <w:t>BÊN B</w:t>
+      </w:r>
+      <w:r>
+        <w:rPr>
+          <w:rFonts w:ascii="Times New Roman" w:hAnsi="Times New Roman" w:cs="Times New Roman"/>
+          <w:b/>
+          <w:color w:val="000000" w:themeColor="text1"/>
+          <w:sz w:val="26"/>
+          <w:szCs w:val="26"/>
+          <w:lang w:val="nl-NL"/>
+        </w:rPr>
+        <w:t>):</w:t>
+      </w:r>
+      <w:r>
+        <w:rPr>
+          <w:rFonts w:ascii="Times New Roman" w:eastAsia="Times New Roman" w:hAnsi="Times New Roman" w:cs="Times New Roman"/>
+          <w:b/>
+          <w:color w:val="FF0000"/>
+          <w:sz w:val="26"/>
+          <w:szCs w:val="26"/>
+        </w:rPr>
+        <w:t xml:space="preserve"> </w:t>
       </w:r>
       <w:r>
         <w:rPr>
@@ -1575,10 +1345,10 @@
           <w:szCs w:val="26"/>
           <w:lang w:val="sv-SE"/>
         </w:rPr>
-        <w:t/>
-      </w:r>
-    </w:p>
-    <w:p ns2:paraId="7738C9D4" ns2:textId="60C6971D">
+        <w:t>_________</w:t>
+      </w:r>
+    </w:p>
+    <w:p>
       <w:pPr>
         <w:widowControl w:val="0"/>
         <w:suppressAutoHyphens/>
@@ -1781,7 +1551,7 @@
         <w:tab/>
       </w:r>
     </w:p>
-    <w:p ns2:paraId="1D07C9E3" ns2:textId="1C43CE25">
+    <w:p>
       <w:pPr>
         <w:widowControl w:val="0"/>
         <w:tabs>
@@ -1841,7 +1611,7 @@
         <w:t> ;</w:t>
       </w:r>
     </w:p>
-    <w:p ns2:paraId="4ED8BF90" ns2:textId="04C86C56">
+    <w:p>
       <w:pPr>
         <w:spacing w:before="40" w:after="40" w:line="288" w:lineRule="auto"/>
         <w:ind w:left="1" w:right="-20" w:firstLine="709"/>
@@ -1900,7 +1670,7 @@
         <w:t xml:space="preserve">        </w:t>
       </w:r>
     </w:p>
-    <w:p ns2:paraId="6C39D6B2" ns2:textId="5A147769">
+    <w:p>
       <w:pPr>
         <w:widowControl w:val="0"/>
         <w:suppressAutoHyphens/>
@@ -1961,7 +1731,7 @@
         <w:t>;</w:t>
       </w:r>
     </w:p>
-    <w:p ns2:paraId="01EE4D46" ns2:textId="76BF1FE4">
+    <w:p>
       <w:pPr>
         <w:widowControl w:val="0"/>
         <w:suppressAutoHyphens/>
@@ -1985,7 +1755,6 @@
           <w:szCs w:val="26"/>
           <w:lang w:val="fr-FR"/>
         </w:rPr>
-        <w:lastRenderedPageBreak/>
         <w:t xml:space="preserve">- </w:t>
       </w:r>
       <w:r>
@@ -2109,7 +1878,7 @@
         <w:t>(Mã ngân hàng : __)</w:t>
       </w:r>
     </w:p>
-    <w:p ns2:paraId="2F0AB80B" ns2:textId="77777777">
+    <w:p>
       <w:pPr>
         <w:widowControl w:val="0"/>
         <w:suppressAutoHyphens/>
@@ -2118,111 +1887,93 @@
         <w:jc w:val="both"/>
         <w:rPr>
           <w:rFonts w:ascii="Times New Roman" w:eastAsia="Times New Roman" w:hAnsi="Times New Roman" w:cs="Times New Roman"/>
-          <w:color w:val="FF0000"/>
-          <w:spacing w:val="-8"/>
+          <w:color w:val="000000" w:themeColor="text1"/>
+          <w:spacing w:val="-4"/>
+          <w:sz w:val="26"/>
+          <w:szCs w:val="26"/>
+        </w:rPr>
+      </w:pPr>
+      <w:r>
+        <w:rPr>
+          <w:rFonts w:ascii="Times New Roman" w:eastAsia="Times New Roman" w:hAnsi="Times New Roman" w:cs="Times New Roman"/>
+          <w:color w:val="000000" w:themeColor="text1"/>
+          <w:spacing w:val="-4"/>
           <w:sz w:val="26"/>
           <w:szCs w:val="26"/>
           <w:lang w:val="fr-FR"/>
         </w:rPr>
-      </w:pPr>
-    </w:p>
-    <w:p ns2:paraId="342BE946" ns2:textId="56566FF2">
+        <w:t xml:space="preserve">Hai bên thỏa thuận ký kết hợp đồng </w:t>
+      </w:r>
+      <w:r>
+        <w:rPr>
+          <w:rFonts w:ascii="Times New Roman" w:eastAsia="Times New Roman" w:hAnsi="Times New Roman" w:cs="Times New Roman"/>
+          <w:color w:val="000000" w:themeColor="text1"/>
+          <w:spacing w:val="-4"/>
+          <w:sz w:val="26"/>
+          <w:szCs w:val="26"/>
+          <w:lang w:val="fr-FR"/>
+        </w:rPr>
+        <w:t>kinh tế</w:t>
+      </w:r>
+      <w:r>
+        <w:rPr>
+          <w:rFonts w:ascii="Times New Roman" w:hAnsi="Times New Roman" w:cs="Times New Roman"/>
+          <w:color w:val="000000" w:themeColor="text1"/>
+          <w:sz w:val="26"/>
+          <w:szCs w:val="26"/>
+          <w:lang w:eastAsia="vi-VN"/>
+        </w:rPr>
+        <w:t xml:space="preserve"> với các nội dung cụ thể như sau:</w:t>
+      </w:r>
+    </w:p>
+    <w:p>
       <w:pPr>
         <w:widowControl w:val="0"/>
         <w:suppressAutoHyphens/>
         <w:spacing w:before="40" w:after="40" w:line="288" w:lineRule="auto"/>
-        <w:ind w:right="-72" w:firstLine="709"/>
+        <w:ind w:right="-72" w:firstLine="562"/>
         <w:jc w:val="both"/>
         <w:rPr>
           <w:rFonts w:ascii="Times New Roman" w:eastAsia="Times New Roman" w:hAnsi="Times New Roman" w:cs="Times New Roman"/>
+          <w:b/>
           <w:color w:val="000000" w:themeColor="text1"/>
           <w:spacing w:val="-4"/>
           <w:sz w:val="26"/>
           <w:szCs w:val="26"/>
-        </w:rPr>
-      </w:pPr>
-      <w:r>
-        <w:rPr>
-          <w:rFonts w:ascii="Times New Roman" w:eastAsia="Times New Roman" w:hAnsi="Times New Roman" w:cs="Times New Roman"/>
+          <w:lang w:val="fr-FR"/>
+        </w:rPr>
+      </w:pPr>
+      <w:r>
+        <w:rPr>
+          <w:rFonts w:ascii="Times New Roman" w:eastAsia="Times New Roman" w:hAnsi="Times New Roman" w:cs="Times New Roman"/>
+          <w:b/>
           <w:color w:val="000000" w:themeColor="text1"/>
           <w:spacing w:val="-4"/>
           <w:sz w:val="26"/>
           <w:szCs w:val="26"/>
           <w:lang w:val="fr-FR"/>
         </w:rPr>
-        <w:t xml:space="preserve">Hai bên thỏa thuận ký kết hợp đồng </w:t>
-      </w:r>
-      <w:r>
-        <w:rPr>
-          <w:rFonts w:ascii="Times New Roman" w:eastAsia="Times New Roman" w:hAnsi="Times New Roman" w:cs="Times New Roman"/>
+        <w:t>Điều 1. Đối tượng hợp đồng</w:t>
+      </w:r>
+      <w:r>
+        <w:rPr>
+          <w:rFonts w:ascii="Times New Roman" w:eastAsia="Times New Roman" w:hAnsi="Times New Roman" w:cs="Times New Roman"/>
+          <w:b/>
           <w:color w:val="000000" w:themeColor="text1"/>
           <w:spacing w:val="-4"/>
           <w:sz w:val="26"/>
           <w:szCs w:val="26"/>
           <w:lang w:val="fr-FR"/>
         </w:rPr>
-        <w:t xml:space="preserve">thực hiện </w:t>
-      </w:r>
-      <w:r>
-        <w:rPr>
-          <w:rFonts w:ascii="Times New Roman" w:eastAsia="Times New Roman" w:hAnsi="Times New Roman" w:cs="Times New Roman"/>
-          <w:color w:val="FF0000"/>
-          <w:spacing w:val="-4"/>
-          <w:sz w:val="26"/>
-          <w:szCs w:val="26"/>
-          <w:lang w:val="fr-FR"/>
-        </w:rPr>
-        <w:t>gói thầu</w:t>
-      </w:r>
-      <w:r>
-        <w:rPr>
-          <w:rFonts w:ascii="Times New Roman" w:eastAsia="Times New Roman" w:hAnsi="Times New Roman" w:cs="Times New Roman"/>
-          <w:color w:val="FF0000"/>
-          <w:spacing w:val="-4"/>
-          <w:sz w:val="26"/>
-          <w:szCs w:val="26"/>
-          <w:lang w:val="fr-FR"/>
-        </w:rPr>
         <w:t>:</w:t>
       </w:r>
-      <w:r>
-        <w:rPr>
-          <w:rFonts w:ascii="Times New Roman" w:eastAsia="Times New Roman" w:hAnsi="Times New Roman" w:cs="Times New Roman"/>
-          <w:color w:val="FF0000"/>
-          <w:spacing w:val="-4"/>
-          <w:sz w:val="26"/>
-          <w:szCs w:val="26"/>
-          <w:lang w:val="fr-FR"/>
-        </w:rPr>
-        <w:t xml:space="preserve"> </w:t>
-      </w:r>
-      <w:r>
-        <w:rPr>
-          <w:rFonts w:ascii="Times New Roman" w:hAnsi="Times New Roman" w:cs="Times New Roman"/>
-          <w:color w:val="FF0000"/>
-          <w:sz w:val="26"/>
-          <w:szCs w:val="26"/>
-          <w:lang w:eastAsia="vi-VN"/>
-        </w:rPr>
-        <w:t>_____________</w:t>
-      </w:r>
-      <w:r>
-        <w:rPr>
-          <w:rFonts w:ascii="Times New Roman" w:hAnsi="Times New Roman" w:cs="Times New Roman"/>
-          <w:color w:val="000000" w:themeColor="text1"/>
-          <w:sz w:val="26"/>
-          <w:szCs w:val="26"/>
-          <w:lang w:eastAsia="vi-VN"/>
-        </w:rPr>
-        <w:t>, với các nội dung cụ thể như sau:</w:t>
-      </w:r>
-    </w:p>
-    <w:p ns2:paraId="1EFCDEDD" ns2:textId="57A95FA0">
+    </w:p>
+    <w:p>
       <w:pPr>
         <w:widowControl w:val="0"/>
         <w:suppressAutoHyphens/>
         <w:spacing w:before="40" w:after="40" w:line="288" w:lineRule="auto"/>
-        <w:ind w:right="-72" w:firstLine="709"/>
+        <w:ind w:right="-72" w:firstLine="562"/>
         <w:jc w:val="both"/>
         <w:rPr>
           <w:rFonts w:ascii="Times New Roman" w:eastAsia="Times New Roman" w:hAnsi="Times New Roman" w:cs="Times New Roman"/>
@@ -2236,35 +1987,123 @@
       </w:pPr>
       <w:r>
         <w:rPr>
-          <w:rFonts w:ascii="Times New Roman" w:eastAsia="Times New Roman" w:hAnsi="Times New Roman" w:cs="Times New Roman"/>
-          <w:b/>
-          <w:color w:val="000000" w:themeColor="text1"/>
-          <w:spacing w:val="-4"/>
-          <w:sz w:val="26"/>
-          <w:szCs w:val="26"/>
-          <w:lang w:val="fr-FR"/>
-        </w:rPr>
-        <w:t>Điều 1. Đối tượng hợp đồng</w:t>
-      </w:r>
-      <w:r>
-        <w:rPr>
-          <w:rFonts w:ascii="Times New Roman" w:eastAsia="Times New Roman" w:hAnsi="Times New Roman" w:cs="Times New Roman"/>
-          <w:b/>
-          <w:color w:val="000000" w:themeColor="text1"/>
-          <w:spacing w:val="-4"/>
-          <w:sz w:val="26"/>
-          <w:szCs w:val="26"/>
-          <w:lang w:val="fr-FR"/>
-        </w:rPr>
-        <w:t>:</w:t>
-      </w:r>
-    </w:p>
-    <w:p ns2:paraId="74ECD4EF" ns2:textId="07400DBB">
+          <w:rFonts w:ascii="Times New Roman" w:hAnsi="Times New Roman" w:cs="Times New Roman"/>
+          <w:color w:val="000000" w:themeColor="text1"/>
+          <w:sz w:val="26"/>
+          <w:szCs w:val="26"/>
+          <w:lang w:val="nb-NO"/>
+        </w:rPr>
+        <w:lastRenderedPageBreak/>
+        <w:t xml:space="preserve">Đối tượng của hợp đồng là các </w:t>
+      </w:r>
+      <w:r>
+        <w:rPr>
+          <w:rFonts w:ascii="Times New Roman" w:hAnsi="Times New Roman" w:cs="Times New Roman"/>
+          <w:color w:val="FF0000"/>
+          <w:sz w:val="26"/>
+          <w:szCs w:val="26"/>
+          <w:lang w:val="nb-NO"/>
+        </w:rPr>
+        <w:t>hàng hóa</w:t>
+      </w:r>
+      <w:r>
+        <w:rPr>
+          <w:rFonts w:ascii="Times New Roman" w:hAnsi="Times New Roman" w:cs="Times New Roman"/>
+          <w:color w:val="FF0000"/>
+          <w:sz w:val="26"/>
+          <w:szCs w:val="26"/>
+          <w:lang w:val="nb-NO"/>
+        </w:rPr>
+        <w:t xml:space="preserve"> </w:t>
+      </w:r>
+      <w:r>
+        <w:rPr>
+          <w:rFonts w:ascii="Times New Roman" w:hAnsi="Times New Roman" w:cs="Times New Roman"/>
+          <w:color w:val="FF0000"/>
+          <w:sz w:val="26"/>
+          <w:szCs w:val="26"/>
+          <w:highlight w:val="yellow"/>
+          <w:lang w:val="nb-NO"/>
+        </w:rPr>
+        <w:t>[hoặc dịch vụ]</w:t>
+      </w:r>
+      <w:r>
+        <w:rPr>
+          <w:rFonts w:ascii="Times New Roman" w:hAnsi="Times New Roman" w:cs="Times New Roman"/>
+          <w:color w:val="000000" w:themeColor="text1"/>
+          <w:sz w:val="26"/>
+          <w:szCs w:val="26"/>
+          <w:lang w:val="nb-NO"/>
+        </w:rPr>
+        <w:t xml:space="preserve"> </w:t>
+      </w:r>
+      <w:bookmarkStart w:id="0" w:name="_Hlk227057876"/>
+      <w:r>
+        <w:rPr>
+          <w:rFonts w:ascii="Times New Roman" w:hAnsi="Times New Roman" w:cs="Times New Roman"/>
+          <w:color w:val="000000" w:themeColor="text1"/>
+          <w:sz w:val="26"/>
+          <w:szCs w:val="26"/>
+          <w:lang w:val="nb-NO"/>
+        </w:rPr>
+        <w:t xml:space="preserve">được nêu chi tiết trong </w:t>
+      </w:r>
+      <w:r>
+        <w:rPr>
+          <w:rFonts w:ascii="Times New Roman" w:hAnsi="Times New Roman" w:cs="Times New Roman"/>
+          <w:color w:val="000000" w:themeColor="text1"/>
+          <w:sz w:val="26"/>
+          <w:szCs w:val="26"/>
+        </w:rPr>
+        <w:t>p</w:t>
+      </w:r>
+      <w:r>
+        <w:rPr>
+          <w:rFonts w:ascii="Times New Roman" w:hAnsi="Times New Roman" w:cs="Times New Roman"/>
+          <w:color w:val="000000" w:themeColor="text1"/>
+          <w:sz w:val="26"/>
+          <w:szCs w:val="26"/>
+          <w:lang w:val="vi-VN"/>
+        </w:rPr>
+        <w:t>hụ lục</w:t>
+      </w:r>
+      <w:r>
+        <w:rPr>
+          <w:rFonts w:ascii="Times New Roman" w:hAnsi="Times New Roman" w:cs="Times New Roman"/>
+          <w:color w:val="000000" w:themeColor="text1"/>
+          <w:sz w:val="26"/>
+          <w:szCs w:val="26"/>
+        </w:rPr>
+        <w:t xml:space="preserve"> </w:t>
+      </w:r>
+      <w:r>
+        <w:rPr>
+          <w:rFonts w:ascii="Times New Roman" w:hAnsi="Times New Roman" w:cs="Times New Roman"/>
+          <w:color w:val="000000" w:themeColor="text1"/>
+          <w:sz w:val="26"/>
+          <w:szCs w:val="26"/>
+          <w:lang w:val="vi-VN"/>
+        </w:rPr>
+        <w:t>kèm theo</w:t>
+      </w:r>
+      <w:r>
+        <w:rPr>
+          <w:rFonts w:ascii="Times New Roman" w:hAnsi="Times New Roman" w:cs="Times New Roman"/>
+          <w:color w:val="000000" w:themeColor="text1"/>
+          <w:sz w:val="26"/>
+          <w:szCs w:val="26"/>
+          <w:lang w:val="nb-NO"/>
+        </w:rPr>
+        <w:t xml:space="preserve"> hợp đồng.</w:t>
+      </w:r>
+      <w:bookmarkEnd w:id="0"/>
+    </w:p>
+    <w:p>
       <w:pPr>
         <w:widowControl w:val="0"/>
         <w:suppressAutoHyphens/>
         <w:spacing w:before="40" w:after="40" w:line="288" w:lineRule="auto"/>
-        <w:ind w:right="-72" w:firstLine="709"/>
+        <w:ind w:right="-72" w:firstLine="562"/>
         <w:jc w:val="both"/>
         <w:rPr>
           <w:rFonts w:ascii="Times New Roman" w:eastAsia="Times New Roman" w:hAnsi="Times New Roman" w:cs="Times New Roman"/>
@@ -2279,119 +2118,22 @@
       <w:r>
         <w:rPr>
           <w:rFonts w:ascii="Times New Roman" w:hAnsi="Times New Roman" w:cs="Times New Roman"/>
+          <w:b/>
           <w:color w:val="000000" w:themeColor="text1"/>
           <w:sz w:val="26"/>
           <w:szCs w:val="26"/>
           <w:lang w:val="nb-NO"/>
         </w:rPr>
-        <w:t xml:space="preserve">Đối tượng của hợp đồng là </w:t>
-      </w:r>
-      <w:r>
-        <w:rPr>
-          <w:rFonts w:ascii="Times New Roman" w:hAnsi="Times New Roman" w:cs="Times New Roman"/>
-          <w:color w:val="000000" w:themeColor="text1"/>
-          <w:sz w:val="26"/>
-          <w:szCs w:val="26"/>
-          <w:lang w:val="nb-NO"/>
-        </w:rPr>
-        <w:t xml:space="preserve">các dịch vụ </w:t>
-      </w:r>
-      <w:r>
-        <w:rPr>
-          <w:rFonts w:ascii="Times New Roman" w:hAnsi="Times New Roman" w:cs="Times New Roman"/>
-          <w:color w:val="000000" w:themeColor="text1"/>
-          <w:sz w:val="26"/>
-          <w:szCs w:val="26"/>
-          <w:lang w:val="nb-NO"/>
-        </w:rPr>
-        <w:t xml:space="preserve">được nêu chi tiết trong </w:t>
-      </w:r>
-      <w:r>
-        <w:rPr>
-          <w:rFonts w:ascii="Times New Roman" w:hAnsi="Times New Roman" w:cs="Times New Roman"/>
-          <w:color w:val="000000" w:themeColor="text1"/>
-          <w:sz w:val="26"/>
-          <w:szCs w:val="26"/>
-        </w:rPr>
-        <w:t>p</w:t>
-      </w:r>
-      <w:r>
-        <w:rPr>
-          <w:rFonts w:ascii="Times New Roman" w:hAnsi="Times New Roman" w:cs="Times New Roman"/>
-          <w:color w:val="000000" w:themeColor="text1"/>
-          <w:sz w:val="26"/>
-          <w:szCs w:val="26"/>
-          <w:lang w:val="vi-VN"/>
-        </w:rPr>
-        <w:t>hụ lục</w:t>
-      </w:r>
-      <w:r>
-        <w:rPr>
-          <w:rFonts w:ascii="Times New Roman" w:hAnsi="Times New Roman" w:cs="Times New Roman"/>
-          <w:color w:val="000000" w:themeColor="text1"/>
-          <w:sz w:val="26"/>
-          <w:szCs w:val="26"/>
-          <w:lang w:val="nb-NO"/>
-        </w:rPr>
-        <w:t xml:space="preserve"> </w:t>
-      </w:r>
-      <w:r>
-        <w:rPr>
-          <w:rFonts w:ascii="Times New Roman" w:hAnsi="Times New Roman" w:cs="Times New Roman"/>
-          <w:color w:val="000000" w:themeColor="text1"/>
-          <w:sz w:val="26"/>
-          <w:szCs w:val="26"/>
-          <w:lang w:val="vi-VN"/>
-        </w:rPr>
-        <w:t>kèm theo</w:t>
-      </w:r>
-      <w:r>
-        <w:rPr>
-          <w:rFonts w:ascii="Times New Roman" w:hAnsi="Times New Roman" w:cs="Times New Roman"/>
-          <w:color w:val="000000" w:themeColor="text1"/>
-          <w:sz w:val="26"/>
-          <w:szCs w:val="26"/>
-          <w:lang w:val="nb-NO"/>
-        </w:rPr>
-        <w:t xml:space="preserve"> hợp đồng.</w:t>
-      </w:r>
-    </w:p>
-    <w:p ns2:paraId="10387C49" ns2:textId="7B187927">
-      <w:pPr>
-        <w:widowControl w:val="0"/>
-        <w:suppressAutoHyphens/>
-        <w:spacing w:before="40" w:after="40" w:line="288" w:lineRule="auto"/>
-        <w:ind w:right="-72" w:firstLine="709"/>
-        <w:jc w:val="both"/>
-        <w:rPr>
-          <w:rFonts w:ascii="Times New Roman" w:eastAsia="Times New Roman" w:hAnsi="Times New Roman" w:cs="Times New Roman"/>
-          <w:b/>
-          <w:color w:val="000000" w:themeColor="text1"/>
-          <w:spacing w:val="-4"/>
-          <w:sz w:val="26"/>
-          <w:szCs w:val="26"/>
-          <w:lang w:val="fr-FR"/>
-        </w:rPr>
-      </w:pPr>
-      <w:r>
-        <w:rPr>
-          <w:rFonts w:ascii="Times New Roman" w:hAnsi="Times New Roman" w:cs="Times New Roman"/>
-          <w:b/>
-          <w:color w:val="000000" w:themeColor="text1"/>
-          <w:sz w:val="26"/>
-          <w:szCs w:val="26"/>
-          <w:lang w:val="nb-NO"/>
-        </w:rPr>
         <w:t>Điều 2. Thành phần hợp đồng:</w:t>
       </w:r>
     </w:p>
-    <w:p ns2:paraId="6204B577" ns2:textId="77777777">
+    <w:p>
       <w:pPr>
         <w:pStyle w:val="BodyText"/>
         <w:keepNext/>
         <w:widowControl w:val="0"/>
         <w:spacing w:before="40" w:after="40" w:line="288" w:lineRule="auto"/>
-        <w:ind w:firstLine="709"/>
+        <w:ind w:firstLine="562"/>
         <w:rPr>
           <w:rFonts w:ascii="Times New Roman" w:hAnsi="Times New Roman"/>
           <w:color w:val="000000" w:themeColor="text1"/>
@@ -2409,13 +2151,13 @@
         <w:t>Thành phần hợp đồng và thứ tự ưu tiên pháp lý như sau:</w:t>
       </w:r>
     </w:p>
-    <w:p ns2:paraId="69B271DE" ns2:textId="77777777">
+    <w:p>
       <w:pPr>
         <w:pStyle w:val="BodyText"/>
         <w:keepNext/>
         <w:widowControl w:val="0"/>
         <w:spacing w:before="40" w:after="40" w:line="288" w:lineRule="auto"/>
-        <w:ind w:firstLine="709"/>
+        <w:ind w:firstLine="562"/>
         <w:rPr>
           <w:rFonts w:ascii="Times New Roman" w:hAnsi="Times New Roman"/>
           <w:color w:val="000000" w:themeColor="text1"/>
@@ -2433,13 +2175,13 @@
         <w:t>1. Văn bản hợp đồng (kèm theo Phạm vi cung cấp và bảng giá cùng các Phụ lục hợp đồng);</w:t>
       </w:r>
     </w:p>
-    <w:p ns2:paraId="761CE899" ns2:textId="7834A7CB">
+    <w:p>
       <w:pPr>
         <w:pStyle w:val="BodyText"/>
         <w:keepNext/>
         <w:widowControl w:val="0"/>
         <w:spacing w:before="40" w:after="40" w:line="288" w:lineRule="auto"/>
-        <w:ind w:firstLine="709"/>
+        <w:ind w:firstLine="562"/>
         <w:rPr>
           <w:rFonts w:ascii="Times New Roman" w:hAnsi="Times New Roman"/>
           <w:color w:val="000000" w:themeColor="text1"/>
@@ -2454,94 +2196,19 @@
           <w:szCs w:val="26"/>
           <w:lang w:val="nl-NL"/>
         </w:rPr>
-        <w:t>2. Biên bản hoàn thiện hợp đồng;</w:t>
-      </w:r>
-    </w:p>
-    <w:p ns2:paraId="7DC7311B" ns2:textId="461C32C8">
-      <w:pPr>
-        <w:pStyle w:val="BodyText"/>
-        <w:keepNext/>
-        <w:widowControl w:val="0"/>
-        <w:spacing w:before="40" w:after="40" w:line="288" w:lineRule="auto"/>
-        <w:ind w:firstLine="709"/>
+        <w:t>2</w:t>
+      </w:r>
+      <w:r>
         <w:rPr>
           <w:rFonts w:ascii="Times New Roman" w:hAnsi="Times New Roman"/>
           <w:color w:val="000000" w:themeColor="text1"/>
           <w:szCs w:val="26"/>
           <w:lang w:val="nl-NL"/>
         </w:rPr>
-      </w:pPr>
-      <w:r>
-        <w:rPr>
-          <w:rFonts w:ascii="Times New Roman" w:hAnsi="Times New Roman"/>
-          <w:color w:val="000000" w:themeColor="text1"/>
-          <w:szCs w:val="26"/>
-          <w:lang w:val="nl-NL"/>
-        </w:rPr>
-        <w:t>3</w:t>
-      </w:r>
-      <w:r>
-        <w:rPr>
-          <w:rFonts w:ascii="Times New Roman" w:hAnsi="Times New Roman"/>
-          <w:color w:val="000000" w:themeColor="text1"/>
-          <w:szCs w:val="26"/>
-          <w:lang w:val="nl-NL"/>
-        </w:rPr>
-        <w:t xml:space="preserve">. Quyết định phê duyệt kết quả </w:t>
-      </w:r>
-      <w:r>
-        <w:rPr>
-          <w:rFonts w:ascii="Times New Roman" w:hAnsi="Times New Roman"/>
-          <w:color w:val="000000" w:themeColor="text1"/>
-          <w:szCs w:val="26"/>
-          <w:lang w:val="nl-NL"/>
-        </w:rPr>
-        <w:t>lựa chọn nhà thầu</w:t>
-      </w:r>
-      <w:r>
-        <w:rPr>
-          <w:rFonts w:ascii="Times New Roman" w:hAnsi="Times New Roman"/>
-          <w:color w:val="000000" w:themeColor="text1"/>
-          <w:szCs w:val="26"/>
-          <w:lang w:val="nl-NL"/>
-        </w:rPr>
-        <w:t>;</w:t>
-      </w:r>
-    </w:p>
-    <w:p ns2:paraId="5DB3C262" ns2:textId="00CA7B99">
-      <w:pPr>
-        <w:pStyle w:val="BodyText"/>
-        <w:keepNext/>
-        <w:widowControl w:val="0"/>
-        <w:spacing w:before="40" w:after="40" w:line="288" w:lineRule="auto"/>
-        <w:ind w:firstLine="709"/>
-        <w:rPr>
-          <w:rFonts w:ascii="Times New Roman" w:hAnsi="Times New Roman"/>
-          <w:color w:val="000000" w:themeColor="text1"/>
-          <w:szCs w:val="26"/>
-          <w:lang w:val="nl-NL"/>
-        </w:rPr>
-      </w:pPr>
-      <w:r>
-        <w:rPr>
-          <w:rFonts w:ascii="Times New Roman" w:hAnsi="Times New Roman"/>
-          <w:color w:val="000000" w:themeColor="text1"/>
-          <w:szCs w:val="26"/>
-          <w:lang w:val="nl-NL"/>
-        </w:rPr>
-        <w:t>4</w:t>
-      </w:r>
-      <w:r>
-        <w:rPr>
-          <w:rFonts w:ascii="Times New Roman" w:hAnsi="Times New Roman"/>
-          <w:color w:val="000000" w:themeColor="text1"/>
-          <w:szCs w:val="26"/>
-          <w:lang w:val="nl-NL"/>
-        </w:rPr>
         <w:t>. Các tài liệu kèm theo khác (nếu có).</w:t>
       </w:r>
     </w:p>
-    <w:p ns2:paraId="543500E4" ns2:textId="20BBE114">
+    <w:p>
       <w:pPr>
         <w:tabs>
           <w:tab w:val="left" w:pos="709"/>
@@ -2550,7 +2217,7 @@
         <w:autoSpaceDN w:val="0"/>
         <w:adjustRightInd w:val="0"/>
         <w:spacing w:before="40" w:after="40" w:line="288" w:lineRule="auto"/>
-        <w:ind w:right="11" w:firstLine="709"/>
+        <w:ind w:right="11" w:firstLine="567"/>
         <w:jc w:val="both"/>
         <w:rPr>
           <w:rFonts w:ascii="Times New Roman" w:hAnsi="Times New Roman" w:cs="Times New Roman"/>
@@ -2642,10 +2309,10 @@
         <w:t>:</w:t>
       </w:r>
     </w:p>
-    <w:p ns2:paraId="10701C1F" ns2:textId="31F12F32">
+    <w:p>
       <w:pPr>
         <w:spacing w:before="40" w:after="40" w:line="288" w:lineRule="auto"/>
-        <w:ind w:firstLine="709"/>
+        <w:ind w:firstLine="567"/>
         <w:jc w:val="both"/>
         <w:rPr>
           <w:rFonts w:ascii="Times New Roman" w:hAnsi="Times New Roman" w:cs="Times New Roman"/>
@@ -2667,7 +2334,7 @@
           <w:szCs w:val="26"/>
           <w:lang w:val="nl-NL"/>
         </w:rPr>
-        <w:t xml:space="preserve">1. Giá trị hợp đồng: {{GIA_TRI_HD}} đồng (Bằng chữ: {{GIA_TRI_CHU}}./.)</w:t>
+        <w:t>1. Giá trị hợp đồng:</w:t>
       </w:r>
       <w:r>
         <w:rPr>
@@ -2678,7 +2345,7 @@
           <w:szCs w:val="26"/>
           <w:lang w:val="nl-NL"/>
         </w:rPr>
-        <w:t xml:space="preserve"/>
+        <w:t xml:space="preserve"> </w:t>
       </w:r>
       <w:r>
         <w:rPr>
@@ -2691,7 +2358,7 @@
           <w:szCs w:val="26"/>
           <w:lang w:val="nl-NL"/>
         </w:rPr>
-        <w:t/>
+        <w:t>_________</w:t>
       </w:r>
       <w:r>
         <w:rPr>
@@ -2704,7 +2371,7 @@
           <w:szCs w:val="26"/>
           <w:lang w:val="nl-NL"/>
         </w:rPr>
-        <w:t xml:space="preserve"/>
+        <w:t xml:space="preserve"> đồng</w:t>
       </w:r>
       <w:r>
         <w:rPr>
@@ -2715,7 +2382,7 @@
           <w:szCs w:val="26"/>
           <w:lang w:val="nl-NL"/>
         </w:rPr>
-        <w:t xml:space="preserve"/>
+        <w:t xml:space="preserve"> </w:t>
       </w:r>
       <w:r>
         <w:rPr>
@@ -2726,7 +2393,7 @@
           <w:szCs w:val="26"/>
           <w:lang w:val="nl-NL"/>
         </w:rPr>
-        <w:t xml:space="preserve"/>
+        <w:t xml:space="preserve">(Bằng chữ: </w:t>
       </w:r>
       <w:r>
         <w:rPr>
@@ -2737,7 +2404,7 @@
           <w:szCs w:val="26"/>
           <w:lang w:val="nl-NL"/>
         </w:rPr>
-        <w:t/>
+        <w:t>_________</w:t>
       </w:r>
       <w:r>
         <w:rPr>
@@ -2748,13 +2415,13 @@
           <w:szCs w:val="26"/>
           <w:lang w:val="nl-NL"/>
         </w:rPr>
-        <w:t/>
-      </w:r>
-    </w:p>
-    <w:p ns2:paraId="37F39D51" ns2:textId="1F674E69">
+        <w:t>./.)</w:t>
+      </w:r>
+    </w:p>
+    <w:p>
       <w:pPr>
         <w:spacing w:before="40" w:after="40" w:line="288" w:lineRule="auto"/>
-        <w:ind w:firstLine="709"/>
+        <w:ind w:firstLine="567"/>
         <w:jc w:val="both"/>
         <w:rPr>
           <w:rFonts w:ascii="Times New Roman" w:eastAsia="Calibri" w:hAnsi="Times New Roman" w:cs="Times New Roman"/>
@@ -2799,10 +2466,10 @@
         <w:t xml:space="preserve">) </w:t>
       </w:r>
     </w:p>
-    <w:p ns2:paraId="17E6EDEA" ns2:textId="5A2AC1B5">
+    <w:p>
       <w:pPr>
         <w:spacing w:before="40" w:after="40" w:line="288" w:lineRule="auto"/>
-        <w:ind w:firstLine="709"/>
+        <w:ind w:firstLine="567"/>
         <w:jc w:val="both"/>
         <w:rPr>
           <w:rFonts w:ascii="Times New Roman" w:eastAsia="Calibri" w:hAnsi="Times New Roman" w:cs="Times New Roman"/>
@@ -2814,7 +2481,6 @@
           <w:lang w:val="nl-NL"/>
         </w:rPr>
       </w:pPr>
-      <w:bookmarkStart w:id="0" w:name="_Hlk227047803"/>
       <w:r>
         <w:rPr>
           <w:rFonts w:ascii="Times New Roman" w:hAnsi="Times New Roman" w:cs="Times New Roman"/>
@@ -2845,11 +2511,10 @@
         <w:t>.</w:t>
       </w:r>
     </w:p>
-    <w:bookmarkEnd w:id="0"/>
-    <w:p ns2:paraId="1141FA69" ns2:textId="77777777">
+    <w:p>
       <w:pPr>
         <w:spacing w:before="40" w:after="40" w:line="288" w:lineRule="auto"/>
-        <w:ind w:firstLine="709"/>
+        <w:ind w:firstLine="567"/>
         <w:jc w:val="both"/>
         <w:rPr>
           <w:rFonts w:ascii="Times New Roman" w:eastAsia="Calibri" w:hAnsi="Times New Roman" w:cs="Times New Roman"/>
@@ -2897,10 +2562,10 @@
         <w:t>Không tạm ứng.</w:t>
       </w:r>
     </w:p>
-    <w:p ns2:paraId="2B303DCD" ns2:textId="77777777">
+    <w:p>
       <w:pPr>
         <w:spacing w:before="40" w:after="40" w:line="288" w:lineRule="auto"/>
-        <w:ind w:firstLine="709"/>
+        <w:ind w:firstLine="567"/>
         <w:jc w:val="both"/>
         <w:rPr>
           <w:rFonts w:ascii="Times New Roman" w:eastAsia="Calibri" w:hAnsi="Times New Roman" w:cs="Times New Roman"/>
@@ -2935,10 +2600,10 @@
         <w:t xml:space="preserve"> </w:t>
       </w:r>
     </w:p>
-    <w:p ns2:paraId="77C45D49" ns2:textId="02FA04C0">
+    <w:p>
       <w:pPr>
         <w:spacing w:before="40" w:after="40" w:line="288" w:lineRule="auto"/>
-        <w:ind w:firstLine="709"/>
+        <w:ind w:firstLine="567"/>
         <w:jc w:val="both"/>
         <w:rPr>
           <w:rFonts w:ascii="Times New Roman" w:eastAsia="Calibri" w:hAnsi="Times New Roman" w:cs="Times New Roman"/>
@@ -2996,10 +2661,10 @@
         <w:t>huyển khoản.</w:t>
       </w:r>
     </w:p>
-    <w:p ns2:paraId="433BC184" ns2:textId="77777777">
+    <w:p>
       <w:pPr>
         <w:spacing w:before="40" w:after="40" w:line="288" w:lineRule="auto"/>
-        <w:ind w:firstLine="709"/>
+        <w:ind w:firstLine="567"/>
         <w:jc w:val="both"/>
         <w:rPr>
           <w:rFonts w:ascii="Times New Roman" w:eastAsia="Calibri" w:hAnsi="Times New Roman" w:cs="Times New Roman"/>
@@ -3056,12 +2721,34 @@
           <w:szCs w:val="26"/>
           <w:lang w:val="nl-NL"/>
         </w:rPr>
-        <w:t xml:space="preserve"> kể từ ngày nhận được đầy đủ hồ sơ quyết toán do bên B cung cấp. Hồ sơ quyết toán bao gồm:</w:t>
+        <w:t xml:space="preserve"> kể từ ngày nhận được đầy đủ hồ sơ quyết toán do </w:t>
+      </w:r>
+      <w:r>
+        <w:rPr>
+          <w:rFonts w:ascii="Times New Roman" w:eastAsia="Calibri" w:hAnsi="Times New Roman" w:cs="Times New Roman"/>
+          <w:iCs/>
+          <w:color w:val="000000" w:themeColor="text1"/>
+          <w:sz w:val="26"/>
+          <w:szCs w:val="26"/>
+          <w:lang w:val="nl-NL"/>
+        </w:rPr>
+        <w:t>Bên B</w:t>
+      </w:r>
+      <w:r>
+        <w:rPr>
+          <w:rFonts w:ascii="Times New Roman" w:eastAsia="Calibri" w:hAnsi="Times New Roman" w:cs="Times New Roman"/>
+          <w:iCs/>
+          <w:color w:val="000000" w:themeColor="text1"/>
+          <w:sz w:val="26"/>
+          <w:szCs w:val="26"/>
+          <w:lang w:val="nl-NL"/>
+        </w:rPr>
+        <w:t xml:space="preserve"> cung cấp. Hồ sơ quyết toán bao gồm:</w:t>
       </w:r>
       <w:bookmarkStart w:id="1" w:name="_Hlk135818108"/>
     </w:p>
     <w:bookmarkEnd w:id="1"/>
-    <w:p ns2:paraId="667BB280" ns2:textId="719236DE">
+    <w:p>
       <w:pPr>
         <w:pStyle w:val="NormalWeb"/>
         <w:numPr>
@@ -3103,7 +2790,7 @@
         <w:t>;</w:t>
       </w:r>
     </w:p>
-    <w:p ns2:paraId="3CB3C580" ns2:textId="6902E014">
+    <w:p>
       <w:pPr>
         <w:pStyle w:val="NormalWeb"/>
         <w:numPr>
@@ -3135,7 +2822,7 @@
         <w:t>Hoá đơn Giá trị gia tăng;</w:t>
       </w:r>
     </w:p>
-    <w:p ns2:paraId="1CF4C6EA" ns2:textId="45548454">
+    <w:p>
       <w:pPr>
         <w:pStyle w:val="NormalWeb"/>
         <w:numPr>
@@ -3164,7 +2851,7 @@
           <w:szCs w:val="26"/>
           <w:lang w:val="es-UY"/>
         </w:rPr>
-        <w:t>Biên bản nghiệm thu khối lượng</w:t>
+        <w:t xml:space="preserve">Biên bản nghiệm </w:t>
       </w:r>
       <w:r>
         <w:rPr>
@@ -3174,7 +2861,7 @@
           <w:szCs w:val="26"/>
           <w:lang w:val="es-UY"/>
         </w:rPr>
-        <w:t xml:space="preserve"> công việc</w:t>
+        <w:t>khối lượng công việc hoàn thành</w:t>
       </w:r>
       <w:r>
         <w:rPr>
@@ -3184,10 +2871,10 @@
           <w:szCs w:val="26"/>
           <w:lang w:val="es-UY"/>
         </w:rPr>
-        <w:t xml:space="preserve"> hoàn thành;</w:t>
-      </w:r>
-    </w:p>
-    <w:p ns2:paraId="757FCE47" ns2:textId="69BE6C64">
+        <w:t>;</w:t>
+      </w:r>
+    </w:p>
+    <w:p>
       <w:pPr>
         <w:pStyle w:val="NormalWeb"/>
         <w:numPr>
@@ -3229,7 +2916,7 @@
         <w:t>;</w:t>
       </w:r>
     </w:p>
-    <w:p ns2:paraId="069543D2" ns2:textId="6440CA70">
+    <w:p>
       <w:pPr>
         <w:pStyle w:val="NormalWeb"/>
         <w:numPr>
@@ -3261,12 +2948,12 @@
         <w:t>Các hồ sơ liên quan khác theo quy định.</w:t>
       </w:r>
     </w:p>
-    <w:p ns2:paraId="075DC742" ns2:textId="7BE286D6">
+    <w:p>
       <w:pPr>
         <w:pStyle w:val="NormalWeb"/>
         <w:suppressAutoHyphens w:val="0"/>
         <w:spacing w:before="40" w:beforeAutospacing="0" w:after="40" w:afterAutospacing="0" w:line="288" w:lineRule="auto"/>
-        <w:ind w:leftChars="0" w:left="0" w:firstLineChars="0" w:firstLine="709"/>
+        <w:ind w:leftChars="0" w:left="0" w:firstLineChars="0" w:firstLine="567"/>
         <w:jc w:val="both"/>
         <w:textAlignment w:val="auto"/>
         <w:outlineLvl w:val="9"/>
@@ -3296,8 +2983,6 @@
       <w:r>
         <w:rPr>
           <w:rFonts w:cs="Times New Roman"/>
-          <w:i/>
-          <w:iCs/>
           <w:color w:val="000000" w:themeColor="text1"/>
           <w:sz w:val="26"/>
           <w:szCs w:val="26"/>
@@ -3314,7 +2999,7 @@
           <w:szCs w:val="26"/>
           <w:lang w:val="nl-NL"/>
         </w:rPr>
-        <w:t>Bên A thanh toán</w:t>
+        <w:t>Bên A</w:t>
       </w:r>
       <w:r>
         <w:rPr>
@@ -3325,7 +3010,7 @@
           <w:szCs w:val="26"/>
           <w:lang w:val="nl-NL"/>
         </w:rPr>
-        <w:t xml:space="preserve"> 01 lần và</w:t>
+        <w:t xml:space="preserve"> </w:t>
       </w:r>
       <w:r>
         <w:rPr>
@@ -3336,22 +3021,130 @@
           <w:szCs w:val="26"/>
           <w:lang w:val="nl-NL"/>
         </w:rPr>
-        <w:t xml:space="preserve"> 100% giá trị hợp đồng cho bên B sau khi Bên B hoàn thành xong các nội dung công việc của hợp đồng này, được sự chấp nhận nghiệm thu của bên A và bên B xuất hóa đơn tài chính theo đúng quy định.</w:t>
-      </w:r>
-    </w:p>
-    <w:p ns2:paraId="09E8EF63" ns2:textId="79A27D16">
+        <w:t>thanh toán</w:t>
+      </w:r>
+      <w:r>
+        <w:rPr>
+          <w:rFonts w:eastAsia="Calibri" w:cs="Times New Roman"/>
+          <w:iCs/>
+          <w:color w:val="000000" w:themeColor="text1"/>
+          <w:sz w:val="26"/>
+          <w:szCs w:val="26"/>
+          <w:lang w:val="nl-NL"/>
+        </w:rPr>
+        <w:t xml:space="preserve"> 01 lần và</w:t>
+      </w:r>
+      <w:r>
+        <w:rPr>
+          <w:rFonts w:eastAsia="Calibri" w:cs="Times New Roman"/>
+          <w:iCs/>
+          <w:color w:val="000000" w:themeColor="text1"/>
+          <w:sz w:val="26"/>
+          <w:szCs w:val="26"/>
+          <w:lang w:val="nl-NL"/>
+        </w:rPr>
+        <w:t xml:space="preserve"> 100% giá trị hợp đồng cho </w:t>
+      </w:r>
+      <w:r>
+        <w:rPr>
+          <w:rFonts w:eastAsia="Calibri" w:cs="Times New Roman"/>
+          <w:iCs/>
+          <w:color w:val="000000" w:themeColor="text1"/>
+          <w:sz w:val="26"/>
+          <w:szCs w:val="26"/>
+          <w:lang w:val="nl-NL"/>
+        </w:rPr>
+        <w:t>Bên B</w:t>
+      </w:r>
+      <w:r>
+        <w:rPr>
+          <w:rFonts w:eastAsia="Calibri" w:cs="Times New Roman"/>
+          <w:iCs/>
+          <w:color w:val="000000" w:themeColor="text1"/>
+          <w:sz w:val="26"/>
+          <w:szCs w:val="26"/>
+          <w:lang w:val="nl-NL"/>
+        </w:rPr>
+        <w:t xml:space="preserve"> sau khi </w:t>
+      </w:r>
+      <w:r>
+        <w:rPr>
+          <w:rFonts w:eastAsia="Calibri" w:cs="Times New Roman"/>
+          <w:iCs/>
+          <w:color w:val="000000" w:themeColor="text1"/>
+          <w:sz w:val="26"/>
+          <w:szCs w:val="26"/>
+          <w:lang w:val="nl-NL"/>
+        </w:rPr>
+        <w:t>Bên B</w:t>
+      </w:r>
+      <w:r>
+        <w:rPr>
+          <w:rFonts w:eastAsia="Calibri" w:cs="Times New Roman"/>
+          <w:iCs/>
+          <w:color w:val="000000" w:themeColor="text1"/>
+          <w:sz w:val="26"/>
+          <w:szCs w:val="26"/>
+          <w:lang w:val="nl-NL"/>
+        </w:rPr>
+        <w:t xml:space="preserve"> hoàn thành xong các nội dung công việc của hợp đồng này, được sự chấp nhận nghiệm thu của </w:t>
+      </w:r>
+      <w:r>
+        <w:rPr>
+          <w:rFonts w:eastAsia="Calibri" w:cs="Times New Roman"/>
+          <w:iCs/>
+          <w:color w:val="000000" w:themeColor="text1"/>
+          <w:sz w:val="26"/>
+          <w:szCs w:val="26"/>
+          <w:lang w:val="nl-NL"/>
+        </w:rPr>
+        <w:t>Bên A</w:t>
+      </w:r>
+      <w:r>
+        <w:rPr>
+          <w:rFonts w:eastAsia="Calibri" w:cs="Times New Roman"/>
+          <w:iCs/>
+          <w:color w:val="000000" w:themeColor="text1"/>
+          <w:sz w:val="26"/>
+          <w:szCs w:val="26"/>
+          <w:lang w:val="nl-NL"/>
+        </w:rPr>
+        <w:t xml:space="preserve"> và </w:t>
+      </w:r>
+      <w:r>
+        <w:rPr>
+          <w:rFonts w:eastAsia="Calibri" w:cs="Times New Roman"/>
+          <w:iCs/>
+          <w:color w:val="000000" w:themeColor="text1"/>
+          <w:sz w:val="26"/>
+          <w:szCs w:val="26"/>
+          <w:lang w:val="nl-NL"/>
+        </w:rPr>
+        <w:t>Bên B</w:t>
+      </w:r>
+      <w:r>
+        <w:rPr>
+          <w:rFonts w:eastAsia="Calibri" w:cs="Times New Roman"/>
+          <w:iCs/>
+          <w:color w:val="000000" w:themeColor="text1"/>
+          <w:sz w:val="26"/>
+          <w:szCs w:val="26"/>
+          <w:lang w:val="nl-NL"/>
+        </w:rPr>
+        <w:t xml:space="preserve"> xuất hóa đơn tài chính theo đúng quy định.</w:t>
+      </w:r>
+    </w:p>
+    <w:p>
       <w:pPr>
         <w:pStyle w:val="NormalWeb"/>
         <w:suppressAutoHyphens w:val="0"/>
         <w:spacing w:before="40" w:beforeAutospacing="0" w:after="40" w:afterAutospacing="0" w:line="288" w:lineRule="auto"/>
-        <w:ind w:leftChars="0" w:left="0" w:firstLineChars="0" w:firstLine="709"/>
+        <w:ind w:leftChars="0" w:left="0" w:firstLineChars="0" w:firstLine="0"/>
         <w:jc w:val="both"/>
         <w:textAlignment w:val="auto"/>
         <w:outlineLvl w:val="9"/>
         <w:rPr>
           <w:rFonts w:cs="Times New Roman"/>
-          <w:i/>
-          <w:iCs/>
           <w:color w:val="000000" w:themeColor="text1"/>
           <w:sz w:val="26"/>
           <w:szCs w:val="26"/>
@@ -3372,7 +3165,7 @@
         <w:t>[Mục này các đơn vị có thể thay đổi đảm bảo phù hợp với từng nội dung của gói thầu]</w:t>
       </w:r>
     </w:p>
-    <w:p ns2:paraId="431980BD" ns2:textId="42B47A12">
+    <w:p>
       <w:pPr>
         <w:pStyle w:val="BodyText"/>
         <w:widowControl w:val="0"/>
@@ -3380,7 +3173,7 @@
           <w:tab w:val="left" w:pos="8361"/>
         </w:tabs>
         <w:spacing w:before="40" w:after="40" w:line="288" w:lineRule="auto"/>
-        <w:ind w:right="11" w:firstLine="709"/>
+        <w:ind w:right="11" w:firstLine="567"/>
         <w:rPr>
           <w:rFonts w:ascii="Times New Roman" w:hAnsi="Times New Roman"/>
           <w:b/>
@@ -3410,7 +3203,7 @@
         <w:t>:</w:t>
       </w:r>
     </w:p>
-    <w:p ns2:paraId="446CB1BF" ns2:textId="2C494F56">
+    <w:p>
       <w:pPr>
         <w:pStyle w:val="BodyText"/>
         <w:widowControl w:val="0"/>
@@ -3418,7 +3211,7 @@
           <w:tab w:val="left" w:pos="8361"/>
         </w:tabs>
         <w:spacing w:before="40" w:after="40" w:line="288" w:lineRule="auto"/>
-        <w:ind w:left="28" w:right="11" w:firstLine="681"/>
+        <w:ind w:left="28" w:right="11" w:firstLine="561"/>
         <w:rPr>
           <w:rFonts w:ascii="Times New Roman" w:hAnsi="Times New Roman"/>
           <w:color w:val="FF0000"/>
@@ -3429,7 +3222,7 @@
       <w:r>
         <w:rPr>
           <w:rFonts w:ascii="Times New Roman" w:hAnsi="Times New Roman"/>
-          <w:color w:val="000000" w:themeColor="text1"/>
+          <w:color w:val="FF0000"/>
           <w:szCs w:val="26"/>
           <w:lang w:val="nl-NL"/>
         </w:rPr>
@@ -3438,7 +3231,7 @@
       <w:r>
         <w:rPr>
           <w:rFonts w:ascii="Times New Roman" w:hAnsi="Times New Roman"/>
-          <w:color w:val="000000" w:themeColor="text1"/>
+          <w:color w:val="FF0000"/>
           <w:szCs w:val="26"/>
           <w:lang w:val="nl-NL"/>
         </w:rPr>
@@ -3454,7 +3247,7 @@
         <w:t>.</w:t>
       </w:r>
     </w:p>
-    <w:p ns2:paraId="18EBB31F" ns2:textId="79B97785">
+    <w:p>
       <w:pPr>
         <w:pStyle w:val="BodyText"/>
         <w:widowControl w:val="0"/>
@@ -3462,7 +3255,7 @@
           <w:tab w:val="left" w:pos="8361"/>
         </w:tabs>
         <w:spacing w:before="40" w:after="40" w:line="288" w:lineRule="auto"/>
-        <w:ind w:right="11" w:firstLine="709"/>
+        <w:ind w:right="11" w:firstLine="567"/>
         <w:rPr>
           <w:rFonts w:ascii="Times New Roman" w:hAnsi="Times New Roman"/>
           <w:b/>
@@ -3482,7 +3275,7 @@
         <w:t>Điều 5: Thời gian thực hiện:</w:t>
       </w:r>
     </w:p>
-    <w:p ns2:paraId="254371B9" ns2:textId="1BD558BF">
+    <w:p>
       <w:pPr>
         <w:pStyle w:val="BodyText"/>
         <w:widowControl w:val="0"/>
@@ -3490,7 +3283,7 @@
           <w:tab w:val="left" w:pos="8361"/>
         </w:tabs>
         <w:spacing w:before="40" w:after="40" w:line="288" w:lineRule="auto"/>
-        <w:ind w:left="28" w:right="11" w:firstLine="681"/>
+        <w:ind w:left="28" w:right="11" w:firstLine="561"/>
         <w:rPr>
           <w:rFonts w:ascii="Times New Roman" w:hAnsi="Times New Roman"/>
           <w:bCs/>
@@ -3506,7 +3299,6 @@
           <w:szCs w:val="26"/>
           <w:lang w:val="nl-NL"/>
         </w:rPr>
-        <w:lastRenderedPageBreak/>
         <w:t xml:space="preserve">- </w:t>
       </w:r>
       <w:r>
@@ -3536,6 +3328,7 @@
         </w:rPr>
         <w:t xml:space="preserve">: </w:t>
       </w:r>
+      <w:commentRangeStart w:id="2"/>
       <w:r>
         <w:rPr>
           <w:rFonts w:ascii="Times New Roman" w:hAnsi="Times New Roman"/>
@@ -3554,7 +3347,17 @@
           <w:szCs w:val="26"/>
           <w:lang w:val="nl-NL"/>
         </w:rPr>
-        <w:t>__</w:t>
+        <w:t xml:space="preserve"> ngày</w:t>
+      </w:r>
+      <w:commentRangeEnd w:id="2"/>
+      <w:r>
+        <w:rPr>
+          <w:rStyle w:val="CommentReference"/>
+          <w:rFonts w:asciiTheme="minorHAnsi" w:eastAsiaTheme="minorHAnsi" w:hAnsiTheme="minorHAnsi" w:cstheme="minorBidi"/>
+          <w:color w:val="auto"/>
+          <w:lang w:val="en-US" w:eastAsia="en-US"/>
+        </w:rPr>
+        <w:commentReference w:id="2"/>
       </w:r>
       <w:r>
         <w:rPr>
@@ -3564,11 +3367,12 @@
           <w:szCs w:val="26"/>
           <w:lang w:val="nl-NL"/>
         </w:rPr>
-        <w:t xml:space="preserve"> ngày </w:t>
+        <w:t xml:space="preserve"> </w:t>
       </w:r>
       <w:r>
         <w:rPr>
           <w:rFonts w:ascii="Times New Roman" w:hAnsi="Times New Roman"/>
+          <w:bCs/>
           <w:color w:val="FF0000"/>
           <w:szCs w:val="26"/>
           <w:highlight w:val="yellow"/>
@@ -3579,6 +3383,7 @@
       <w:r>
         <w:rPr>
           <w:rFonts w:ascii="Times New Roman" w:hAnsi="Times New Roman"/>
+          <w:bCs/>
           <w:color w:val="FF0000"/>
           <w:szCs w:val="26"/>
           <w:lang w:val="nl-NL"/>
@@ -3596,7 +3401,7 @@
         <w:t>kể từ ngày hợp đồng này có hiệu lực.</w:t>
       </w:r>
     </w:p>
-    <w:p ns2:paraId="17B1C89C" ns2:textId="209A492A">
+    <w:p>
       <w:pPr>
         <w:pStyle w:val="BodyText"/>
         <w:widowControl w:val="0"/>
@@ -3604,7 +3409,7 @@
           <w:tab w:val="left" w:pos="8361"/>
         </w:tabs>
         <w:spacing w:before="40" w:after="40" w:line="288" w:lineRule="auto"/>
-        <w:ind w:left="28" w:right="11" w:firstLine="681"/>
+        <w:ind w:left="28" w:right="11" w:firstLine="561"/>
         <w:rPr>
           <w:rFonts w:ascii="Times New Roman" w:hAnsi="Times New Roman"/>
           <w:color w:val="000000" w:themeColor="text1"/>
@@ -3622,6 +3427,7 @@
         </w:rPr>
         <w:t xml:space="preserve">- Thời gian thực hiện hợp đồng: </w:t>
       </w:r>
+      <w:commentRangeStart w:id="3"/>
       <w:r>
         <w:rPr>
           <w:rFonts w:ascii="Times New Roman" w:hAnsi="Times New Roman"/>
@@ -3640,7 +3446,17 @@
           <w:szCs w:val="26"/>
           <w:lang w:val="nl-NL"/>
         </w:rPr>
-        <w:t>__</w:t>
+        <w:t xml:space="preserve"> ngày </w:t>
+      </w:r>
+      <w:commentRangeEnd w:id="3"/>
+      <w:r>
+        <w:rPr>
+          <w:rStyle w:val="CommentReference"/>
+          <w:rFonts w:asciiTheme="minorHAnsi" w:eastAsiaTheme="minorHAnsi" w:hAnsiTheme="minorHAnsi" w:cstheme="minorBidi"/>
+          <w:color w:val="auto"/>
+          <w:lang w:val="en-US" w:eastAsia="en-US"/>
+        </w:rPr>
+        <w:commentReference w:id="3"/>
       </w:r>
       <w:r>
         <w:rPr>
@@ -3648,42 +3464,34 @@
           <w:bCs/>
           <w:color w:val="FF0000"/>
           <w:szCs w:val="26"/>
-          <w:lang w:val="nl-NL"/>
-        </w:rPr>
-        <w:t xml:space="preserve"> ngày </w:t>
+          <w:highlight w:val="yellow"/>
+          <w:lang w:val="nl-NL"/>
+        </w:rPr>
+        <w:t>[hoặc tháng/ năm]</w:t>
       </w:r>
       <w:r>
         <w:rPr>
           <w:rFonts w:ascii="Times New Roman" w:hAnsi="Times New Roman"/>
-          <w:color w:val="FF0000"/>
-          <w:szCs w:val="26"/>
-          <w:highlight w:val="yellow"/>
-          <w:lang w:val="nl-NL"/>
-        </w:rPr>
-        <w:t>[hoặc tháng/ năm]</w:t>
+          <w:bCs/>
+          <w:color w:val="FF0000"/>
+          <w:szCs w:val="26"/>
+          <w:lang w:val="nl-NL"/>
+        </w:rPr>
+        <w:t xml:space="preserve"> </w:t>
       </w:r>
       <w:r>
         <w:rPr>
           <w:rFonts w:ascii="Times New Roman" w:hAnsi="Times New Roman"/>
-          <w:color w:val="FF0000"/>
-          <w:szCs w:val="26"/>
-          <w:lang w:val="nl-NL"/>
-        </w:rPr>
-        <w:t xml:space="preserve"> </w:t>
+          <w:bCs/>
+          <w:color w:val="000000" w:themeColor="text1"/>
+          <w:szCs w:val="26"/>
+          <w:lang w:val="nl-NL"/>
+        </w:rPr>
+        <w:t>kể từ</w:t>
       </w:r>
       <w:r>
         <w:rPr>
           <w:rFonts w:ascii="Times New Roman" w:hAnsi="Times New Roman"/>
-          <w:bCs/>
-          <w:color w:val="000000" w:themeColor="text1"/>
-          <w:szCs w:val="26"/>
-          <w:lang w:val="nl-NL"/>
-        </w:rPr>
-        <w:t>kể từ</w:t>
-      </w:r>
-      <w:r>
-        <w:rPr>
-          <w:rFonts w:ascii="Times New Roman" w:hAnsi="Times New Roman"/>
           <w:color w:val="000000" w:themeColor="text1"/>
           <w:szCs w:val="26"/>
           <w:lang w:val="nl-NL"/>
@@ -3691,13 +3499,13 @@
         <w:t xml:space="preserve"> ngày hợp đồng này có hiệu lực.</w:t>
       </w:r>
     </w:p>
-    <w:p ns2:paraId="67EB7E7C" ns2:textId="0D031FD5">
+    <w:p>
       <w:pPr>
         <w:autoSpaceDE w:val="0"/>
         <w:autoSpaceDN w:val="0"/>
         <w:adjustRightInd w:val="0"/>
         <w:spacing w:before="40" w:after="40" w:line="288" w:lineRule="auto"/>
-        <w:ind w:right="11" w:firstLine="709"/>
+        <w:ind w:right="11" w:firstLine="567"/>
         <w:jc w:val="both"/>
         <w:rPr>
           <w:rFonts w:ascii="Times New Roman" w:hAnsi="Times New Roman" w:cs="Times New Roman"/>
@@ -3752,7 +3560,18 @@
           <w:sz w:val="26"/>
           <w:szCs w:val="26"/>
         </w:rPr>
-        <w:t>Quyền và nghĩa vụ của Bên A</w:t>
+        <w:t xml:space="preserve">Quyền và nghĩa vụ của </w:t>
+      </w:r>
+      <w:r>
+        <w:rPr>
+          <w:rFonts w:ascii="Times New Roman" w:hAnsi="Times New Roman" w:cs="Times New Roman"/>
+          <w:b/>
+          <w:bCs/>
+          <w:color w:val="000000" w:themeColor="text1"/>
+          <w:sz w:val="26"/>
+          <w:szCs w:val="26"/>
+        </w:rPr>
+        <w:t>Bên A</w:t>
       </w:r>
       <w:r>
         <w:rPr>
@@ -3766,13 +3585,13 @@
         <w:t>:</w:t>
       </w:r>
     </w:p>
-    <w:p ns2:paraId="782E71C7" ns2:textId="7297A29E">
+    <w:p>
       <w:pPr>
         <w:autoSpaceDE w:val="0"/>
         <w:autoSpaceDN w:val="0"/>
         <w:adjustRightInd w:val="0"/>
         <w:spacing w:before="40" w:after="40" w:line="288" w:lineRule="auto"/>
-        <w:ind w:right="11" w:firstLine="709"/>
+        <w:ind w:right="11" w:firstLine="567"/>
         <w:jc w:val="both"/>
         <w:rPr>
           <w:rFonts w:ascii="Times New Roman" w:hAnsi="Times New Roman" w:cs="Times New Roman"/>
@@ -3800,7 +3619,17 @@
           <w:sz w:val="26"/>
           <w:szCs w:val="26"/>
         </w:rPr>
-        <w:t xml:space="preserve">Bên A cam kết </w:t>
+        <w:t>Bên A</w:t>
+      </w:r>
+      <w:r>
+        <w:rPr>
+          <w:rFonts w:ascii="Times New Roman" w:hAnsi="Times New Roman" w:cs="Times New Roman"/>
+          <w:bCs/>
+          <w:color w:val="000000" w:themeColor="text1"/>
+          <w:sz w:val="26"/>
+          <w:szCs w:val="26"/>
+        </w:rPr>
+        <w:t xml:space="preserve"> cam kết </w:t>
       </w:r>
       <w:r>
         <w:rPr>
@@ -3819,7 +3648,27 @@
           <w:szCs w:val="26"/>
           <w:lang w:val="vi-VN"/>
         </w:rPr>
-        <w:t>hanh toán cho Bên B theo</w:t>
+        <w:t xml:space="preserve">hanh toán cho </w:t>
+      </w:r>
+      <w:r>
+        <w:rPr>
+          <w:rFonts w:ascii="Times New Roman" w:hAnsi="Times New Roman" w:cs="Times New Roman"/>
+          <w:color w:val="000000" w:themeColor="text1"/>
+          <w:sz w:val="26"/>
+          <w:szCs w:val="26"/>
+          <w:lang w:val="vi-VN"/>
+        </w:rPr>
+        <w:t>Bên B</w:t>
+      </w:r>
+      <w:r>
+        <w:rPr>
+          <w:rFonts w:ascii="Times New Roman" w:hAnsi="Times New Roman" w:cs="Times New Roman"/>
+          <w:color w:val="000000" w:themeColor="text1"/>
+          <w:sz w:val="26"/>
+          <w:szCs w:val="26"/>
+          <w:lang w:val="vi-VN"/>
+        </w:rPr>
+        <w:t xml:space="preserve"> theo</w:t>
       </w:r>
       <w:r>
         <w:rPr>
@@ -3866,7 +3715,7 @@
           <w:sz w:val="26"/>
           <w:szCs w:val="26"/>
         </w:rPr>
-        <w:t>thực hiện gói thầu</w:t>
+        <w:t>thực hiện hợp đồng</w:t>
       </w:r>
       <w:r>
         <w:rPr>
@@ -3879,13 +3728,13 @@
         <w:t>.</w:t>
       </w:r>
     </w:p>
-    <w:p ns2:paraId="1544C023" ns2:textId="541815EE">
+    <w:p>
       <w:pPr>
         <w:autoSpaceDE w:val="0"/>
         <w:autoSpaceDN w:val="0"/>
         <w:adjustRightInd w:val="0"/>
         <w:spacing w:before="40" w:after="40" w:line="288" w:lineRule="auto"/>
-        <w:ind w:right="11" w:firstLine="709"/>
+        <w:ind w:right="11" w:firstLine="567"/>
         <w:jc w:val="both"/>
         <w:rPr>
           <w:rFonts w:ascii="Times New Roman" w:hAnsi="Times New Roman" w:cs="Times New Roman"/>
@@ -3902,6 +3751,7 @@
           <w:szCs w:val="26"/>
           <w:lang w:val="vi-VN"/>
         </w:rPr>
+        <w:lastRenderedPageBreak/>
         <w:t>- Cung cấp đầy đủ thông tin</w:t>
       </w:r>
       <w:r>
@@ -3911,6 +3761,75 @@
           <w:sz w:val="26"/>
           <w:szCs w:val="26"/>
         </w:rPr>
+        <w:t xml:space="preserve"> về </w:t>
+      </w:r>
+      <w:r>
+        <w:rPr>
+          <w:rFonts w:ascii="Times New Roman" w:hAnsi="Times New Roman" w:cs="Times New Roman"/>
+          <w:color w:val="000000" w:themeColor="text1"/>
+          <w:sz w:val="26"/>
+          <w:szCs w:val="26"/>
+        </w:rPr>
+        <w:t xml:space="preserve">hàng hoá </w:t>
+      </w:r>
+      <w:r>
+        <w:rPr>
+          <w:rFonts w:ascii="Times New Roman" w:hAnsi="Times New Roman" w:cs="Times New Roman"/>
+          <w:color w:val="FF0000"/>
+          <w:sz w:val="26"/>
+          <w:szCs w:val="26"/>
+          <w:highlight w:val="yellow"/>
+        </w:rPr>
+        <w:t>[hoặc dịch vụ]</w:t>
+      </w:r>
+      <w:r>
+        <w:rPr>
+          <w:rFonts w:ascii="Times New Roman" w:hAnsi="Times New Roman" w:cs="Times New Roman"/>
+          <w:color w:val="000000" w:themeColor="text1"/>
+          <w:sz w:val="26"/>
+          <w:szCs w:val="26"/>
+          <w:lang w:val="vi-VN"/>
+        </w:rPr>
+        <w:t xml:space="preserve"> cho </w:t>
+      </w:r>
+      <w:r>
+        <w:rPr>
+          <w:rFonts w:ascii="Times New Roman" w:hAnsi="Times New Roman" w:cs="Times New Roman"/>
+          <w:color w:val="000000" w:themeColor="text1"/>
+          <w:sz w:val="26"/>
+          <w:szCs w:val="26"/>
+          <w:lang w:val="vi-VN"/>
+        </w:rPr>
+        <w:t>Bên B</w:t>
+      </w:r>
+      <w:r>
+        <w:rPr>
+          <w:rFonts w:ascii="Times New Roman" w:hAnsi="Times New Roman" w:cs="Times New Roman"/>
+          <w:color w:val="000000" w:themeColor="text1"/>
+          <w:sz w:val="26"/>
+          <w:szCs w:val="26"/>
+          <w:lang w:val="vi-VN"/>
+        </w:rPr>
+        <w:t xml:space="preserve"> để </w:t>
+      </w:r>
+      <w:r>
+        <w:rPr>
+          <w:rFonts w:ascii="Times New Roman" w:hAnsi="Times New Roman" w:cs="Times New Roman"/>
+          <w:color w:val="000000" w:themeColor="text1"/>
+          <w:sz w:val="26"/>
+          <w:szCs w:val="26"/>
+          <w:lang w:val="vi-VN"/>
+        </w:rPr>
+        <w:t>Bên B</w:t>
+      </w:r>
+      <w:r>
+        <w:rPr>
+          <w:rFonts w:ascii="Times New Roman" w:hAnsi="Times New Roman" w:cs="Times New Roman"/>
+          <w:color w:val="000000" w:themeColor="text1"/>
+          <w:sz w:val="26"/>
+          <w:szCs w:val="26"/>
+          <w:lang w:val="vi-VN"/>
+        </w:rPr>
         <w:t xml:space="preserve"> </w:t>
       </w:r>
       <w:r>
@@ -3919,55 +3838,65 @@
           <w:color w:val="000000" w:themeColor="text1"/>
           <w:sz w:val="26"/>
           <w:szCs w:val="26"/>
+        </w:rPr>
+        <w:t>cung ứng</w:t>
+      </w:r>
+      <w:r>
+        <w:rPr>
+          <w:rFonts w:ascii="Times New Roman" w:hAnsi="Times New Roman" w:cs="Times New Roman"/>
+          <w:color w:val="000000" w:themeColor="text1"/>
+          <w:sz w:val="26"/>
+          <w:szCs w:val="26"/>
+        </w:rPr>
+        <w:t xml:space="preserve"> </w:t>
+      </w:r>
+      <w:r>
+        <w:rPr>
+          <w:rFonts w:ascii="Times New Roman" w:hAnsi="Times New Roman" w:cs="Times New Roman"/>
+          <w:color w:val="FF0000"/>
+          <w:sz w:val="26"/>
+          <w:szCs w:val="26"/>
+        </w:rPr>
+        <w:t>hàng hoá</w:t>
+      </w:r>
+      <w:r>
+        <w:rPr>
+          <w:rFonts w:ascii="Times New Roman" w:hAnsi="Times New Roman" w:cs="Times New Roman"/>
+          <w:color w:val="FF0000"/>
+          <w:sz w:val="26"/>
+          <w:szCs w:val="26"/>
+        </w:rPr>
+        <w:t xml:space="preserve"> </w:t>
+      </w:r>
+      <w:r>
+        <w:rPr>
+          <w:rFonts w:ascii="Times New Roman" w:hAnsi="Times New Roman" w:cs="Times New Roman"/>
+          <w:color w:val="FF0000"/>
+          <w:sz w:val="26"/>
+          <w:szCs w:val="26"/>
+          <w:highlight w:val="yellow"/>
+          <w:lang w:val="nb-NO"/>
+        </w:rPr>
+        <w:t>[hoặc dịch vụ]</w:t>
+      </w:r>
+      <w:r>
+        <w:rPr>
+          <w:rFonts w:ascii="Times New Roman" w:hAnsi="Times New Roman" w:cs="Times New Roman"/>
+          <w:color w:val="000000" w:themeColor="text1"/>
+          <w:sz w:val="26"/>
+          <w:szCs w:val="26"/>
           <w:lang w:val="vi-VN"/>
         </w:rPr>
-        <w:t xml:space="preserve">để Bên B </w:t>
-      </w:r>
-      <w:r>
-        <w:rPr>
-          <w:rFonts w:ascii="Times New Roman" w:hAnsi="Times New Roman" w:cs="Times New Roman"/>
-          <w:color w:val="000000" w:themeColor="text1"/>
-          <w:sz w:val="26"/>
-          <w:szCs w:val="26"/>
-        </w:rPr>
-        <w:t>cung ứng</w:t>
-      </w:r>
-      <w:r>
-        <w:rPr>
-          <w:rFonts w:ascii="Times New Roman" w:hAnsi="Times New Roman" w:cs="Times New Roman"/>
-          <w:color w:val="000000" w:themeColor="text1"/>
-          <w:sz w:val="26"/>
-          <w:szCs w:val="26"/>
-        </w:rPr>
-        <w:t xml:space="preserve"> </w:t>
-      </w:r>
-      <w:r>
-        <w:rPr>
-          <w:rFonts w:ascii="Times New Roman" w:hAnsi="Times New Roman" w:cs="Times New Roman"/>
-          <w:color w:val="000000" w:themeColor="text1"/>
-          <w:sz w:val="26"/>
-          <w:szCs w:val="26"/>
-        </w:rPr>
-        <w:t>dịch vụ</w:t>
-      </w:r>
-      <w:r>
-        <w:rPr>
-          <w:rFonts w:ascii="Times New Roman" w:hAnsi="Times New Roman" w:cs="Times New Roman"/>
-          <w:color w:val="000000" w:themeColor="text1"/>
-          <w:sz w:val="26"/>
-          <w:szCs w:val="26"/>
-          <w:lang w:val="vi-VN"/>
-        </w:rPr>
         <w:t>.</w:t>
       </w:r>
     </w:p>
-    <w:p ns2:paraId="3311D7F7" ns2:textId="03C63B24">
+    <w:p>
       <w:pPr>
         <w:autoSpaceDE w:val="0"/>
         <w:autoSpaceDN w:val="0"/>
         <w:adjustRightInd w:val="0"/>
         <w:spacing w:before="40" w:after="40" w:line="288" w:lineRule="auto"/>
-        <w:ind w:right="11" w:firstLine="709"/>
+        <w:ind w:right="11" w:firstLine="567"/>
         <w:jc w:val="both"/>
         <w:rPr>
           <w:rFonts w:ascii="Times New Roman" w:hAnsi="Times New Roman" w:cs="Times New Roman"/>
@@ -4024,34 +3953,34 @@
           <w:sz w:val="26"/>
           <w:szCs w:val="26"/>
         </w:rPr>
-        <w:t xml:space="preserve">nhận và kiểm tra số lượng, chất lượng </w:t>
-      </w:r>
-      <w:r>
-        <w:rPr>
-          <w:rFonts w:ascii="Times New Roman" w:eastAsia="Times New Roman" w:hAnsi="Times New Roman" w:cs="Times New Roman"/>
-          <w:color w:val="000000" w:themeColor="text1"/>
-          <w:sz w:val="26"/>
-          <w:szCs w:val="26"/>
-        </w:rPr>
-        <w:t>dịch vụ</w:t>
-      </w:r>
-      <w:r>
-        <w:rPr>
-          <w:rFonts w:ascii="Times New Roman" w:eastAsia="Times New Roman" w:hAnsi="Times New Roman" w:cs="Times New Roman"/>
-          <w:color w:val="000000" w:themeColor="text1"/>
-          <w:sz w:val="26"/>
-          <w:szCs w:val="26"/>
-        </w:rPr>
-        <w:t xml:space="preserve"> tại trụ sở của mình khi bên B </w:t>
-      </w:r>
-      <w:r>
-        <w:rPr>
-          <w:rFonts w:ascii="Times New Roman" w:eastAsia="Times New Roman" w:hAnsi="Times New Roman" w:cs="Times New Roman"/>
-          <w:color w:val="000000" w:themeColor="text1"/>
-          <w:sz w:val="26"/>
-          <w:szCs w:val="26"/>
-        </w:rPr>
-        <w:t>hoàn thành công việc</w:t>
+        <w:t xml:space="preserve">sản phẩm tại trụ sở của mình khi </w:t>
+      </w:r>
+      <w:r>
+        <w:rPr>
+          <w:rFonts w:ascii="Times New Roman" w:eastAsia="Times New Roman" w:hAnsi="Times New Roman" w:cs="Times New Roman"/>
+          <w:color w:val="000000" w:themeColor="text1"/>
+          <w:sz w:val="26"/>
+          <w:szCs w:val="26"/>
+        </w:rPr>
+        <w:t>Bên B</w:t>
+      </w:r>
+      <w:r>
+        <w:rPr>
+          <w:rFonts w:ascii="Times New Roman" w:eastAsia="Times New Roman" w:hAnsi="Times New Roman" w:cs="Times New Roman"/>
+          <w:color w:val="000000" w:themeColor="text1"/>
+          <w:sz w:val="26"/>
+          <w:szCs w:val="26"/>
+        </w:rPr>
+        <w:t xml:space="preserve"> </w:t>
+      </w:r>
+      <w:r>
+        <w:rPr>
+          <w:rFonts w:ascii="Times New Roman" w:eastAsia="Times New Roman" w:hAnsi="Times New Roman" w:cs="Times New Roman"/>
+          <w:color w:val="000000" w:themeColor="text1"/>
+          <w:sz w:val="26"/>
+          <w:szCs w:val="26"/>
+        </w:rPr>
+        <w:t>hoàn thành xong công việc</w:t>
       </w:r>
       <w:r>
         <w:rPr>
@@ -4063,13 +3992,13 @@
         <w:t>.</w:t>
       </w:r>
     </w:p>
-    <w:p ns2:paraId="29F1E5A7" ns2:textId="3317A944">
+    <w:p>
       <w:pPr>
         <w:autoSpaceDE w:val="0"/>
         <w:autoSpaceDN w:val="0"/>
         <w:adjustRightInd w:val="0"/>
         <w:spacing w:before="40" w:after="40" w:line="288" w:lineRule="auto"/>
-        <w:ind w:right="11" w:firstLine="709"/>
+        <w:ind w:right="11" w:firstLine="567"/>
         <w:jc w:val="both"/>
         <w:rPr>
           <w:rFonts w:ascii="Times New Roman" w:hAnsi="Times New Roman" w:cs="Times New Roman"/>
@@ -4097,10 +4026,30 @@
           <w:szCs w:val="26"/>
           <w:lang w:val="vi-VN"/>
         </w:rPr>
-        <w:t xml:space="preserve">Chủ trì, phối hợp cùng Bên B tổ chức nghiệm thu khi công việc được hoàn thành theo đúng các trình tự và quy định của pháp luật. </w:t>
-      </w:r>
-    </w:p>
-    <w:p ns2:paraId="42E1B6A6" ns2:textId="2D18ACB8">
+        <w:t xml:space="preserve">Chủ trì, phối hợp cùng </w:t>
+      </w:r>
+      <w:r>
+        <w:rPr>
+          <w:rFonts w:ascii="Times New Roman" w:hAnsi="Times New Roman" w:cs="Times New Roman"/>
+          <w:color w:val="000000" w:themeColor="text1"/>
+          <w:sz w:val="26"/>
+          <w:szCs w:val="26"/>
+          <w:lang w:val="vi-VN"/>
+        </w:rPr>
+        <w:t>Bên B</w:t>
+      </w:r>
+      <w:r>
+        <w:rPr>
+          <w:rFonts w:ascii="Times New Roman" w:hAnsi="Times New Roman" w:cs="Times New Roman"/>
+          <w:color w:val="000000" w:themeColor="text1"/>
+          <w:sz w:val="26"/>
+          <w:szCs w:val="26"/>
+          <w:lang w:val="vi-VN"/>
+        </w:rPr>
+        <w:t xml:space="preserve"> tổ chức nghiệm thu khi công việc được hoàn thành theo đúng các trình tự và quy định của pháp luật. </w:t>
+      </w:r>
+    </w:p>
+    <w:p>
       <w:pPr>
         <w:tabs>
           <w:tab w:val="left" w:pos="567"/>
@@ -4109,7 +4058,7 @@
         <w:autoSpaceDN w:val="0"/>
         <w:adjustRightInd w:val="0"/>
         <w:spacing w:before="40" w:after="40" w:line="288" w:lineRule="auto"/>
-        <w:ind w:right="11" w:firstLine="709"/>
+        <w:ind w:right="11" w:firstLine="567"/>
         <w:jc w:val="both"/>
         <w:rPr>
           <w:rFonts w:ascii="Times New Roman" w:hAnsi="Times New Roman" w:cs="Times New Roman"/>
@@ -4134,16 +4083,34 @@
           <w:sz w:val="26"/>
           <w:szCs w:val="26"/>
         </w:rPr>
-        <w:t xml:space="preserve">Không được đơn phương chấm dứt Hợp đồng, hủy ngang việc thực hiện Hợp đồng nếu không có sự đồng ý bằng văn bản của Bên B. </w:t>
-      </w:r>
-    </w:p>
-    <w:p ns2:paraId="1194F1E2" ns2:textId="3D03E681">
+        <w:t xml:space="preserve">Không được đơn phương chấm dứt Hợp đồng, hủy ngang việc thực hiện Hợp đồng nếu không có sự đồng ý bằng văn bản của </w:t>
+      </w:r>
+      <w:r>
+        <w:rPr>
+          <w:rFonts w:ascii="Times New Roman" w:eastAsia="Times New Roman" w:hAnsi="Times New Roman" w:cs="Times New Roman"/>
+          <w:color w:val="000000" w:themeColor="text1"/>
+          <w:sz w:val="26"/>
+          <w:szCs w:val="26"/>
+        </w:rPr>
+        <w:t>Bên B</w:t>
+      </w:r>
+      <w:r>
+        <w:rPr>
+          <w:rFonts w:ascii="Times New Roman" w:eastAsia="Times New Roman" w:hAnsi="Times New Roman" w:cs="Times New Roman"/>
+          <w:color w:val="000000" w:themeColor="text1"/>
+          <w:sz w:val="26"/>
+          <w:szCs w:val="26"/>
+        </w:rPr>
+        <w:t xml:space="preserve">. </w:t>
+      </w:r>
+    </w:p>
+    <w:p>
       <w:pPr>
         <w:autoSpaceDE w:val="0"/>
         <w:autoSpaceDN w:val="0"/>
         <w:adjustRightInd w:val="0"/>
         <w:spacing w:before="40" w:after="40" w:line="288" w:lineRule="auto"/>
-        <w:ind w:right="11" w:firstLine="709"/>
+        <w:ind w:right="11" w:firstLine="567"/>
         <w:jc w:val="both"/>
         <w:rPr>
           <w:rFonts w:ascii="Times New Roman" w:eastAsia="Times New Roman" w:hAnsi="Times New Roman" w:cs="Times New Roman"/>
@@ -4159,46 +4126,55 @@
           <w:sz w:val="26"/>
           <w:szCs w:val="26"/>
         </w:rPr>
-        <w:t xml:space="preserve">- Được quyền từ chối nghiệm thu </w:t>
-      </w:r>
-      <w:r>
-        <w:rPr>
-          <w:rFonts w:ascii="Times New Roman" w:hAnsi="Times New Roman" w:cs="Times New Roman"/>
-          <w:color w:val="000000" w:themeColor="text1"/>
-          <w:sz w:val="26"/>
-          <w:szCs w:val="26"/>
-        </w:rPr>
-        <w:t>dịch vụ</w:t>
-      </w:r>
-      <w:r>
-        <w:rPr>
-          <w:rFonts w:ascii="Times New Roman" w:eastAsia="Times New Roman" w:hAnsi="Times New Roman" w:cs="Times New Roman"/>
-          <w:color w:val="000000" w:themeColor="text1"/>
-          <w:sz w:val="26"/>
-          <w:szCs w:val="26"/>
-        </w:rPr>
-        <w:t xml:space="preserve"> nếu </w:t>
-      </w:r>
-      <w:r>
-        <w:rPr>
-          <w:rFonts w:ascii="Times New Roman" w:eastAsia="Times New Roman" w:hAnsi="Times New Roman" w:cs="Times New Roman"/>
-          <w:color w:val="000000" w:themeColor="text1"/>
-          <w:sz w:val="26"/>
-          <w:szCs w:val="26"/>
-        </w:rPr>
-        <w:t xml:space="preserve">chất lượng dịch vụ bị lỗi </w:t>
-      </w:r>
-      <w:r>
-        <w:rPr>
-          <w:rFonts w:ascii="Times New Roman" w:eastAsia="Times New Roman" w:hAnsi="Times New Roman" w:cs="Times New Roman"/>
-          <w:color w:val="000000" w:themeColor="text1"/>
-          <w:sz w:val="26"/>
-          <w:szCs w:val="26"/>
-        </w:rPr>
-        <w:t>hoặc không đáp ứng tiêu chuẩn chất lượng được hai Bên thỏa thuận tại Hợp đồng này.</w:t>
-      </w:r>
-    </w:p>
-    <w:p ns2:paraId="5D7675AC" ns2:textId="77777777">
+        <w:t xml:space="preserve">- Được quyền từ chối nghiệm thu sản </w:t>
+      </w:r>
+      <w:r>
+        <w:rPr>
+          <w:rFonts w:ascii="Times New Roman" w:eastAsia="Times New Roman" w:hAnsi="Times New Roman" w:cs="Times New Roman"/>
+          <w:color w:val="000000" w:themeColor="text1"/>
+          <w:sz w:val="26"/>
+          <w:szCs w:val="26"/>
+        </w:rPr>
+        <w:t>phẩm nếu sản phẩm bị</w:t>
+      </w:r>
+      <w:r>
+        <w:rPr>
+          <w:rFonts w:ascii="Times New Roman" w:eastAsia="Times New Roman" w:hAnsi="Times New Roman" w:cs="Times New Roman"/>
+          <w:color w:val="000000" w:themeColor="text1"/>
+          <w:sz w:val="26"/>
+          <w:szCs w:val="26"/>
+        </w:rPr>
+        <w:t xml:space="preserve"> lỗi hoặc</w:t>
+      </w:r>
+      <w:r>
+        <w:rPr>
+          <w:rFonts w:ascii="Times New Roman" w:eastAsia="Times New Roman" w:hAnsi="Times New Roman" w:cs="Times New Roman"/>
+          <w:color w:val="000000" w:themeColor="text1"/>
+          <w:sz w:val="26"/>
+          <w:szCs w:val="26"/>
+        </w:rPr>
+        <w:t xml:space="preserve"> hư hỏng</w:t>
+      </w:r>
+      <w:r>
+        <w:rPr>
+          <w:rFonts w:ascii="Times New Roman" w:eastAsia="Times New Roman" w:hAnsi="Times New Roman" w:cs="Times New Roman"/>
+          <w:color w:val="000000" w:themeColor="text1"/>
+          <w:sz w:val="26"/>
+          <w:szCs w:val="26"/>
+        </w:rPr>
+        <w:t xml:space="preserve">, </w:t>
+      </w:r>
+      <w:r>
+        <w:rPr>
+          <w:rFonts w:ascii="Times New Roman" w:eastAsia="Times New Roman" w:hAnsi="Times New Roman" w:cs="Times New Roman"/>
+          <w:color w:val="000000" w:themeColor="text1"/>
+          <w:sz w:val="26"/>
+          <w:szCs w:val="26"/>
+        </w:rPr>
+        <w:t>không đáp ứng tiêu chuẩn chất lượng được hai Bên thỏa thuận tại Hợp đồng này.</w:t>
+      </w:r>
+    </w:p>
+    <w:p>
       <w:pPr>
         <w:tabs>
           <w:tab w:val="left" w:pos="567"/>
@@ -4207,7 +4183,7 @@
         <w:autoSpaceDN w:val="0"/>
         <w:adjustRightInd w:val="0"/>
         <w:spacing w:before="40" w:after="40" w:line="288" w:lineRule="auto"/>
-        <w:ind w:right="11" w:firstLine="709"/>
+        <w:ind w:right="11" w:firstLine="567"/>
         <w:rPr>
           <w:rFonts w:ascii="Times New Roman" w:hAnsi="Times New Roman" w:cs="Times New Roman"/>
           <w:color w:val="000000" w:themeColor="text1"/>
@@ -4248,7 +4224,7 @@
           <w:szCs w:val="26"/>
           <w:lang w:val="vi-VN"/>
         </w:rPr>
-        <w:t>. Trách nhiệm của Bên B:</w:t>
+        <w:t xml:space="preserve">. Trách nhiệm của </w:t>
       </w:r>
       <w:r>
         <w:rPr>
@@ -4260,10 +4236,34 @@
           <w:szCs w:val="26"/>
           <w:lang w:val="vi-VN"/>
         </w:rPr>
+        <w:t>Bên B</w:t>
+      </w:r>
+      <w:r>
+        <w:rPr>
+          <w:rFonts w:ascii="Times New Roman" w:hAnsi="Times New Roman" w:cs="Times New Roman"/>
+          <w:b/>
+          <w:bCs/>
+          <w:color w:val="000000" w:themeColor="text1"/>
+          <w:sz w:val="26"/>
+          <w:szCs w:val="26"/>
+          <w:lang w:val="vi-VN"/>
+        </w:rPr>
+        <w:t>:</w:t>
+      </w:r>
+      <w:r>
+        <w:rPr>
+          <w:rFonts w:ascii="Times New Roman" w:hAnsi="Times New Roman" w:cs="Times New Roman"/>
+          <w:b/>
+          <w:bCs/>
+          <w:color w:val="000000" w:themeColor="text1"/>
+          <w:sz w:val="26"/>
+          <w:szCs w:val="26"/>
+          <w:lang w:val="vi-VN"/>
+        </w:rPr>
         <w:tab/>
       </w:r>
     </w:p>
-    <w:p ns2:paraId="471898C9" ns2:textId="09096869">
+    <w:p>
       <w:pPr>
         <w:tabs>
           <w:tab w:val="left" w:pos="567"/>
@@ -4272,7 +4272,7 @@
         <w:autoSpaceDN w:val="0"/>
         <w:adjustRightInd w:val="0"/>
         <w:spacing w:before="40" w:after="40" w:line="288" w:lineRule="auto"/>
-        <w:ind w:right="11" w:firstLine="709"/>
+        <w:ind w:right="11" w:firstLine="567"/>
         <w:jc w:val="both"/>
         <w:rPr>
           <w:rFonts w:ascii="Times New Roman" w:hAnsi="Times New Roman" w:cs="Times New Roman"/>
@@ -4327,17 +4327,17 @@
       <w:r>
         <w:rPr>
           <w:rFonts w:ascii="Times New Roman" w:hAnsi="Times New Roman" w:cs="Times New Roman"/>
-          <w:color w:val="000000" w:themeColor="text1"/>
+          <w:color w:val="FF0000"/>
           <w:sz w:val="26"/>
           <w:szCs w:val="26"/>
           <w:lang w:val="pt-BR"/>
         </w:rPr>
-        <w:t>dịch vụ theo đúng</w:t>
-      </w:r>
-      <w:r>
-        <w:rPr>
-          <w:rFonts w:ascii="Times New Roman" w:hAnsi="Times New Roman" w:cs="Times New Roman"/>
-          <w:color w:val="000000" w:themeColor="text1"/>
+        <w:t>hàng hoá</w:t>
+      </w:r>
+      <w:r>
+        <w:rPr>
+          <w:rFonts w:ascii="Times New Roman" w:hAnsi="Times New Roman" w:cs="Times New Roman"/>
+          <w:color w:val="FF0000"/>
           <w:sz w:val="26"/>
           <w:szCs w:val="26"/>
           <w:lang w:val="pt-BR"/>
@@ -4347,11 +4347,52 @@
       <w:r>
         <w:rPr>
           <w:rFonts w:ascii="Times New Roman" w:hAnsi="Times New Roman" w:cs="Times New Roman"/>
+          <w:color w:val="FF0000"/>
+          <w:sz w:val="26"/>
+          <w:szCs w:val="26"/>
+          <w:highlight w:val="yellow"/>
+          <w:lang w:val="nb-NO"/>
+        </w:rPr>
+        <w:t>[hoặc dịch vụ]</w:t>
+      </w:r>
+      <w:r>
+        <w:rPr>
+          <w:rFonts w:ascii="Times New Roman" w:hAnsi="Times New Roman" w:cs="Times New Roman"/>
           <w:color w:val="000000" w:themeColor="text1"/>
           <w:sz w:val="26"/>
           <w:szCs w:val="26"/>
           <w:lang w:val="pt-BR"/>
         </w:rPr>
+        <w:t xml:space="preserve"> </w:t>
+      </w:r>
+      <w:r>
+        <w:rPr>
+          <w:rFonts w:ascii="Times New Roman" w:hAnsi="Times New Roman" w:cs="Times New Roman"/>
+          <w:color w:val="000000" w:themeColor="text1"/>
+          <w:sz w:val="26"/>
+          <w:szCs w:val="26"/>
+          <w:lang w:val="pt-BR"/>
+        </w:rPr>
+        <w:t>theo đúng yêu cầu kỹ thuật được</w:t>
+      </w:r>
+      <w:r>
+        <w:rPr>
+          <w:rFonts w:ascii="Times New Roman" w:hAnsi="Times New Roman" w:cs="Times New Roman"/>
+          <w:color w:val="000000" w:themeColor="text1"/>
+          <w:sz w:val="26"/>
+          <w:szCs w:val="26"/>
+          <w:lang w:val="pt-BR"/>
+        </w:rPr>
+        <w:t xml:space="preserve"> </w:t>
+      </w:r>
+      <w:r>
+        <w:rPr>
+          <w:rFonts w:ascii="Times New Roman" w:hAnsi="Times New Roman" w:cs="Times New Roman"/>
+          <w:color w:val="000000" w:themeColor="text1"/>
+          <w:sz w:val="26"/>
+          <w:szCs w:val="26"/>
+          <w:lang w:val="pt-BR"/>
+        </w:rPr>
         <w:t>Quy định tại Điều 1 của Hợp đồng</w:t>
       </w:r>
       <w:r>
@@ -4365,7 +4406,7 @@
         <w:t>.</w:t>
       </w:r>
     </w:p>
-    <w:p ns2:paraId="6A726498" ns2:textId="77777777">
+    <w:p>
       <w:pPr>
         <w:tabs>
           <w:tab w:val="left" w:pos="567"/>
@@ -4374,7 +4415,7 @@
         <w:autoSpaceDN w:val="0"/>
         <w:adjustRightInd w:val="0"/>
         <w:spacing w:before="40" w:after="40" w:line="288" w:lineRule="auto"/>
-        <w:ind w:right="11" w:firstLine="709"/>
+        <w:ind w:right="11" w:firstLine="567"/>
         <w:jc w:val="both"/>
         <w:rPr>
           <w:rFonts w:ascii="Times New Roman" w:hAnsi="Times New Roman" w:cs="Times New Roman"/>
@@ -4466,7 +4507,7 @@
         <w:t>.</w:t>
       </w:r>
     </w:p>
-    <w:p ns2:paraId="0B5E11FC" ns2:textId="6073F1E4">
+    <w:p>
       <w:pPr>
         <w:tabs>
           <w:tab w:val="left" w:pos="567"/>
@@ -4475,7 +4516,7 @@
         <w:autoSpaceDN w:val="0"/>
         <w:adjustRightInd w:val="0"/>
         <w:spacing w:before="40" w:after="40" w:line="288" w:lineRule="auto"/>
-        <w:ind w:right="11" w:firstLine="709"/>
+        <w:ind w:right="11" w:firstLine="567"/>
         <w:jc w:val="both"/>
         <w:rPr>
           <w:rFonts w:ascii="Times New Roman" w:hAnsi="Times New Roman" w:cs="Times New Roman"/>
@@ -4510,16 +4551,34 @@
           <w:sz w:val="26"/>
           <w:szCs w:val="26"/>
         </w:rPr>
-        <w:t xml:space="preserve">bảo hành dịch vụ nếu sản phẩm bị lỗi hoặc </w:t>
-      </w:r>
-      <w:r>
-        <w:rPr>
-          <w:rFonts w:ascii="Times New Roman" w:eastAsia="Times New Roman" w:hAnsi="Times New Roman" w:cs="Times New Roman"/>
-          <w:color w:val="000000" w:themeColor="text1"/>
-          <w:sz w:val="26"/>
-          <w:szCs w:val="26"/>
-        </w:rPr>
-        <w:t>không đáp ứng tiêu chuẩn chất lượng được hai Bên thỏa thuận tại Hợp đồng này</w:t>
+        <w:t>bảo hành hoặc thay thế</w:t>
+      </w:r>
+      <w:r>
+        <w:rPr>
+          <w:rFonts w:ascii="Times New Roman" w:eastAsia="Times New Roman" w:hAnsi="Times New Roman" w:cs="Times New Roman"/>
+          <w:color w:val="000000" w:themeColor="text1"/>
+          <w:sz w:val="26"/>
+          <w:szCs w:val="26"/>
+        </w:rPr>
+        <w:t xml:space="preserve"> sản phẩm không đạt </w:t>
+      </w:r>
+      <w:r>
+        <w:rPr>
+          <w:rFonts w:ascii="Times New Roman" w:eastAsia="Times New Roman" w:hAnsi="Times New Roman" w:cs="Times New Roman"/>
+          <w:color w:val="000000" w:themeColor="text1"/>
+          <w:sz w:val="26"/>
+          <w:szCs w:val="26"/>
+        </w:rPr>
+        <w:t>yêu cầu</w:t>
+      </w:r>
+      <w:r>
+        <w:rPr>
+          <w:rFonts w:ascii="Times New Roman" w:eastAsia="Times New Roman" w:hAnsi="Times New Roman" w:cs="Times New Roman"/>
+          <w:color w:val="000000" w:themeColor="text1"/>
+          <w:sz w:val="26"/>
+          <w:szCs w:val="26"/>
+        </w:rPr>
+        <w:t xml:space="preserve"> theo quy định tại Điều 11 của Hợp đồng này</w:t>
       </w:r>
       <w:r>
         <w:rPr>
@@ -4541,7 +4600,7 @@
         <w:t xml:space="preserve"> </w:t>
       </w:r>
     </w:p>
-    <w:p ns2:paraId="04F4FB55" ns2:textId="77777777">
+    <w:p>
       <w:pPr>
         <w:tabs>
           <w:tab w:val="left" w:pos="567"/>
@@ -4550,7 +4609,7 @@
         <w:autoSpaceDN w:val="0"/>
         <w:adjustRightInd w:val="0"/>
         <w:spacing w:before="40" w:after="40" w:line="288" w:lineRule="auto"/>
-        <w:ind w:right="11" w:firstLine="709"/>
+        <w:ind w:right="11" w:firstLine="567"/>
         <w:jc w:val="both"/>
         <w:rPr>
           <w:rFonts w:ascii="Times New Roman" w:hAnsi="Times New Roman" w:cs="Times New Roman"/>
@@ -4575,10 +4634,28 @@
           <w:sz w:val="26"/>
           <w:szCs w:val="26"/>
         </w:rPr>
-        <w:t xml:space="preserve">Không chuyển nhượng Hợp đồng dưới bất kỳ hình thức nào cho tổ chức, cá nhân khác mà chưa được sự đồng ý bằng văn bản của Bên B. </w:t>
-      </w:r>
-    </w:p>
-    <w:p ns2:paraId="72556081" ns2:textId="6B05C115">
+        <w:t xml:space="preserve">Không chuyển nhượng Hợp đồng dưới bất kỳ hình thức nào cho tổ chức, cá nhân khác mà chưa được sự đồng ý bằng văn bản của </w:t>
+      </w:r>
+      <w:r>
+        <w:rPr>
+          <w:rFonts w:ascii="Times New Roman" w:eastAsia="Times New Roman" w:hAnsi="Times New Roman" w:cs="Times New Roman"/>
+          <w:color w:val="000000" w:themeColor="text1"/>
+          <w:sz w:val="26"/>
+          <w:szCs w:val="26"/>
+        </w:rPr>
+        <w:t>Bên B</w:t>
+      </w:r>
+      <w:r>
+        <w:rPr>
+          <w:rFonts w:ascii="Times New Roman" w:eastAsia="Times New Roman" w:hAnsi="Times New Roman" w:cs="Times New Roman"/>
+          <w:color w:val="000000" w:themeColor="text1"/>
+          <w:sz w:val="26"/>
+          <w:szCs w:val="26"/>
+        </w:rPr>
+        <w:t xml:space="preserve">. </w:t>
+      </w:r>
+    </w:p>
+    <w:p>
       <w:pPr>
         <w:tabs>
           <w:tab w:val="left" w:pos="567"/>
@@ -4587,7 +4664,7 @@
         <w:autoSpaceDN w:val="0"/>
         <w:adjustRightInd w:val="0"/>
         <w:spacing w:before="40" w:after="40" w:line="288" w:lineRule="auto"/>
-        <w:ind w:right="11" w:firstLine="709"/>
+        <w:ind w:right="11" w:firstLine="567"/>
         <w:jc w:val="both"/>
         <w:rPr>
           <w:rFonts w:ascii="Times New Roman" w:hAnsi="Times New Roman" w:cs="Times New Roman"/>
@@ -4612,16 +4689,16 @@
           <w:sz w:val="26"/>
           <w:szCs w:val="26"/>
         </w:rPr>
-        <w:t xml:space="preserve">Không được đơn phương chấm dứt Hợp đồng, hủy ngang việc thực hiện Hợp đồng nếu không có sự đồng ý bằng văn bản của Bên </w:t>
-      </w:r>
-      <w:r>
-        <w:rPr>
-          <w:rFonts w:ascii="Times New Roman" w:eastAsia="Times New Roman" w:hAnsi="Times New Roman" w:cs="Times New Roman"/>
-          <w:color w:val="000000" w:themeColor="text1"/>
-          <w:sz w:val="26"/>
-          <w:szCs w:val="26"/>
-        </w:rPr>
-        <w:t>A</w:t>
+        <w:t xml:space="preserve">Không được đơn phương chấm dứt Hợp đồng, hủy ngang việc thực hiện Hợp đồng nếu không có sự đồng ý bằng văn bản của </w:t>
+      </w:r>
+      <w:r>
+        <w:rPr>
+          <w:rFonts w:ascii="Times New Roman" w:eastAsia="Times New Roman" w:hAnsi="Times New Roman" w:cs="Times New Roman"/>
+          <w:color w:val="000000" w:themeColor="text1"/>
+          <w:sz w:val="26"/>
+          <w:szCs w:val="26"/>
+        </w:rPr>
+        <w:t>Bên A</w:t>
       </w:r>
       <w:r>
         <w:rPr>
@@ -4633,7 +4710,7 @@
         <w:t xml:space="preserve">. </w:t>
       </w:r>
     </w:p>
-    <w:p ns2:paraId="1C17CE3A" ns2:textId="77777777">
+    <w:p>
       <w:pPr>
         <w:tabs>
           <w:tab w:val="left" w:pos="567"/>
@@ -4642,7 +4719,7 @@
         <w:autoSpaceDN w:val="0"/>
         <w:adjustRightInd w:val="0"/>
         <w:spacing w:before="40" w:after="40" w:line="288" w:lineRule="auto"/>
-        <w:ind w:right="11" w:firstLine="709"/>
+        <w:ind w:right="11" w:firstLine="567"/>
         <w:jc w:val="both"/>
         <w:rPr>
           <w:rFonts w:ascii="Times New Roman" w:hAnsi="Times New Roman" w:cs="Times New Roman"/>
@@ -4670,7 +4747,7 @@
         <w:t xml:space="preserve">Các quyền và nghĩa vụ khác theo quy định tại Hợp đồng này và quy định pháp luật có liên quan. </w:t>
       </w:r>
     </w:p>
-    <w:p ns2:paraId="5BA4DF4A" ns2:textId="3AE6A018">
+    <w:p>
       <w:pPr>
         <w:tabs>
           <w:tab w:val="left" w:pos="567"/>
@@ -4679,7 +4756,7 @@
         <w:autoSpaceDN w:val="0"/>
         <w:adjustRightInd w:val="0"/>
         <w:spacing w:before="40" w:after="40" w:line="288" w:lineRule="auto"/>
-        <w:ind w:right="11" w:firstLine="709"/>
+        <w:ind w:right="11" w:firstLine="567"/>
         <w:jc w:val="both"/>
         <w:rPr>
           <w:rFonts w:ascii="Times New Roman" w:hAnsi="Times New Roman" w:cs="Times New Roman"/>
@@ -4695,28 +4772,82 @@
           <w:sz w:val="26"/>
           <w:szCs w:val="26"/>
         </w:rPr>
-        <w:t xml:space="preserve">- Có trách nhiệm thông báo cho bên A những khó khăn phát sinh trong quá trình </w:t>
-      </w:r>
-      <w:r>
-        <w:rPr>
-          <w:rFonts w:ascii="Times New Roman" w:eastAsia="Times New Roman" w:hAnsi="Times New Roman" w:cs="Times New Roman"/>
-          <w:color w:val="000000" w:themeColor="text1"/>
-          <w:sz w:val="26"/>
-          <w:szCs w:val="26"/>
-        </w:rPr>
-        <w:t>cung cấp dịch vụ</w:t>
-      </w:r>
-      <w:r>
-        <w:rPr>
-          <w:rFonts w:ascii="Times New Roman" w:eastAsia="Times New Roman" w:hAnsi="Times New Roman" w:cs="Times New Roman"/>
-          <w:color w:val="000000" w:themeColor="text1"/>
-          <w:sz w:val="26"/>
-          <w:szCs w:val="26"/>
-        </w:rPr>
-        <w:t>, thương lượng với bên A khi xảy ra sự cố, đề xuất với bên A để giải quyết khó khăn nhưng phải được sự đồng ý của bên A để cùng nhau khắc phục sự cố.</w:t>
-      </w:r>
-    </w:p>
-    <w:p ns2:paraId="2DB73E99" ns2:textId="1CB2C23F">
+        <w:t xml:space="preserve">- Có trách nhiệm thông báo cho </w:t>
+      </w:r>
+      <w:r>
+        <w:rPr>
+          <w:rFonts w:ascii="Times New Roman" w:eastAsia="Times New Roman" w:hAnsi="Times New Roman" w:cs="Times New Roman"/>
+          <w:color w:val="000000" w:themeColor="text1"/>
+          <w:sz w:val="26"/>
+          <w:szCs w:val="26"/>
+        </w:rPr>
+        <w:t>Bên A</w:t>
+      </w:r>
+      <w:r>
+        <w:rPr>
+          <w:rFonts w:ascii="Times New Roman" w:eastAsia="Times New Roman" w:hAnsi="Times New Roman" w:cs="Times New Roman"/>
+          <w:color w:val="000000" w:themeColor="text1"/>
+          <w:sz w:val="26"/>
+          <w:szCs w:val="26"/>
+        </w:rPr>
+        <w:t xml:space="preserve"> những khó khăn phát sinh trong quá trình sản xuất hàng hóa, thương lượng với </w:t>
+      </w:r>
+      <w:r>
+        <w:rPr>
+          <w:rFonts w:ascii="Times New Roman" w:eastAsia="Times New Roman" w:hAnsi="Times New Roman" w:cs="Times New Roman"/>
+          <w:color w:val="000000" w:themeColor="text1"/>
+          <w:sz w:val="26"/>
+          <w:szCs w:val="26"/>
+        </w:rPr>
+        <w:t>Bên A</w:t>
+      </w:r>
+      <w:r>
+        <w:rPr>
+          <w:rFonts w:ascii="Times New Roman" w:eastAsia="Times New Roman" w:hAnsi="Times New Roman" w:cs="Times New Roman"/>
+          <w:color w:val="000000" w:themeColor="text1"/>
+          <w:sz w:val="26"/>
+          <w:szCs w:val="26"/>
+        </w:rPr>
+        <w:t xml:space="preserve"> khi xảy ra sự cố, đề xuất với </w:t>
+      </w:r>
+      <w:r>
+        <w:rPr>
+          <w:rFonts w:ascii="Times New Roman" w:eastAsia="Times New Roman" w:hAnsi="Times New Roman" w:cs="Times New Roman"/>
+          <w:color w:val="000000" w:themeColor="text1"/>
+          <w:sz w:val="26"/>
+          <w:szCs w:val="26"/>
+        </w:rPr>
+        <w:t>Bên A</w:t>
+      </w:r>
+      <w:r>
+        <w:rPr>
+          <w:rFonts w:ascii="Times New Roman" w:eastAsia="Times New Roman" w:hAnsi="Times New Roman" w:cs="Times New Roman"/>
+          <w:color w:val="000000" w:themeColor="text1"/>
+          <w:sz w:val="26"/>
+          <w:szCs w:val="26"/>
+        </w:rPr>
+        <w:t xml:space="preserve"> để giải quyết khó khăn nhưng phải được sự đồng ý của </w:t>
+      </w:r>
+      <w:r>
+        <w:rPr>
+          <w:rFonts w:ascii="Times New Roman" w:eastAsia="Times New Roman" w:hAnsi="Times New Roman" w:cs="Times New Roman"/>
+          <w:color w:val="000000" w:themeColor="text1"/>
+          <w:sz w:val="26"/>
+          <w:szCs w:val="26"/>
+        </w:rPr>
+        <w:t>Bên A</w:t>
+      </w:r>
+      <w:r>
+        <w:rPr>
+          <w:rFonts w:ascii="Times New Roman" w:eastAsia="Times New Roman" w:hAnsi="Times New Roman" w:cs="Times New Roman"/>
+          <w:color w:val="000000" w:themeColor="text1"/>
+          <w:sz w:val="26"/>
+          <w:szCs w:val="26"/>
+        </w:rPr>
+        <w:t xml:space="preserve"> để cùng nhau khắc phục sự cố.</w:t>
+      </w:r>
+    </w:p>
+    <w:p>
       <w:pPr>
         <w:tabs>
           <w:tab w:val="left" w:pos="567"/>
@@ -4725,7 +4856,7 @@
         <w:autoSpaceDN w:val="0"/>
         <w:adjustRightInd w:val="0"/>
         <w:spacing w:before="40" w:after="40" w:line="288" w:lineRule="auto"/>
-        <w:ind w:right="11" w:firstLine="709"/>
+        <w:ind w:right="11" w:firstLine="567"/>
         <w:jc w:val="both"/>
         <w:rPr>
           <w:rFonts w:ascii="Times New Roman" w:hAnsi="Times New Roman" w:cs="Times New Roman"/>
@@ -4753,13 +4884,33 @@
           <w:szCs w:val="26"/>
           <w:lang w:val="pt-BR"/>
         </w:rPr>
-        <w:t>Cung cấp hồ sơ thanh toán cho Bên A khi thanh quyết toán hợp đồng.</w:t>
-      </w:r>
-    </w:p>
-    <w:p ns2:paraId="675278E7" ns2:textId="2608647D">
+        <w:t xml:space="preserve">Cung cấp hồ sơ thanh toán cho </w:t>
+      </w:r>
+      <w:r>
+        <w:rPr>
+          <w:rFonts w:ascii="Times New Roman" w:hAnsi="Times New Roman" w:cs="Times New Roman"/>
+          <w:color w:val="000000" w:themeColor="text1"/>
+          <w:sz w:val="26"/>
+          <w:szCs w:val="26"/>
+          <w:lang w:val="pt-BR"/>
+        </w:rPr>
+        <w:t>Bên A</w:t>
+      </w:r>
+      <w:r>
+        <w:rPr>
+          <w:rFonts w:ascii="Times New Roman" w:hAnsi="Times New Roman" w:cs="Times New Roman"/>
+          <w:color w:val="000000" w:themeColor="text1"/>
+          <w:sz w:val="26"/>
+          <w:szCs w:val="26"/>
+          <w:lang w:val="pt-BR"/>
+        </w:rPr>
+        <w:t xml:space="preserve"> khi thanh quyết toán hợp đồng.</w:t>
+      </w:r>
+    </w:p>
+    <w:p>
       <w:pPr>
         <w:spacing w:before="40" w:after="40" w:line="288" w:lineRule="auto"/>
-        <w:ind w:right="11" w:firstLine="709"/>
+        <w:ind w:right="11" w:firstLine="567"/>
         <w:jc w:val="both"/>
         <w:rPr>
           <w:rFonts w:ascii="Times New Roman" w:hAnsi="Times New Roman" w:cs="Times New Roman"/>
@@ -4815,23 +4966,25 @@
         <w:t>:</w:t>
       </w:r>
     </w:p>
-    <w:p ns2:paraId="61F51F57" ns2:textId="77777777">
+    <w:p>
       <w:pPr>
         <w:spacing w:before="40" w:after="40" w:line="288" w:lineRule="auto"/>
-        <w:ind w:left="28" w:right="11" w:firstLine="681"/>
+        <w:ind w:left="28" w:right="11" w:firstLine="561"/>
         <w:jc w:val="both"/>
         <w:rPr>
           <w:rFonts w:ascii="Times New Roman" w:hAnsi="Times New Roman" w:cs="Times New Roman"/>
           <w:color w:val="000000" w:themeColor="text1"/>
-          <w:sz w:val="26"/>
-          <w:szCs w:val="26"/>
-          <w:lang w:val="nl-NL"/>
-        </w:rPr>
-      </w:pPr>
-      <w:r>
-        <w:rPr>
-          <w:rFonts w:ascii="Times New Roman" w:hAnsi="Times New Roman" w:cs="Times New Roman"/>
-          <w:color w:val="000000" w:themeColor="text1"/>
+          <w:spacing w:val="-4"/>
+          <w:sz w:val="26"/>
+          <w:szCs w:val="26"/>
+          <w:lang w:val="nl-NL"/>
+        </w:rPr>
+      </w:pPr>
+      <w:r>
+        <w:rPr>
+          <w:rFonts w:ascii="Times New Roman" w:hAnsi="Times New Roman" w:cs="Times New Roman"/>
+          <w:color w:val="000000" w:themeColor="text1"/>
+          <w:spacing w:val="-4"/>
           <w:sz w:val="26"/>
           <w:szCs w:val="26"/>
           <w:lang w:val="nl-NL"/>
@@ -4839,10 +4992,10 @@
         <w:t>1. Việc hiệu chỉnh, bổ sung hợp đồng có thể được thực hiện trong các trường hợp sau:</w:t>
       </w:r>
     </w:p>
-    <w:p ns2:paraId="13C03C40" ns2:textId="572CF49E">
+    <w:p>
       <w:pPr>
         <w:spacing w:before="40" w:after="40" w:line="288" w:lineRule="auto"/>
-        <w:ind w:left="28" w:right="11" w:firstLine="681"/>
+        <w:ind w:left="28" w:right="11" w:firstLine="561"/>
         <w:jc w:val="both"/>
         <w:rPr>
           <w:rFonts w:ascii="Times New Roman" w:hAnsi="Times New Roman" w:cs="Times New Roman"/>
@@ -4883,10 +5036,10 @@
         <w:t>;</w:t>
       </w:r>
     </w:p>
-    <w:p ns2:paraId="50D42F74" ns2:textId="77777777">
+    <w:p>
       <w:pPr>
         <w:spacing w:before="40" w:after="40" w:line="288" w:lineRule="auto"/>
-        <w:ind w:left="28" w:right="11" w:firstLine="681"/>
+        <w:ind w:left="28" w:right="11" w:firstLine="561"/>
         <w:jc w:val="both"/>
         <w:rPr>
           <w:rFonts w:ascii="Times New Roman" w:hAnsi="Times New Roman" w:cs="Times New Roman"/>
@@ -4907,10 +5060,10 @@
         <w:t>b) Phần việc phát sinh ngoài hợp đồng.</w:t>
       </w:r>
     </w:p>
-    <w:p ns2:paraId="772D4490" ns2:textId="77777777">
+    <w:p>
       <w:pPr>
         <w:spacing w:before="40" w:after="40" w:line="288" w:lineRule="auto"/>
-        <w:ind w:left="28" w:right="11" w:firstLine="681"/>
+        <w:ind w:left="28" w:right="11" w:firstLine="561"/>
         <w:jc w:val="both"/>
         <w:rPr>
           <w:rFonts w:ascii="Times New Roman" w:hAnsi="Times New Roman" w:cs="Times New Roman"/>
@@ -4928,72 +5081,448 @@
           <w:szCs w:val="26"/>
           <w:lang w:val="nl-NL"/>
         </w:rPr>
+        <w:t xml:space="preserve">2. </w:t>
+      </w:r>
+      <w:r>
+        <w:rPr>
+          <w:rFonts w:ascii="Times New Roman" w:hAnsi="Times New Roman" w:cs="Times New Roman"/>
+          <w:color w:val="000000" w:themeColor="text1"/>
+          <w:sz w:val="26"/>
+          <w:szCs w:val="26"/>
+          <w:lang w:val="nl-NL"/>
+        </w:rPr>
+        <w:t>Bên A</w:t>
+      </w:r>
+      <w:r>
+        <w:rPr>
+          <w:rFonts w:ascii="Times New Roman" w:hAnsi="Times New Roman" w:cs="Times New Roman"/>
+          <w:color w:val="000000" w:themeColor="text1"/>
+          <w:sz w:val="26"/>
+          <w:szCs w:val="26"/>
+          <w:lang w:val="nl-NL"/>
+        </w:rPr>
+        <w:t xml:space="preserve"> và </w:t>
+      </w:r>
+      <w:r>
+        <w:rPr>
+          <w:rFonts w:ascii="Times New Roman" w:hAnsi="Times New Roman" w:cs="Times New Roman"/>
+          <w:color w:val="000000" w:themeColor="text1"/>
+          <w:sz w:val="26"/>
+          <w:szCs w:val="26"/>
+          <w:lang w:val="nl-NL"/>
+        </w:rPr>
+        <w:t>Bên B</w:t>
+      </w:r>
+      <w:r>
+        <w:rPr>
+          <w:rFonts w:ascii="Times New Roman" w:hAnsi="Times New Roman" w:cs="Times New Roman"/>
+          <w:color w:val="000000" w:themeColor="text1"/>
+          <w:sz w:val="26"/>
+          <w:szCs w:val="26"/>
+          <w:lang w:val="nl-NL"/>
+        </w:rPr>
+        <w:t xml:space="preserve"> sẽ tiến hành thảo thương để làm cơ sở ký kết phụ lục bổ sung hợp đồng trong trường hợp hiệu chỉnh, bổ sung hợp đồng.  </w:t>
+      </w:r>
+    </w:p>
+    <w:p>
+      <w:pPr>
+        <w:spacing w:before="40" w:after="40" w:line="288" w:lineRule="auto"/>
+        <w:ind w:right="11" w:firstLine="567"/>
+        <w:rPr>
+          <w:rFonts w:ascii="Times New Roman" w:hAnsi="Times New Roman" w:cs="Times New Roman"/>
+          <w:b/>
+          <w:color w:val="000000" w:themeColor="text1"/>
+          <w:sz w:val="26"/>
+          <w:szCs w:val="26"/>
+          <w:lang w:val="nl-NL"/>
+        </w:rPr>
+      </w:pPr>
+      <w:r>
+        <w:rPr>
+          <w:rFonts w:ascii="Times New Roman" w:hAnsi="Times New Roman" w:cs="Times New Roman"/>
+          <w:b/>
+          <w:color w:val="000000" w:themeColor="text1"/>
+          <w:sz w:val="26"/>
+          <w:szCs w:val="26"/>
+          <w:lang w:val="nl-NL"/>
+        </w:rPr>
+        <w:t xml:space="preserve">Điều </w:t>
+      </w:r>
+      <w:r>
+        <w:rPr>
+          <w:rFonts w:ascii="Times New Roman" w:hAnsi="Times New Roman" w:cs="Times New Roman"/>
+          <w:b/>
+          <w:color w:val="000000" w:themeColor="text1"/>
+          <w:sz w:val="26"/>
+          <w:szCs w:val="26"/>
+          <w:lang w:val="nl-NL"/>
+        </w:rPr>
+        <w:t>9</w:t>
+      </w:r>
+      <w:r>
+        <w:rPr>
+          <w:rFonts w:ascii="Times New Roman" w:hAnsi="Times New Roman" w:cs="Times New Roman"/>
+          <w:b/>
+          <w:color w:val="000000" w:themeColor="text1"/>
+          <w:sz w:val="26"/>
+          <w:szCs w:val="26"/>
+          <w:lang w:val="nl-NL"/>
+        </w:rPr>
+        <w:t>. Chấm dứt hợp đồng</w:t>
+      </w:r>
+      <w:r>
+        <w:rPr>
+          <w:rFonts w:ascii="Times New Roman" w:hAnsi="Times New Roman" w:cs="Times New Roman"/>
+          <w:b/>
+          <w:color w:val="000000" w:themeColor="text1"/>
+          <w:sz w:val="26"/>
+          <w:szCs w:val="26"/>
+          <w:lang w:val="nl-NL"/>
+        </w:rPr>
+        <w:t>:</w:t>
+      </w:r>
+    </w:p>
+    <w:p>
+      <w:pPr>
+        <w:spacing w:before="40" w:after="40" w:line="288" w:lineRule="auto"/>
+        <w:ind w:left="28" w:right="11" w:firstLine="561"/>
+        <w:jc w:val="both"/>
+        <w:rPr>
+          <w:rFonts w:ascii="Times New Roman" w:hAnsi="Times New Roman" w:cs="Times New Roman"/>
+          <w:color w:val="000000" w:themeColor="text1"/>
+          <w:sz w:val="26"/>
+          <w:szCs w:val="26"/>
+          <w:lang w:val="nl-NL"/>
+        </w:rPr>
+      </w:pPr>
+      <w:r>
+        <w:rPr>
+          <w:rFonts w:ascii="Times New Roman" w:hAnsi="Times New Roman" w:cs="Times New Roman"/>
+          <w:color w:val="000000" w:themeColor="text1"/>
+          <w:sz w:val="26"/>
+          <w:szCs w:val="26"/>
+          <w:lang w:val="nl-NL"/>
+        </w:rPr>
+        <w:t xml:space="preserve">1. </w:t>
+      </w:r>
+      <w:r>
+        <w:rPr>
+          <w:rFonts w:ascii="Times New Roman" w:hAnsi="Times New Roman" w:cs="Times New Roman"/>
+          <w:color w:val="000000" w:themeColor="text1"/>
+          <w:sz w:val="26"/>
+          <w:szCs w:val="26"/>
+          <w:lang w:val="nl-NL"/>
+        </w:rPr>
+        <w:t>Bên A</w:t>
+      </w:r>
+      <w:r>
+        <w:rPr>
+          <w:rFonts w:ascii="Times New Roman" w:hAnsi="Times New Roman" w:cs="Times New Roman"/>
+          <w:color w:val="000000" w:themeColor="text1"/>
+          <w:sz w:val="26"/>
+          <w:szCs w:val="26"/>
+          <w:lang w:val="nl-NL"/>
+        </w:rPr>
+        <w:t xml:space="preserve"> hoặc </w:t>
+      </w:r>
+      <w:r>
+        <w:rPr>
+          <w:rFonts w:ascii="Times New Roman" w:hAnsi="Times New Roman" w:cs="Times New Roman"/>
+          <w:color w:val="000000" w:themeColor="text1"/>
+          <w:sz w:val="26"/>
+          <w:szCs w:val="26"/>
+          <w:lang w:val="nl-NL"/>
+        </w:rPr>
+        <w:t>Bên B</w:t>
+      </w:r>
+      <w:r>
+        <w:rPr>
+          <w:rFonts w:ascii="Times New Roman" w:hAnsi="Times New Roman" w:cs="Times New Roman"/>
+          <w:color w:val="000000" w:themeColor="text1"/>
+          <w:sz w:val="26"/>
+          <w:szCs w:val="26"/>
+          <w:lang w:val="nl-NL"/>
+        </w:rPr>
+        <w:t xml:space="preserve"> có thể</w:t>
+      </w:r>
+      <w:r>
+        <w:rPr>
+          <w:rFonts w:ascii="Times New Roman" w:hAnsi="Times New Roman" w:cs="Times New Roman"/>
+          <w:color w:val="000000" w:themeColor="text1"/>
+          <w:sz w:val="26"/>
+          <w:szCs w:val="26"/>
+          <w:lang w:val="nl-NL"/>
+        </w:rPr>
+        <w:t xml:space="preserve"> đơn phương</w:t>
+      </w:r>
+      <w:r>
+        <w:rPr>
+          <w:rFonts w:ascii="Times New Roman" w:hAnsi="Times New Roman" w:cs="Times New Roman"/>
+          <w:color w:val="000000" w:themeColor="text1"/>
+          <w:sz w:val="26"/>
+          <w:szCs w:val="26"/>
+          <w:lang w:val="nl-NL"/>
+        </w:rPr>
+        <w:t xml:space="preserve"> chấm dứt hợp đồng nếu một trong hai bên có vi phạm cơ bản về nội dung hợp đồng như sau:</w:t>
+      </w:r>
+    </w:p>
+    <w:p>
+      <w:pPr>
+        <w:spacing w:before="40" w:after="40" w:line="288" w:lineRule="auto"/>
+        <w:ind w:left="29" w:right="14" w:firstLine="538"/>
+        <w:jc w:val="both"/>
+        <w:rPr>
+          <w:rFonts w:ascii="Times New Roman" w:hAnsi="Times New Roman" w:cs="Times New Roman"/>
+          <w:color w:val="000000" w:themeColor="text1"/>
+          <w:sz w:val="26"/>
+          <w:szCs w:val="26"/>
+          <w:lang w:val="nl-NL"/>
+        </w:rPr>
+      </w:pPr>
+      <w:r>
+        <w:rPr>
+          <w:rFonts w:ascii="Times New Roman" w:hAnsi="Times New Roman" w:cs="Times New Roman"/>
+          <w:color w:val="000000" w:themeColor="text1"/>
+          <w:sz w:val="26"/>
+          <w:szCs w:val="26"/>
+          <w:lang w:val="nl-NL"/>
+        </w:rPr>
+        <w:t xml:space="preserve">a) </w:t>
+      </w:r>
+      <w:r>
+        <w:rPr>
+          <w:rFonts w:ascii="Times New Roman" w:hAnsi="Times New Roman" w:cs="Times New Roman"/>
+          <w:color w:val="000000" w:themeColor="text1"/>
+          <w:sz w:val="26"/>
+          <w:szCs w:val="26"/>
+          <w:lang w:val="nl-NL"/>
+        </w:rPr>
+        <w:t>Bên B</w:t>
+      </w:r>
+      <w:r>
+        <w:rPr>
+          <w:rFonts w:ascii="Times New Roman" w:hAnsi="Times New Roman" w:cs="Times New Roman"/>
+          <w:color w:val="000000" w:themeColor="text1"/>
+          <w:sz w:val="26"/>
+          <w:szCs w:val="26"/>
+          <w:lang w:val="nl-NL"/>
+        </w:rPr>
+        <w:t xml:space="preserve"> không thực hiện một phần hoặc toàn bộ nội dung công việc theo hợp đồng trong thời hạn nêu trong hợp đồng hoặc trong khoảng thời gian đã được </w:t>
+      </w:r>
+      <w:r>
+        <w:rPr>
+          <w:rFonts w:ascii="Times New Roman" w:hAnsi="Times New Roman" w:cs="Times New Roman"/>
+          <w:color w:val="000000" w:themeColor="text1"/>
+          <w:sz w:val="26"/>
+          <w:szCs w:val="26"/>
+          <w:lang w:val="nl-NL"/>
+        </w:rPr>
+        <w:t>Bên A</w:t>
+      </w:r>
+      <w:r>
+        <w:rPr>
+          <w:rFonts w:ascii="Times New Roman" w:hAnsi="Times New Roman" w:cs="Times New Roman"/>
+          <w:color w:val="000000" w:themeColor="text1"/>
+          <w:sz w:val="26"/>
+          <w:szCs w:val="26"/>
+          <w:lang w:val="nl-NL"/>
+        </w:rPr>
+        <w:t xml:space="preserve"> gia hạn.</w:t>
+      </w:r>
+    </w:p>
+    <w:p>
+      <w:pPr>
+        <w:spacing w:before="40" w:after="40" w:line="288" w:lineRule="auto"/>
+        <w:ind w:left="29" w:right="14" w:firstLine="538"/>
+        <w:jc w:val="both"/>
+        <w:rPr>
+          <w:rFonts w:ascii="Times New Roman" w:hAnsi="Times New Roman" w:cs="Times New Roman"/>
+          <w:color w:val="000000" w:themeColor="text1"/>
+          <w:sz w:val="26"/>
+          <w:szCs w:val="26"/>
+          <w:lang w:val="nl-NL"/>
+        </w:rPr>
+      </w:pPr>
+      <w:r>
+        <w:rPr>
+          <w:rFonts w:ascii="Times New Roman" w:hAnsi="Times New Roman" w:cs="Times New Roman"/>
+          <w:color w:val="000000" w:themeColor="text1"/>
+          <w:sz w:val="26"/>
+          <w:szCs w:val="26"/>
+          <w:lang w:val="nl-NL"/>
+        </w:rPr>
         <w:lastRenderedPageBreak/>
-        <w:t xml:space="preserve">2. Bên A và bên B sẽ tiến hành thảo thương để làm cơ sở ký kết phụ lục bổ sung hợp đồng trong trường hợp hiệu chỉnh, bổ sung hợp đồng.  </w:t>
-      </w:r>
-    </w:p>
-    <w:p ns2:paraId="1EAC36D6" ns2:textId="60481C73">
+        <w:t xml:space="preserve">b) </w:t>
+      </w:r>
+      <w:r>
+        <w:rPr>
+          <w:rFonts w:ascii="Times New Roman" w:hAnsi="Times New Roman" w:cs="Times New Roman"/>
+          <w:color w:val="000000" w:themeColor="text1"/>
+          <w:sz w:val="26"/>
+          <w:szCs w:val="26"/>
+          <w:lang w:val="nl-NL"/>
+        </w:rPr>
+        <w:t>Bên B</w:t>
+      </w:r>
+      <w:r>
+        <w:rPr>
+          <w:rFonts w:ascii="Times New Roman" w:hAnsi="Times New Roman" w:cs="Times New Roman"/>
+          <w:color w:val="000000" w:themeColor="text1"/>
+          <w:sz w:val="26"/>
+          <w:szCs w:val="26"/>
+          <w:lang w:val="nl-NL"/>
+        </w:rPr>
+        <w:t xml:space="preserve"> bị phá sản, giải thể.</w:t>
+      </w:r>
+    </w:p>
+    <w:p>
       <w:pPr>
         <w:spacing w:before="40" w:after="40" w:line="288" w:lineRule="auto"/>
-        <w:ind w:right="11" w:firstLine="709"/>
-        <w:rPr>
-          <w:rFonts w:ascii="Times New Roman" w:hAnsi="Times New Roman" w:cs="Times New Roman"/>
-          <w:b/>
-          <w:color w:val="000000" w:themeColor="text1"/>
-          <w:sz w:val="26"/>
-          <w:szCs w:val="26"/>
-          <w:lang w:val="nl-NL"/>
-        </w:rPr>
-      </w:pPr>
-      <w:r>
-        <w:rPr>
-          <w:rFonts w:ascii="Times New Roman" w:hAnsi="Times New Roman" w:cs="Times New Roman"/>
-          <w:b/>
-          <w:color w:val="000000" w:themeColor="text1"/>
-          <w:sz w:val="26"/>
-          <w:szCs w:val="26"/>
-          <w:lang w:val="nl-NL"/>
-        </w:rPr>
-        <w:t xml:space="preserve">Điều </w:t>
-      </w:r>
-      <w:r>
-        <w:rPr>
-          <w:rFonts w:ascii="Times New Roman" w:hAnsi="Times New Roman" w:cs="Times New Roman"/>
-          <w:b/>
-          <w:color w:val="000000" w:themeColor="text1"/>
-          <w:sz w:val="26"/>
-          <w:szCs w:val="26"/>
-          <w:lang w:val="nl-NL"/>
-        </w:rPr>
-        <w:t>9</w:t>
-      </w:r>
-      <w:r>
-        <w:rPr>
-          <w:rFonts w:ascii="Times New Roman" w:hAnsi="Times New Roman" w:cs="Times New Roman"/>
-          <w:b/>
-          <w:color w:val="000000" w:themeColor="text1"/>
-          <w:sz w:val="26"/>
-          <w:szCs w:val="26"/>
-          <w:lang w:val="nl-NL"/>
-        </w:rPr>
-        <w:t>. Chấm dứt hợp đồng</w:t>
-      </w:r>
-      <w:r>
-        <w:rPr>
-          <w:rFonts w:ascii="Times New Roman" w:hAnsi="Times New Roman" w:cs="Times New Roman"/>
-          <w:b/>
-          <w:color w:val="000000" w:themeColor="text1"/>
-          <w:sz w:val="26"/>
-          <w:szCs w:val="26"/>
-          <w:lang w:val="nl-NL"/>
-        </w:rPr>
-        <w:t>:</w:t>
-      </w:r>
-    </w:p>
-    <w:p ns2:paraId="4FC06038" ns2:textId="5216AF49">
+        <w:ind w:left="29" w:right="14" w:firstLine="538"/>
+        <w:jc w:val="both"/>
+        <w:rPr>
+          <w:rFonts w:ascii="Times New Roman" w:hAnsi="Times New Roman" w:cs="Times New Roman"/>
+          <w:color w:val="000000" w:themeColor="text1"/>
+          <w:sz w:val="26"/>
+          <w:szCs w:val="26"/>
+          <w:lang w:val="nl-NL"/>
+        </w:rPr>
+      </w:pPr>
+      <w:r>
+        <w:rPr>
+          <w:rFonts w:ascii="Times New Roman" w:hAnsi="Times New Roman" w:cs="Times New Roman"/>
+          <w:color w:val="000000" w:themeColor="text1"/>
+          <w:sz w:val="26"/>
+          <w:szCs w:val="26"/>
+          <w:lang w:val="nl-NL"/>
+        </w:rPr>
+        <w:t xml:space="preserve">2. Trong trường hợp </w:t>
+      </w:r>
+      <w:r>
+        <w:rPr>
+          <w:rFonts w:ascii="Times New Roman" w:hAnsi="Times New Roman" w:cs="Times New Roman"/>
+          <w:color w:val="000000" w:themeColor="text1"/>
+          <w:sz w:val="26"/>
+          <w:szCs w:val="26"/>
+          <w:lang w:val="nl-NL"/>
+        </w:rPr>
+        <w:t>Bên A</w:t>
+      </w:r>
+      <w:r>
+        <w:rPr>
+          <w:rFonts w:ascii="Times New Roman" w:hAnsi="Times New Roman" w:cs="Times New Roman"/>
+          <w:color w:val="000000" w:themeColor="text1"/>
+          <w:sz w:val="26"/>
+          <w:szCs w:val="26"/>
+          <w:lang w:val="nl-NL"/>
+        </w:rPr>
+        <w:t xml:space="preserve"> chấm dứt hợp đồng theo điểm a, khoản 1 điều này, </w:t>
+      </w:r>
+      <w:r>
+        <w:rPr>
+          <w:rFonts w:ascii="Times New Roman" w:hAnsi="Times New Roman" w:cs="Times New Roman"/>
+          <w:color w:val="000000" w:themeColor="text1"/>
+          <w:sz w:val="26"/>
+          <w:szCs w:val="26"/>
+          <w:lang w:val="nl-NL"/>
+        </w:rPr>
+        <w:t>Bên A</w:t>
+      </w:r>
+      <w:r>
+        <w:rPr>
+          <w:rFonts w:ascii="Times New Roman" w:hAnsi="Times New Roman" w:cs="Times New Roman"/>
+          <w:color w:val="000000" w:themeColor="text1"/>
+          <w:sz w:val="26"/>
+          <w:szCs w:val="26"/>
+          <w:lang w:val="nl-NL"/>
+        </w:rPr>
+        <w:t xml:space="preserve"> có thể ký hợp đồng với nhà cung cấp khác để thực hiện phần hợp đồng mà </w:t>
+      </w:r>
+      <w:r>
+        <w:rPr>
+          <w:rFonts w:ascii="Times New Roman" w:hAnsi="Times New Roman" w:cs="Times New Roman"/>
+          <w:color w:val="000000" w:themeColor="text1"/>
+          <w:sz w:val="26"/>
+          <w:szCs w:val="26"/>
+          <w:lang w:val="nl-NL"/>
+        </w:rPr>
+        <w:t>Bên B</w:t>
+      </w:r>
+      <w:r>
+        <w:rPr>
+          <w:rFonts w:ascii="Times New Roman" w:hAnsi="Times New Roman" w:cs="Times New Roman"/>
+          <w:color w:val="000000" w:themeColor="text1"/>
+          <w:sz w:val="26"/>
+          <w:szCs w:val="26"/>
+          <w:lang w:val="nl-NL"/>
+        </w:rPr>
+        <w:t xml:space="preserve"> đã không thực hiện. </w:t>
+      </w:r>
+      <w:r>
+        <w:rPr>
+          <w:rFonts w:ascii="Times New Roman" w:hAnsi="Times New Roman" w:cs="Times New Roman"/>
+          <w:color w:val="000000" w:themeColor="text1"/>
+          <w:sz w:val="26"/>
+          <w:szCs w:val="26"/>
+          <w:lang w:val="nl-NL"/>
+        </w:rPr>
+        <w:t>Bên B</w:t>
+      </w:r>
+      <w:r>
+        <w:rPr>
+          <w:rFonts w:ascii="Times New Roman" w:hAnsi="Times New Roman" w:cs="Times New Roman"/>
+          <w:color w:val="000000" w:themeColor="text1"/>
+          <w:sz w:val="26"/>
+          <w:szCs w:val="26"/>
+          <w:lang w:val="nl-NL"/>
+        </w:rPr>
+        <w:t xml:space="preserve"> sẽ chịu trách nhiệm bồi thường cho </w:t>
+      </w:r>
+      <w:r>
+        <w:rPr>
+          <w:rFonts w:ascii="Times New Roman" w:hAnsi="Times New Roman" w:cs="Times New Roman"/>
+          <w:color w:val="000000" w:themeColor="text1"/>
+          <w:sz w:val="26"/>
+          <w:szCs w:val="26"/>
+          <w:lang w:val="nl-NL"/>
+        </w:rPr>
+        <w:t>Bên A</w:t>
+      </w:r>
+      <w:r>
+        <w:rPr>
+          <w:rFonts w:ascii="Times New Roman" w:hAnsi="Times New Roman" w:cs="Times New Roman"/>
+          <w:color w:val="000000" w:themeColor="text1"/>
+          <w:sz w:val="26"/>
+          <w:szCs w:val="26"/>
+          <w:lang w:val="nl-NL"/>
+        </w:rPr>
+        <w:t xml:space="preserve"> những chi phí vượt trội cho việc thực hiện phần hợp đồng này. Tuy nhiên, </w:t>
+      </w:r>
+      <w:r>
+        <w:rPr>
+          <w:rFonts w:ascii="Times New Roman" w:hAnsi="Times New Roman" w:cs="Times New Roman"/>
+          <w:color w:val="000000" w:themeColor="text1"/>
+          <w:sz w:val="26"/>
+          <w:szCs w:val="26"/>
+          <w:lang w:val="nl-NL"/>
+        </w:rPr>
+        <w:t>Bên B</w:t>
+      </w:r>
+      <w:r>
+        <w:rPr>
+          <w:rFonts w:ascii="Times New Roman" w:hAnsi="Times New Roman" w:cs="Times New Roman"/>
+          <w:color w:val="000000" w:themeColor="text1"/>
+          <w:sz w:val="26"/>
+          <w:szCs w:val="26"/>
+          <w:lang w:val="nl-NL"/>
+        </w:rPr>
+        <w:t xml:space="preserve"> vẫn phải tiếp tục thực hiện phần hợp đồng mà mình đang thực hiện và chịu trách nhiệm bảo hành phần hợp đồng đó.</w:t>
+      </w:r>
+    </w:p>
+    <w:p>
       <w:pPr>
         <w:spacing w:before="40" w:after="40" w:line="288" w:lineRule="auto"/>
-        <w:ind w:left="28" w:right="11" w:firstLine="681"/>
+        <w:ind w:left="29" w:right="14" w:firstLine="538"/>
         <w:jc w:val="both"/>
         <w:rPr>
           <w:rFonts w:ascii="Times New Roman" w:hAnsi="Times New Roman" w:cs="Times New Roman"/>
@@ -5011,1180 +5540,74 @@
           <w:szCs w:val="26"/>
           <w:lang w:val="nl-NL"/>
         </w:rPr>
-        <w:t>1. Bên A hoặc Bên B có thể</w:t>
-      </w:r>
-      <w:r>
-        <w:rPr>
-          <w:rFonts w:ascii="Times New Roman" w:hAnsi="Times New Roman" w:cs="Times New Roman"/>
-          <w:color w:val="000000" w:themeColor="text1"/>
-          <w:sz w:val="26"/>
-          <w:szCs w:val="26"/>
-          <w:lang w:val="nl-NL"/>
-        </w:rPr>
-        <w:t xml:space="preserve"> đơn phương</w:t>
-      </w:r>
-      <w:r>
-        <w:rPr>
-          <w:rFonts w:ascii="Times New Roman" w:hAnsi="Times New Roman" w:cs="Times New Roman"/>
-          <w:color w:val="000000" w:themeColor="text1"/>
-          <w:sz w:val="26"/>
-          <w:szCs w:val="26"/>
-          <w:lang w:val="nl-NL"/>
-        </w:rPr>
-        <w:t xml:space="preserve"> chấm dứt hợp đồng nếu một trong hai bên có vi phạm cơ bản về nội dung hợp đồng như sau:</w:t>
-      </w:r>
-    </w:p>
-    <w:p ns2:paraId="22383231" ns2:textId="77777777">
-      <w:pPr>
-        <w:spacing w:before="40" w:after="40" w:line="288" w:lineRule="auto"/>
-        <w:ind w:left="29" w:right="14" w:firstLine="680"/>
-        <w:jc w:val="both"/>
-        <w:rPr>
-          <w:rFonts w:ascii="Times New Roman" w:hAnsi="Times New Roman" w:cs="Times New Roman"/>
-          <w:color w:val="000000" w:themeColor="text1"/>
-          <w:sz w:val="26"/>
-          <w:szCs w:val="26"/>
-          <w:lang w:val="nl-NL"/>
-        </w:rPr>
-      </w:pPr>
-      <w:r>
-        <w:rPr>
-          <w:rFonts w:ascii="Times New Roman" w:hAnsi="Times New Roman" w:cs="Times New Roman"/>
-          <w:color w:val="000000" w:themeColor="text1"/>
-          <w:sz w:val="26"/>
-          <w:szCs w:val="26"/>
-          <w:lang w:val="nl-NL"/>
-        </w:rPr>
-        <w:t>a) Bên B không thực hiện một phần hoặc toàn bộ nội dung công việc theo hợp đồng trong thời hạn nêu trong hợp đồng hoặc trong khoảng thời gian đã được bên A gia hạn.</w:t>
-      </w:r>
-    </w:p>
-    <w:p ns2:paraId="60EA4037" ns2:textId="77777777">
-      <w:pPr>
-        <w:spacing w:before="40" w:after="40" w:line="288" w:lineRule="auto"/>
-        <w:ind w:left="29" w:right="14" w:firstLine="680"/>
-        <w:jc w:val="both"/>
-        <w:rPr>
-          <w:rFonts w:ascii="Times New Roman" w:hAnsi="Times New Roman" w:cs="Times New Roman"/>
-          <w:color w:val="000000" w:themeColor="text1"/>
-          <w:sz w:val="26"/>
-          <w:szCs w:val="26"/>
-          <w:lang w:val="nl-NL"/>
-        </w:rPr>
-      </w:pPr>
-      <w:r>
-        <w:rPr>
-          <w:rFonts w:ascii="Times New Roman" w:hAnsi="Times New Roman" w:cs="Times New Roman"/>
-          <w:color w:val="000000" w:themeColor="text1"/>
-          <w:sz w:val="26"/>
-          <w:szCs w:val="26"/>
-          <w:lang w:val="nl-NL"/>
-        </w:rPr>
-        <w:t>b) Bên B bị phá sản, giải thể.</w:t>
-      </w:r>
-    </w:p>
-    <w:p ns2:paraId="15AE6396" ns2:textId="77777777">
-      <w:pPr>
-        <w:spacing w:before="40" w:after="40" w:line="288" w:lineRule="auto"/>
-        <w:ind w:left="29" w:right="14" w:firstLine="680"/>
-        <w:jc w:val="both"/>
-        <w:rPr>
-          <w:rFonts w:ascii="Times New Roman" w:hAnsi="Times New Roman" w:cs="Times New Roman"/>
-          <w:color w:val="000000" w:themeColor="text1"/>
-          <w:sz w:val="26"/>
-          <w:szCs w:val="26"/>
-          <w:lang w:val="nl-NL"/>
-        </w:rPr>
-      </w:pPr>
-      <w:r>
-        <w:rPr>
-          <w:rFonts w:ascii="Times New Roman" w:hAnsi="Times New Roman" w:cs="Times New Roman"/>
-          <w:color w:val="000000" w:themeColor="text1"/>
-          <w:sz w:val="26"/>
-          <w:szCs w:val="26"/>
-          <w:lang w:val="nl-NL"/>
-        </w:rPr>
-        <w:t>2. Trong trường hợp bên A chấm dứt hợp đồng theo điểm a, khoản 1 điều này, Bên A có thể ký hợp đồng với nhà cung cấp khác để thực hiện phần hợp đồng mà Bên B đã không thực hiện. Bên B sẽ chịu trách nhiệm bồi thường cho Bên A những chi phí vượt trội cho việc thực hiện phần hợp đồng này. Tuy nhiên, Bên B vẫn phải tiếp tục thực hiện phần hợp đồng mà mình đang thực hiện và chịu trách nhiệm bảo hành phần hợp đồng đó.</w:t>
-      </w:r>
-    </w:p>
-    <w:p ns2:paraId="5E2F30A8" ns2:textId="77777777">
-      <w:pPr>
-        <w:spacing w:before="40" w:after="40" w:line="288" w:lineRule="auto"/>
-        <w:ind w:left="29" w:right="14" w:firstLine="680"/>
-        <w:jc w:val="both"/>
-        <w:rPr>
-          <w:rFonts w:ascii="Times New Roman" w:hAnsi="Times New Roman" w:cs="Times New Roman"/>
-          <w:color w:val="000000" w:themeColor="text1"/>
-          <w:sz w:val="26"/>
-          <w:szCs w:val="26"/>
-          <w:lang w:val="nl-NL"/>
-        </w:rPr>
-      </w:pPr>
-      <w:r>
-        <w:rPr>
-          <w:rFonts w:ascii="Times New Roman" w:hAnsi="Times New Roman" w:cs="Times New Roman"/>
-          <w:color w:val="000000" w:themeColor="text1"/>
-          <w:sz w:val="26"/>
-          <w:szCs w:val="26"/>
-          <w:lang w:val="nl-NL"/>
-        </w:rPr>
-        <w:t>3. Trong trường hợp Bên A chấm dứt hợp đồng theo điểm b, khoản 1 điều này, Bên A không phải chịu bất cứ chi phí đền bù nào. Việc chấm dứt hợp đồng này không làm mất đi quyền lợi của Bên A được hưởng theo quy định của hợp đồng và pháp luật.</w:t>
-      </w:r>
-    </w:p>
-    <w:p ns2:paraId="536A7B97" ns2:textId="27AAA2DB">
-      <w:pPr>
-        <w:spacing w:before="40" w:after="40" w:line="288" w:lineRule="auto"/>
-        <w:ind w:right="14" w:firstLine="709"/>
-        <w:jc w:val="both"/>
-        <w:rPr>
-          <w:rFonts w:ascii="Times New Roman" w:hAnsi="Times New Roman" w:cs="Times New Roman"/>
-          <w:b/>
-          <w:color w:val="000000" w:themeColor="text1"/>
-          <w:sz w:val="26"/>
-          <w:szCs w:val="26"/>
-          <w:lang w:val="nl-NL"/>
-        </w:rPr>
-      </w:pPr>
-      <w:r>
-        <w:rPr>
-          <w:rFonts w:ascii="Times New Roman" w:hAnsi="Times New Roman" w:cs="Times New Roman"/>
-          <w:b/>
-          <w:color w:val="000000" w:themeColor="text1"/>
-          <w:sz w:val="26"/>
-          <w:szCs w:val="26"/>
-          <w:lang w:val="nl-NL"/>
-        </w:rPr>
-        <w:t>Điều 1</w:t>
-      </w:r>
-      <w:r>
-        <w:rPr>
-          <w:rFonts w:ascii="Times New Roman" w:hAnsi="Times New Roman" w:cs="Times New Roman"/>
-          <w:b/>
-          <w:color w:val="000000" w:themeColor="text1"/>
-          <w:sz w:val="26"/>
-          <w:szCs w:val="26"/>
-          <w:lang w:val="nl-NL"/>
-        </w:rPr>
-        <w:t>0</w:t>
-      </w:r>
-      <w:r>
-        <w:rPr>
-          <w:rFonts w:ascii="Times New Roman" w:hAnsi="Times New Roman" w:cs="Times New Roman"/>
-          <w:b/>
-          <w:color w:val="000000" w:themeColor="text1"/>
-          <w:sz w:val="26"/>
-          <w:szCs w:val="26"/>
-          <w:lang w:val="nl-NL"/>
-        </w:rPr>
-        <w:t>. Tính hợp lệ của hàng hoá:</w:t>
-      </w:r>
-    </w:p>
-    <w:p ns2:paraId="37143289" ns2:textId="77777777">
-      <w:pPr>
-        <w:spacing w:before="40" w:after="40" w:line="288" w:lineRule="auto"/>
-        <w:ind w:left="29" w:right="14" w:firstLine="680"/>
-        <w:jc w:val="both"/>
-        <w:rPr>
-          <w:rFonts w:ascii="Times New Roman" w:hAnsi="Times New Roman" w:cs="Times New Roman"/>
-          <w:color w:val="000000" w:themeColor="text1"/>
-          <w:sz w:val="26"/>
-          <w:szCs w:val="26"/>
-          <w:lang w:val="nl-NL"/>
-        </w:rPr>
-      </w:pPr>
-      <w:r>
-        <w:rPr>
-          <w:rFonts w:ascii="Times New Roman" w:hAnsi="Times New Roman" w:cs="Times New Roman"/>
-          <w:color w:val="000000" w:themeColor="text1"/>
-          <w:sz w:val="26"/>
-          <w:szCs w:val="26"/>
-          <w:lang w:val="nl-NL"/>
-        </w:rPr>
-        <w:t xml:space="preserve">Bên B phải nêu rõ xuất xứ hàng hoá, ký mã hiệu, nhãn mác của sản phẩm và các tài liệu kèm theo để chứng minh tính hợp lệ của hàng hoá và phải tuân thủ các quy định về tiêu </w:t>
-      </w:r>
-      <w:r>
-        <w:rPr>
-          <w:rFonts w:ascii="Times New Roman" w:hAnsi="Times New Roman" w:cs="Times New Roman"/>
-          <w:color w:val="000000" w:themeColor="text1"/>
-          <w:sz w:val="26"/>
-          <w:szCs w:val="26"/>
-          <w:lang w:val="nl-NL"/>
-        </w:rPr>
-        <w:t>chuẩn hiện hành tại quốc gia hoặc vùng lãnh thổ mà hàng hoá có xuất xứ.</w:t>
-      </w:r>
-    </w:p>
-    <w:p ns2:paraId="7E28E7B5" ns2:textId="0C5DE275">
-      <w:pPr>
-        <w:tabs>
-          <w:tab w:val="left" w:pos="567"/>
-        </w:tabs>
-        <w:autoSpaceDE w:val="0"/>
-        <w:autoSpaceDN w:val="0"/>
-        <w:adjustRightInd w:val="0"/>
-        <w:spacing w:before="40" w:after="40" w:line="288" w:lineRule="auto"/>
-        <w:ind w:right="11" w:firstLine="709"/>
-        <w:jc w:val="both"/>
-        <w:rPr>
-          <w:rFonts w:ascii="Times New Roman" w:hAnsi="Times New Roman" w:cs="Times New Roman"/>
-          <w:color w:val="000000" w:themeColor="text1"/>
-          <w:sz w:val="26"/>
-          <w:szCs w:val="26"/>
-          <w:lang w:val="pt-BR"/>
-        </w:rPr>
-      </w:pPr>
-      <w:r>
-        <w:rPr>
-          <w:rFonts w:ascii="Times New Roman" w:hAnsi="Times New Roman" w:cs="Times New Roman"/>
-          <w:color w:val="000000" w:themeColor="text1"/>
-          <w:sz w:val="26"/>
-          <w:szCs w:val="26"/>
-          <w:lang w:val="pt-BR"/>
-        </w:rPr>
-        <w:t>- Chất lượng hàng hoá phải đảm bảo đúng mẫu mã, chủng loại, đủ số lượng, đúng quy cách, đúng tính năng kỹ thuật, đúng nhà sản xuất Quy định tại Điều 1 của Hợp đồng</w:t>
-      </w:r>
-      <w:r>
-        <w:rPr>
-          <w:rFonts w:ascii="Times New Roman" w:hAnsi="Times New Roman" w:cs="Times New Roman"/>
-          <w:color w:val="000000" w:themeColor="text1"/>
-          <w:sz w:val="26"/>
-          <w:szCs w:val="26"/>
-          <w:lang w:val="pt-BR"/>
-        </w:rPr>
-        <w:t>.</w:t>
-      </w:r>
-    </w:p>
-    <w:p ns2:paraId="1CE39414" ns2:textId="2E951C8B">
-      <w:pPr>
-        <w:spacing w:before="40" w:after="40" w:line="288" w:lineRule="auto"/>
-        <w:ind w:right="14" w:firstLine="709"/>
-        <w:jc w:val="both"/>
-        <w:rPr>
-          <w:rFonts w:ascii="Times New Roman" w:hAnsi="Times New Roman" w:cs="Times New Roman"/>
-          <w:b/>
-          <w:color w:val="000000" w:themeColor="text1"/>
-          <w:sz w:val="26"/>
-          <w:szCs w:val="26"/>
-          <w:lang w:val="nl-NL"/>
-        </w:rPr>
-      </w:pPr>
-      <w:r>
-        <w:rPr>
-          <w:rFonts w:ascii="Times New Roman" w:hAnsi="Times New Roman" w:cs="Times New Roman"/>
-          <w:b/>
-          <w:color w:val="000000" w:themeColor="text1"/>
-          <w:sz w:val="26"/>
-          <w:szCs w:val="26"/>
-          <w:lang w:val="nl-NL"/>
-        </w:rPr>
-        <w:t>Điều 1</w:t>
-      </w:r>
-      <w:r>
-        <w:rPr>
-          <w:rFonts w:ascii="Times New Roman" w:hAnsi="Times New Roman" w:cs="Times New Roman"/>
-          <w:b/>
-          <w:color w:val="000000" w:themeColor="text1"/>
-          <w:sz w:val="26"/>
-          <w:szCs w:val="26"/>
-          <w:lang w:val="nl-NL"/>
-        </w:rPr>
-        <w:t>1</w:t>
-      </w:r>
-      <w:r>
-        <w:rPr>
-          <w:rFonts w:ascii="Times New Roman" w:hAnsi="Times New Roman" w:cs="Times New Roman"/>
-          <w:b/>
-          <w:color w:val="000000" w:themeColor="text1"/>
-          <w:sz w:val="26"/>
-          <w:szCs w:val="26"/>
-          <w:lang w:val="nl-NL"/>
-        </w:rPr>
-        <w:t xml:space="preserve">. Cung cấp, vận </w:t>
-      </w:r>
-      <w:r>
-        <w:rPr>
-          <w:rFonts w:ascii="Times New Roman" w:hAnsi="Times New Roman" w:cs="Times New Roman"/>
-          <w:b/>
-          <w:color w:val="000000" w:themeColor="text1"/>
-          <w:sz w:val="26"/>
-          <w:szCs w:val="26"/>
-          <w:lang w:val="nl-NL"/>
-        </w:rPr>
-        <w:t>hành</w:t>
-      </w:r>
-      <w:r>
-        <w:rPr>
-          <w:rFonts w:ascii="Times New Roman" w:hAnsi="Times New Roman" w:cs="Times New Roman"/>
-          <w:b/>
-          <w:color w:val="000000" w:themeColor="text1"/>
-          <w:sz w:val="26"/>
-          <w:szCs w:val="26"/>
-          <w:lang w:val="nl-NL"/>
-        </w:rPr>
-        <w:t xml:space="preserve">, kiểm tra và thử nghiệm </w:t>
-      </w:r>
-      <w:r>
-        <w:rPr>
-          <w:rFonts w:ascii="Times New Roman" w:hAnsi="Times New Roman" w:cs="Times New Roman"/>
-          <w:b/>
-          <w:color w:val="000000" w:themeColor="text1"/>
-          <w:sz w:val="26"/>
-          <w:szCs w:val="26"/>
-          <w:lang w:val="nl-NL"/>
-        </w:rPr>
-        <w:t>dịch vụ</w:t>
-      </w:r>
-      <w:r>
-        <w:rPr>
-          <w:rFonts w:ascii="Times New Roman" w:hAnsi="Times New Roman" w:cs="Times New Roman"/>
-          <w:b/>
-          <w:color w:val="000000" w:themeColor="text1"/>
-          <w:sz w:val="26"/>
-          <w:szCs w:val="26"/>
-          <w:lang w:val="nl-NL"/>
-        </w:rPr>
-        <w:t>:</w:t>
-      </w:r>
-    </w:p>
-    <w:p ns2:paraId="6AC0C2E8" ns2:textId="6B09DDEF">
-      <w:pPr>
-        <w:widowControl w:val="0"/>
-        <w:spacing w:before="40" w:after="40" w:line="288" w:lineRule="auto"/>
-        <w:ind w:left="142" w:firstLine="567"/>
-        <w:jc w:val="both"/>
-        <w:rPr>
-          <w:rFonts w:ascii="Times New Roman" w:hAnsi="Times New Roman" w:cs="Times New Roman"/>
-          <w:bCs/>
-          <w:color w:val="000000" w:themeColor="text1"/>
-          <w:sz w:val="26"/>
-          <w:szCs w:val="26"/>
-          <w:lang w:val="it-IT"/>
-        </w:rPr>
-      </w:pPr>
-      <w:r>
-        <w:rPr>
-          <w:rFonts w:ascii="Times New Roman" w:hAnsi="Times New Roman" w:cs="Times New Roman"/>
-          <w:bCs/>
-          <w:color w:val="000000" w:themeColor="text1"/>
-          <w:sz w:val="26"/>
-          <w:szCs w:val="26"/>
-          <w:lang w:val="it-IT"/>
-        </w:rPr>
-        <w:t xml:space="preserve">1. </w:t>
-      </w:r>
-      <w:r>
-        <w:rPr>
-          <w:rFonts w:ascii="Times New Roman" w:hAnsi="Times New Roman" w:cs="Times New Roman"/>
-          <w:color w:val="000000" w:themeColor="text1"/>
-          <w:sz w:val="26"/>
-          <w:szCs w:val="26"/>
-          <w:lang w:val="nl-NL"/>
-        </w:rPr>
-        <w:t>Bên B</w:t>
-      </w:r>
-      <w:r>
-        <w:rPr>
-          <w:rFonts w:ascii="Times New Roman" w:hAnsi="Times New Roman" w:cs="Times New Roman"/>
-          <w:color w:val="000000" w:themeColor="text1"/>
-          <w:sz w:val="26"/>
-          <w:szCs w:val="26"/>
-          <w:lang w:val="pl-PL"/>
-        </w:rPr>
-        <w:t xml:space="preserve"> phải </w:t>
-      </w:r>
-      <w:r>
-        <w:rPr>
-          <w:rFonts w:ascii="Times New Roman" w:hAnsi="Times New Roman" w:cs="Times New Roman"/>
-          <w:bCs/>
-          <w:color w:val="000000" w:themeColor="text1"/>
-          <w:sz w:val="26"/>
-          <w:szCs w:val="26"/>
-          <w:lang w:val="it-IT"/>
-        </w:rPr>
-        <w:t xml:space="preserve">cung cấp dịch vụ theo đúng các yêu cầu </w:t>
-      </w:r>
-      <w:r>
-        <w:rPr>
-          <w:rFonts w:ascii="Times New Roman" w:hAnsi="Times New Roman" w:cs="Times New Roman"/>
-          <w:bCs/>
-          <w:color w:val="000000" w:themeColor="text1"/>
-          <w:sz w:val="26"/>
-          <w:szCs w:val="26"/>
-          <w:lang w:val="it-IT"/>
-        </w:rPr>
-        <w:t xml:space="preserve">được </w:t>
-      </w:r>
-      <w:r>
-        <w:rPr>
-          <w:rFonts w:ascii="Times New Roman" w:hAnsi="Times New Roman" w:cs="Times New Roman"/>
-          <w:color w:val="000000" w:themeColor="text1"/>
-          <w:sz w:val="26"/>
-          <w:szCs w:val="26"/>
-          <w:lang w:val="pt-BR"/>
-        </w:rPr>
-        <w:t xml:space="preserve">Quy định tại Điều 1 của Hợp đồng. </w:t>
-      </w:r>
-    </w:p>
-    <w:p ns2:paraId="0BAF52F1" ns2:textId="4911683C">
-      <w:pPr>
-        <w:spacing w:before="40" w:after="40" w:line="288" w:lineRule="auto"/>
-        <w:ind w:left="29" w:right="14" w:firstLine="680"/>
-        <w:jc w:val="both"/>
-        <w:rPr>
-          <w:rFonts w:ascii="Times New Roman" w:hAnsi="Times New Roman" w:cs="Times New Roman"/>
-          <w:color w:val="000000" w:themeColor="text1"/>
-          <w:sz w:val="26"/>
-          <w:szCs w:val="26"/>
-          <w:lang w:val="nl-NL"/>
-        </w:rPr>
-      </w:pPr>
-      <w:r>
-        <w:rPr>
-          <w:rFonts w:ascii="Times New Roman" w:hAnsi="Times New Roman" w:cs="Times New Roman"/>
-          <w:color w:val="000000" w:themeColor="text1"/>
-          <w:sz w:val="26"/>
-          <w:szCs w:val="26"/>
-          <w:lang w:val="nl-NL"/>
-        </w:rPr>
-        <w:t>2. Bên A hoặc đại diện của Bên A có quyền kiểm tra,</w:t>
-      </w:r>
-      <w:r>
-        <w:rPr>
-          <w:rFonts w:ascii="Times New Roman" w:hAnsi="Times New Roman" w:cs="Times New Roman"/>
-          <w:color w:val="000000" w:themeColor="text1"/>
-          <w:sz w:val="26"/>
-          <w:szCs w:val="26"/>
-          <w:lang w:val="nl-NL"/>
-        </w:rPr>
-        <w:t xml:space="preserve"> vận hành</w:t>
-      </w:r>
-      <w:r>
-        <w:rPr>
-          <w:rFonts w:ascii="Times New Roman" w:hAnsi="Times New Roman" w:cs="Times New Roman"/>
-          <w:color w:val="000000" w:themeColor="text1"/>
-          <w:sz w:val="26"/>
-          <w:szCs w:val="26"/>
-          <w:lang w:val="nl-NL"/>
-        </w:rPr>
-        <w:t xml:space="preserve"> thử nghiệm </w:t>
-      </w:r>
-      <w:r>
-        <w:rPr>
-          <w:rFonts w:ascii="Times New Roman" w:hAnsi="Times New Roman" w:cs="Times New Roman"/>
-          <w:color w:val="000000" w:themeColor="text1"/>
-          <w:sz w:val="26"/>
-          <w:szCs w:val="26"/>
-          <w:lang w:val="nl-NL"/>
-        </w:rPr>
-        <w:t>dịch vụ</w:t>
-      </w:r>
-      <w:r>
-        <w:rPr>
-          <w:rFonts w:ascii="Times New Roman" w:hAnsi="Times New Roman" w:cs="Times New Roman"/>
-          <w:color w:val="000000" w:themeColor="text1"/>
-          <w:sz w:val="26"/>
-          <w:szCs w:val="26"/>
-          <w:lang w:val="nl-NL"/>
-        </w:rPr>
-        <w:t xml:space="preserve">. Thời gian, địa điểm và cách thức tiến hành kiểm tra, thử nghiệm do Bên A quyết định. Trường hợp </w:t>
-      </w:r>
-      <w:r>
-        <w:rPr>
-          <w:rFonts w:ascii="Times New Roman" w:hAnsi="Times New Roman" w:cs="Times New Roman"/>
-          <w:color w:val="000000" w:themeColor="text1"/>
-          <w:sz w:val="26"/>
-          <w:szCs w:val="26"/>
-          <w:lang w:val="nl-NL"/>
-        </w:rPr>
-        <w:t>chất lượng dịch vụ</w:t>
-      </w:r>
-      <w:r>
-        <w:rPr>
-          <w:rFonts w:ascii="Times New Roman" w:hAnsi="Times New Roman" w:cs="Times New Roman"/>
-          <w:color w:val="000000" w:themeColor="text1"/>
-          <w:sz w:val="26"/>
-          <w:szCs w:val="26"/>
-          <w:lang w:val="nl-NL"/>
-        </w:rPr>
-        <w:t xml:space="preserve"> không </w:t>
-      </w:r>
-      <w:r>
-        <w:rPr>
-          <w:rFonts w:ascii="Times New Roman" w:hAnsi="Times New Roman" w:cs="Times New Roman"/>
-          <w:color w:val="000000" w:themeColor="text1"/>
-          <w:sz w:val="26"/>
-          <w:szCs w:val="26"/>
-          <w:lang w:val="nl-NL"/>
-        </w:rPr>
-        <w:t>đáp ứng đúng yêu cầu</w:t>
-      </w:r>
-      <w:r>
-        <w:rPr>
-          <w:rFonts w:ascii="Times New Roman" w:hAnsi="Times New Roman" w:cs="Times New Roman"/>
-          <w:color w:val="000000" w:themeColor="text1"/>
-          <w:sz w:val="26"/>
-          <w:szCs w:val="26"/>
-          <w:lang w:val="nl-NL"/>
-        </w:rPr>
-        <w:t xml:space="preserve"> kỹ thuật theo hợp đồng thì Bên A có quyền từ chối và Bên B phải có trách nhiệm thay thế hoặc tiến hành điều chỉnh cần thiết để đáp ứng đúng yêu cầu về đặc tính kỹ thuật. Trường hợp Bên B không có khả năng thay thế hay điều chỉnh, Bên </w:t>
-      </w:r>
-      <w:r>
-        <w:rPr>
-          <w:rFonts w:ascii="Times New Roman" w:hAnsi="Times New Roman" w:cs="Times New Roman"/>
-          <w:color w:val="000000" w:themeColor="text1"/>
-          <w:sz w:val="26"/>
-          <w:szCs w:val="26"/>
-          <w:lang w:val="nl-NL"/>
-        </w:rPr>
-        <w:t>A</w:t>
-      </w:r>
-      <w:r>
-        <w:rPr>
-          <w:rFonts w:ascii="Times New Roman" w:hAnsi="Times New Roman" w:cs="Times New Roman"/>
-          <w:color w:val="000000" w:themeColor="text1"/>
-          <w:sz w:val="26"/>
-          <w:szCs w:val="26"/>
-          <w:lang w:val="nl-NL"/>
-        </w:rPr>
-        <w:t xml:space="preserve"> có quyền</w:t>
-      </w:r>
-      <w:r>
-        <w:rPr>
-          <w:rFonts w:ascii="Times New Roman" w:hAnsi="Times New Roman" w:cs="Times New Roman"/>
-          <w:color w:val="000000" w:themeColor="text1"/>
-          <w:sz w:val="26"/>
-          <w:szCs w:val="26"/>
-          <w:lang w:val="nl-NL"/>
-        </w:rPr>
-        <w:t xml:space="preserve"> tự</w:t>
-      </w:r>
-      <w:r>
-        <w:rPr>
-          <w:rFonts w:ascii="Times New Roman" w:hAnsi="Times New Roman" w:cs="Times New Roman"/>
-          <w:color w:val="000000" w:themeColor="text1"/>
-          <w:sz w:val="26"/>
-          <w:szCs w:val="26"/>
-          <w:lang w:val="nl-NL"/>
-        </w:rPr>
-        <w:t xml:space="preserve"> tổ chức việc thay thế hay điều chỉnh nếu thấy cần thiết, mọi rủi ro và chi phí liên quan do Bên B chịu.</w:t>
-      </w:r>
-    </w:p>
-    <w:p ns2:paraId="14413E37" ns2:textId="5F72D6BC">
-      <w:pPr>
-        <w:spacing w:before="40" w:after="40" w:line="288" w:lineRule="auto"/>
-        <w:ind w:left="29" w:right="14" w:firstLine="680"/>
-        <w:jc w:val="both"/>
-        <w:rPr>
-          <w:rFonts w:ascii="Times New Roman" w:hAnsi="Times New Roman" w:cs="Times New Roman"/>
-          <w:color w:val="FF0000"/>
-          <w:sz w:val="26"/>
-          <w:szCs w:val="26"/>
-          <w:lang w:val="nl-NL"/>
-        </w:rPr>
-      </w:pPr>
-      <w:r>
-        <w:rPr>
-          <w:rFonts w:ascii="Times New Roman" w:hAnsi="Times New Roman" w:cs="Times New Roman"/>
-          <w:color w:val="FF0000"/>
-          <w:sz w:val="26"/>
-          <w:szCs w:val="26"/>
-          <w:lang w:val="nl-NL"/>
-        </w:rPr>
-        <w:t xml:space="preserve">3. Địa điểm </w:t>
-      </w:r>
-      <w:r>
-        <w:rPr>
-          <w:rFonts w:ascii="Times New Roman" w:hAnsi="Times New Roman" w:cs="Times New Roman"/>
-          <w:color w:val="FF0000"/>
-          <w:sz w:val="26"/>
-          <w:szCs w:val="26"/>
-          <w:lang w:val="nl-NL"/>
-        </w:rPr>
-        <w:t>cung cấp dịch vụ</w:t>
-      </w:r>
-      <w:r>
-        <w:rPr>
-          <w:rFonts w:ascii="Times New Roman" w:hAnsi="Times New Roman" w:cs="Times New Roman"/>
-          <w:color w:val="FF0000"/>
-          <w:sz w:val="26"/>
-          <w:szCs w:val="26"/>
-          <w:lang w:val="nl-NL"/>
-        </w:rPr>
-        <w:t xml:space="preserve">: </w:t>
-      </w:r>
-      <w:r>
-        <w:rPr>
-          <w:rFonts w:ascii="Times New Roman" w:hAnsi="Times New Roman" w:cs="Times New Roman"/>
-          <w:color w:val="FF0000"/>
-          <w:sz w:val="26"/>
-          <w:szCs w:val="26"/>
-          <w:lang w:val="nl-NL"/>
-        </w:rPr>
-        <w:t>T</w:t>
-      </w:r>
-      <w:r>
-        <w:rPr>
-          <w:rFonts w:ascii="Times New Roman" w:hAnsi="Times New Roman" w:cs="Times New Roman"/>
-          <w:color w:val="FF0000"/>
-          <w:sz w:val="26"/>
-          <w:szCs w:val="26"/>
-          <w:lang w:val="nl-NL"/>
-        </w:rPr>
-        <w:t xml:space="preserve">ại Bệnh viện </w:t>
-      </w:r>
-      <w:r>
-        <w:rPr>
-          <w:rFonts w:ascii="Times New Roman" w:hAnsi="Times New Roman" w:cs="Times New Roman"/>
-          <w:color w:val="FF0000"/>
-          <w:sz w:val="26"/>
-          <w:szCs w:val="26"/>
-          <w:lang w:val="nl-NL"/>
-        </w:rPr>
-        <w:t>Đ</w:t>
-      </w:r>
-      <w:r>
-        <w:rPr>
-          <w:rFonts w:ascii="Times New Roman" w:hAnsi="Times New Roman" w:cs="Times New Roman"/>
-          <w:color w:val="FF0000"/>
-          <w:sz w:val="26"/>
-          <w:szCs w:val="26"/>
-          <w:lang w:val="nl-NL"/>
-        </w:rPr>
-        <w:t>a khoa tỉnh Phú Thọ</w:t>
-      </w:r>
-      <w:r>
-        <w:rPr>
-          <w:rFonts w:ascii="Times New Roman" w:hAnsi="Times New Roman" w:cs="Times New Roman"/>
-          <w:color w:val="FF0000"/>
-          <w:sz w:val="26"/>
-          <w:szCs w:val="26"/>
-          <w:lang w:val="nl-NL"/>
-        </w:rPr>
-        <w:t xml:space="preserve"> </w:t>
-      </w:r>
-      <w:r>
-        <w:rPr>
-          <w:rFonts w:ascii="Times New Roman" w:hAnsi="Times New Roman" w:cs="Times New Roman"/>
-          <w:i/>
-          <w:iCs/>
-          <w:color w:val="FF0000"/>
-          <w:sz w:val="26"/>
-          <w:szCs w:val="26"/>
-          <w:lang w:val="nl-NL"/>
-        </w:rPr>
-        <w:t xml:space="preserve">(Địa chỉ: </w:t>
-      </w:r>
-      <w:r>
-        <w:rPr>
-          <w:rFonts w:ascii="Times New Roman" w:hAnsi="Times New Roman" w:cs="Times New Roman"/>
-          <w:i/>
-          <w:iCs/>
-          <w:color w:val="FF0000"/>
-          <w:spacing w:val="-4"/>
-          <w:sz w:val="26"/>
-          <w:szCs w:val="26"/>
-        </w:rPr>
-        <w:t>Đường Nguyễn Tất Thành, Phường Việt Trì, Tỉnh Phú Thọ)</w:t>
-      </w:r>
-      <w:r>
-        <w:rPr>
-          <w:rFonts w:ascii="Times New Roman" w:hAnsi="Times New Roman" w:cs="Times New Roman"/>
-          <w:color w:val="FF0000"/>
-          <w:sz w:val="26"/>
-          <w:szCs w:val="26"/>
-          <w:lang w:val="nl-NL"/>
-        </w:rPr>
-        <w:t>.</w:t>
-      </w:r>
-    </w:p>
-    <w:p ns2:paraId="600D91CF" ns2:textId="7FF25861">
-      <w:pPr>
-        <w:spacing w:before="40" w:after="40" w:line="288" w:lineRule="auto"/>
-        <w:ind w:right="14" w:firstLine="709"/>
-        <w:rPr>
-          <w:rFonts w:ascii="Times New Roman" w:hAnsi="Times New Roman" w:cs="Times New Roman"/>
-          <w:b/>
-          <w:color w:val="000000" w:themeColor="text1"/>
-          <w:sz w:val="26"/>
-          <w:szCs w:val="26"/>
-          <w:lang w:val="nl-NL"/>
-        </w:rPr>
-      </w:pPr>
-      <w:r>
-        <w:rPr>
-          <w:rFonts w:ascii="Times New Roman" w:hAnsi="Times New Roman" w:cs="Times New Roman"/>
-          <w:b/>
-          <w:color w:val="000000" w:themeColor="text1"/>
-          <w:sz w:val="26"/>
-          <w:szCs w:val="26"/>
-          <w:lang w:val="nl-NL"/>
-        </w:rPr>
-        <w:t>Điều 1</w:t>
-      </w:r>
-      <w:r>
-        <w:rPr>
-          <w:rFonts w:ascii="Times New Roman" w:hAnsi="Times New Roman" w:cs="Times New Roman"/>
-          <w:b/>
-          <w:color w:val="000000" w:themeColor="text1"/>
-          <w:sz w:val="26"/>
-          <w:szCs w:val="26"/>
-          <w:lang w:val="nl-NL"/>
-        </w:rPr>
-        <w:t>2</w:t>
-      </w:r>
-      <w:r>
-        <w:rPr>
-          <w:rFonts w:ascii="Times New Roman" w:hAnsi="Times New Roman" w:cs="Times New Roman"/>
-          <w:b/>
-          <w:color w:val="000000" w:themeColor="text1"/>
-          <w:sz w:val="26"/>
-          <w:szCs w:val="26"/>
-          <w:lang w:val="nl-NL"/>
-        </w:rPr>
-        <w:t>. Bảo hành</w:t>
-      </w:r>
-      <w:r>
-        <w:rPr>
-          <w:rFonts w:ascii="Times New Roman" w:hAnsi="Times New Roman" w:cs="Times New Roman"/>
-          <w:b/>
-          <w:color w:val="000000" w:themeColor="text1"/>
-          <w:sz w:val="26"/>
-          <w:szCs w:val="26"/>
-          <w:lang w:val="nl-NL"/>
-        </w:rPr>
-        <w:t xml:space="preserve"> dịch vụ</w:t>
-      </w:r>
-      <w:r>
-        <w:rPr>
-          <w:rFonts w:ascii="Times New Roman" w:hAnsi="Times New Roman" w:cs="Times New Roman"/>
-          <w:b/>
-          <w:color w:val="000000" w:themeColor="text1"/>
-          <w:sz w:val="26"/>
-          <w:szCs w:val="26"/>
-          <w:lang w:val="nl-NL"/>
-        </w:rPr>
-        <w:t>:</w:t>
-      </w:r>
-    </w:p>
-    <w:p ns2:paraId="1BAA75AD" ns2:textId="451B0334">
-      <w:pPr>
-        <w:spacing w:before="40" w:after="40" w:line="288" w:lineRule="auto"/>
-        <w:ind w:right="14" w:firstLine="709"/>
-        <w:jc w:val="both"/>
-        <w:rPr>
-          <w:rFonts w:ascii="Times New Roman" w:hAnsi="Times New Roman" w:cs="Times New Roman"/>
-          <w:bCs/>
-          <w:color w:val="FF0000"/>
-          <w:sz w:val="26"/>
-          <w:szCs w:val="26"/>
-          <w:lang w:val="nl-NL"/>
-        </w:rPr>
-      </w:pPr>
-      <w:r>
-        <w:rPr>
-          <w:rFonts w:ascii="Times New Roman" w:hAnsi="Times New Roman" w:cs="Times New Roman"/>
-          <w:bCs/>
-          <w:color w:val="000000" w:themeColor="text1"/>
-          <w:sz w:val="26"/>
-          <w:szCs w:val="26"/>
-          <w:lang w:val="nl-NL"/>
-        </w:rPr>
-        <w:lastRenderedPageBreak/>
-        <w:t>Bên B có trách nhiệm bảo hành</w:t>
-      </w:r>
-      <w:r>
-        <w:rPr>
-          <w:rFonts w:ascii="Times New Roman" w:hAnsi="Times New Roman" w:cs="Times New Roman"/>
-          <w:bCs/>
-          <w:color w:val="000000" w:themeColor="text1"/>
-          <w:sz w:val="26"/>
-          <w:szCs w:val="26"/>
-          <w:lang w:val="nl-NL"/>
-        </w:rPr>
-        <w:t xml:space="preserve"> dịch vụ </w:t>
-      </w:r>
-      <w:r>
-        <w:rPr>
-          <w:rFonts w:ascii="Times New Roman" w:hAnsi="Times New Roman" w:cs="Times New Roman"/>
-          <w:bCs/>
-          <w:color w:val="000000" w:themeColor="text1"/>
-          <w:sz w:val="26"/>
-          <w:szCs w:val="26"/>
-          <w:lang w:val="nl-NL"/>
-        </w:rPr>
-        <w:t>không đạt các tiêu chuẩn đã thoả thuận giữ</w:t>
-      </w:r>
-      <w:r>
-        <w:rPr>
-          <w:rFonts w:ascii="Times New Roman" w:hAnsi="Times New Roman" w:cs="Times New Roman"/>
-          <w:bCs/>
-          <w:color w:val="000000" w:themeColor="text1"/>
-          <w:sz w:val="26"/>
-          <w:szCs w:val="26"/>
-          <w:lang w:val="nl-NL"/>
-        </w:rPr>
-        <w:t>a</w:t>
-      </w:r>
-      <w:r>
-        <w:rPr>
-          <w:rFonts w:ascii="Times New Roman" w:hAnsi="Times New Roman" w:cs="Times New Roman"/>
-          <w:bCs/>
-          <w:color w:val="000000" w:themeColor="text1"/>
-          <w:sz w:val="26"/>
-          <w:szCs w:val="26"/>
-          <w:lang w:val="nl-NL"/>
-        </w:rPr>
-        <w:t xml:space="preserve"> hai bên</w:t>
-      </w:r>
-      <w:r>
-        <w:rPr>
-          <w:rFonts w:ascii="Times New Roman" w:hAnsi="Times New Roman" w:cs="Times New Roman"/>
-          <w:bCs/>
-          <w:color w:val="FF0000"/>
-          <w:sz w:val="26"/>
-          <w:szCs w:val="26"/>
-          <w:lang w:val="nl-NL"/>
-        </w:rPr>
-        <w:t xml:space="preserve"> t</w:t>
-      </w:r>
-      <w:r>
-        <w:rPr>
-          <w:rFonts w:ascii="Times New Roman" w:hAnsi="Times New Roman" w:cs="Times New Roman"/>
-          <w:bCs/>
-          <w:color w:val="FF0000"/>
-          <w:sz w:val="26"/>
-          <w:szCs w:val="26"/>
-          <w:lang w:val="nl-NL"/>
-        </w:rPr>
-        <w:t xml:space="preserve">rong vòng </w:t>
-      </w:r>
-      <w:r>
-        <w:rPr>
-          <w:rFonts w:ascii="Times New Roman" w:hAnsi="Times New Roman" w:cs="Times New Roman"/>
-          <w:bCs/>
-          <w:color w:val="FF0000"/>
-          <w:sz w:val="26"/>
-          <w:szCs w:val="26"/>
-          <w:lang w:val="nl-NL"/>
-        </w:rPr>
-        <w:t>____</w:t>
-      </w:r>
-      <w:r>
-        <w:rPr>
-          <w:rFonts w:ascii="Times New Roman" w:hAnsi="Times New Roman" w:cs="Times New Roman"/>
-          <w:bCs/>
-          <w:color w:val="FF0000"/>
-          <w:sz w:val="26"/>
-          <w:szCs w:val="26"/>
-          <w:lang w:val="nl-NL"/>
-        </w:rPr>
-        <w:t xml:space="preserve"> ngày </w:t>
-      </w:r>
-      <w:r>
-        <w:rPr>
-          <w:rFonts w:ascii="Times New Roman" w:hAnsi="Times New Roman" w:cs="Times New Roman"/>
-          <w:bCs/>
-          <w:color w:val="000000" w:themeColor="text1"/>
-          <w:sz w:val="26"/>
-          <w:szCs w:val="26"/>
-          <w:lang w:val="nl-NL"/>
-        </w:rPr>
-        <w:t>kể từ ngày nhận được thông báo bảo hành của bên A</w:t>
-      </w:r>
-      <w:r>
-        <w:rPr>
-          <w:rFonts w:ascii="Times New Roman" w:hAnsi="Times New Roman" w:cs="Times New Roman"/>
-          <w:bCs/>
-          <w:color w:val="000000" w:themeColor="text1"/>
-          <w:sz w:val="26"/>
-          <w:szCs w:val="26"/>
-          <w:lang w:val="nl-NL"/>
-        </w:rPr>
-        <w:t xml:space="preserve">. </w:t>
-      </w:r>
-      <w:r>
-        <w:rPr>
-          <w:rFonts w:ascii="Times New Roman" w:hAnsi="Times New Roman" w:cs="Times New Roman"/>
-          <w:bCs/>
-          <w:color w:val="000000" w:themeColor="text1"/>
-          <w:sz w:val="26"/>
-          <w:szCs w:val="26"/>
-          <w:lang w:val="nl-NL"/>
-        </w:rPr>
-        <w:t>Mọi chi phí bảo hành do Bên B chịu.</w:t>
-      </w:r>
-    </w:p>
-    <w:p ns2:paraId="1E08416E" ns2:textId="4B95BABF">
-      <w:pPr>
-        <w:widowControl w:val="0"/>
-        <w:spacing w:before="40" w:after="40" w:line="288" w:lineRule="auto"/>
-        <w:ind w:firstLine="709"/>
-        <w:jc w:val="both"/>
-        <w:rPr>
-          <w:rFonts w:ascii="Times New Roman" w:eastAsia="Times New Roman" w:hAnsi="Times New Roman" w:cs="Times New Roman"/>
-          <w:color w:val="000000" w:themeColor="text1"/>
-          <w:sz w:val="26"/>
-          <w:szCs w:val="26"/>
-        </w:rPr>
-      </w:pPr>
-      <w:r>
-        <w:rPr>
-          <w:rFonts w:ascii="Times New Roman" w:eastAsia="Times New Roman" w:hAnsi="Times New Roman" w:cs="Times New Roman"/>
-          <w:b/>
-          <w:color w:val="000000" w:themeColor="text1"/>
-          <w:sz w:val="26"/>
-          <w:szCs w:val="26"/>
-        </w:rPr>
-        <w:t>Điều 1</w:t>
-      </w:r>
-      <w:r>
-        <w:rPr>
-          <w:rFonts w:ascii="Times New Roman" w:eastAsia="Times New Roman" w:hAnsi="Times New Roman" w:cs="Times New Roman"/>
-          <w:b/>
-          <w:color w:val="000000" w:themeColor="text1"/>
-          <w:sz w:val="26"/>
-          <w:szCs w:val="26"/>
-        </w:rPr>
-        <w:t>3</w:t>
-      </w:r>
-      <w:r>
-        <w:rPr>
-          <w:rFonts w:ascii="Times New Roman" w:eastAsia="Times New Roman" w:hAnsi="Times New Roman" w:cs="Times New Roman"/>
-          <w:b/>
-          <w:color w:val="000000" w:themeColor="text1"/>
-          <w:sz w:val="26"/>
-          <w:szCs w:val="26"/>
-        </w:rPr>
-        <w:t>: Sự kiện bất khả kháng</w:t>
-      </w:r>
-      <w:r>
-        <w:rPr>
-          <w:rFonts w:ascii="Times New Roman" w:eastAsia="Times New Roman" w:hAnsi="Times New Roman" w:cs="Times New Roman"/>
-          <w:color w:val="000000" w:themeColor="text1"/>
-          <w:sz w:val="26"/>
-          <w:szCs w:val="26"/>
-        </w:rPr>
-        <w:t xml:space="preserve">  </w:t>
-      </w:r>
-    </w:p>
-    <w:p ns2:paraId="3DC2EDA1" ns2:textId="77777777">
-      <w:pPr>
-        <w:widowControl w:val="0"/>
-        <w:spacing w:before="40" w:after="40" w:line="288" w:lineRule="auto"/>
-        <w:ind w:firstLine="709"/>
-        <w:jc w:val="both"/>
-        <w:rPr>
-          <w:rFonts w:ascii="Times New Roman" w:eastAsia="Times New Roman" w:hAnsi="Times New Roman" w:cs="Times New Roman"/>
-          <w:color w:val="000000" w:themeColor="text1"/>
-          <w:sz w:val="26"/>
-          <w:szCs w:val="26"/>
-        </w:rPr>
-      </w:pPr>
-      <w:r>
-        <w:rPr>
-          <w:rFonts w:ascii="Times New Roman" w:eastAsia="Times New Roman" w:hAnsi="Times New Roman" w:cs="Times New Roman"/>
-          <w:color w:val="000000" w:themeColor="text1"/>
-          <w:sz w:val="26"/>
-          <w:szCs w:val="26"/>
-        </w:rPr>
-        <w:t>1. Các Bên nhất trí thỏa thuận rằng các sự kiện xảy ra một cách khách quan không thể lường trước được và không thể khắc phục được mặc dù đã áp dụng mọi biện pháp cần thiết và khả năng cho phép sẽ được coi là sự kiện bất khả kháng bao gồm các sự kiện như:</w:t>
-      </w:r>
-    </w:p>
-    <w:p ns2:paraId="7A231D11" ns2:textId="77777777">
-      <w:pPr>
-        <w:widowControl w:val="0"/>
-        <w:spacing w:before="40" w:after="40" w:line="288" w:lineRule="auto"/>
-        <w:ind w:firstLine="709"/>
-        <w:jc w:val="both"/>
-        <w:rPr>
-          <w:rFonts w:ascii="Times New Roman" w:eastAsia="Times New Roman" w:hAnsi="Times New Roman" w:cs="Times New Roman"/>
-          <w:color w:val="000000" w:themeColor="text1"/>
-          <w:sz w:val="26"/>
-          <w:szCs w:val="26"/>
-        </w:rPr>
-      </w:pPr>
-      <w:r>
-        <w:rPr>
-          <w:rFonts w:ascii="Times New Roman" w:eastAsia="Times New Roman" w:hAnsi="Times New Roman" w:cs="Times New Roman"/>
-          <w:color w:val="000000" w:themeColor="text1"/>
-          <w:sz w:val="26"/>
-          <w:szCs w:val="26"/>
-        </w:rPr>
-        <w:t>a) Do chiến tranh có tuyên chiến hoặc không tuyên chiến, bạo loạn, phiến loạn, khởi nghĩa, phá hoại hay rối loạn xã hội, đình công, bệnh dịch, hỏa hoạn, lũ lụt, động đất, bão tố, các thảm họa tự nhiên khác, tình trạng khẩn cấp quốc gia;</w:t>
-      </w:r>
-    </w:p>
-    <w:p ns2:paraId="301EFE60" ns2:textId="77777777">
-      <w:pPr>
-        <w:widowControl w:val="0"/>
-        <w:spacing w:before="40" w:after="40" w:line="288" w:lineRule="auto"/>
-        <w:ind w:firstLine="709"/>
-        <w:jc w:val="both"/>
-        <w:rPr>
-          <w:rFonts w:ascii="Times New Roman" w:eastAsia="Times New Roman" w:hAnsi="Times New Roman" w:cs="Times New Roman"/>
-          <w:color w:val="000000" w:themeColor="text1"/>
-          <w:sz w:val="26"/>
-          <w:szCs w:val="26"/>
-        </w:rPr>
-      </w:pPr>
-      <w:r>
-        <w:rPr>
-          <w:rFonts w:ascii="Times New Roman" w:eastAsia="Times New Roman" w:hAnsi="Times New Roman" w:cs="Times New Roman"/>
-          <w:color w:val="000000" w:themeColor="text1"/>
-          <w:sz w:val="26"/>
-          <w:szCs w:val="26"/>
-        </w:rPr>
-        <w:t>b) Do thay đổi chính sách pháp luật của Nhà nước hoặc do phải thực hiện quy tắc, quy định, quyết định, lệnh hay chỉ thị của Cơ quan có thẩm quyền không do lỗi của các Bên;</w:t>
-      </w:r>
-    </w:p>
-    <w:p ns2:paraId="3011839D" ns2:textId="77777777">
-      <w:pPr>
-        <w:widowControl w:val="0"/>
-        <w:spacing w:before="40" w:after="40" w:line="288" w:lineRule="auto"/>
-        <w:ind w:firstLine="709"/>
-        <w:jc w:val="both"/>
-        <w:rPr>
-          <w:rFonts w:ascii="Times New Roman" w:eastAsia="Times New Roman" w:hAnsi="Times New Roman" w:cs="Times New Roman"/>
-          <w:color w:val="000000" w:themeColor="text1"/>
-          <w:sz w:val="26"/>
-          <w:szCs w:val="26"/>
-        </w:rPr>
-      </w:pPr>
-      <w:r>
-        <w:rPr>
-          <w:rFonts w:ascii="Times New Roman" w:eastAsia="Times New Roman" w:hAnsi="Times New Roman" w:cs="Times New Roman"/>
-          <w:color w:val="000000" w:themeColor="text1"/>
-          <w:sz w:val="26"/>
-          <w:szCs w:val="26"/>
-        </w:rPr>
-        <w:t>c) Các trường hợp khác do pháp luật quy định.</w:t>
-      </w:r>
-      <w:r>
-        <w:rPr>
-          <w:rFonts w:ascii="Times New Roman" w:eastAsia="Times New Roman" w:hAnsi="Times New Roman" w:cs="Times New Roman"/>
-          <w:b/>
-          <w:color w:val="000000" w:themeColor="text1"/>
-          <w:sz w:val="26"/>
-          <w:szCs w:val="26"/>
-        </w:rPr>
-        <w:t xml:space="preserve"> </w:t>
-      </w:r>
-      <w:r>
-        <w:rPr>
-          <w:rFonts w:ascii="Times New Roman" w:eastAsia="Times New Roman" w:hAnsi="Times New Roman" w:cs="Times New Roman"/>
-          <w:color w:val="000000" w:themeColor="text1"/>
-          <w:sz w:val="26"/>
-          <w:szCs w:val="26"/>
-        </w:rPr>
-        <w:t xml:space="preserve"> </w:t>
-      </w:r>
-    </w:p>
-    <w:p ns2:paraId="2AF2F69A" ns2:textId="7D5FD2C5">
-      <w:pPr>
-        <w:widowControl w:val="0"/>
-        <w:spacing w:before="40" w:after="40" w:line="288" w:lineRule="auto"/>
-        <w:ind w:firstLine="709"/>
-        <w:jc w:val="both"/>
-        <w:rPr>
-          <w:rFonts w:ascii="Times New Roman" w:eastAsia="Times New Roman" w:hAnsi="Times New Roman" w:cs="Times New Roman"/>
-          <w:color w:val="000000" w:themeColor="text1"/>
-          <w:sz w:val="26"/>
-          <w:szCs w:val="26"/>
-        </w:rPr>
-      </w:pPr>
-      <w:r>
-        <w:rPr>
-          <w:rFonts w:ascii="Times New Roman" w:eastAsia="Times New Roman" w:hAnsi="Times New Roman" w:cs="Times New Roman"/>
-          <w:color w:val="000000" w:themeColor="text1"/>
-          <w:sz w:val="26"/>
-          <w:szCs w:val="26"/>
-        </w:rPr>
-        <w:t xml:space="preserve">2. Khi xuất hiện một trong các trường hợp bất khả kháng </w:t>
-      </w:r>
-      <w:r>
-        <w:rPr>
-          <w:rFonts w:ascii="Times New Roman" w:eastAsia="Times New Roman" w:hAnsi="Times New Roman" w:cs="Times New Roman"/>
-          <w:color w:val="000000" w:themeColor="text1"/>
-          <w:sz w:val="26"/>
-          <w:szCs w:val="26"/>
-        </w:rPr>
-        <w:t>nêu trên</w:t>
-      </w:r>
-      <w:r>
-        <w:rPr>
-          <w:rFonts w:ascii="Times New Roman" w:eastAsia="Times New Roman" w:hAnsi="Times New Roman" w:cs="Times New Roman"/>
-          <w:color w:val="000000" w:themeColor="text1"/>
-          <w:sz w:val="26"/>
-          <w:szCs w:val="26"/>
-        </w:rPr>
-        <w:t>, Bên Bị tác động bởi trường hợp bất khả kháng phải thông báo bằng văn bản cho Bên còn lại biết trong thời hạn 03 (ba) ngày, kể từ ngày xảy ra sự kiện bất khả kháng cùng giấy tờ chứng minh hợp lý, hợp lệ do ảnh hưởng của sự kiện bất khả kháng dẫn đến Bên bị tác động của sự kiện bất khả kháng không thể thực hiện nghĩa vụ theo Hợp đồng này.</w:t>
-      </w:r>
-    </w:p>
-    <w:p ns2:paraId="45EB403F" ns2:textId="77777777">
-      <w:pPr>
-        <w:widowControl w:val="0"/>
-        <w:spacing w:before="40" w:after="40" w:line="288" w:lineRule="auto"/>
-        <w:ind w:firstLine="709"/>
-        <w:jc w:val="both"/>
-        <w:rPr>
-          <w:rFonts w:ascii="Times New Roman" w:eastAsia="Times New Roman" w:hAnsi="Times New Roman" w:cs="Times New Roman"/>
-          <w:color w:val="000000" w:themeColor="text1"/>
-          <w:sz w:val="26"/>
-          <w:szCs w:val="26"/>
-        </w:rPr>
-      </w:pPr>
-      <w:r>
-        <w:rPr>
-          <w:rFonts w:ascii="Times New Roman" w:eastAsia="Times New Roman" w:hAnsi="Times New Roman" w:cs="Times New Roman"/>
-          <w:color w:val="000000" w:themeColor="text1"/>
-          <w:sz w:val="26"/>
-          <w:szCs w:val="26"/>
-        </w:rPr>
-        <w:t xml:space="preserve">Việc Bên bị tác động bởi sự kiện bất khả kháng không thực hiện được nghĩa vụ của mình sẽ không bị coi là vi phạm nghĩa vụ theo Hợp đồng này. Sau khi kết thúc sự kiện bất khả kháng, Bên Bị tác động bởi sự kiện bất khả kháng có trách nhiệm tiếp tục thực hiện các nghĩa vụ của mình, thời gian thực hiện Hợp đồng sẽ được kéo dài thêm bằng thời gian diễn ra sự kiện bất khả kháng mà Bên Bị ảnh hưởng đã không thể thực hiện nghĩa vụ của mình.  </w:t>
-      </w:r>
-    </w:p>
-    <w:p ns2:paraId="6D0C839B" ns2:textId="6B2701BF">
-      <w:pPr>
-        <w:widowControl w:val="0"/>
-        <w:spacing w:before="40" w:after="40" w:line="288" w:lineRule="auto"/>
-        <w:ind w:firstLine="709"/>
-        <w:jc w:val="both"/>
-        <w:rPr>
-          <w:rFonts w:ascii="Times New Roman" w:eastAsia="Times New Roman" w:hAnsi="Times New Roman" w:cs="Times New Roman"/>
-          <w:color w:val="000000" w:themeColor="text1"/>
-          <w:sz w:val="26"/>
-          <w:szCs w:val="26"/>
-        </w:rPr>
-      </w:pPr>
-      <w:r>
-        <w:rPr>
-          <w:rFonts w:ascii="Times New Roman" w:eastAsia="Times New Roman" w:hAnsi="Times New Roman" w:cs="Times New Roman"/>
-          <w:color w:val="000000" w:themeColor="text1"/>
-          <w:sz w:val="26"/>
-          <w:szCs w:val="26"/>
-        </w:rPr>
-        <w:t xml:space="preserve">3. Trong trường hợp một Bên </w:t>
-      </w:r>
-      <w:r>
-        <w:rPr>
-          <w:rFonts w:ascii="Times New Roman" w:eastAsia="Times New Roman" w:hAnsi="Times New Roman" w:cs="Times New Roman"/>
-          <w:color w:val="000000" w:themeColor="text1"/>
-          <w:sz w:val="26"/>
-          <w:szCs w:val="26"/>
-        </w:rPr>
-        <w:t>b</w:t>
-      </w:r>
-      <w:r>
-        <w:rPr>
-          <w:rFonts w:ascii="Times New Roman" w:eastAsia="Times New Roman" w:hAnsi="Times New Roman" w:cs="Times New Roman"/>
-          <w:color w:val="000000" w:themeColor="text1"/>
-          <w:sz w:val="26"/>
-          <w:szCs w:val="26"/>
-        </w:rPr>
-        <w:t>ị tác động bởi sự kiện bất khả kháng không thể khắc phục được để tiếp tục thực hiện nghĩa vụ của mình trong thời hạn 15 (mười lăm) ngày, kể từ ngày xảy ra sự kiện bất khả kháng và các Bên cũng không có thỏa thuận khác thì một trong các Bên có quyền đơn phương chấm dứt Hợp đồng này. Bên ra quyết định chấm dứt Hợp đồng này phải thông báo cho Bên kia bằng văn bản và việc chấm dứt hợp đồng sẽ có hiệu lực trong vòng 05 (năm) ngày sau khi Bên kia nhận được thông báo. Hai bên cùng nhau thương lượng và thống nhất giải quyết khi chấm dứt Hợp đồng trong trường hợp này.</w:t>
-      </w:r>
-    </w:p>
-    <w:p ns2:paraId="5B33C2B1" ns2:textId="4834764E">
+        <w:t xml:space="preserve">3. Trong trường hợp </w:t>
+      </w:r>
+      <w:r>
+        <w:rPr>
+          <w:rFonts w:ascii="Times New Roman" w:hAnsi="Times New Roman" w:cs="Times New Roman"/>
+          <w:color w:val="000000" w:themeColor="text1"/>
+          <w:sz w:val="26"/>
+          <w:szCs w:val="26"/>
+          <w:lang w:val="nl-NL"/>
+        </w:rPr>
+        <w:t>Bên A</w:t>
+      </w:r>
+      <w:r>
+        <w:rPr>
+          <w:rFonts w:ascii="Times New Roman" w:hAnsi="Times New Roman" w:cs="Times New Roman"/>
+          <w:color w:val="000000" w:themeColor="text1"/>
+          <w:sz w:val="26"/>
+          <w:szCs w:val="26"/>
+          <w:lang w:val="nl-NL"/>
+        </w:rPr>
+        <w:t xml:space="preserve"> chấm dứt hợp đồng theo điểm b, khoản 1 điều này, </w:t>
+      </w:r>
+      <w:r>
+        <w:rPr>
+          <w:rFonts w:ascii="Times New Roman" w:hAnsi="Times New Roman" w:cs="Times New Roman"/>
+          <w:color w:val="000000" w:themeColor="text1"/>
+          <w:sz w:val="26"/>
+          <w:szCs w:val="26"/>
+          <w:lang w:val="nl-NL"/>
+        </w:rPr>
+        <w:t>Bên A</w:t>
+      </w:r>
+      <w:r>
+        <w:rPr>
+          <w:rFonts w:ascii="Times New Roman" w:hAnsi="Times New Roman" w:cs="Times New Roman"/>
+          <w:color w:val="000000" w:themeColor="text1"/>
+          <w:sz w:val="26"/>
+          <w:szCs w:val="26"/>
+          <w:lang w:val="nl-NL"/>
+        </w:rPr>
+        <w:t xml:space="preserve"> không phải chịu bất cứ chi phí đền bù nào. Việc chấm dứt hợp đồng này không làm mất đi quyền lợi của </w:t>
+      </w:r>
+      <w:r>
+        <w:rPr>
+          <w:rFonts w:ascii="Times New Roman" w:hAnsi="Times New Roman" w:cs="Times New Roman"/>
+          <w:color w:val="000000" w:themeColor="text1"/>
+          <w:sz w:val="26"/>
+          <w:szCs w:val="26"/>
+          <w:lang w:val="nl-NL"/>
+        </w:rPr>
+        <w:t>Bên A</w:t>
+      </w:r>
+      <w:r>
+        <w:rPr>
+          <w:rFonts w:ascii="Times New Roman" w:hAnsi="Times New Roman" w:cs="Times New Roman"/>
+          <w:color w:val="000000" w:themeColor="text1"/>
+          <w:sz w:val="26"/>
+          <w:szCs w:val="26"/>
+          <w:lang w:val="nl-NL"/>
+        </w:rPr>
+        <w:t xml:space="preserve"> được hưởng theo quy định của hợp đồng và pháp luật.</w:t>
+      </w:r>
+    </w:p>
+    <w:p>
       <w:pPr>
         <w:spacing w:before="40" w:after="40" w:line="288" w:lineRule="auto"/>
         <w:ind w:right="14" w:firstLine="567"/>
+        <w:jc w:val="both"/>
         <w:rPr>
           <w:rFonts w:ascii="Times New Roman" w:hAnsi="Times New Roman" w:cs="Times New Roman"/>
           <w:b/>
@@ -6214,21 +5637,43 @@
           <w:szCs w:val="26"/>
           <w:lang w:val="nl-NL"/>
         </w:rPr>
-        <w:t>4</w:t>
-      </w:r>
-      <w:r>
-        <w:rPr>
-          <w:rFonts w:ascii="Times New Roman" w:hAnsi="Times New Roman" w:cs="Times New Roman"/>
-          <w:b/>
-          <w:color w:val="000000" w:themeColor="text1"/>
-          <w:sz w:val="26"/>
-          <w:szCs w:val="26"/>
-          <w:lang w:val="nl-NL"/>
-        </w:rPr>
-        <w:t>. Giải quyết tranh chấp hợp đồng:</w:t>
-      </w:r>
-    </w:p>
-    <w:p ns2:paraId="6BC0F09E" ns2:textId="77777777">
+        <w:t>0</w:t>
+      </w:r>
+      <w:r>
+        <w:rPr>
+          <w:rFonts w:ascii="Times New Roman" w:hAnsi="Times New Roman" w:cs="Times New Roman"/>
+          <w:b/>
+          <w:color w:val="000000" w:themeColor="text1"/>
+          <w:sz w:val="26"/>
+          <w:szCs w:val="26"/>
+          <w:lang w:val="nl-NL"/>
+        </w:rPr>
+        <w:t xml:space="preserve">. Cung cấp, vận chuyển, kiểm tra và thử nghiệm </w:t>
+      </w:r>
+      <w:r>
+        <w:rPr>
+          <w:rFonts w:ascii="Times New Roman" w:hAnsi="Times New Roman" w:cs="Times New Roman"/>
+          <w:b/>
+          <w:color w:val="000000" w:themeColor="text1"/>
+          <w:sz w:val="26"/>
+          <w:szCs w:val="26"/>
+          <w:lang w:val="nl-NL"/>
+        </w:rPr>
+        <w:t>sản phẩm</w:t>
+      </w:r>
+      <w:r>
+        <w:rPr>
+          <w:rFonts w:ascii="Times New Roman" w:hAnsi="Times New Roman" w:cs="Times New Roman"/>
+          <w:b/>
+          <w:color w:val="000000" w:themeColor="text1"/>
+          <w:sz w:val="26"/>
+          <w:szCs w:val="26"/>
+          <w:lang w:val="nl-NL"/>
+        </w:rPr>
+        <w:t>:</w:t>
+      </w:r>
+    </w:p>
+    <w:p>
       <w:pPr>
         <w:widowControl w:val="0"/>
         <w:spacing w:before="40" w:after="40" w:line="288" w:lineRule="auto"/>
@@ -6236,24 +5681,784 @@
         <w:jc w:val="both"/>
         <w:rPr>
           <w:rFonts w:ascii="Times New Roman" w:hAnsi="Times New Roman" w:cs="Times New Roman"/>
-          <w:color w:val="000000" w:themeColor="text1"/>
-          <w:sz w:val="26"/>
-          <w:szCs w:val="26"/>
-          <w:lang w:val="es-ES"/>
-        </w:rPr>
-      </w:pPr>
-      <w:r>
-        <w:rPr>
-          <w:rFonts w:ascii="Times New Roman" w:hAnsi="Times New Roman" w:cs="Times New Roman"/>
-          <w:color w:val="000000" w:themeColor="text1"/>
-          <w:sz w:val="26"/>
-          <w:szCs w:val="26"/>
-          <w:lang w:val="es-ES"/>
-        </w:rPr>
-        <w:t>1. Trong quá trình thực hiện hợp đồng nếu có vấn đề phát sinh, hai bên cùng nhau bàn bạc, thống nhất giải quyết trên tinh thần hợp tác giúp đỡ và phải có ký kết thành văn bản bổ sung hợp đồng, văn bản bổ sung này là thành phần không thể tách rời của hợp đồng.</w:t>
-      </w:r>
-    </w:p>
-    <w:p ns2:paraId="63DBC1F3" ns2:textId="77777777">
+          <w:bCs/>
+          <w:color w:val="000000" w:themeColor="text1"/>
+          <w:sz w:val="26"/>
+          <w:szCs w:val="26"/>
+          <w:lang w:val="it-IT"/>
+        </w:rPr>
+      </w:pPr>
+      <w:r>
+        <w:rPr>
+          <w:rFonts w:ascii="Times New Roman" w:hAnsi="Times New Roman" w:cs="Times New Roman"/>
+          <w:bCs/>
+          <w:color w:val="000000" w:themeColor="text1"/>
+          <w:sz w:val="26"/>
+          <w:szCs w:val="26"/>
+          <w:lang w:val="it-IT"/>
+        </w:rPr>
+        <w:t xml:space="preserve">1. </w:t>
+      </w:r>
+      <w:r>
+        <w:rPr>
+          <w:rFonts w:ascii="Times New Roman" w:hAnsi="Times New Roman" w:cs="Times New Roman"/>
+          <w:color w:val="000000" w:themeColor="text1"/>
+          <w:sz w:val="26"/>
+          <w:szCs w:val="26"/>
+          <w:lang w:val="pt-BR"/>
+        </w:rPr>
+        <w:t xml:space="preserve">Đảm bảo cung cấp </w:t>
+      </w:r>
+      <w:r>
+        <w:rPr>
+          <w:rFonts w:ascii="Times New Roman" w:hAnsi="Times New Roman" w:cs="Times New Roman"/>
+          <w:color w:val="FF0000"/>
+          <w:sz w:val="26"/>
+          <w:szCs w:val="26"/>
+          <w:lang w:val="pt-BR"/>
+        </w:rPr>
+        <w:t>hàng hoá</w:t>
+      </w:r>
+      <w:r>
+        <w:rPr>
+          <w:rFonts w:ascii="Times New Roman" w:hAnsi="Times New Roman" w:cs="Times New Roman"/>
+          <w:color w:val="FF0000"/>
+          <w:sz w:val="26"/>
+          <w:szCs w:val="26"/>
+          <w:lang w:val="pt-BR"/>
+        </w:rPr>
+        <w:t xml:space="preserve"> </w:t>
+      </w:r>
+      <w:r>
+        <w:rPr>
+          <w:rFonts w:ascii="Times New Roman" w:hAnsi="Times New Roman" w:cs="Times New Roman"/>
+          <w:color w:val="FF0000"/>
+          <w:sz w:val="26"/>
+          <w:szCs w:val="26"/>
+          <w:highlight w:val="yellow"/>
+          <w:lang w:val="nb-NO"/>
+        </w:rPr>
+        <w:t>[hoặc dịch vụ]</w:t>
+      </w:r>
+      <w:r>
+        <w:rPr>
+          <w:rFonts w:ascii="Times New Roman" w:hAnsi="Times New Roman" w:cs="Times New Roman"/>
+          <w:color w:val="000000" w:themeColor="text1"/>
+          <w:sz w:val="26"/>
+          <w:szCs w:val="26"/>
+          <w:lang w:val="pt-BR"/>
+        </w:rPr>
+        <w:t xml:space="preserve"> </w:t>
+      </w:r>
+      <w:r>
+        <w:rPr>
+          <w:rFonts w:ascii="Times New Roman" w:hAnsi="Times New Roman" w:cs="Times New Roman"/>
+          <w:color w:val="000000" w:themeColor="text1"/>
+          <w:sz w:val="26"/>
+          <w:szCs w:val="26"/>
+          <w:lang w:val="pt-BR"/>
+        </w:rPr>
+        <w:t>theo đúng yêu cầu kỹ thuật được</w:t>
+      </w:r>
+      <w:r>
+        <w:rPr>
+          <w:rFonts w:ascii="Times New Roman" w:hAnsi="Times New Roman" w:cs="Times New Roman"/>
+          <w:color w:val="000000" w:themeColor="text1"/>
+          <w:sz w:val="26"/>
+          <w:szCs w:val="26"/>
+          <w:lang w:val="pt-BR"/>
+        </w:rPr>
+        <w:t xml:space="preserve"> Quy định tại Điều 1 của Hợp đồng</w:t>
+      </w:r>
+      <w:r>
+        <w:rPr>
+          <w:rFonts w:ascii="Times New Roman" w:hAnsi="Times New Roman" w:cs="Times New Roman"/>
+          <w:bCs/>
+          <w:color w:val="000000" w:themeColor="text1"/>
+          <w:sz w:val="26"/>
+          <w:szCs w:val="26"/>
+          <w:lang w:val="it-IT"/>
+        </w:rPr>
+        <w:t>.</w:t>
+      </w:r>
+      <w:r>
+        <w:rPr>
+          <w:rFonts w:ascii="Times New Roman" w:hAnsi="Times New Roman" w:cs="Times New Roman"/>
+          <w:bCs/>
+          <w:color w:val="000000" w:themeColor="text1"/>
+          <w:sz w:val="26"/>
+          <w:szCs w:val="26"/>
+          <w:lang w:val="it-IT"/>
+        </w:rPr>
+        <w:t xml:space="preserve"> </w:t>
+      </w:r>
+    </w:p>
+    <w:p>
+      <w:pPr>
+        <w:spacing w:before="40" w:after="40" w:line="288" w:lineRule="auto"/>
+        <w:ind w:left="29" w:right="14" w:firstLine="538"/>
+        <w:jc w:val="both"/>
+        <w:rPr>
+          <w:rFonts w:ascii="Times New Roman" w:hAnsi="Times New Roman" w:cs="Times New Roman"/>
+          <w:color w:val="000000" w:themeColor="text1"/>
+          <w:sz w:val="26"/>
+          <w:szCs w:val="26"/>
+          <w:lang w:val="nl-NL"/>
+        </w:rPr>
+      </w:pPr>
+      <w:r>
+        <w:rPr>
+          <w:rFonts w:ascii="Times New Roman" w:hAnsi="Times New Roman" w:cs="Times New Roman"/>
+          <w:color w:val="000000" w:themeColor="text1"/>
+          <w:sz w:val="26"/>
+          <w:szCs w:val="26"/>
+          <w:lang w:val="nl-NL"/>
+        </w:rPr>
+        <w:t xml:space="preserve">2. </w:t>
+      </w:r>
+      <w:r>
+        <w:rPr>
+          <w:rFonts w:ascii="Times New Roman" w:hAnsi="Times New Roman" w:cs="Times New Roman"/>
+          <w:color w:val="000000" w:themeColor="text1"/>
+          <w:sz w:val="26"/>
+          <w:szCs w:val="26"/>
+          <w:lang w:val="nl-NL"/>
+        </w:rPr>
+        <w:t>Bên A</w:t>
+      </w:r>
+      <w:r>
+        <w:rPr>
+          <w:rFonts w:ascii="Times New Roman" w:hAnsi="Times New Roman" w:cs="Times New Roman"/>
+          <w:color w:val="000000" w:themeColor="text1"/>
+          <w:sz w:val="26"/>
+          <w:szCs w:val="26"/>
+          <w:lang w:val="nl-NL"/>
+        </w:rPr>
+        <w:t xml:space="preserve"> hoặc đại diện của </w:t>
+      </w:r>
+      <w:r>
+        <w:rPr>
+          <w:rFonts w:ascii="Times New Roman" w:hAnsi="Times New Roman" w:cs="Times New Roman"/>
+          <w:color w:val="000000" w:themeColor="text1"/>
+          <w:sz w:val="26"/>
+          <w:szCs w:val="26"/>
+          <w:lang w:val="nl-NL"/>
+        </w:rPr>
+        <w:t>Bên A</w:t>
+      </w:r>
+      <w:r>
+        <w:rPr>
+          <w:rFonts w:ascii="Times New Roman" w:hAnsi="Times New Roman" w:cs="Times New Roman"/>
+          <w:color w:val="000000" w:themeColor="text1"/>
+          <w:sz w:val="26"/>
+          <w:szCs w:val="26"/>
+          <w:lang w:val="nl-NL"/>
+        </w:rPr>
+        <w:t xml:space="preserve"> có quyền kiểm tra</w:t>
+      </w:r>
+      <w:r>
+        <w:rPr>
+          <w:rFonts w:ascii="Times New Roman" w:hAnsi="Times New Roman" w:cs="Times New Roman"/>
+          <w:color w:val="000000" w:themeColor="text1"/>
+          <w:sz w:val="26"/>
+          <w:szCs w:val="26"/>
+          <w:lang w:val="nl-NL"/>
+        </w:rPr>
+        <w:t xml:space="preserve"> chất lượng sản phẩm </w:t>
+      </w:r>
+      <w:r>
+        <w:rPr>
+          <w:rFonts w:ascii="Times New Roman" w:hAnsi="Times New Roman" w:cs="Times New Roman"/>
+          <w:color w:val="000000" w:themeColor="text1"/>
+          <w:sz w:val="26"/>
+          <w:szCs w:val="26"/>
+          <w:lang w:val="nl-NL"/>
+        </w:rPr>
+        <w:t xml:space="preserve">được cung cấp để đảm bảo </w:t>
+      </w:r>
+      <w:r>
+        <w:rPr>
+          <w:rFonts w:ascii="Times New Roman" w:hAnsi="Times New Roman" w:cs="Times New Roman"/>
+          <w:color w:val="000000" w:themeColor="text1"/>
+          <w:sz w:val="26"/>
+          <w:szCs w:val="26"/>
+          <w:lang w:val="nl-NL"/>
+        </w:rPr>
+        <w:t>sản phẩm</w:t>
+      </w:r>
+      <w:r>
+        <w:rPr>
+          <w:rFonts w:ascii="Times New Roman" w:hAnsi="Times New Roman" w:cs="Times New Roman"/>
+          <w:color w:val="000000" w:themeColor="text1"/>
+          <w:sz w:val="26"/>
+          <w:szCs w:val="26"/>
+          <w:lang w:val="nl-NL"/>
+        </w:rPr>
+        <w:t xml:space="preserve"> đó có đặc tính kỹ thuật phù hợp với yêu cầu của hợp đồng. Thời gian, địa điểm và cách thức tiến hành kiểm tra</w:t>
+      </w:r>
+      <w:r>
+        <w:rPr>
+          <w:rFonts w:ascii="Times New Roman" w:hAnsi="Times New Roman" w:cs="Times New Roman"/>
+          <w:color w:val="000000" w:themeColor="text1"/>
+          <w:sz w:val="26"/>
+          <w:szCs w:val="26"/>
+          <w:lang w:val="nl-NL"/>
+        </w:rPr>
+        <w:t xml:space="preserve"> </w:t>
+      </w:r>
+      <w:r>
+        <w:rPr>
+          <w:rFonts w:ascii="Times New Roman" w:hAnsi="Times New Roman" w:cs="Times New Roman"/>
+          <w:color w:val="000000" w:themeColor="text1"/>
+          <w:sz w:val="26"/>
+          <w:szCs w:val="26"/>
+          <w:lang w:val="nl-NL"/>
+        </w:rPr>
+        <w:t xml:space="preserve">do </w:t>
+      </w:r>
+      <w:r>
+        <w:rPr>
+          <w:rFonts w:ascii="Times New Roman" w:hAnsi="Times New Roman" w:cs="Times New Roman"/>
+          <w:color w:val="000000" w:themeColor="text1"/>
+          <w:sz w:val="26"/>
+          <w:szCs w:val="26"/>
+          <w:lang w:val="nl-NL"/>
+        </w:rPr>
+        <w:t>Bên A</w:t>
+      </w:r>
+      <w:r>
+        <w:rPr>
+          <w:rFonts w:ascii="Times New Roman" w:hAnsi="Times New Roman" w:cs="Times New Roman"/>
+          <w:color w:val="000000" w:themeColor="text1"/>
+          <w:sz w:val="26"/>
+          <w:szCs w:val="26"/>
+          <w:lang w:val="nl-NL"/>
+        </w:rPr>
+        <w:t xml:space="preserve"> quyết định.</w:t>
+      </w:r>
+    </w:p>
+    <w:p>
+      <w:pPr>
+        <w:spacing w:before="40" w:after="40" w:line="288" w:lineRule="auto"/>
+        <w:ind w:left="29" w:right="14" w:firstLine="538"/>
+        <w:jc w:val="both"/>
+        <w:rPr>
+          <w:rFonts w:ascii="Times New Roman" w:hAnsi="Times New Roman" w:cs="Times New Roman"/>
+          <w:color w:val="FF0000"/>
+          <w:sz w:val="26"/>
+          <w:szCs w:val="26"/>
+          <w:lang w:val="nl-NL"/>
+        </w:rPr>
+      </w:pPr>
+      <w:r>
+        <w:rPr>
+          <w:rFonts w:ascii="Times New Roman" w:hAnsi="Times New Roman" w:cs="Times New Roman"/>
+          <w:color w:val="000000" w:themeColor="text1"/>
+          <w:sz w:val="26"/>
+          <w:szCs w:val="26"/>
+          <w:lang w:val="nl-NL"/>
+        </w:rPr>
+        <w:t xml:space="preserve">3. </w:t>
+      </w:r>
+      <w:r>
+        <w:rPr>
+          <w:rFonts w:ascii="Times New Roman" w:hAnsi="Times New Roman" w:cs="Times New Roman"/>
+          <w:color w:val="000000" w:themeColor="text1"/>
+          <w:sz w:val="26"/>
+          <w:szCs w:val="26"/>
+          <w:lang w:val="nl-NL"/>
+        </w:rPr>
+        <w:t>Địa điểm</w:t>
+      </w:r>
+      <w:r>
+        <w:rPr>
+          <w:rFonts w:ascii="Times New Roman" w:hAnsi="Times New Roman" w:cs="Times New Roman"/>
+          <w:color w:val="FF0000"/>
+          <w:sz w:val="26"/>
+          <w:szCs w:val="26"/>
+          <w:lang w:val="nl-NL"/>
+        </w:rPr>
+        <w:t xml:space="preserve"> giao nhận hàng hoá</w:t>
+      </w:r>
+      <w:r>
+        <w:rPr>
+          <w:rFonts w:ascii="Times New Roman" w:hAnsi="Times New Roman" w:cs="Times New Roman"/>
+          <w:color w:val="FF0000"/>
+          <w:sz w:val="26"/>
+          <w:szCs w:val="26"/>
+          <w:lang w:val="nl-NL"/>
+        </w:rPr>
+        <w:t xml:space="preserve"> </w:t>
+      </w:r>
+      <w:r>
+        <w:rPr>
+          <w:rFonts w:ascii="Times New Roman" w:hAnsi="Times New Roman" w:cs="Times New Roman"/>
+          <w:color w:val="FF0000"/>
+          <w:sz w:val="26"/>
+          <w:szCs w:val="26"/>
+          <w:highlight w:val="yellow"/>
+          <w:lang w:val="nl-NL"/>
+        </w:rPr>
+        <w:t xml:space="preserve">[hoặc </w:t>
+      </w:r>
+      <w:r>
+        <w:rPr>
+          <w:rFonts w:ascii="Times New Roman" w:hAnsi="Times New Roman" w:cs="Times New Roman"/>
+          <w:color w:val="FF0000"/>
+          <w:sz w:val="26"/>
+          <w:szCs w:val="26"/>
+          <w:highlight w:val="yellow"/>
+          <w:lang w:val="nl-NL"/>
+        </w:rPr>
+        <w:t>cung cấp dịch vụ</w:t>
+      </w:r>
+      <w:r>
+        <w:rPr>
+          <w:rFonts w:ascii="Times New Roman" w:hAnsi="Times New Roman" w:cs="Times New Roman"/>
+          <w:color w:val="FF0000"/>
+          <w:sz w:val="26"/>
+          <w:szCs w:val="26"/>
+          <w:highlight w:val="yellow"/>
+          <w:lang w:val="nl-NL"/>
+        </w:rPr>
+        <w:t>]</w:t>
+      </w:r>
+      <w:r>
+        <w:rPr>
+          <w:rFonts w:ascii="Times New Roman" w:hAnsi="Times New Roman" w:cs="Times New Roman"/>
+          <w:color w:val="FF0000"/>
+          <w:sz w:val="26"/>
+          <w:szCs w:val="26"/>
+          <w:lang w:val="nl-NL"/>
+        </w:rPr>
+        <w:t xml:space="preserve">: </w:t>
+      </w:r>
+      <w:r>
+        <w:rPr>
+          <w:rFonts w:ascii="Times New Roman" w:hAnsi="Times New Roman" w:cs="Times New Roman"/>
+          <w:color w:val="000000" w:themeColor="text1"/>
+          <w:sz w:val="26"/>
+          <w:szCs w:val="26"/>
+          <w:lang w:val="nl-NL"/>
+        </w:rPr>
+        <w:t>T</w:t>
+      </w:r>
+      <w:r>
+        <w:rPr>
+          <w:rFonts w:ascii="Times New Roman" w:hAnsi="Times New Roman" w:cs="Times New Roman"/>
+          <w:color w:val="000000" w:themeColor="text1"/>
+          <w:sz w:val="26"/>
+          <w:szCs w:val="26"/>
+          <w:lang w:val="nl-NL"/>
+        </w:rPr>
+        <w:t xml:space="preserve">ại Bệnh viện </w:t>
+      </w:r>
+      <w:r>
+        <w:rPr>
+          <w:rFonts w:ascii="Times New Roman" w:hAnsi="Times New Roman" w:cs="Times New Roman"/>
+          <w:color w:val="000000" w:themeColor="text1"/>
+          <w:sz w:val="26"/>
+          <w:szCs w:val="26"/>
+          <w:lang w:val="nl-NL"/>
+        </w:rPr>
+        <w:t>Đ</w:t>
+      </w:r>
+      <w:r>
+        <w:rPr>
+          <w:rFonts w:ascii="Times New Roman" w:hAnsi="Times New Roman" w:cs="Times New Roman"/>
+          <w:color w:val="000000" w:themeColor="text1"/>
+          <w:sz w:val="26"/>
+          <w:szCs w:val="26"/>
+          <w:lang w:val="nl-NL"/>
+        </w:rPr>
+        <w:t>a khoa tỉnh Phú Thọ</w:t>
+      </w:r>
+      <w:r>
+        <w:rPr>
+          <w:rFonts w:ascii="Times New Roman" w:hAnsi="Times New Roman" w:cs="Times New Roman"/>
+          <w:color w:val="000000" w:themeColor="text1"/>
+          <w:sz w:val="26"/>
+          <w:szCs w:val="26"/>
+          <w:lang w:val="nl-NL"/>
+        </w:rPr>
+        <w:t xml:space="preserve"> </w:t>
+      </w:r>
+      <w:r>
+        <w:rPr>
+          <w:rFonts w:ascii="Times New Roman" w:hAnsi="Times New Roman" w:cs="Times New Roman"/>
+          <w:i/>
+          <w:iCs/>
+          <w:color w:val="000000" w:themeColor="text1"/>
+          <w:sz w:val="26"/>
+          <w:szCs w:val="26"/>
+          <w:lang w:val="nl-NL"/>
+        </w:rPr>
+        <w:t xml:space="preserve">(Địa chỉ: </w:t>
+      </w:r>
+      <w:r>
+        <w:rPr>
+          <w:rFonts w:ascii="Times New Roman" w:hAnsi="Times New Roman" w:cs="Times New Roman"/>
+          <w:i/>
+          <w:iCs/>
+          <w:color w:val="000000" w:themeColor="text1"/>
+          <w:spacing w:val="-4"/>
+          <w:sz w:val="26"/>
+          <w:szCs w:val="26"/>
+        </w:rPr>
+        <w:t>Đường Nguyễn Tất Thành, Phường Việt Trì, Tỉnh Phú Thọ)</w:t>
+      </w:r>
+      <w:r>
+        <w:rPr>
+          <w:rFonts w:ascii="Times New Roman" w:hAnsi="Times New Roman" w:cs="Times New Roman"/>
+          <w:color w:val="000000" w:themeColor="text1"/>
+          <w:sz w:val="26"/>
+          <w:szCs w:val="26"/>
+          <w:lang w:val="nl-NL"/>
+        </w:rPr>
+        <w:t>.</w:t>
+      </w:r>
+    </w:p>
+    <w:p>
+      <w:pPr>
+        <w:spacing w:before="40" w:after="40" w:line="288" w:lineRule="auto"/>
+        <w:ind w:right="14" w:firstLine="567"/>
+        <w:rPr>
+          <w:rFonts w:ascii="Times New Roman" w:hAnsi="Times New Roman" w:cs="Times New Roman"/>
+          <w:b/>
+          <w:color w:val="000000" w:themeColor="text1"/>
+          <w:sz w:val="26"/>
+          <w:szCs w:val="26"/>
+          <w:lang w:val="nl-NL"/>
+        </w:rPr>
+      </w:pPr>
+      <w:r>
+        <w:rPr>
+          <w:rFonts w:ascii="Times New Roman" w:hAnsi="Times New Roman" w:cs="Times New Roman"/>
+          <w:b/>
+          <w:color w:val="000000" w:themeColor="text1"/>
+          <w:sz w:val="26"/>
+          <w:szCs w:val="26"/>
+          <w:lang w:val="nl-NL"/>
+        </w:rPr>
+        <w:t>Điều 1</w:t>
+      </w:r>
+      <w:r>
+        <w:rPr>
+          <w:rFonts w:ascii="Times New Roman" w:hAnsi="Times New Roman" w:cs="Times New Roman"/>
+          <w:b/>
+          <w:color w:val="000000" w:themeColor="text1"/>
+          <w:sz w:val="26"/>
+          <w:szCs w:val="26"/>
+          <w:lang w:val="nl-NL"/>
+        </w:rPr>
+        <w:t>1</w:t>
+      </w:r>
+      <w:r>
+        <w:rPr>
+          <w:rFonts w:ascii="Times New Roman" w:hAnsi="Times New Roman" w:cs="Times New Roman"/>
+          <w:b/>
+          <w:color w:val="000000" w:themeColor="text1"/>
+          <w:sz w:val="26"/>
+          <w:szCs w:val="26"/>
+          <w:lang w:val="nl-NL"/>
+        </w:rPr>
+        <w:t>. Bảo hành:</w:t>
+      </w:r>
+    </w:p>
+    <w:p>
+      <w:pPr>
+        <w:spacing w:before="40" w:after="40" w:line="288" w:lineRule="auto"/>
+        <w:ind w:right="14" w:firstLine="567"/>
+        <w:jc w:val="both"/>
+        <w:rPr>
+          <w:rFonts w:ascii="Times New Roman" w:hAnsi="Times New Roman" w:cs="Times New Roman"/>
+          <w:bCs/>
+          <w:color w:val="000000" w:themeColor="text1"/>
+          <w:sz w:val="26"/>
+          <w:szCs w:val="26"/>
+          <w:lang w:val="nl-NL"/>
+        </w:rPr>
+      </w:pPr>
+      <w:r>
+        <w:rPr>
+          <w:rFonts w:ascii="Times New Roman" w:hAnsi="Times New Roman" w:cs="Times New Roman"/>
+          <w:bCs/>
+          <w:color w:val="000000" w:themeColor="text1"/>
+          <w:sz w:val="26"/>
+          <w:szCs w:val="26"/>
+          <w:lang w:val="nl-NL"/>
+        </w:rPr>
+        <w:t>Bên B</w:t>
+      </w:r>
+      <w:r>
+        <w:rPr>
+          <w:rFonts w:ascii="Times New Roman" w:hAnsi="Times New Roman" w:cs="Times New Roman"/>
+          <w:bCs/>
+          <w:color w:val="000000" w:themeColor="text1"/>
+          <w:sz w:val="26"/>
+          <w:szCs w:val="26"/>
+          <w:lang w:val="nl-NL"/>
+        </w:rPr>
+        <w:t xml:space="preserve"> có trách nhiệm bảo hành</w:t>
+      </w:r>
+      <w:r>
+        <w:rPr>
+          <w:rFonts w:ascii="Times New Roman" w:hAnsi="Times New Roman" w:cs="Times New Roman"/>
+          <w:bCs/>
+          <w:color w:val="000000" w:themeColor="text1"/>
+          <w:sz w:val="26"/>
+          <w:szCs w:val="26"/>
+          <w:lang w:val="nl-NL"/>
+        </w:rPr>
+        <w:t xml:space="preserve"> hoặc </w:t>
+      </w:r>
+      <w:r>
+        <w:rPr>
+          <w:rFonts w:ascii="Times New Roman" w:hAnsi="Times New Roman" w:cs="Times New Roman"/>
+          <w:bCs/>
+          <w:color w:val="000000" w:themeColor="text1"/>
+          <w:sz w:val="26"/>
+          <w:szCs w:val="26"/>
+          <w:lang w:val="nl-NL"/>
+        </w:rPr>
+        <w:t xml:space="preserve">đổi mới </w:t>
+      </w:r>
+      <w:r>
+        <w:rPr>
+          <w:rFonts w:ascii="Times New Roman" w:hAnsi="Times New Roman" w:cs="Times New Roman"/>
+          <w:bCs/>
+          <w:color w:val="000000" w:themeColor="text1"/>
+          <w:sz w:val="26"/>
+          <w:szCs w:val="26"/>
+          <w:lang w:val="nl-NL"/>
+        </w:rPr>
+        <w:t>sản phẩm</w:t>
+      </w:r>
+      <w:r>
+        <w:rPr>
+          <w:rFonts w:ascii="Times New Roman" w:hAnsi="Times New Roman" w:cs="Times New Roman"/>
+          <w:bCs/>
+          <w:color w:val="000000" w:themeColor="text1"/>
+          <w:sz w:val="26"/>
+          <w:szCs w:val="26"/>
+          <w:lang w:val="nl-NL"/>
+        </w:rPr>
+        <w:t xml:space="preserve"> trong trường hợp </w:t>
+      </w:r>
+      <w:r>
+        <w:rPr>
+          <w:rFonts w:ascii="Times New Roman" w:hAnsi="Times New Roman" w:cs="Times New Roman"/>
+          <w:bCs/>
+          <w:color w:val="000000" w:themeColor="text1"/>
+          <w:sz w:val="26"/>
+          <w:szCs w:val="26"/>
+          <w:lang w:val="nl-NL"/>
+        </w:rPr>
+        <w:t>sản phẩm của hợp đồng</w:t>
+      </w:r>
+      <w:r>
+        <w:rPr>
+          <w:rFonts w:ascii="Times New Roman" w:hAnsi="Times New Roman" w:cs="Times New Roman"/>
+          <w:bCs/>
+          <w:color w:val="000000" w:themeColor="text1"/>
+          <w:sz w:val="26"/>
+          <w:szCs w:val="26"/>
+          <w:lang w:val="nl-NL"/>
+        </w:rPr>
+        <w:t xml:space="preserve"> không đạt các tiêu chuẩn đã thoả thuận giữ</w:t>
+      </w:r>
+      <w:r>
+        <w:rPr>
+          <w:rFonts w:ascii="Times New Roman" w:hAnsi="Times New Roman" w:cs="Times New Roman"/>
+          <w:bCs/>
+          <w:color w:val="000000" w:themeColor="text1"/>
+          <w:sz w:val="26"/>
+          <w:szCs w:val="26"/>
+          <w:lang w:val="nl-NL"/>
+        </w:rPr>
+        <w:t>a</w:t>
+      </w:r>
+      <w:r>
+        <w:rPr>
+          <w:rFonts w:ascii="Times New Roman" w:hAnsi="Times New Roman" w:cs="Times New Roman"/>
+          <w:bCs/>
+          <w:color w:val="000000" w:themeColor="text1"/>
+          <w:sz w:val="26"/>
+          <w:szCs w:val="26"/>
+          <w:lang w:val="nl-NL"/>
+        </w:rPr>
+        <w:t xml:space="preserve"> hai bên</w:t>
+      </w:r>
+      <w:r>
+        <w:rPr>
+          <w:rFonts w:ascii="Times New Roman" w:hAnsi="Times New Roman" w:cs="Times New Roman"/>
+          <w:bCs/>
+          <w:color w:val="000000" w:themeColor="text1"/>
+          <w:sz w:val="26"/>
+          <w:szCs w:val="26"/>
+          <w:lang w:val="nl-NL"/>
+        </w:rPr>
+        <w:t xml:space="preserve"> </w:t>
+      </w:r>
+      <w:r>
+        <w:rPr>
+          <w:rFonts w:ascii="Times New Roman" w:hAnsi="Times New Roman" w:cs="Times New Roman"/>
+          <w:bCs/>
+          <w:color w:val="FF0000"/>
+          <w:sz w:val="26"/>
+          <w:szCs w:val="26"/>
+          <w:lang w:val="nl-NL"/>
+        </w:rPr>
+        <w:t>t</w:t>
+      </w:r>
+      <w:r>
+        <w:rPr>
+          <w:rFonts w:ascii="Times New Roman" w:hAnsi="Times New Roman" w:cs="Times New Roman"/>
+          <w:bCs/>
+          <w:color w:val="FF0000"/>
+          <w:sz w:val="26"/>
+          <w:szCs w:val="26"/>
+          <w:lang w:val="nl-NL"/>
+        </w:rPr>
+        <w:t xml:space="preserve">rong vòng </w:t>
+      </w:r>
+      <w:r>
+        <w:rPr>
+          <w:rFonts w:ascii="Times New Roman" w:hAnsi="Times New Roman" w:cs="Times New Roman"/>
+          <w:bCs/>
+          <w:color w:val="FF0000"/>
+          <w:sz w:val="26"/>
+          <w:szCs w:val="26"/>
+          <w:lang w:val="nl-NL"/>
+        </w:rPr>
+        <w:t>____</w:t>
+      </w:r>
+      <w:r>
+        <w:rPr>
+          <w:rFonts w:ascii="Times New Roman" w:hAnsi="Times New Roman" w:cs="Times New Roman"/>
+          <w:bCs/>
+          <w:color w:val="FF0000"/>
+          <w:sz w:val="26"/>
+          <w:szCs w:val="26"/>
+          <w:lang w:val="nl-NL"/>
+        </w:rPr>
+        <w:t xml:space="preserve"> ngày</w:t>
+      </w:r>
+      <w:r>
+        <w:rPr>
+          <w:rFonts w:ascii="Times New Roman" w:hAnsi="Times New Roman" w:cs="Times New Roman"/>
+          <w:bCs/>
+          <w:color w:val="000000" w:themeColor="text1"/>
+          <w:sz w:val="26"/>
+          <w:szCs w:val="26"/>
+          <w:lang w:val="nl-NL"/>
+        </w:rPr>
+        <w:t xml:space="preserve"> kể từ ngày nhận được thông báo bảo hành của </w:t>
+      </w:r>
+      <w:r>
+        <w:rPr>
+          <w:rFonts w:ascii="Times New Roman" w:hAnsi="Times New Roman" w:cs="Times New Roman"/>
+          <w:bCs/>
+          <w:color w:val="000000" w:themeColor="text1"/>
+          <w:sz w:val="26"/>
+          <w:szCs w:val="26"/>
+          <w:lang w:val="nl-NL"/>
+        </w:rPr>
+        <w:t>Bên A</w:t>
+      </w:r>
+      <w:r>
+        <w:rPr>
+          <w:rFonts w:ascii="Times New Roman" w:hAnsi="Times New Roman" w:cs="Times New Roman"/>
+          <w:bCs/>
+          <w:color w:val="000000" w:themeColor="text1"/>
+          <w:sz w:val="26"/>
+          <w:szCs w:val="26"/>
+          <w:lang w:val="nl-NL"/>
+        </w:rPr>
+        <w:t>.</w:t>
+      </w:r>
+      <w:r>
+        <w:rPr>
+          <w:rFonts w:ascii="Times New Roman" w:hAnsi="Times New Roman" w:cs="Times New Roman"/>
+          <w:bCs/>
+          <w:color w:val="000000" w:themeColor="text1"/>
+          <w:sz w:val="26"/>
+          <w:szCs w:val="26"/>
+          <w:lang w:val="nl-NL"/>
+        </w:rPr>
+        <w:t xml:space="preserve"> Mọi chi phí bảo hành do </w:t>
+      </w:r>
+      <w:r>
+        <w:rPr>
+          <w:rFonts w:ascii="Times New Roman" w:hAnsi="Times New Roman" w:cs="Times New Roman"/>
+          <w:bCs/>
+          <w:color w:val="000000" w:themeColor="text1"/>
+          <w:sz w:val="26"/>
+          <w:szCs w:val="26"/>
+          <w:lang w:val="nl-NL"/>
+        </w:rPr>
+        <w:t>Bên B</w:t>
+      </w:r>
+      <w:r>
+        <w:rPr>
+          <w:rFonts w:ascii="Times New Roman" w:hAnsi="Times New Roman" w:cs="Times New Roman"/>
+          <w:bCs/>
+          <w:color w:val="000000" w:themeColor="text1"/>
+          <w:sz w:val="26"/>
+          <w:szCs w:val="26"/>
+          <w:lang w:val="nl-NL"/>
+        </w:rPr>
+        <w:t xml:space="preserve"> chịu.</w:t>
+      </w:r>
+    </w:p>
+    <w:p>
+      <w:pPr>
+        <w:spacing w:before="40" w:after="40" w:line="288" w:lineRule="auto"/>
+        <w:ind w:right="14" w:firstLine="567"/>
+        <w:rPr>
+          <w:rFonts w:ascii="Times New Roman" w:hAnsi="Times New Roman" w:cs="Times New Roman"/>
+          <w:b/>
+          <w:color w:val="000000" w:themeColor="text1"/>
+          <w:sz w:val="26"/>
+          <w:szCs w:val="26"/>
+          <w:lang w:val="nl-NL"/>
+        </w:rPr>
+      </w:pPr>
+      <w:r>
+        <w:rPr>
+          <w:rFonts w:ascii="Times New Roman" w:hAnsi="Times New Roman" w:cs="Times New Roman"/>
+          <w:b/>
+          <w:color w:val="000000" w:themeColor="text1"/>
+          <w:sz w:val="26"/>
+          <w:szCs w:val="26"/>
+          <w:lang w:val="nl-NL"/>
+        </w:rPr>
+        <w:t>Điều 1</w:t>
+      </w:r>
+      <w:r>
+        <w:rPr>
+          <w:rFonts w:ascii="Times New Roman" w:hAnsi="Times New Roman" w:cs="Times New Roman"/>
+          <w:b/>
+          <w:color w:val="000000" w:themeColor="text1"/>
+          <w:sz w:val="26"/>
+          <w:szCs w:val="26"/>
+          <w:lang w:val="nl-NL"/>
+        </w:rPr>
+        <w:t>2</w:t>
+      </w:r>
+      <w:r>
+        <w:rPr>
+          <w:rFonts w:ascii="Times New Roman" w:hAnsi="Times New Roman" w:cs="Times New Roman"/>
+          <w:b/>
+          <w:color w:val="000000" w:themeColor="text1"/>
+          <w:sz w:val="26"/>
+          <w:szCs w:val="26"/>
+          <w:lang w:val="nl-NL"/>
+        </w:rPr>
+        <w:t>. Giải quyết tranh chấp hợp đồng:</w:t>
+      </w:r>
+    </w:p>
+    <w:p>
       <w:pPr>
         <w:widowControl w:val="0"/>
         <w:spacing w:before="40" w:after="40" w:line="288" w:lineRule="auto"/>
@@ -6275,9 +6480,15 @@
           <w:szCs w:val="26"/>
           <w:lang w:val="es-ES"/>
         </w:rPr>
-        <w:t xml:space="preserve">2. Trong trường hợp nếu có tranh chấp không thể thương lượng được, hai bên sẽ </w:t>
-      </w:r>
-      <w:r>
+        <w:t>1. Trong quá trình thực hiện hợp đồng nếu có vấn đề phát sinh, hai bên cùng nhau bàn bạc, thống nhất giải quyết trên tinh thần hợp tác giúp đỡ và phải có ký kết thành văn bản bổ sung hợp đồng, văn bản bổ sung này là thành phần không thể tách rời của hợp đồng.</w:t>
+      </w:r>
+    </w:p>
+    <w:p>
+      <w:pPr>
+        <w:widowControl w:val="0"/>
+        <w:spacing w:before="40" w:after="40" w:line="288" w:lineRule="auto"/>
+        <w:ind w:left="142" w:firstLine="425"/>
+        <w:jc w:val="both"/>
         <w:rPr>
           <w:rFonts w:ascii="Times New Roman" w:hAnsi="Times New Roman" w:cs="Times New Roman"/>
           <w:color w:val="000000" w:themeColor="text1"/>
@@ -6285,11 +6496,19 @@
           <w:szCs w:val="26"/>
           <w:lang w:val="es-ES"/>
         </w:rPr>
-        <w:lastRenderedPageBreak/>
-        <w:t>giải quyết tranh chấp tại Tòa án Kinh tế, Tòa án Nhân dân Tỉnh Phú Thọ. Phán quyết của Tòa án là điều kiện bắt buộc để hai bên thực hiện. Mọi chi phí xử lý tranh chấp sẽ do bên thua kiện thanh toán.</w:t>
-      </w:r>
-    </w:p>
-    <w:p ns2:paraId="00AC7E7E" ns2:textId="0E2CF37F">
+      </w:pPr>
+      <w:r>
+        <w:rPr>
+          <w:rFonts w:ascii="Times New Roman" w:hAnsi="Times New Roman" w:cs="Times New Roman"/>
+          <w:color w:val="000000" w:themeColor="text1"/>
+          <w:sz w:val="26"/>
+          <w:szCs w:val="26"/>
+          <w:lang w:val="es-ES"/>
+        </w:rPr>
+        <w:t>2. Trong trường hợp nếu có tranh chấp không thể thương lượng được, hai bên sẽ giải quyết tranh chấp tại Tòa án Kinh tế, Tòa án Nhân dân Tỉnh Phú Thọ. Phán quyết của Tòa án là điều kiện bắt buộc để hai bên thực hiện. Mọi chi phí xử lý tranh chấp sẽ do bên thua kiện thanh toán.</w:t>
+      </w:r>
+    </w:p>
+    <w:p>
       <w:pPr>
         <w:spacing w:before="40" w:after="40" w:line="288" w:lineRule="auto"/>
         <w:ind w:right="14" w:firstLine="567"/>
@@ -6324,7 +6543,7 @@
           <w:szCs w:val="26"/>
           <w:lang w:val="nl-NL"/>
         </w:rPr>
-        <w:t>5</w:t>
+        <w:t>3</w:t>
       </w:r>
       <w:r>
         <w:rPr>
@@ -6339,7 +6558,7 @@
         <w:t>. Điều khoản chung:</w:t>
       </w:r>
     </w:p>
-    <w:p ns2:paraId="747D5ADF" ns2:textId="77777777">
+    <w:p>
       <w:pPr>
         <w:spacing w:before="40" w:after="40" w:line="288" w:lineRule="auto"/>
         <w:ind w:left="29" w:right="14" w:firstLine="538"/>
@@ -6363,7 +6582,7 @@
         <w:t>Hợp đồng này cũng như tất cả các tài liệu, thông tin liên quan đến hợp đồng sẽ được các bên quản lý theo quy định hiện hành của nhà nước về bảo mật.</w:t>
       </w:r>
     </w:p>
-    <w:p ns2:paraId="08141893" ns2:textId="77777777">
+    <w:p>
       <w:pPr>
         <w:spacing w:before="40" w:after="40" w:line="288" w:lineRule="auto"/>
         <w:ind w:left="29" w:right="14" w:firstLine="538"/>
@@ -6387,7 +6606,7 @@
         <w:t>Hai bên cam kết thực hiện tốt các điều khoản đã thoả thuận trong hợp đồng.</w:t>
       </w:r>
     </w:p>
-    <w:p ns2:paraId="05FF6C4A" ns2:textId="4A6F6393">
+    <w:p>
       <w:pPr>
         <w:pStyle w:val="BodyText"/>
         <w:widowControl w:val="0"/>
@@ -6422,7 +6641,7 @@
           <w:szCs w:val="26"/>
           <w:lang w:val="nl-NL"/>
         </w:rPr>
-        <w:t>6</w:t>
+        <w:t>4</w:t>
       </w:r>
       <w:r>
         <w:rPr>
@@ -6435,7 +6654,7 @@
         <w:t>. Hiệu lực hợp đồng:</w:t>
       </w:r>
     </w:p>
-    <w:p ns2:paraId="32E9FECB" ns2:textId="77777777">
+    <w:p>
       <w:pPr>
         <w:pStyle w:val="BodyText"/>
         <w:widowControl w:val="0"/>
@@ -6461,7 +6680,7 @@
         <w:t>1. Hợp đồng có hiệu lực kể từ ngày ký.</w:t>
       </w:r>
     </w:p>
-    <w:p ns2:paraId="55E07628" ns2:textId="77777777">
+    <w:p>
       <w:pPr>
         <w:pStyle w:val="BodyText"/>
         <w:widowControl w:val="0"/>
@@ -6487,41 +6706,34 @@
         <w:t>2. Hợp đồng hết hiệu lực sau khi hai bên tiến hành thanh lý hợp đồng theo luật định.</w:t>
       </w:r>
     </w:p>
-    <w:p ns2:paraId="36204D0B" ns2:textId="7997D84B">
-      <w:pPr>
+    <w:p>
+      <w:pPr>
+        <w:pStyle w:val="BodyText"/>
         <w:widowControl w:val="0"/>
+        <w:tabs>
+          <w:tab w:val="left" w:pos="8361"/>
+        </w:tabs>
         <w:spacing w:before="40" w:after="40" w:line="288" w:lineRule="auto"/>
-        <w:jc w:val="both"/>
-        <w:rPr>
-          <w:rFonts w:ascii="Times New Roman" w:hAnsi="Times New Roman" w:cs="Times New Roman"/>
-          <w:color w:val="000000" w:themeColor="text1"/>
-          <w:sz w:val="26"/>
-          <w:szCs w:val="26"/>
-          <w:lang w:val="nl-NL"/>
-        </w:rPr>
-      </w:pPr>
-      <w:r>
-        <w:rPr>
-          <w:rFonts w:ascii="Times New Roman" w:hAnsi="Times New Roman" w:cs="Times New Roman"/>
-          <w:color w:val="000000" w:themeColor="text1"/>
-          <w:sz w:val="26"/>
-          <w:szCs w:val="26"/>
-          <w:lang w:val="nl-NL"/>
-        </w:rPr>
-        <w:tab/>
-      </w:r>
-      <w:r>
-        <w:rPr>
-          <w:rFonts w:ascii="Times New Roman" w:hAnsi="Times New Roman" w:cs="Times New Roman"/>
-          <w:color w:val="000000" w:themeColor="text1"/>
-          <w:sz w:val="26"/>
-          <w:szCs w:val="26"/>
-          <w:lang w:val="nl-NL"/>
-        </w:rPr>
+        <w:ind w:left="29" w:right="14" w:firstLine="538"/>
+        <w:rPr>
+          <w:rFonts w:ascii="Times New Roman" w:hAnsi="Times New Roman"/>
+          <w:color w:val="000000" w:themeColor="text1"/>
+          <w:szCs w:val="26"/>
+          <w:lang w:val="nl-NL"/>
+        </w:rPr>
+      </w:pPr>
+      <w:r>
+        <w:rPr>
+          <w:rFonts w:ascii="Times New Roman" w:hAnsi="Times New Roman"/>
+          <w:color w:val="000000" w:themeColor="text1"/>
+          <w:szCs w:val="26"/>
+          <w:lang w:val="nl-NL"/>
+        </w:rPr>
+        <w:lastRenderedPageBreak/>
         <w:t>Hợp đồng được lập thành 06 (sáu) bộ, Chủ đầu tư giữ 04 (bốn) bộ, Nhà thầu giữ (02) hai bộ, các bộ hợp đồng có giá trị pháp lý như nhau./.</w:t>
       </w:r>
     </w:p>
-    <w:p ns2:paraId="1E9FC35D" ns2:textId="77777777">
+    <w:p>
       <w:pPr>
         <w:widowControl w:val="0"/>
         <w:spacing w:before="20" w:after="20" w:line="276" w:lineRule="auto"/>
@@ -6529,8 +6741,8 @@
         <w:rPr>
           <w:rFonts w:ascii="Times New Roman" w:eastAsia="Times New Roman" w:hAnsi="Times New Roman" w:cs="Times New Roman"/>
           <w:color w:val="000000" w:themeColor="text1"/>
-          <w:sz w:val="8"/>
-          <w:szCs w:val="8"/>
+          <w:sz w:val="10"/>
+          <w:szCs w:val="10"/>
         </w:rPr>
       </w:pPr>
     </w:p>
@@ -6553,12 +6765,12 @@
         <w:gridCol w:w="4678"/>
         <w:gridCol w:w="4536"/>
       </w:tblGrid>
-      <w:tr ns2:paraId="68E3DA4A" ns2:textId="77777777">
+      <w:tr>
         <w:tc>
           <w:tcPr>
             <w:tcW w:w="4678" w:type="dxa"/>
           </w:tcPr>
-          <w:p ns2:paraId="59FF97D5" ns2:textId="01501F29">
+          <w:p>
             <w:pPr>
               <w:widowControl w:val="0"/>
               <w:spacing w:before="20" w:after="20" w:line="240" w:lineRule="auto"/>
@@ -6581,10 +6793,21 @@
                 <w:sz w:val="26"/>
                 <w:szCs w:val="26"/>
               </w:rPr>
-              <w:t>ĐẠI DIỆN BÊN A</w:t>
+              <w:t xml:space="preserve">ĐẠI DIỆN </w:t>
+            </w:r>
+            <w:r>
+              <w:rPr>
+                <w:rFonts w:ascii="Times New Roman" w:eastAsia="Times New Roman" w:hAnsi="Times New Roman" w:cs="Times New Roman"/>
+                <w:b/>
+                <w:bCs/>
+                <w:color w:val="000000" w:themeColor="text1"/>
+                <w:sz w:val="26"/>
+                <w:szCs w:val="26"/>
+              </w:rPr>
+              <w:t>BÊN A</w:t>
             </w:r>
           </w:p>
-          <w:p ns2:paraId="528AC2F1" ns2:textId="067A48E6">
+          <w:p>
             <w:pPr>
               <w:widowControl w:val="0"/>
               <w:spacing w:before="20" w:after="20" w:line="240" w:lineRule="auto"/>
@@ -6610,7 +6833,7 @@
               <w:t>Giám đốc</w:t>
             </w:r>
           </w:p>
-          <w:p ns2:paraId="429E6E41" ns2:textId="77777777">
+          <w:p>
             <w:pPr>
               <w:spacing w:line="240" w:lineRule="auto"/>
               <w:rPr>
@@ -6623,7 +6846,7 @@
               </w:rPr>
             </w:pPr>
           </w:p>
-          <w:p ns2:paraId="27A83303" ns2:textId="77777777">
+          <w:p>
             <w:pPr>
               <w:tabs>
                 <w:tab w:val="left" w:pos="1928"/>
@@ -6631,8 +6854,8 @@
               <w:spacing w:line="240" w:lineRule="auto"/>
               <w:rPr>
                 <w:rFonts w:ascii="Times New Roman" w:eastAsia="Times New Roman" w:hAnsi="Times New Roman" w:cs="Times New Roman"/>
-                <w:sz w:val="26"/>
-                <w:szCs w:val="26"/>
+                <w:sz w:val="28"/>
+                <w:szCs w:val="28"/>
               </w:rPr>
             </w:pPr>
             <w:r>
@@ -6644,25 +6867,12 @@
               <w:tab/>
             </w:r>
           </w:p>
-          <w:p ns2:paraId="7F40EE75" ns2:textId="52F8868F">
-            <w:pPr>
-              <w:tabs>
-                <w:tab w:val="left" w:pos="1928"/>
-              </w:tabs>
-              <w:spacing w:line="240" w:lineRule="auto"/>
-              <w:rPr>
-                <w:rFonts w:ascii="Times New Roman" w:eastAsia="Times New Roman" w:hAnsi="Times New Roman" w:cs="Times New Roman"/>
-                <w:sz w:val="26"/>
-                <w:szCs w:val="26"/>
-              </w:rPr>
-            </w:pPr>
-          </w:p>
         </w:tc>
         <w:tc>
           <w:tcPr>
             <w:tcW w:w="4536" w:type="dxa"/>
           </w:tcPr>
-          <w:p ns2:paraId="69B5A9D7" ns2:textId="2B585797">
+          <w:p>
             <w:pPr>
               <w:widowControl w:val="0"/>
               <w:spacing w:before="20" w:after="20" w:line="240" w:lineRule="auto"/>
@@ -6685,10 +6895,21 @@
                 <w:sz w:val="26"/>
                 <w:szCs w:val="26"/>
               </w:rPr>
-              <w:t>ĐẠI DIỆN BÊN B</w:t>
+              <w:t xml:space="preserve">ĐẠI DIỆN </w:t>
+            </w:r>
+            <w:r>
+              <w:rPr>
+                <w:rFonts w:ascii="Times New Roman" w:eastAsia="Times New Roman" w:hAnsi="Times New Roman" w:cs="Times New Roman"/>
+                <w:b/>
+                <w:bCs/>
+                <w:color w:val="FF0000"/>
+                <w:sz w:val="26"/>
+                <w:szCs w:val="26"/>
+              </w:rPr>
+              <w:t>BÊN B</w:t>
             </w:r>
           </w:p>
-          <w:p ns2:paraId="344F466E" ns2:textId="777168E1">
+          <w:p>
             <w:pPr>
               <w:widowControl w:val="0"/>
               <w:spacing w:before="20" w:after="20" w:line="240" w:lineRule="auto"/>
@@ -6714,7 +6935,7 @@
               <w:t>________</w:t>
             </w:r>
           </w:p>
-          <w:p ns2:paraId="2296DE8F" ns2:textId="77777777">
+          <w:p>
             <w:pPr>
               <w:widowControl w:val="0"/>
               <w:spacing w:before="20" w:after="20" w:line="240" w:lineRule="auto"/>
@@ -6729,7 +6950,7 @@
               </w:rPr>
             </w:pPr>
           </w:p>
-          <w:p ns2:paraId="38977AA9" ns2:textId="77777777">
+          <w:p>
             <w:pPr>
               <w:widowControl w:val="0"/>
               <w:spacing w:before="20" w:after="20" w:line="240" w:lineRule="auto"/>
@@ -6744,7 +6965,7 @@
               </w:rPr>
             </w:pPr>
           </w:p>
-          <w:p ns2:paraId="0B0157DE" ns2:textId="77777777">
+          <w:p>
             <w:pPr>
               <w:widowControl w:val="0"/>
               <w:spacing w:before="20" w:after="20" w:line="240" w:lineRule="auto"/>
@@ -6754,27 +6975,12 @@
                 <w:b/>
                 <w:bCs/>
                 <w:color w:val="FF0000"/>
-                <w:sz w:val="26"/>
-                <w:szCs w:val="26"/>
+                <w:sz w:val="32"/>
+                <w:szCs w:val="32"/>
               </w:rPr>
             </w:pPr>
           </w:p>
-          <w:p ns2:paraId="5602B9A2" ns2:textId="77777777">
-            <w:pPr>
-              <w:widowControl w:val="0"/>
-              <w:spacing w:before="20" w:after="20" w:line="240" w:lineRule="auto"/>
-              <w:jc w:val="center"/>
-              <w:rPr>
-                <w:rFonts w:ascii="Times New Roman" w:eastAsia="Times New Roman" w:hAnsi="Times New Roman" w:cs="Times New Roman"/>
-                <w:b/>
-                <w:bCs/>
-                <w:color w:val="FF0000"/>
-                <w:sz w:val="26"/>
-                <w:szCs w:val="26"/>
-              </w:rPr>
-            </w:pPr>
-          </w:p>
-          <w:p ns2:paraId="7908FD21" ns2:textId="32DBB3B7">
+          <w:p>
             <w:pPr>
               <w:widowControl w:val="0"/>
               <w:spacing w:before="20" w:after="20" w:line="240" w:lineRule="auto"/>
@@ -6791,12 +6997,12 @@
           </w:p>
         </w:tc>
       </w:tr>
-      <w:tr ns2:paraId="21F47304" ns2:textId="77777777">
+      <w:tr>
         <w:tc>
           <w:tcPr>
             <w:tcW w:w="4678" w:type="dxa"/>
           </w:tcPr>
-          <w:p ns2:paraId="083A3A1A" ns2:textId="5F05170F">
+          <w:p>
             <w:pPr>
               <w:widowControl w:val="0"/>
               <w:spacing w:before="20" w:after="20" w:line="276" w:lineRule="auto"/>
@@ -6819,7 +7025,7 @@
                 <w:sz w:val="26"/>
                 <w:szCs w:val="26"/>
               </w:rPr>
-              <w:t xml:space="preserve">{{GIAM_DOC_KY}}</w:t>
+              <w:t>Lê Đình Thanh Sơn</w:t>
             </w:r>
           </w:p>
         </w:tc>
@@ -6827,7 +7033,7 @@
           <w:tcPr>
             <w:tcW w:w="4536" w:type="dxa"/>
           </w:tcPr>
-          <w:p ns2:paraId="3CD3BC88" ns2:textId="71285DEC">
+          <w:p>
             <w:pPr>
               <w:widowControl w:val="0"/>
               <w:spacing w:before="20" w:after="20" w:line="276" w:lineRule="auto"/>
@@ -6856,7 +7062,7 @@
         </w:tc>
       </w:tr>
     </w:tbl>
-    <w:p ns2:paraId="2EC47DF5" ns2:textId="77777777">
+    <w:p>
       <w:pPr>
         <w:widowControl w:val="0"/>
         <w:spacing w:before="120" w:after="0" w:line="284" w:lineRule="auto"/>
@@ -6871,7 +7077,18 @@
         </w:rPr>
       </w:pPr>
     </w:p>
-    <w:p ns2:paraId="3A3EE418" ns2:textId="77777777">
+    <w:p>
+      <w:pPr>
+        <w:rPr>
+          <w:rFonts w:ascii="Times New Roman" w:eastAsia="Times New Roman" w:hAnsi="Times New Roman" w:cs="Times New Roman"/>
+          <w:color w:val="000000" w:themeColor="text1"/>
+          <w:sz w:val="26"/>
+          <w:szCs w:val="26"/>
+          <w:highlight w:val="yellow"/>
+        </w:rPr>
+      </w:pPr>
+    </w:p>
+    <w:p>
       <w:pPr>
         <w:ind w:firstLine="720"/>
         <w:rPr>
@@ -6881,8 +7098,20 @@
           <w:szCs w:val="26"/>
           <w:highlight w:val="yellow"/>
         </w:rPr>
+      </w:pPr>
+    </w:p>
+    <w:p>
+      <w:pPr>
+        <w:tabs>
+          <w:tab w:val="left" w:pos="564"/>
+        </w:tabs>
+        <w:rPr>
+          <w:rFonts w:ascii="Times New Roman" w:eastAsia="Times New Roman" w:hAnsi="Times New Roman" w:cs="Times New Roman"/>
+          <w:sz w:val="26"/>
+          <w:szCs w:val="26"/>
+        </w:rPr>
         <w:sectPr>
-          <w:headerReference w:type="default" ns10:id="rId8"/>
+          <w:headerReference w:type="default" r:id="rId12"/>
           <w:pgSz w:w="11907" w:h="16840"/>
           <w:pgMar w:top="1134" w:right="1134" w:bottom="1134" w:left="1560" w:header="720" w:footer="147" w:gutter="0"/>
           <w:cols w:space="0"/>
@@ -6890,11 +7119,19 @@
           <w:docGrid w:linePitch="360"/>
         </w:sectPr>
       </w:pPr>
-    </w:p>
-    <w:p ns2:paraId="3ED9B090" ns2:textId="220C2BDB">
+      <w:r>
+        <w:rPr>
+          <w:rFonts w:ascii="Times New Roman" w:eastAsia="Times New Roman" w:hAnsi="Times New Roman" w:cs="Times New Roman"/>
+          <w:sz w:val="26"/>
+          <w:szCs w:val="26"/>
+        </w:rPr>
+        <w:tab/>
+      </w:r>
+    </w:p>
+    <w:p>
       <w:pPr>
         <w:widowControl w:val="0"/>
-        <w:spacing w:before="20" w:after="20" w:line="283" w:lineRule="auto"/>
+        <w:spacing w:before="120" w:after="0" w:line="284" w:lineRule="auto"/>
         <w:jc w:val="center"/>
         <w:rPr>
           <w:rFonts w:ascii="Times New Roman" w:eastAsia="Times New Roman" w:hAnsi="Times New Roman" w:cs="Times New Roman"/>
@@ -6926,29 +7163,54 @@
           <w:sz w:val="26"/>
           <w:szCs w:val="26"/>
         </w:rPr>
-        <w:t>D</w:t>
-      </w:r>
-      <w:r>
-        <w:rPr>
-          <w:rFonts w:ascii="Times New Roman" w:eastAsia="Times New Roman" w:hAnsi="Times New Roman" w:cs="Times New Roman"/>
-          <w:b/>
-          <w:bCs/>
-          <w:color w:val="000000" w:themeColor="text1"/>
-          <w:sz w:val="26"/>
-          <w:szCs w:val="26"/>
-        </w:rPr>
-        <w:t>A</w:t>
-      </w:r>
-      <w:r>
-        <w:rPr>
-          <w:rFonts w:ascii="Times New Roman" w:eastAsia="Times New Roman" w:hAnsi="Times New Roman" w:cs="Times New Roman"/>
-          <w:b/>
-          <w:bCs/>
-          <w:color w:val="000000" w:themeColor="text1"/>
-          <w:sz w:val="26"/>
-          <w:szCs w:val="26"/>
-        </w:rPr>
-        <w:t>NH SÁCH DỊCH VỤ</w:t>
+        <w:t xml:space="preserve">DANH SÁCH </w:t>
+      </w:r>
+      <w:r>
+        <w:rPr>
+          <w:rFonts w:ascii="Times New Roman" w:eastAsia="Times New Roman" w:hAnsi="Times New Roman" w:cs="Times New Roman"/>
+          <w:b/>
+          <w:bCs/>
+          <w:color w:val="FF0000"/>
+          <w:sz w:val="26"/>
+          <w:szCs w:val="26"/>
+        </w:rPr>
+        <w:t xml:space="preserve">HÀNG HOÁ/ </w:t>
+      </w:r>
+      <w:r>
+        <w:rPr>
+          <w:rFonts w:ascii="Times New Roman" w:eastAsia="Times New Roman" w:hAnsi="Times New Roman" w:cs="Times New Roman"/>
+          <w:b/>
+          <w:bCs/>
+          <w:color w:val="FF0000"/>
+          <w:sz w:val="26"/>
+          <w:szCs w:val="26"/>
+          <w:highlight w:val="yellow"/>
+        </w:rPr>
+        <w:t xml:space="preserve">[HOẶC </w:t>
+      </w:r>
+      <w:r>
+        <w:rPr>
+          <w:rFonts w:ascii="Times New Roman" w:eastAsia="Times New Roman" w:hAnsi="Times New Roman" w:cs="Times New Roman"/>
+          <w:b/>
+          <w:bCs/>
+          <w:color w:val="FF0000"/>
+          <w:sz w:val="26"/>
+          <w:szCs w:val="26"/>
+          <w:highlight w:val="yellow"/>
+        </w:rPr>
+        <w:t>DỊCH VỤ</w:t>
+      </w:r>
+      <w:r>
+        <w:rPr>
+          <w:rFonts w:ascii="Times New Roman" w:eastAsia="Times New Roman" w:hAnsi="Times New Roman" w:cs="Times New Roman"/>
+          <w:b/>
+          <w:bCs/>
+          <w:color w:val="FF0000"/>
+          <w:sz w:val="26"/>
+          <w:szCs w:val="26"/>
+          <w:highlight w:val="yellow"/>
+        </w:rPr>
+        <w:t>]</w:t>
       </w:r>
       <w:r>
         <w:rPr>
@@ -6962,10 +7224,10 @@
         <w:t xml:space="preserve"> VÀ BẢNG GIÁ HỢP ĐỒNG</w:t>
       </w:r>
     </w:p>
-    <w:p ns2:paraId="1FFBD90C" ns2:textId="4367F9AB">
+    <w:p>
       <w:pPr>
         <w:widowControl w:val="0"/>
-        <w:spacing w:before="20" w:after="20" w:line="283" w:lineRule="auto"/>
+        <w:spacing w:before="120" w:after="0" w:line="284" w:lineRule="auto"/>
         <w:jc w:val="center"/>
         <w:rPr>
           <w:rFonts w:ascii="Times New Roman" w:eastAsia="Times New Roman" w:hAnsi="Times New Roman" w:cs="Times New Roman"/>
@@ -6981,34 +7243,32 @@
           <w:rFonts w:ascii="Times New Roman" w:eastAsia="Times New Roman" w:hAnsi="Times New Roman" w:cs="Times New Roman"/>
           <w:i/>
           <w:iCs/>
-          <w:color w:val="FF0000"/>
-          <w:sz w:val="26"/>
-          <w:szCs w:val="26"/>
-        </w:rPr>
-        <w:t xml:space="preserve">(Kèm theo Hợp đồng số: ______ ký ngày ___/___/___ giữa Bệnh viện Đa khoa tỉnh Phú Thọ và {{TEN_NHA_THAU}})</w:t>
-      </w:r>
-      <w:r>
-        <w:rPr>
-          <w:rFonts w:ascii="Times New Roman" w:hAnsi="Times New Roman" w:cs="Times New Roman"/>
+          <w:sz w:val="26"/>
+          <w:szCs w:val="26"/>
+        </w:rPr>
+        <w:t>(Kèm theo Hợp đồng số:</w:t>
+      </w:r>
+      <w:r>
+        <w:rPr>
+          <w:rFonts w:ascii="Times New Roman" w:eastAsia="Times New Roman" w:hAnsi="Times New Roman" w:cs="Times New Roman"/>
           <w:i/>
           <w:iCs/>
           <w:color w:val="FF0000"/>
           <w:sz w:val="26"/>
           <w:szCs w:val="26"/>
         </w:rPr>
-        <w:t/>
-      </w:r>
-      <w:r>
-        <w:rPr>
-          <w:rFonts w:ascii="Times New Roman" w:eastAsia="Times New Roman" w:hAnsi="Times New Roman" w:cs="Times New Roman"/>
-          <w:bCs/>
+        <w:t xml:space="preserve"> </w:t>
+      </w:r>
+      <w:r>
+        <w:rPr>
+          <w:rFonts w:ascii="Times New Roman" w:hAnsi="Times New Roman" w:cs="Times New Roman"/>
           <w:i/>
           <w:iCs/>
           <w:color w:val="FF0000"/>
           <w:sz w:val="26"/>
           <w:szCs w:val="26"/>
         </w:rPr>
-        <w:t xml:space="preserve"/>
+        <w:t>______</w:t>
       </w:r>
       <w:r>
         <w:rPr>
@@ -7020,7 +7280,7 @@
           <w:sz w:val="26"/>
           <w:szCs w:val="26"/>
         </w:rPr>
-        <w:t/>
+        <w:t xml:space="preserve"> ký ngày </w:t>
       </w:r>
       <w:r>
         <w:rPr>
@@ -7032,7 +7292,7 @@
           <w:sz w:val="26"/>
           <w:szCs w:val="26"/>
         </w:rPr>
-        <w:t/>
+        <w:t>___</w:t>
       </w:r>
       <w:r>
         <w:rPr>
@@ -7044,7 +7304,7 @@
           <w:sz w:val="26"/>
           <w:szCs w:val="26"/>
         </w:rPr>
-        <w:t/>
+        <w:t>/</w:t>
       </w:r>
       <w:r>
         <w:rPr>
@@ -7056,7 +7316,7 @@
           <w:sz w:val="26"/>
           <w:szCs w:val="26"/>
         </w:rPr>
-        <w:t/>
+        <w:t>___</w:t>
       </w:r>
       <w:r>
         <w:rPr>
@@ -7068,7 +7328,7 @@
           <w:sz w:val="26"/>
           <w:szCs w:val="26"/>
         </w:rPr>
-        <w:t/>
+        <w:t>/</w:t>
       </w:r>
       <w:r>
         <w:rPr>
@@ -7080,7 +7340,7 @@
           <w:sz w:val="26"/>
           <w:szCs w:val="26"/>
         </w:rPr>
-        <w:t xml:space="preserve"/>
+        <w:t>___</w:t>
       </w:r>
       <w:r>
         <w:rPr>
@@ -7092,7 +7352,7 @@
           <w:sz w:val="26"/>
           <w:szCs w:val="26"/>
         </w:rPr>
-        <w:t/>
+        <w:t xml:space="preserve"> giữa </w:t>
       </w:r>
       <w:r>
         <w:rPr>
@@ -7100,11 +7360,10 @@
           <w:bCs/>
           <w:i/>
           <w:iCs/>
-          <w:color w:val="FF0000"/>
-          <w:sz w:val="26"/>
-          <w:szCs w:val="26"/>
-        </w:rPr>
-        <w:t xml:space="preserve"/>
+          <w:sz w:val="26"/>
+          <w:szCs w:val="26"/>
+        </w:rPr>
+        <w:t xml:space="preserve">Bệnh viện </w:t>
       </w:r>
       <w:r>
         <w:rPr>
@@ -7112,27 +7371,61 @@
           <w:bCs/>
           <w:i/>
           <w:iCs/>
-          <w:color w:val="FF0000"/>
-          <w:sz w:val="26"/>
-          <w:szCs w:val="26"/>
-        </w:rPr>
-        <w:t/>
-      </w:r>
-      <w:r>
-        <w:rPr>
-          <w:rFonts w:ascii="Times New Roman" w:hAnsi="Times New Roman" w:cs="Times New Roman"/>
+          <w:sz w:val="26"/>
+          <w:szCs w:val="26"/>
+        </w:rPr>
+        <w:t>Đ</w:t>
+      </w:r>
+      <w:r>
+        <w:rPr>
+          <w:rFonts w:ascii="Times New Roman" w:eastAsia="Times New Roman" w:hAnsi="Times New Roman" w:cs="Times New Roman"/>
           <w:bCs/>
           <w:i/>
           <w:iCs/>
+          <w:sz w:val="26"/>
+          <w:szCs w:val="26"/>
+        </w:rPr>
+        <w:t>a khoa tỉnh Phú Thọ</w:t>
+      </w:r>
+      <w:r>
+        <w:rPr>
+          <w:rFonts w:ascii="Times New Roman" w:eastAsia="Times New Roman" w:hAnsi="Times New Roman" w:cs="Times New Roman"/>
+          <w:bCs/>
+          <w:i/>
+          <w:iCs/>
+          <w:color w:val="FF0000"/>
+          <w:sz w:val="26"/>
+          <w:szCs w:val="26"/>
+        </w:rPr>
+        <w:t xml:space="preserve"> và </w:t>
+      </w:r>
+      <w:r>
+        <w:rPr>
+          <w:rFonts w:ascii="Times New Roman" w:eastAsia="Times New Roman" w:hAnsi="Times New Roman" w:cs="Times New Roman"/>
+          <w:bCs/>
+          <w:i/>
+          <w:iCs/>
+          <w:color w:val="FF0000"/>
+          <w:sz w:val="26"/>
+          <w:szCs w:val="26"/>
+        </w:rPr>
+        <w:t>___________</w:t>
+      </w:r>
+      <w:r>
+        <w:rPr>
+          <w:rFonts w:ascii="Times New Roman" w:hAnsi="Times New Roman" w:cs="Times New Roman"/>
+          <w:bCs/>
+          <w:i/>
+          <w:iCs/>
           <w:color w:val="FF0000"/>
           <w:sz w:val="26"/>
           <w:szCs w:val="26"/>
           <w:lang w:val="sv-SE"/>
         </w:rPr>
-        <w:t/>
-      </w:r>
-    </w:p>
-    <w:p ns2:paraId="062B86DA" ns2:textId="77777777">
+        <w:t>)</w:t>
+      </w:r>
+    </w:p>
+    <w:p>
       <w:pPr>
         <w:widowControl w:val="0"/>
         <w:spacing w:before="120" w:after="0" w:line="284" w:lineRule="auto"/>
@@ -7151,29 +7444,28 @@
     </w:p>
     <w:tbl>
       <w:tblPr>
-        <w:tblW w:w="5109" w:type="pct"/>
+        <w:tblW w:w="4985" w:type="pct"/>
+        <w:tblInd w:w="-34" w:type="dxa"/>
         <w:shd w:val="clear" w:color="auto" w:fill="FFFFFF"/>
+        <w:tblLayout w:type="fixed"/>
         <w:tblLook w:val="04A0" w:firstRow="1" w:lastRow="0" w:firstColumn="1" w:lastColumn="0" w:noHBand="0" w:noVBand="1"/>
       </w:tblPr>
       <w:tblGrid>
-        <w:gridCol w:w="845"/>
-        <w:gridCol w:w="925"/>
-        <w:gridCol w:w="1896"/>
-        <w:gridCol w:w="2425"/>
-        <w:gridCol w:w="991"/>
-        <w:gridCol w:w="1137"/>
-        <w:gridCol w:w="1559"/>
-        <w:gridCol w:w="1277"/>
-        <w:gridCol w:w="1845"/>
-        <w:gridCol w:w="1979"/>
+        <w:gridCol w:w="696"/>
+        <w:gridCol w:w="3868"/>
+        <w:gridCol w:w="3685"/>
+        <w:gridCol w:w="993"/>
+        <w:gridCol w:w="993"/>
+        <w:gridCol w:w="2131"/>
+        <w:gridCol w:w="2152"/>
       </w:tblGrid>
-      <w:tr ns2:paraId="0413B1AF" ns2:textId="77777777">
+      <w:tr>
         <w:trPr>
-          <w:trHeight w:val="1494"/>
+          <w:trHeight w:val="1098"/>
         </w:trPr>
         <w:tc>
           <w:tcPr>
-            <w:tcW w:w="284" w:type="pct"/>
+            <w:tcW w:w="240" w:type="pct"/>
             <w:tcBorders>
               <w:top w:val="single" w:sz="4" w:space="0" w:color="auto"/>
               <w:left w:val="single" w:sz="4" w:space="0" w:color="auto"/>
@@ -7184,7 +7476,7 @@
             <w:vAlign w:val="center"/>
             <w:hideMark/>
           </w:tcPr>
-          <w:p ns2:paraId="52C7BD77" ns2:textId="77777777">
+          <w:p>
             <w:pPr>
               <w:spacing w:before="20" w:after="20" w:line="264" w:lineRule="auto"/>
               <w:ind w:hanging="2"/>
@@ -7198,7 +7490,7 @@
                 <w:szCs w:val="24"/>
               </w:rPr>
             </w:pPr>
-            <w:bookmarkStart w:id="2" w:name="_Hlk226733293"/>
+            <w:bookmarkStart w:id="4" w:name="_Hlk226731553"/>
             <w:r>
               <w:rPr>
                 <w:rFonts w:ascii="Times New Roman" w:hAnsi="Times New Roman" w:cs="Times New Roman"/>
@@ -7223,8 +7515,7 @@
         </w:tc>
         <w:tc>
           <w:tcPr>
-            <w:tcW w:w="948" w:type="pct"/>
-            <w:gridSpan w:val="2"/>
+            <w:tcW w:w="1332" w:type="pct"/>
             <w:tcBorders>
               <w:top w:val="single" w:sz="4" w:space="0" w:color="auto"/>
               <w:left w:val="nil"/>
@@ -7235,7 +7526,7 @@
             <w:vAlign w:val="center"/>
             <w:hideMark/>
           </w:tcPr>
-          <w:p ns2:paraId="53BC713F" ns2:textId="77777777">
+          <w:p>
             <w:pPr>
               <w:spacing w:before="20" w:after="20" w:line="264" w:lineRule="auto"/>
               <w:ind w:hanging="2"/>
@@ -7258,13 +7549,36 @@
                 <w:sz w:val="24"/>
                 <w:szCs w:val="24"/>
               </w:rPr>
-              <w:t>Danh sách dịch vụ</w:t>
+              <w:t xml:space="preserve">Danh sách </w:t>
+            </w:r>
+            <w:r>
+              <w:rPr>
+                <w:rFonts w:ascii="Times New Roman" w:hAnsi="Times New Roman" w:cs="Times New Roman"/>
+                <w:b/>
+                <w:bCs/>
+                <w:color w:val="FF0000"/>
+                <w:sz w:val="24"/>
+                <w:szCs w:val="24"/>
+              </w:rPr>
+              <w:t xml:space="preserve">hàng hoá </w:t>
+            </w:r>
+            <w:r>
+              <w:rPr>
+                <w:rFonts w:ascii="Times New Roman" w:hAnsi="Times New Roman" w:cs="Times New Roman"/>
+                <w:b/>
+                <w:bCs/>
+                <w:color w:val="FF0000"/>
+                <w:sz w:val="24"/>
+                <w:szCs w:val="24"/>
+                <w:highlight w:val="yellow"/>
+              </w:rPr>
+              <w:t>[hoặc dịch vụ]</w:t>
             </w:r>
           </w:p>
         </w:tc>
         <w:tc>
           <w:tcPr>
-            <w:tcW w:w="815" w:type="pct"/>
+            <w:tcW w:w="1269" w:type="pct"/>
             <w:tcBorders>
               <w:top w:val="single" w:sz="4" w:space="0" w:color="auto"/>
               <w:left w:val="nil"/>
@@ -7274,7 +7588,7 @@
             <w:shd w:val="clear" w:color="auto" w:fill="FFFFFF"/>
             <w:vAlign w:val="center"/>
           </w:tcPr>
-          <w:p ns2:paraId="7F5150C1" ns2:textId="77777777">
+          <w:p>
             <w:pPr>
               <w:spacing w:before="20" w:after="20" w:line="264" w:lineRule="auto"/>
               <w:ind w:hanging="2"/>
@@ -7297,13 +7611,58 @@
                 <w:sz w:val="24"/>
                 <w:szCs w:val="24"/>
               </w:rPr>
-              <w:t>Mô tả tính năng của dịch vụ</w:t>
+              <w:t>Mô tả cấu hình kỹ thuật</w:t>
+            </w:r>
+            <w:r>
+              <w:rPr>
+                <w:rFonts w:ascii="Times New Roman" w:hAnsi="Times New Roman" w:cs="Times New Roman"/>
+                <w:b/>
+                <w:bCs/>
+                <w:color w:val="000000"/>
+                <w:sz w:val="24"/>
+                <w:szCs w:val="24"/>
+              </w:rPr>
+              <w:t>, tính năng</w:t>
+            </w:r>
+            <w:r>
+              <w:rPr>
+                <w:rFonts w:ascii="Times New Roman" w:hAnsi="Times New Roman" w:cs="Times New Roman"/>
+                <w:b/>
+                <w:bCs/>
+                <w:color w:val="000000"/>
+                <w:sz w:val="24"/>
+                <w:szCs w:val="24"/>
+              </w:rPr>
+              <w:t xml:space="preserve"> của </w:t>
+            </w:r>
+            <w:r>
+              <w:rPr>
+                <w:rFonts w:ascii="Times New Roman" w:hAnsi="Times New Roman" w:cs="Times New Roman"/>
+                <w:b/>
+                <w:bCs/>
+                <w:color w:val="FF0000"/>
+                <w:sz w:val="24"/>
+                <w:szCs w:val="24"/>
+              </w:rPr>
+              <w:t xml:space="preserve">hàng hoá </w:t>
+            </w:r>
+            <w:r>
+              <w:rPr>
+                <w:rFonts w:ascii="Times New Roman" w:hAnsi="Times New Roman" w:cs="Times New Roman"/>
+                <w:b/>
+                <w:bCs/>
+                <w:color w:val="FF0000"/>
+                <w:sz w:val="24"/>
+                <w:szCs w:val="24"/>
+                <w:highlight w:val="yellow"/>
+              </w:rPr>
+              <w:t>[hoặc dịch vụ]</w:t>
             </w:r>
           </w:p>
         </w:tc>
         <w:tc>
           <w:tcPr>
-            <w:tcW w:w="333" w:type="pct"/>
+            <w:tcW w:w="342" w:type="pct"/>
             <w:tcBorders>
               <w:top w:val="single" w:sz="4" w:space="0" w:color="auto"/>
               <w:left w:val="single" w:sz="4" w:space="0" w:color="auto"/>
@@ -7313,7 +7672,7 @@
             <w:shd w:val="clear" w:color="auto" w:fill="FFFFFF"/>
             <w:vAlign w:val="center"/>
           </w:tcPr>
-          <w:p ns2:paraId="6D93F844" ns2:textId="77777777">
+          <w:p>
             <w:pPr>
               <w:spacing w:before="20" w:after="20" w:line="264" w:lineRule="auto"/>
               <w:ind w:hanging="2"/>
@@ -7342,17 +7701,17 @@
         </w:tc>
         <w:tc>
           <w:tcPr>
-            <w:tcW w:w="382" w:type="pct"/>
+            <w:tcW w:w="342" w:type="pct"/>
             <w:tcBorders>
               <w:top w:val="single" w:sz="4" w:space="0" w:color="auto"/>
-              <w:left w:val="nil"/>
+              <w:left w:val="single" w:sz="4" w:space="0" w:color="auto"/>
               <w:bottom w:val="single" w:sz="4" w:space="0" w:color="auto"/>
               <w:right w:val="single" w:sz="4" w:space="0" w:color="auto"/>
             </w:tcBorders>
             <w:shd w:val="clear" w:color="auto" w:fill="FFFFFF"/>
             <w:vAlign w:val="center"/>
           </w:tcPr>
-          <w:p ns2:paraId="60A84828" ns2:textId="77777777">
+          <w:p>
             <w:pPr>
               <w:spacing w:before="20" w:after="20" w:line="264" w:lineRule="auto"/>
               <w:ind w:hanging="2"/>
@@ -7381,88 +7740,10 @@
         </w:tc>
         <w:tc>
           <w:tcPr>
-            <w:tcW w:w="524" w:type="pct"/>
+            <w:tcW w:w="733" w:type="pct"/>
             <w:tcBorders>
               <w:top w:val="single" w:sz="4" w:space="0" w:color="auto"/>
-              <w:left w:val="nil"/>
-              <w:bottom w:val="single" w:sz="4" w:space="0" w:color="auto"/>
-              <w:right w:val="single" w:sz="4" w:space="0" w:color="auto"/>
-            </w:tcBorders>
-            <w:shd w:val="clear" w:color="auto" w:fill="FFFFFF"/>
-            <w:vAlign w:val="center"/>
-          </w:tcPr>
-          <w:p ns2:paraId="32E4FF53" ns2:textId="77777777">
-            <w:pPr>
-              <w:spacing w:before="20" w:after="20" w:line="264" w:lineRule="auto"/>
-              <w:ind w:hanging="2"/>
-              <w:jc w:val="center"/>
-              <w:rPr>
-                <w:rFonts w:ascii="Times New Roman" w:hAnsi="Times New Roman" w:cs="Times New Roman"/>
-                <w:b/>
-                <w:bCs/>
-                <w:color w:val="000000"/>
-                <w:sz w:val="24"/>
-                <w:szCs w:val="24"/>
-              </w:rPr>
-            </w:pPr>
-            <w:r>
-              <w:rPr>
-                <w:rFonts w:ascii="Times New Roman" w:hAnsi="Times New Roman" w:cs="Times New Roman"/>
-                <w:b/>
-                <w:bCs/>
-                <w:color w:val="000000"/>
-                <w:sz w:val="24"/>
-                <w:szCs w:val="24"/>
-              </w:rPr>
-              <w:t>Địa điểm thực hiện dịch vụ</w:t>
-            </w:r>
-          </w:p>
-        </w:tc>
-        <w:tc>
-          <w:tcPr>
-            <w:tcW w:w="429" w:type="pct"/>
-            <w:tcBorders>
-              <w:top w:val="single" w:sz="4" w:space="0" w:color="auto"/>
-              <w:left w:val="nil"/>
-              <w:bottom w:val="single" w:sz="4" w:space="0" w:color="auto"/>
-              <w:right w:val="single" w:sz="4" w:space="0" w:color="auto"/>
-            </w:tcBorders>
-            <w:shd w:val="clear" w:color="auto" w:fill="FFFFFF"/>
-            <w:vAlign w:val="center"/>
-          </w:tcPr>
-          <w:p ns2:paraId="1623CFFF" ns2:textId="77777777">
-            <w:pPr>
-              <w:spacing w:before="20" w:after="20" w:line="264" w:lineRule="auto"/>
-              <w:ind w:hanging="2"/>
-              <w:jc w:val="center"/>
-              <w:rPr>
-                <w:rFonts w:ascii="Times New Roman" w:hAnsi="Times New Roman" w:cs="Times New Roman"/>
-                <w:b/>
-                <w:bCs/>
-                <w:color w:val="000000"/>
-                <w:sz w:val="24"/>
-                <w:szCs w:val="24"/>
-              </w:rPr>
-            </w:pPr>
-            <w:r>
-              <w:rPr>
-                <w:rFonts w:ascii="Times New Roman" w:hAnsi="Times New Roman" w:cs="Times New Roman"/>
-                <w:b/>
-                <w:bCs/>
-                <w:color w:val="000000"/>
-                <w:sz w:val="24"/>
-                <w:szCs w:val="24"/>
-              </w:rPr>
-              <w:t>Ngày hoàn thành dịch vụ</w:t>
-            </w:r>
-          </w:p>
-        </w:tc>
-        <w:tc>
-          <w:tcPr>
-            <w:tcW w:w="620" w:type="pct"/>
-            <w:tcBorders>
-              <w:top w:val="single" w:sz="4" w:space="0" w:color="auto"/>
-              <w:left w:val="nil"/>
+              <w:left w:val="single" w:sz="4" w:space="0" w:color="auto"/>
               <w:bottom w:val="single" w:sz="4" w:space="0" w:color="auto"/>
               <w:right w:val="single" w:sz="4" w:space="0" w:color="auto"/>
             </w:tcBorders>
@@ -7470,7 +7751,7 @@
             <w:vAlign w:val="center"/>
             <w:hideMark/>
           </w:tcPr>
-          <w:p ns2:paraId="76EF2FFE" ns2:textId="77777777">
+          <w:p>
             <w:pPr>
               <w:spacing w:before="20" w:after="20" w:line="264" w:lineRule="auto"/>
               <w:ind w:hanging="2"/>
@@ -7496,7 +7777,7 @@
               <w:t xml:space="preserve">Đơn giá </w:t>
             </w:r>
           </w:p>
-          <w:p ns2:paraId="5111129E" ns2:textId="77777777">
+          <w:p>
             <w:pPr>
               <w:spacing w:before="20" w:after="20" w:line="264" w:lineRule="auto"/>
               <w:ind w:hanging="2"/>
@@ -7525,10 +7806,10 @@
         </w:tc>
         <w:tc>
           <w:tcPr>
-            <w:tcW w:w="665" w:type="pct"/>
+            <w:tcW w:w="741" w:type="pct"/>
             <w:tcBorders>
               <w:top w:val="single" w:sz="4" w:space="0" w:color="auto"/>
-              <w:left w:val="nil"/>
+              <w:left w:val="single" w:sz="4" w:space="0" w:color="auto"/>
               <w:bottom w:val="single" w:sz="4" w:space="0" w:color="auto"/>
               <w:right w:val="single" w:sz="4" w:space="0" w:color="auto"/>
             </w:tcBorders>
@@ -7536,7 +7817,7 @@
             <w:vAlign w:val="center"/>
             <w:hideMark/>
           </w:tcPr>
-          <w:p ns2:paraId="17040E3E" ns2:textId="77777777">
+          <w:p>
             <w:pPr>
               <w:spacing w:before="20" w:after="20" w:line="264" w:lineRule="auto"/>
               <w:ind w:hanging="2"/>
@@ -7562,7 +7843,7 @@
               <w:t xml:space="preserve">Thành tiền </w:t>
             </w:r>
           </w:p>
-          <w:p ns2:paraId="11A32802" ns2:textId="77777777">
+          <w:p>
             <w:pPr>
               <w:spacing w:before="20" w:after="20" w:line="264" w:lineRule="auto"/>
               <w:ind w:hanging="2"/>
@@ -7585,44 +7866,18 @@
                 <w:sz w:val="24"/>
                 <w:szCs w:val="24"/>
               </w:rPr>
-              <w:t xml:space="preserve">(Đã bao gồm thuế VAT) </w:t>
-            </w:r>
-          </w:p>
-          <w:p ns2:paraId="3B429324" ns2:textId="77777777">
-            <w:pPr>
-              <w:spacing w:before="20" w:after="20" w:line="264" w:lineRule="auto"/>
-              <w:ind w:hanging="2"/>
-              <w:jc w:val="center"/>
-              <w:rPr>
-                <w:rFonts w:ascii="Times New Roman" w:hAnsi="Times New Roman" w:cs="Times New Roman"/>
-                <w:b/>
-                <w:bCs/>
-                <w:color w:val="000000"/>
-                <w:sz w:val="24"/>
-                <w:szCs w:val="24"/>
-              </w:rPr>
-            </w:pPr>
-            <w:r>
-              <w:rPr>
-                <w:rFonts w:ascii="Times New Roman" w:hAnsi="Times New Roman" w:cs="Times New Roman"/>
-                <w:b/>
-                <w:bCs/>
-                <w:color w:val="000000"/>
-                <w:sz w:val="24"/>
-                <w:szCs w:val="24"/>
-              </w:rPr>
-              <w:t>(đồng)</w:t>
+              <w:t>(Đã bao gồm thuế VAT) (đồng)</w:t>
             </w:r>
           </w:p>
         </w:tc>
       </w:tr>
-      <w:tr ns2:paraId="6F68C70C" ns2:textId="77777777">
+      <w:tr>
         <w:trPr>
-          <w:trHeight w:val="608"/>
+          <w:trHeight w:val="785"/>
         </w:trPr>
         <w:tc>
           <w:tcPr>
-            <w:tcW w:w="284" w:type="pct"/>
+            <w:tcW w:w="240" w:type="pct"/>
             <w:tcBorders>
               <w:top w:val="single" w:sz="4" w:space="0" w:color="auto"/>
               <w:left w:val="single" w:sz="4" w:space="0" w:color="auto"/>
@@ -7634,7 +7889,7 @@
             <w:vAlign w:val="center"/>
             <w:hideMark/>
           </w:tcPr>
-          <w:p ns2:paraId="029445BE" ns2:textId="77777777">
+          <w:p>
             <w:pPr>
               <w:spacing w:before="20" w:after="20" w:line="264" w:lineRule="auto"/>
               <w:ind w:hanging="2"/>
@@ -7659,8 +7914,7 @@
         </w:tc>
         <w:tc>
           <w:tcPr>
-            <w:tcW w:w="948" w:type="pct"/>
-            <w:gridSpan w:val="2"/>
+            <w:tcW w:w="1332" w:type="pct"/>
             <w:tcBorders>
               <w:top w:val="single" w:sz="4" w:space="0" w:color="auto"/>
               <w:left w:val="nil"/>
@@ -7670,13 +7924,13 @@
             <w:shd w:val="clear" w:color="auto" w:fill="FFFFFF"/>
             <w:vAlign w:val="center"/>
           </w:tcPr>
-          <w:p ns2:paraId="0D444239" ns2:textId="7D6497F0">
+          <w:p>
             <w:pPr>
               <w:spacing w:before="20" w:after="20" w:line="264" w:lineRule="auto"/>
               <w:ind w:hanging="2"/>
               <w:rPr>
                 <w:rFonts w:ascii="Times New Roman" w:hAnsi="Times New Roman" w:cs="Times New Roman"/>
-                <w:color w:val="000000"/>
+                <w:color w:val="FF0000"/>
                 <w:sz w:val="24"/>
                 <w:szCs w:val="24"/>
               </w:rPr>
@@ -7688,13 +7942,13 @@
                 <w:sz w:val="24"/>
                 <w:szCs w:val="24"/>
               </w:rPr>
-              <w:t>_______</w:t>
+              <w:t>_____________</w:t>
             </w:r>
           </w:p>
         </w:tc>
         <w:tc>
           <w:tcPr>
-            <w:tcW w:w="815" w:type="pct"/>
+            <w:tcW w:w="1269" w:type="pct"/>
             <w:tcBorders>
               <w:top w:val="single" w:sz="4" w:space="0" w:color="auto"/>
               <w:left w:val="nil"/>
@@ -7703,7 +7957,7 @@
             </w:tcBorders>
             <w:shd w:val="clear" w:color="auto" w:fill="FFFFFF"/>
           </w:tcPr>
-          <w:p ns2:paraId="0EAD4108" ns2:textId="77777777">
+          <w:p>
             <w:pPr>
               <w:spacing w:before="20" w:after="20" w:line="264" w:lineRule="auto"/>
               <w:ind w:hanging="2"/>
@@ -7719,7 +7973,7 @@
         </w:tc>
         <w:tc>
           <w:tcPr>
-            <w:tcW w:w="333" w:type="pct"/>
+            <w:tcW w:w="342" w:type="pct"/>
             <w:tcBorders>
               <w:top w:val="single" w:sz="4" w:space="0" w:color="auto"/>
               <w:left w:val="single" w:sz="4" w:space="0" w:color="auto"/>
@@ -7730,7 +7984,7 @@
             <w:noWrap/>
             <w:vAlign w:val="center"/>
           </w:tcPr>
-          <w:p ns2:paraId="27A47C7B" ns2:textId="77777777">
+          <w:p>
             <w:pPr>
               <w:spacing w:before="20" w:after="20" w:line="264" w:lineRule="auto"/>
               <w:ind w:hanging="2"/>
@@ -7746,17 +8000,17 @@
         </w:tc>
         <w:tc>
           <w:tcPr>
-            <w:tcW w:w="382" w:type="pct"/>
+            <w:tcW w:w="342" w:type="pct"/>
             <w:tcBorders>
               <w:top w:val="single" w:sz="4" w:space="0" w:color="auto"/>
-              <w:left w:val="nil"/>
+              <w:left w:val="single" w:sz="4" w:space="0" w:color="auto"/>
               <w:bottom w:val="single" w:sz="4" w:space="0" w:color="auto"/>
               <w:right w:val="single" w:sz="4" w:space="0" w:color="auto"/>
             </w:tcBorders>
             <w:shd w:val="clear" w:color="auto" w:fill="FFFFFF"/>
             <w:vAlign w:val="center"/>
           </w:tcPr>
-          <w:p ns2:paraId="6C484832" ns2:textId="77777777">
+          <w:p>
             <w:pPr>
               <w:spacing w:before="20" w:after="20" w:line="264" w:lineRule="auto"/>
               <w:ind w:hanging="2"/>
@@ -7772,68 +8026,17 @@
         </w:tc>
         <w:tc>
           <w:tcPr>
-            <w:tcW w:w="524" w:type="pct"/>
+            <w:tcW w:w="733" w:type="pct"/>
             <w:tcBorders>
               <w:top w:val="single" w:sz="4" w:space="0" w:color="auto"/>
-              <w:left w:val="nil"/>
+              <w:left w:val="single" w:sz="4" w:space="0" w:color="auto"/>
               <w:bottom w:val="single" w:sz="4" w:space="0" w:color="auto"/>
               <w:right w:val="single" w:sz="4" w:space="0" w:color="auto"/>
             </w:tcBorders>
             <w:shd w:val="clear" w:color="auto" w:fill="FFFFFF"/>
             <w:vAlign w:val="center"/>
           </w:tcPr>
-          <w:p ns2:paraId="2C068FA1" ns2:textId="77777777">
-            <w:pPr>
-              <w:spacing w:before="20" w:after="20" w:line="264" w:lineRule="auto"/>
-              <w:ind w:hanging="2"/>
-              <w:rPr>
-                <w:rFonts w:ascii="Times New Roman" w:hAnsi="Times New Roman" w:cs="Times New Roman"/>
-                <w:color w:val="000000"/>
-                <w:sz w:val="24"/>
-                <w:szCs w:val="24"/>
-              </w:rPr>
-            </w:pPr>
-          </w:p>
-        </w:tc>
-        <w:tc>
-          <w:tcPr>
-            <w:tcW w:w="429" w:type="pct"/>
-            <w:tcBorders>
-              <w:top w:val="single" w:sz="4" w:space="0" w:color="auto"/>
-              <w:left w:val="nil"/>
-              <w:bottom w:val="single" w:sz="4" w:space="0" w:color="auto"/>
-              <w:right w:val="single" w:sz="4" w:space="0" w:color="auto"/>
-            </w:tcBorders>
-            <w:shd w:val="clear" w:color="auto" w:fill="FFFFFF"/>
-            <w:vAlign w:val="center"/>
-          </w:tcPr>
-          <w:p ns2:paraId="12C0CD1C" ns2:textId="77777777">
-            <w:pPr>
-              <w:spacing w:before="20" w:after="20" w:line="264" w:lineRule="auto"/>
-              <w:ind w:hanging="2"/>
-              <w:jc w:val="center"/>
-              <w:rPr>
-                <w:rFonts w:ascii="Times New Roman" w:hAnsi="Times New Roman" w:cs="Times New Roman"/>
-                <w:color w:val="000000"/>
-                <w:sz w:val="24"/>
-                <w:szCs w:val="24"/>
-              </w:rPr>
-            </w:pPr>
-          </w:p>
-        </w:tc>
-        <w:tc>
-          <w:tcPr>
-            <w:tcW w:w="620" w:type="pct"/>
-            <w:tcBorders>
-              <w:top w:val="single" w:sz="4" w:space="0" w:color="auto"/>
-              <w:left w:val="nil"/>
-              <w:bottom w:val="single" w:sz="4" w:space="0" w:color="auto"/>
-              <w:right w:val="single" w:sz="4" w:space="0" w:color="auto"/>
-            </w:tcBorders>
-            <w:shd w:val="clear" w:color="auto" w:fill="FFFFFF"/>
-            <w:vAlign w:val="center"/>
-          </w:tcPr>
-          <w:p ns2:paraId="098978CD" ns2:textId="77777777">
+          <w:p>
             <w:pPr>
               <w:spacing w:before="20" w:after="20" w:line="264" w:lineRule="auto"/>
               <w:ind w:hanging="2"/>
@@ -7849,10 +8052,10 @@
         </w:tc>
         <w:tc>
           <w:tcPr>
-            <w:tcW w:w="665" w:type="pct"/>
+            <w:tcW w:w="741" w:type="pct"/>
             <w:tcBorders>
               <w:top w:val="single" w:sz="4" w:space="0" w:color="auto"/>
-              <w:left w:val="nil"/>
+              <w:left w:val="single" w:sz="4" w:space="0" w:color="auto"/>
               <w:bottom w:val="single" w:sz="4" w:space="0" w:color="auto"/>
               <w:right w:val="single" w:sz="4" w:space="0" w:color="auto"/>
             </w:tcBorders>
@@ -7860,7 +8063,7 @@
             <w:noWrap/>
             <w:vAlign w:val="center"/>
           </w:tcPr>
-          <w:p ns2:paraId="79EC0AD7" ns2:textId="77777777">
+          <w:p>
             <w:pPr>
               <w:spacing w:before="20" w:after="20" w:line="264" w:lineRule="auto"/>
               <w:ind w:hanging="2"/>
@@ -7875,13 +8078,13 @@
           </w:p>
         </w:tc>
       </w:tr>
-      <w:tr ns2:paraId="387261A5" ns2:textId="77777777">
+      <w:tr>
         <w:trPr>
-          <w:trHeight w:val="547"/>
+          <w:trHeight w:val="727"/>
         </w:trPr>
         <w:tc>
           <w:tcPr>
-            <w:tcW w:w="284" w:type="pct"/>
+            <w:tcW w:w="240" w:type="pct"/>
             <w:tcBorders>
               <w:top w:val="single" w:sz="4" w:space="0" w:color="auto"/>
               <w:left w:val="single" w:sz="4" w:space="0" w:color="auto"/>
@@ -7892,7 +8095,7 @@
             <w:noWrap/>
             <w:vAlign w:val="center"/>
           </w:tcPr>
-          <w:p ns2:paraId="21A91BC3" ns2:textId="77777777">
+          <w:p>
             <w:pPr>
               <w:spacing w:before="20" w:after="20" w:line="264" w:lineRule="auto"/>
               <w:ind w:hanging="2"/>
@@ -7917,8 +8120,7 @@
         </w:tc>
         <w:tc>
           <w:tcPr>
-            <w:tcW w:w="948" w:type="pct"/>
-            <w:gridSpan w:val="2"/>
+            <w:tcW w:w="1332" w:type="pct"/>
             <w:tcBorders>
               <w:top w:val="single" w:sz="4" w:space="0" w:color="auto"/>
               <w:left w:val="nil"/>
@@ -7928,13 +8130,13 @@
             <w:shd w:val="clear" w:color="auto" w:fill="FFFFFF"/>
             <w:vAlign w:val="center"/>
           </w:tcPr>
-          <w:p ns2:paraId="6F9AB9D0" ns2:textId="1725CCA0">
+          <w:p>
             <w:pPr>
               <w:spacing w:before="20" w:after="20" w:line="264" w:lineRule="auto"/>
               <w:ind w:hanging="2"/>
               <w:rPr>
                 <w:rFonts w:ascii="Times New Roman" w:hAnsi="Times New Roman" w:cs="Times New Roman"/>
-                <w:color w:val="000000"/>
+                <w:color w:val="FF0000"/>
                 <w:sz w:val="24"/>
                 <w:szCs w:val="24"/>
               </w:rPr>
@@ -7946,13 +8148,13 @@
                 <w:sz w:val="24"/>
                 <w:szCs w:val="24"/>
               </w:rPr>
-              <w:t>_______</w:t>
+              <w:t>_____________</w:t>
             </w:r>
           </w:p>
         </w:tc>
         <w:tc>
           <w:tcPr>
-            <w:tcW w:w="815" w:type="pct"/>
+            <w:tcW w:w="1269" w:type="pct"/>
             <w:tcBorders>
               <w:top w:val="single" w:sz="4" w:space="0" w:color="auto"/>
               <w:left w:val="nil"/>
@@ -7961,7 +8163,7 @@
             </w:tcBorders>
             <w:shd w:val="clear" w:color="auto" w:fill="FFFFFF"/>
           </w:tcPr>
-          <w:p ns2:paraId="1DD766B0" ns2:textId="77777777">
+          <w:p>
             <w:pPr>
               <w:spacing w:before="20" w:after="20" w:line="264" w:lineRule="auto"/>
               <w:ind w:hanging="2"/>
@@ -7977,7 +8179,7 @@
         </w:tc>
         <w:tc>
           <w:tcPr>
-            <w:tcW w:w="333" w:type="pct"/>
+            <w:tcW w:w="342" w:type="pct"/>
             <w:tcBorders>
               <w:top w:val="single" w:sz="4" w:space="0" w:color="auto"/>
               <w:left w:val="single" w:sz="4" w:space="0" w:color="auto"/>
@@ -7988,7 +8190,7 @@
             <w:noWrap/>
             <w:vAlign w:val="center"/>
           </w:tcPr>
-          <w:p ns2:paraId="6B8B26CE" ns2:textId="77777777">
+          <w:p>
             <w:pPr>
               <w:spacing w:before="20" w:after="20" w:line="264" w:lineRule="auto"/>
               <w:ind w:hanging="2"/>
@@ -8004,17 +8206,17 @@
         </w:tc>
         <w:tc>
           <w:tcPr>
-            <w:tcW w:w="382" w:type="pct"/>
+            <w:tcW w:w="342" w:type="pct"/>
             <w:tcBorders>
               <w:top w:val="single" w:sz="4" w:space="0" w:color="auto"/>
-              <w:left w:val="nil"/>
+              <w:left w:val="single" w:sz="4" w:space="0" w:color="auto"/>
               <w:bottom w:val="single" w:sz="4" w:space="0" w:color="auto"/>
               <w:right w:val="single" w:sz="4" w:space="0" w:color="auto"/>
             </w:tcBorders>
             <w:shd w:val="clear" w:color="auto" w:fill="FFFFFF"/>
             <w:vAlign w:val="center"/>
           </w:tcPr>
-          <w:p ns2:paraId="545CA7DE" ns2:textId="77777777">
+          <w:p>
             <w:pPr>
               <w:spacing w:before="20" w:after="20" w:line="264" w:lineRule="auto"/>
               <w:ind w:hanging="2"/>
@@ -8030,20 +8232,21 @@
         </w:tc>
         <w:tc>
           <w:tcPr>
-            <w:tcW w:w="524" w:type="pct"/>
+            <w:tcW w:w="733" w:type="pct"/>
             <w:tcBorders>
               <w:top w:val="single" w:sz="4" w:space="0" w:color="auto"/>
-              <w:left w:val="nil"/>
+              <w:left w:val="single" w:sz="4" w:space="0" w:color="auto"/>
               <w:bottom w:val="single" w:sz="4" w:space="0" w:color="auto"/>
               <w:right w:val="single" w:sz="4" w:space="0" w:color="auto"/>
             </w:tcBorders>
             <w:shd w:val="clear" w:color="auto" w:fill="FFFFFF"/>
             <w:vAlign w:val="center"/>
           </w:tcPr>
-          <w:p ns2:paraId="01A0D362" ns2:textId="77777777">
+          <w:p>
             <w:pPr>
               <w:spacing w:before="20" w:after="20" w:line="264" w:lineRule="auto"/>
               <w:ind w:hanging="2"/>
+              <w:jc w:val="right"/>
               <w:rPr>
                 <w:rFonts w:ascii="Times New Roman" w:hAnsi="Times New Roman" w:cs="Times New Roman"/>
                 <w:color w:val="000000"/>
@@ -8055,17 +8258,50 @@
         </w:tc>
         <w:tc>
           <w:tcPr>
-            <w:tcW w:w="429" w:type="pct"/>
+            <w:tcW w:w="741" w:type="pct"/>
             <w:tcBorders>
               <w:top w:val="single" w:sz="4" w:space="0" w:color="auto"/>
-              <w:left w:val="nil"/>
+              <w:left w:val="single" w:sz="4" w:space="0" w:color="auto"/>
               <w:bottom w:val="single" w:sz="4" w:space="0" w:color="auto"/>
               <w:right w:val="single" w:sz="4" w:space="0" w:color="auto"/>
             </w:tcBorders>
             <w:shd w:val="clear" w:color="auto" w:fill="FFFFFF"/>
+            <w:noWrap/>
             <w:vAlign w:val="center"/>
           </w:tcPr>
-          <w:p ns2:paraId="11DA0104" ns2:textId="77777777">
+          <w:p>
+            <w:pPr>
+              <w:spacing w:before="20" w:after="20" w:line="264" w:lineRule="auto"/>
+              <w:ind w:hanging="2"/>
+              <w:jc w:val="right"/>
+              <w:rPr>
+                <w:rFonts w:ascii="Times New Roman" w:hAnsi="Times New Roman" w:cs="Times New Roman"/>
+                <w:color w:val="000000"/>
+                <w:sz w:val="24"/>
+                <w:szCs w:val="24"/>
+              </w:rPr>
+            </w:pPr>
+          </w:p>
+        </w:tc>
+      </w:tr>
+      <w:tr>
+        <w:trPr>
+          <w:trHeight w:val="665"/>
+        </w:trPr>
+        <w:tc>
+          <w:tcPr>
+            <w:tcW w:w="240" w:type="pct"/>
+            <w:tcBorders>
+              <w:top w:val="single" w:sz="4" w:space="0" w:color="auto"/>
+              <w:left w:val="single" w:sz="4" w:space="0" w:color="auto"/>
+              <w:bottom w:val="single" w:sz="4" w:space="0" w:color="auto"/>
+              <w:right w:val="single" w:sz="4" w:space="0" w:color="auto"/>
+            </w:tcBorders>
+            <w:shd w:val="clear" w:color="auto" w:fill="FFFFFF"/>
+            <w:noWrap/>
+            <w:vAlign w:val="center"/>
+          </w:tcPr>
+          <w:p>
             <w:pPr>
               <w:spacing w:before="20" w:after="20" w:line="264" w:lineRule="auto"/>
               <w:ind w:hanging="2"/>
@@ -8081,7 +8317,7 @@
         </w:tc>
         <w:tc>
           <w:tcPr>
-            <w:tcW w:w="620" w:type="pct"/>
+            <w:tcW w:w="1332" w:type="pct"/>
             <w:tcBorders>
               <w:top w:val="single" w:sz="4" w:space="0" w:color="auto"/>
               <w:left w:val="nil"/>
@@ -8091,7 +8327,111 @@
             <w:shd w:val="clear" w:color="auto" w:fill="FFFFFF"/>
             <w:vAlign w:val="center"/>
           </w:tcPr>
-          <w:p ns2:paraId="7365A296" ns2:textId="77777777">
+          <w:p>
+            <w:pPr>
+              <w:spacing w:before="20" w:after="20" w:line="264" w:lineRule="auto"/>
+              <w:ind w:hanging="2"/>
+              <w:jc w:val="center"/>
+              <w:rPr>
+                <w:rFonts w:ascii="Times New Roman" w:hAnsi="Times New Roman" w:cs="Times New Roman"/>
+                <w:color w:val="000000"/>
+                <w:sz w:val="24"/>
+                <w:szCs w:val="24"/>
+              </w:rPr>
+            </w:pPr>
+          </w:p>
+        </w:tc>
+        <w:tc>
+          <w:tcPr>
+            <w:tcW w:w="1269" w:type="pct"/>
+            <w:tcBorders>
+              <w:top w:val="single" w:sz="4" w:space="0" w:color="auto"/>
+              <w:left w:val="nil"/>
+              <w:bottom w:val="single" w:sz="4" w:space="0" w:color="auto"/>
+              <w:right w:val="single" w:sz="4" w:space="0" w:color="auto"/>
+            </w:tcBorders>
+            <w:shd w:val="clear" w:color="auto" w:fill="FFFFFF"/>
+          </w:tcPr>
+          <w:p>
+            <w:pPr>
+              <w:spacing w:before="20" w:after="20" w:line="264" w:lineRule="auto"/>
+              <w:ind w:hanging="2"/>
+              <w:jc w:val="center"/>
+              <w:rPr>
+                <w:rFonts w:ascii="Times New Roman" w:hAnsi="Times New Roman" w:cs="Times New Roman"/>
+                <w:color w:val="000000"/>
+                <w:sz w:val="24"/>
+                <w:szCs w:val="24"/>
+              </w:rPr>
+            </w:pPr>
+          </w:p>
+        </w:tc>
+        <w:tc>
+          <w:tcPr>
+            <w:tcW w:w="342" w:type="pct"/>
+            <w:tcBorders>
+              <w:top w:val="single" w:sz="4" w:space="0" w:color="auto"/>
+              <w:left w:val="single" w:sz="4" w:space="0" w:color="auto"/>
+              <w:bottom w:val="single" w:sz="4" w:space="0" w:color="auto"/>
+              <w:right w:val="single" w:sz="4" w:space="0" w:color="auto"/>
+            </w:tcBorders>
+            <w:shd w:val="clear" w:color="auto" w:fill="FFFFFF"/>
+            <w:noWrap/>
+            <w:vAlign w:val="center"/>
+          </w:tcPr>
+          <w:p>
+            <w:pPr>
+              <w:spacing w:before="20" w:after="20" w:line="264" w:lineRule="auto"/>
+              <w:ind w:hanging="2"/>
+              <w:jc w:val="center"/>
+              <w:rPr>
+                <w:rFonts w:ascii="Times New Roman" w:hAnsi="Times New Roman" w:cs="Times New Roman"/>
+                <w:color w:val="000000"/>
+                <w:sz w:val="24"/>
+                <w:szCs w:val="24"/>
+              </w:rPr>
+            </w:pPr>
+          </w:p>
+        </w:tc>
+        <w:tc>
+          <w:tcPr>
+            <w:tcW w:w="342" w:type="pct"/>
+            <w:tcBorders>
+              <w:top w:val="single" w:sz="4" w:space="0" w:color="auto"/>
+              <w:left w:val="single" w:sz="4" w:space="0" w:color="auto"/>
+              <w:bottom w:val="single" w:sz="4" w:space="0" w:color="auto"/>
+              <w:right w:val="single" w:sz="4" w:space="0" w:color="auto"/>
+            </w:tcBorders>
+            <w:shd w:val="clear" w:color="auto" w:fill="FFFFFF"/>
+            <w:vAlign w:val="center"/>
+          </w:tcPr>
+          <w:p>
+            <w:pPr>
+              <w:spacing w:before="20" w:after="20" w:line="264" w:lineRule="auto"/>
+              <w:ind w:hanging="2"/>
+              <w:jc w:val="center"/>
+              <w:rPr>
+                <w:rFonts w:ascii="Times New Roman" w:hAnsi="Times New Roman" w:cs="Times New Roman"/>
+                <w:color w:val="000000"/>
+                <w:sz w:val="24"/>
+                <w:szCs w:val="24"/>
+              </w:rPr>
+            </w:pPr>
+          </w:p>
+        </w:tc>
+        <w:tc>
+          <w:tcPr>
+            <w:tcW w:w="733" w:type="pct"/>
+            <w:tcBorders>
+              <w:top w:val="single" w:sz="4" w:space="0" w:color="auto"/>
+              <w:left w:val="single" w:sz="4" w:space="0" w:color="auto"/>
+              <w:bottom w:val="single" w:sz="4" w:space="0" w:color="auto"/>
+              <w:right w:val="single" w:sz="4" w:space="0" w:color="auto"/>
+            </w:tcBorders>
+            <w:shd w:val="clear" w:color="auto" w:fill="FFFFFF"/>
+            <w:vAlign w:val="center"/>
+          </w:tcPr>
+          <w:p>
             <w:pPr>
               <w:spacing w:before="20" w:after="20" w:line="264" w:lineRule="auto"/>
               <w:ind w:hanging="2"/>
@@ -8107,10 +8447,10 @@
         </w:tc>
         <w:tc>
           <w:tcPr>
-            <w:tcW w:w="665" w:type="pct"/>
+            <w:tcW w:w="741" w:type="pct"/>
             <w:tcBorders>
               <w:top w:val="single" w:sz="4" w:space="0" w:color="auto"/>
-              <w:left w:val="nil"/>
+              <w:left w:val="single" w:sz="4" w:space="0" w:color="auto"/>
               <w:bottom w:val="single" w:sz="4" w:space="0" w:color="auto"/>
               <w:right w:val="single" w:sz="4" w:space="0" w:color="auto"/>
             </w:tcBorders>
@@ -8118,7 +8458,7 @@
             <w:noWrap/>
             <w:vAlign w:val="center"/>
           </w:tcPr>
-          <w:p ns2:paraId="1D1B3950" ns2:textId="77777777">
+          <w:p>
             <w:pPr>
               <w:spacing w:before="20" w:after="20" w:line="264" w:lineRule="auto"/>
               <w:ind w:hanging="2"/>
@@ -8133,13 +8473,13 @@
           </w:p>
         </w:tc>
       </w:tr>
-      <w:tr ns2:paraId="16BF2A53" ns2:textId="77777777">
+      <w:tr>
         <w:trPr>
-          <w:trHeight w:val="413"/>
+          <w:trHeight w:val="553"/>
         </w:trPr>
         <w:tc>
           <w:tcPr>
-            <w:tcW w:w="284" w:type="pct"/>
+            <w:tcW w:w="240" w:type="pct"/>
             <w:tcBorders>
               <w:top w:val="single" w:sz="4" w:space="0" w:color="auto"/>
               <w:left w:val="single" w:sz="4" w:space="0" w:color="auto"/>
@@ -8150,7 +8490,7 @@
             <w:noWrap/>
             <w:vAlign w:val="center"/>
           </w:tcPr>
-          <w:p ns2:paraId="1718B788" ns2:textId="77777777">
+          <w:p>
             <w:pPr>
               <w:spacing w:before="20" w:after="20" w:line="264" w:lineRule="auto"/>
               <w:ind w:hanging="2"/>
@@ -8166,8 +8506,8 @@
         </w:tc>
         <w:tc>
           <w:tcPr>
-            <w:tcW w:w="948" w:type="pct"/>
-            <w:gridSpan w:val="2"/>
+            <w:tcW w:w="4019" w:type="pct"/>
+            <w:gridSpan w:val="5"/>
             <w:tcBorders>
               <w:top w:val="single" w:sz="4" w:space="0" w:color="auto"/>
               <w:left w:val="nil"/>
@@ -8177,275 +8517,7 @@
             <w:shd w:val="clear" w:color="auto" w:fill="FFFFFF"/>
             <w:vAlign w:val="center"/>
           </w:tcPr>
-          <w:p ns2:paraId="2A45A5EA" ns2:textId="77777777">
-            <w:pPr>
-              <w:spacing w:before="20" w:after="20" w:line="264" w:lineRule="auto"/>
-              <w:ind w:hanging="2"/>
-              <w:jc w:val="center"/>
-              <w:rPr>
-                <w:rFonts w:ascii="Times New Roman" w:hAnsi="Times New Roman" w:cs="Times New Roman"/>
-                <w:color w:val="000000"/>
-                <w:sz w:val="24"/>
-                <w:szCs w:val="24"/>
-              </w:rPr>
-            </w:pPr>
-          </w:p>
-        </w:tc>
-        <w:tc>
-          <w:tcPr>
-            <w:tcW w:w="815" w:type="pct"/>
-            <w:tcBorders>
-              <w:top w:val="single" w:sz="4" w:space="0" w:color="auto"/>
-              <w:left w:val="nil"/>
-              <w:bottom w:val="single" w:sz="4" w:space="0" w:color="auto"/>
-              <w:right w:val="single" w:sz="4" w:space="0" w:color="auto"/>
-            </w:tcBorders>
-            <w:shd w:val="clear" w:color="auto" w:fill="FFFFFF"/>
-          </w:tcPr>
-          <w:p ns2:paraId="4CFABCC0" ns2:textId="77777777">
-            <w:pPr>
-              <w:spacing w:before="20" w:after="20" w:line="264" w:lineRule="auto"/>
-              <w:ind w:hanging="2"/>
-              <w:jc w:val="center"/>
-              <w:rPr>
-                <w:rFonts w:ascii="Times New Roman" w:hAnsi="Times New Roman" w:cs="Times New Roman"/>
-                <w:color w:val="000000"/>
-                <w:sz w:val="24"/>
-                <w:szCs w:val="24"/>
-              </w:rPr>
-            </w:pPr>
-          </w:p>
-        </w:tc>
-        <w:tc>
-          <w:tcPr>
-            <w:tcW w:w="333" w:type="pct"/>
-            <w:tcBorders>
-              <w:top w:val="single" w:sz="4" w:space="0" w:color="auto"/>
-              <w:left w:val="single" w:sz="4" w:space="0" w:color="auto"/>
-              <w:bottom w:val="single" w:sz="4" w:space="0" w:color="auto"/>
-              <w:right w:val="single" w:sz="4" w:space="0" w:color="auto"/>
-            </w:tcBorders>
-            <w:shd w:val="clear" w:color="auto" w:fill="FFFFFF"/>
-            <w:noWrap/>
-            <w:vAlign w:val="center"/>
-          </w:tcPr>
-          <w:p ns2:paraId="4A27FB2C" ns2:textId="77777777">
-            <w:pPr>
-              <w:spacing w:before="20" w:after="20" w:line="264" w:lineRule="auto"/>
-              <w:ind w:hanging="2"/>
-              <w:jc w:val="center"/>
-              <w:rPr>
-                <w:rFonts w:ascii="Times New Roman" w:hAnsi="Times New Roman" w:cs="Times New Roman"/>
-                <w:color w:val="000000"/>
-                <w:sz w:val="24"/>
-                <w:szCs w:val="24"/>
-              </w:rPr>
-            </w:pPr>
-          </w:p>
-        </w:tc>
-        <w:tc>
-          <w:tcPr>
-            <w:tcW w:w="382" w:type="pct"/>
-            <w:tcBorders>
-              <w:top w:val="single" w:sz="4" w:space="0" w:color="auto"/>
-              <w:left w:val="nil"/>
-              <w:bottom w:val="single" w:sz="4" w:space="0" w:color="auto"/>
-              <w:right w:val="single" w:sz="4" w:space="0" w:color="auto"/>
-            </w:tcBorders>
-            <w:shd w:val="clear" w:color="auto" w:fill="FFFFFF"/>
-            <w:vAlign w:val="center"/>
-          </w:tcPr>
-          <w:p ns2:paraId="7ADBB6A0" ns2:textId="77777777">
-            <w:pPr>
-              <w:spacing w:before="20" w:after="20" w:line="264" w:lineRule="auto"/>
-              <w:ind w:hanging="2"/>
-              <w:jc w:val="center"/>
-              <w:rPr>
-                <w:rFonts w:ascii="Times New Roman" w:hAnsi="Times New Roman" w:cs="Times New Roman"/>
-                <w:color w:val="000000"/>
-                <w:sz w:val="24"/>
-                <w:szCs w:val="24"/>
-              </w:rPr>
-            </w:pPr>
-          </w:p>
-        </w:tc>
-        <w:tc>
-          <w:tcPr>
-            <w:tcW w:w="524" w:type="pct"/>
-            <w:tcBorders>
-              <w:top w:val="single" w:sz="4" w:space="0" w:color="auto"/>
-              <w:left w:val="nil"/>
-              <w:bottom w:val="single" w:sz="4" w:space="0" w:color="auto"/>
-              <w:right w:val="single" w:sz="4" w:space="0" w:color="auto"/>
-            </w:tcBorders>
-            <w:shd w:val="clear" w:color="auto" w:fill="FFFFFF"/>
-            <w:vAlign w:val="center"/>
-          </w:tcPr>
-          <w:p ns2:paraId="59FA0AB0" ns2:textId="77777777">
-            <w:pPr>
-              <w:spacing w:before="20" w:after="20" w:line="264" w:lineRule="auto"/>
-              <w:ind w:hanging="2"/>
-              <w:rPr>
-                <w:rFonts w:ascii="Times New Roman" w:hAnsi="Times New Roman" w:cs="Times New Roman"/>
-                <w:color w:val="000000"/>
-                <w:sz w:val="24"/>
-                <w:szCs w:val="24"/>
-              </w:rPr>
-            </w:pPr>
-          </w:p>
-        </w:tc>
-        <w:tc>
-          <w:tcPr>
-            <w:tcW w:w="429" w:type="pct"/>
-            <w:tcBorders>
-              <w:top w:val="single" w:sz="4" w:space="0" w:color="auto"/>
-              <w:left w:val="nil"/>
-              <w:bottom w:val="single" w:sz="4" w:space="0" w:color="auto"/>
-              <w:right w:val="single" w:sz="4" w:space="0" w:color="auto"/>
-            </w:tcBorders>
-            <w:shd w:val="clear" w:color="auto" w:fill="FFFFFF"/>
-            <w:vAlign w:val="center"/>
-          </w:tcPr>
-          <w:p ns2:paraId="6878F7CC" ns2:textId="77777777">
-            <w:pPr>
-              <w:spacing w:before="20" w:after="20" w:line="264" w:lineRule="auto"/>
-              <w:ind w:hanging="2"/>
-              <w:jc w:val="center"/>
-              <w:rPr>
-                <w:rFonts w:ascii="Times New Roman" w:hAnsi="Times New Roman" w:cs="Times New Roman"/>
-                <w:color w:val="000000"/>
-                <w:sz w:val="24"/>
-                <w:szCs w:val="24"/>
-              </w:rPr>
-            </w:pPr>
-          </w:p>
-        </w:tc>
-        <w:tc>
-          <w:tcPr>
-            <w:tcW w:w="620" w:type="pct"/>
-            <w:tcBorders>
-              <w:top w:val="single" w:sz="4" w:space="0" w:color="auto"/>
-              <w:left w:val="nil"/>
-              <w:bottom w:val="single" w:sz="4" w:space="0" w:color="auto"/>
-              <w:right w:val="single" w:sz="4" w:space="0" w:color="auto"/>
-            </w:tcBorders>
-            <w:shd w:val="clear" w:color="auto" w:fill="FFFFFF"/>
-            <w:vAlign w:val="center"/>
-          </w:tcPr>
-          <w:p ns2:paraId="03C7429A" ns2:textId="77777777">
-            <w:pPr>
-              <w:spacing w:before="20" w:after="20" w:line="264" w:lineRule="auto"/>
-              <w:ind w:hanging="2"/>
-              <w:jc w:val="right"/>
-              <w:rPr>
-                <w:rFonts w:ascii="Times New Roman" w:hAnsi="Times New Roman" w:cs="Times New Roman"/>
-                <w:color w:val="000000"/>
-                <w:sz w:val="24"/>
-                <w:szCs w:val="24"/>
-              </w:rPr>
-            </w:pPr>
-          </w:p>
-        </w:tc>
-        <w:tc>
-          <w:tcPr>
-            <w:tcW w:w="665" w:type="pct"/>
-            <w:tcBorders>
-              <w:top w:val="single" w:sz="4" w:space="0" w:color="auto"/>
-              <w:left w:val="nil"/>
-              <w:bottom w:val="single" w:sz="4" w:space="0" w:color="auto"/>
-              <w:right w:val="single" w:sz="4" w:space="0" w:color="auto"/>
-            </w:tcBorders>
-            <w:shd w:val="clear" w:color="auto" w:fill="FFFFFF"/>
-            <w:noWrap/>
-            <w:vAlign w:val="center"/>
-          </w:tcPr>
-          <w:p ns2:paraId="0E52BA3B" ns2:textId="77777777">
-            <w:pPr>
-              <w:spacing w:before="20" w:after="20" w:line="264" w:lineRule="auto"/>
-              <w:ind w:hanging="2"/>
-              <w:jc w:val="right"/>
-              <w:rPr>
-                <w:rFonts w:ascii="Times New Roman" w:hAnsi="Times New Roman" w:cs="Times New Roman"/>
-                <w:color w:val="000000"/>
-                <w:sz w:val="24"/>
-                <w:szCs w:val="24"/>
-              </w:rPr>
-            </w:pPr>
-          </w:p>
-        </w:tc>
-      </w:tr>
-      <w:tr ns2:paraId="34639CF7" ns2:textId="77777777">
-        <w:trPr>
-          <w:trHeight w:val="665"/>
-        </w:trPr>
-        <w:tc>
-          <w:tcPr>
-            <w:tcW w:w="284" w:type="pct"/>
-            <w:tcBorders>
-              <w:top w:val="single" w:sz="4" w:space="0" w:color="auto"/>
-              <w:left w:val="single" w:sz="4" w:space="0" w:color="auto"/>
-              <w:bottom w:val="single" w:sz="4" w:space="0" w:color="auto"/>
-              <w:right w:val="single" w:sz="4" w:space="0" w:color="auto"/>
-            </w:tcBorders>
-            <w:shd w:val="clear" w:color="auto" w:fill="FFFFFF"/>
-            <w:noWrap/>
-            <w:vAlign w:val="center"/>
-          </w:tcPr>
-          <w:p ns2:paraId="3EC7712B" ns2:textId="77777777">
-            <w:pPr>
-              <w:spacing w:before="20" w:after="20" w:line="264" w:lineRule="auto"/>
-              <w:ind w:hanging="2"/>
-              <w:jc w:val="center"/>
-              <w:rPr>
-                <w:rFonts w:ascii="Times New Roman" w:hAnsi="Times New Roman" w:cs="Times New Roman"/>
-                <w:color w:val="000000"/>
-                <w:sz w:val="24"/>
-                <w:szCs w:val="24"/>
-              </w:rPr>
-            </w:pPr>
-          </w:p>
-        </w:tc>
-        <w:tc>
-          <w:tcPr>
-            <w:tcW w:w="311" w:type="pct"/>
-            <w:tcBorders>
-              <w:top w:val="single" w:sz="4" w:space="0" w:color="auto"/>
-              <w:left w:val="nil"/>
-              <w:bottom w:val="single" w:sz="4" w:space="0" w:color="auto"/>
-              <w:right w:val="nil"/>
-            </w:tcBorders>
-            <w:shd w:val="clear" w:color="auto" w:fill="FFFFFF"/>
-          </w:tcPr>
-          <w:p ns2:paraId="044D4F3F" ns2:textId="77777777">
-            <w:pPr>
-              <w:spacing w:before="20" w:after="20" w:line="264" w:lineRule="auto"/>
-              <w:ind w:hanging="2"/>
-              <w:jc w:val="center"/>
-              <w:rPr>
-                <w:rFonts w:ascii="Times New Roman" w:hAnsi="Times New Roman" w:cs="Times New Roman"/>
-                <w:b/>
-                <w:bCs/>
-                <w:color w:val="000000"/>
-                <w:sz w:val="24"/>
-                <w:szCs w:val="24"/>
-              </w:rPr>
-            </w:pPr>
-          </w:p>
-        </w:tc>
-        <w:tc>
-          <w:tcPr>
-            <w:tcW w:w="3740" w:type="pct"/>
-            <w:gridSpan w:val="7"/>
-            <w:tcBorders>
-              <w:top w:val="single" w:sz="4" w:space="0" w:color="auto"/>
-              <w:left w:val="nil"/>
-              <w:bottom w:val="single" w:sz="4" w:space="0" w:color="auto"/>
-              <w:right w:val="single" w:sz="4" w:space="0" w:color="auto"/>
-            </w:tcBorders>
-            <w:shd w:val="clear" w:color="auto" w:fill="FFFFFF"/>
-            <w:vAlign w:val="center"/>
-          </w:tcPr>
-          <w:p ns2:paraId="24E5E873" ns2:textId="77777777">
+          <w:p>
             <w:pPr>
               <w:spacing w:before="20" w:after="20" w:line="264" w:lineRule="auto"/>
               <w:ind w:hanging="2"/>
@@ -8474,10 +8546,10 @@
         </w:tc>
         <w:tc>
           <w:tcPr>
-            <w:tcW w:w="665" w:type="pct"/>
+            <w:tcW w:w="741" w:type="pct"/>
             <w:tcBorders>
               <w:top w:val="single" w:sz="4" w:space="0" w:color="auto"/>
-              <w:left w:val="nil"/>
+              <w:left w:val="single" w:sz="4" w:space="0" w:color="auto"/>
               <w:bottom w:val="single" w:sz="4" w:space="0" w:color="auto"/>
               <w:right w:val="single" w:sz="4" w:space="0" w:color="auto"/>
             </w:tcBorders>
@@ -8485,14 +8557,14 @@
             <w:noWrap/>
             <w:vAlign w:val="center"/>
           </w:tcPr>
-          <w:p ns2:paraId="23133EF9" ns2:textId="77777777">
+          <w:p>
             <w:pPr>
               <w:spacing w:before="20" w:after="20" w:line="264" w:lineRule="auto"/>
               <w:ind w:hanging="2"/>
               <w:jc w:val="right"/>
               <w:rPr>
                 <w:rFonts w:ascii="Times New Roman" w:hAnsi="Times New Roman" w:cs="Times New Roman"/>
-                <w:color w:val="FF0000"/>
+                <w:color w:val="000000"/>
                 <w:sz w:val="24"/>
                 <w:szCs w:val="24"/>
               </w:rPr>
@@ -8504,19 +8576,19 @@
                 <w:sz w:val="24"/>
                 <w:szCs w:val="24"/>
               </w:rPr>
-              <w:t>__________</w:t>
+              <w:t>____________</w:t>
             </w:r>
           </w:p>
         </w:tc>
       </w:tr>
-      <w:tr ns2:paraId="72FF5CC0" ns2:textId="77777777">
+      <w:tr>
         <w:trPr>
-          <w:trHeight w:val="665"/>
+          <w:trHeight w:val="561"/>
         </w:trPr>
         <w:tc>
           <w:tcPr>
             <w:tcW w:w="5000" w:type="pct"/>
-            <w:gridSpan w:val="10"/>
+            <w:gridSpan w:val="7"/>
             <w:tcBorders>
               <w:top w:val="single" w:sz="4" w:space="0" w:color="auto"/>
               <w:left w:val="single" w:sz="4" w:space="0" w:color="auto"/>
@@ -8527,14 +8599,16 @@
             <w:noWrap/>
             <w:vAlign w:val="center"/>
           </w:tcPr>
-          <w:p ns2:paraId="6C8986A5" ns2:textId="77777777">
+          <w:p>
             <w:pPr>
               <w:spacing w:before="20" w:after="20" w:line="264" w:lineRule="auto"/>
               <w:ind w:hanging="2"/>
               <w:jc w:val="center"/>
               <w:rPr>
                 <w:rFonts w:ascii="Times New Roman" w:hAnsi="Times New Roman" w:cs="Times New Roman"/>
-                <w:color w:val="FF0000"/>
+                <w:i/>
+                <w:iCs/>
+                <w:color w:val="000000"/>
                 <w:sz w:val="24"/>
                 <w:szCs w:val="24"/>
               </w:rPr>
@@ -8548,14 +8622,29 @@
                 <w:sz w:val="24"/>
                 <w:szCs w:val="24"/>
               </w:rPr>
-              <w:t>(Bằng chữ: _____________________)</w:t>
+              <w:t>(Bằng chữ: __________________________)</w:t>
             </w:r>
           </w:p>
         </w:tc>
       </w:tr>
+      <w:bookmarkEnd w:id="4"/>
     </w:tbl>
-    <w:bookmarkEnd w:id="2"/>
-    <w:p ns2:paraId="347B92C9" ns2:textId="77777777">
+    <w:p>
+      <w:pPr>
+        <w:widowControl w:val="0"/>
+        <w:spacing w:before="120" w:after="0" w:line="284" w:lineRule="auto"/>
+        <w:ind w:firstLineChars="278" w:firstLine="723"/>
+        <w:jc w:val="both"/>
+        <w:rPr>
+          <w:rFonts w:ascii="Times New Roman" w:eastAsia="Times New Roman" w:hAnsi="Times New Roman" w:cs="Times New Roman"/>
+          <w:color w:val="000000" w:themeColor="text1"/>
+          <w:sz w:val="26"/>
+          <w:szCs w:val="26"/>
+          <w:highlight w:val="yellow"/>
+        </w:rPr>
+      </w:pPr>
+    </w:p>
+    <w:p>
       <w:pPr>
         <w:suppressAutoHyphens/>
         <w:spacing w:before="120" w:after="0" w:line="360" w:lineRule="auto"/>
@@ -8565,8 +8654,8 @@
           <w:b/>
           <w:color w:val="000000" w:themeColor="text1"/>
           <w:spacing w:val="-4"/>
-          <w:sz w:val="20"/>
-          <w:szCs w:val="20"/>
+          <w:sz w:val="26"/>
+          <w:szCs w:val="26"/>
           <w:lang w:val="nl-NL"/>
         </w:rPr>
       </w:pPr>
@@ -8583,291 +8672,7 @@
         <w:t xml:space="preserve"> </w:t>
       </w:r>
     </w:p>
-    <w:tbl>
-      <w:tblPr>
-        <w:tblW w:w="13466" w:type="dxa"/>
-        <w:tblInd w:w="846" w:type="dxa"/>
-        <w:tblLook w:val="01E0" w:firstRow="1" w:lastRow="1" w:firstColumn="1" w:lastColumn="1" w:noHBand="0" w:noVBand="0"/>
-      </w:tblPr>
-      <w:tblGrid>
-        <w:gridCol w:w="6946"/>
-        <w:gridCol w:w="6520"/>
-      </w:tblGrid>
-      <w:tr ns2:paraId="0AB1C09E" ns2:textId="77777777">
-        <w:tc>
-          <w:tcPr>
-            <w:tcW w:w="6946" w:type="dxa"/>
-          </w:tcPr>
-          <w:p ns2:paraId="03BAEA96" ns2:textId="77777777">
-            <w:pPr>
-              <w:pStyle w:val="BodyText"/>
-              <w:widowControl w:val="0"/>
-              <w:tabs>
-                <w:tab w:val="left" w:pos="9072"/>
-              </w:tabs>
-              <w:spacing w:before="20" w:after="20"/>
-              <w:ind w:right="-74"/>
-              <w:jc w:val="center"/>
-              <w:rPr>
-                <w:rFonts w:ascii="Times New Roman" w:hAnsi="Times New Roman"/>
-                <w:b/>
-                <w:bCs/>
-                <w:color w:val="000000" w:themeColor="text1"/>
-                <w:szCs w:val="26"/>
-                <w:lang w:val="fr-FR"/>
-              </w:rPr>
-            </w:pPr>
-            <w:r>
-              <w:rPr>
-                <w:rFonts w:ascii="Times New Roman" w:hAnsi="Times New Roman"/>
-                <w:b/>
-                <w:bCs/>
-                <w:color w:val="000000" w:themeColor="text1"/>
-                <w:szCs w:val="26"/>
-                <w:lang w:val="fr-FR"/>
-              </w:rPr>
-              <w:t>ĐẠI DIỆN BÊN A</w:t>
-            </w:r>
-          </w:p>
-          <w:p ns2:paraId="34C62D7F" ns2:textId="77777777">
-            <w:pPr>
-              <w:pStyle w:val="BodyText"/>
-              <w:widowControl w:val="0"/>
-              <w:tabs>
-                <w:tab w:val="left" w:pos="9072"/>
-              </w:tabs>
-              <w:spacing w:before="20" w:after="20"/>
-              <w:ind w:right="-74"/>
-              <w:jc w:val="center"/>
-              <w:rPr>
-                <w:rFonts w:ascii="Times New Roman" w:hAnsi="Times New Roman"/>
-                <w:b/>
-                <w:bCs/>
-                <w:color w:val="000000" w:themeColor="text1"/>
-                <w:szCs w:val="26"/>
-                <w:lang w:val="fr-FR"/>
-              </w:rPr>
-            </w:pPr>
-            <w:r>
-              <w:rPr>
-                <w:rFonts w:ascii="Times New Roman" w:hAnsi="Times New Roman"/>
-                <w:b/>
-                <w:bCs/>
-                <w:color w:val="000000" w:themeColor="text1"/>
-                <w:szCs w:val="26"/>
-                <w:lang w:val="fr-FR"/>
-              </w:rPr>
-              <w:t>Giám đốc</w:t>
-            </w:r>
-          </w:p>
-          <w:p ns2:paraId="31CC3309" ns2:textId="77777777">
-            <w:pPr>
-              <w:pStyle w:val="BodyText"/>
-              <w:widowControl w:val="0"/>
-              <w:tabs>
-                <w:tab w:val="left" w:pos="9072"/>
-              </w:tabs>
-              <w:spacing w:before="20" w:after="20"/>
-              <w:ind w:right="-74"/>
-              <w:jc w:val="center"/>
-              <w:rPr>
-                <w:rFonts w:ascii="Times New Roman" w:hAnsi="Times New Roman"/>
-                <w:b/>
-                <w:bCs/>
-                <w:color w:val="000000" w:themeColor="text1"/>
-                <w:szCs w:val="26"/>
-                <w:lang w:val="fr-FR"/>
-              </w:rPr>
-            </w:pPr>
-          </w:p>
-          <w:p ns2:paraId="01CEA834" ns2:textId="77777777">
-            <w:pPr>
-              <w:pStyle w:val="BodyText"/>
-              <w:widowControl w:val="0"/>
-              <w:tabs>
-                <w:tab w:val="left" w:pos="9072"/>
-              </w:tabs>
-              <w:spacing w:before="20" w:after="20"/>
-              <w:ind w:right="-74"/>
-              <w:jc w:val="center"/>
-              <w:rPr>
-                <w:rFonts w:ascii="Times New Roman" w:hAnsi="Times New Roman"/>
-                <w:b/>
-                <w:bCs/>
-                <w:color w:val="000000" w:themeColor="text1"/>
-                <w:sz w:val="78"/>
-                <w:szCs w:val="78"/>
-                <w:lang w:val="fr-FR"/>
-              </w:rPr>
-            </w:pPr>
-          </w:p>
-        </w:tc>
-        <w:tc>
-          <w:tcPr>
-            <w:tcW w:w="6520" w:type="dxa"/>
-          </w:tcPr>
-          <w:p ns2:paraId="701794C0" ns2:textId="77777777">
-            <w:pPr>
-              <w:pStyle w:val="BodyText"/>
-              <w:widowControl w:val="0"/>
-              <w:tabs>
-                <w:tab w:val="left" w:pos="9072"/>
-              </w:tabs>
-              <w:spacing w:before="20" w:after="20"/>
-              <w:ind w:right="-74"/>
-              <w:jc w:val="center"/>
-              <w:rPr>
-                <w:rFonts w:ascii="Times New Roman" w:hAnsi="Times New Roman"/>
-                <w:b/>
-                <w:bCs/>
-                <w:color w:val="FF0000"/>
-                <w:szCs w:val="26"/>
-                <w:lang w:val="nl-NL"/>
-              </w:rPr>
-            </w:pPr>
-            <w:r>
-              <w:rPr>
-                <w:rFonts w:ascii="Times New Roman" w:hAnsi="Times New Roman"/>
-                <w:b/>
-                <w:bCs/>
-                <w:color w:val="FF0000"/>
-                <w:szCs w:val="26"/>
-                <w:lang w:val="nl-NL"/>
-              </w:rPr>
-              <w:t>ĐẠI DIỆN BÊN B</w:t>
-            </w:r>
-          </w:p>
-          <w:p ns2:paraId="53B27CFE" ns2:textId="77777777">
-            <w:pPr>
-              <w:pStyle w:val="BodyText"/>
-              <w:widowControl w:val="0"/>
-              <w:tabs>
-                <w:tab w:val="left" w:pos="9072"/>
-              </w:tabs>
-              <w:spacing w:before="20" w:after="20"/>
-              <w:ind w:right="-74"/>
-              <w:jc w:val="center"/>
-              <w:rPr>
-                <w:rFonts w:ascii="Times New Roman" w:hAnsi="Times New Roman"/>
-                <w:b/>
-                <w:bCs/>
-                <w:color w:val="FF0000"/>
-                <w:szCs w:val="26"/>
-                <w:lang w:val="nl-NL"/>
-              </w:rPr>
-            </w:pPr>
-            <w:r>
-              <w:rPr>
-                <w:rFonts w:ascii="Times New Roman" w:hAnsi="Times New Roman"/>
-                <w:b/>
-                <w:bCs/>
-                <w:color w:val="FF0000"/>
-                <w:szCs w:val="26"/>
-                <w:lang w:val="nl-NL"/>
-              </w:rPr>
-              <w:t>_________</w:t>
-            </w:r>
-          </w:p>
-          <w:p ns2:paraId="0171F4C5" ns2:textId="77777777">
-            <w:pPr>
-              <w:spacing w:before="20" w:after="20" w:line="240" w:lineRule="auto"/>
-              <w:jc w:val="center"/>
-              <w:rPr>
-                <w:rFonts w:ascii="Times New Roman" w:hAnsi="Times New Roman" w:cs="Times New Roman"/>
-                <w:color w:val="FF0000"/>
-                <w:sz w:val="26"/>
-                <w:szCs w:val="26"/>
-                <w:lang w:val="nl-NL" w:eastAsia="x-none"/>
-              </w:rPr>
-            </w:pPr>
-          </w:p>
-          <w:p ns2:paraId="0BC7CA8A" ns2:textId="77777777">
-            <w:pPr>
-              <w:spacing w:before="20" w:after="20" w:line="240" w:lineRule="auto"/>
-              <w:jc w:val="center"/>
-              <w:rPr>
-                <w:rFonts w:ascii="Times New Roman" w:hAnsi="Times New Roman" w:cs="Times New Roman"/>
-                <w:color w:val="FF0000"/>
-                <w:sz w:val="26"/>
-                <w:szCs w:val="26"/>
-                <w:lang w:val="nl-NL" w:eastAsia="x-none"/>
-              </w:rPr>
-            </w:pPr>
-          </w:p>
-        </w:tc>
-      </w:tr>
-      <w:tr ns2:paraId="1157E3CB" ns2:textId="77777777">
-        <w:tc>
-          <w:tcPr>
-            <w:tcW w:w="6946" w:type="dxa"/>
-          </w:tcPr>
-          <w:p ns2:paraId="60371A04" ns2:textId="77777777">
-            <w:pPr>
-              <w:pStyle w:val="BodyText"/>
-              <w:widowControl w:val="0"/>
-              <w:tabs>
-                <w:tab w:val="left" w:pos="9072"/>
-              </w:tabs>
-              <w:jc w:val="center"/>
-              <w:rPr>
-                <w:rFonts w:ascii="Times New Roman" w:hAnsi="Times New Roman"/>
-                <w:b/>
-                <w:bCs/>
-                <w:color w:val="000000" w:themeColor="text1"/>
-                <w:szCs w:val="26"/>
-                <w:lang w:val="fr-FR"/>
-              </w:rPr>
-            </w:pPr>
-            <w:r>
-              <w:rPr>
-                <w:rFonts w:ascii="Times New Roman" w:hAnsi="Times New Roman"/>
-                <w:b/>
-                <w:bCs/>
-                <w:color w:val="000000" w:themeColor="text1"/>
-                <w:szCs w:val="26"/>
-                <w:lang w:val="fr-FR"/>
-              </w:rPr>
-              <w:t xml:space="preserve">{{GIAM_DOC_KY}}</w:t>
-            </w:r>
-          </w:p>
-        </w:tc>
-        <w:tc>
-          <w:tcPr>
-            <w:tcW w:w="6520" w:type="dxa"/>
-          </w:tcPr>
-          <w:p ns2:paraId="3CEDFEE1" ns2:textId="77777777">
-            <w:pPr>
-              <w:pStyle w:val="BodyText"/>
-              <w:widowControl w:val="0"/>
-              <w:tabs>
-                <w:tab w:val="left" w:pos="9072"/>
-              </w:tabs>
-              <w:jc w:val="center"/>
-              <w:rPr>
-                <w:rFonts w:ascii="Times New Roman" w:hAnsi="Times New Roman"/>
-                <w:b/>
-                <w:bCs/>
-                <w:color w:val="FF0000"/>
-                <w:szCs w:val="26"/>
-                <w:lang w:val="nl-NL"/>
-              </w:rPr>
-            </w:pPr>
-            <w:r>
-              <w:rPr>
-                <w:rFonts w:ascii="Times New Roman" w:hAnsi="Times New Roman"/>
-                <w:b/>
-                <w:bCs/>
-                <w:color w:val="FF0000"/>
-                <w:szCs w:val="26"/>
-                <w:lang w:val="nl-NL"/>
-              </w:rPr>
-              <w:t>____________</w:t>
-            </w:r>
-          </w:p>
-        </w:tc>
-      </w:tr>
-    </w:tbl>
-    <w:p ns2:paraId="5E9AB0B6" ns2:textId="0F6897BF">
+    <w:p>
       <w:pPr>
         <w:suppressAutoHyphens/>
         <w:spacing w:before="60" w:after="60" w:line="360" w:lineRule="auto"/>
@@ -8883,6 +8688,29 @@
           <w:lang w:val="nl-NL"/>
         </w:rPr>
       </w:pPr>
+      <w:r>
+        <w:rPr>
+          <w:rFonts w:ascii="Times New Roman" w:eastAsia="Times New Roman" w:hAnsi="Times New Roman" w:cs="Times New Roman"/>
+          <w:b/>
+          <w:color w:val="000000" w:themeColor="text1"/>
+          <w:spacing w:val="-4"/>
+          <w:sz w:val="26"/>
+          <w:szCs w:val="26"/>
+          <w:lang w:val="nl-NL"/>
+        </w:rPr>
+        <w:t xml:space="preserve">                          </w:t>
+      </w:r>
+      <w:r>
+        <w:rPr>
+          <w:rFonts w:ascii="Times New Roman" w:eastAsia="Times New Roman" w:hAnsi="Times New Roman" w:cs="Times New Roman"/>
+          <w:i/>
+          <w:color w:val="000000" w:themeColor="text1"/>
+          <w:sz w:val="26"/>
+          <w:szCs w:val="26"/>
+          <w:lang w:val="nl-NL"/>
+        </w:rPr>
+        <w:t xml:space="preserve"> </w:t>
+      </w:r>
     </w:p>
     <w:sectPr>
       <w:pgSz w:w="16840" w:h="11907" w:orient="landscape" w:code="9"/>
@@ -8895,8 +8723,78 @@
 </w:document>
 </file>
 
-<file path=./word/endnotes.xml><?xml version="1.0" encoding="utf-8"?>
-<w:endnotes xmlns:wpc="http://schemas.microsoft.com/office/word/2010/wordprocessingCanvas" xmlns:cx="http://schemas.microsoft.com/office/drawing/2014/chartex" xmlns:cx1="http://schemas.microsoft.com/office/drawing/2015/9/8/chartex" xmlns:cx2="http://schemas.microsoft.com/office/drawing/2015/10/21/chartex" xmlns:cx3="http://schemas.microsoft.com/office/drawing/2016/5/9/chartex" xmlns:cx4="http://schemas.microsoft.com/office/drawing/2016/5/10/chartex" xmlns:cx5="http://schemas.microsoft.com/office/drawing/2016/5/11/chartex" xmlns:cx6="http://schemas.microsoft.com/office/drawing/2016/5/12/chartex" xmlns:cx7="http://schemas.microsoft.com/office/drawing/2016/5/13/chartex" xmlns:cx8="http://schemas.microsoft.com/office/drawing/2016/5/14/chartex" xmlns:mc="http://schemas.openxmlformats.org/markup-compatibility/2006" xmlns:aink="http://schemas.microsoft.com/office/drawing/2016/ink" xmlns:am3d="http://schemas.microsoft.com/office/drawing/2017/model3d" xmlns:o="urn:schemas-microsoft-com:office:office" xmlns:oel="http://schemas.microsoft.com/office/2019/extlst" xmlns:r="http://schemas.openxmlformats.org/officeDocument/2006/relationships" xmlns:m="http://schemas.openxmlformats.org/officeDocument/2006/math" xmlns:v="urn:schemas-microsoft-com:vml" xmlns:wp14="http://schemas.microsoft.com/office/word/2010/wordprocessingDrawing" xmlns:wp="http://schemas.openxmlformats.org/drawingml/2006/wordprocessingDrawing" xmlns:w10="urn:schemas-microsoft-com:office:word" xmlns:w="http://schemas.openxmlformats.org/wordprocessingml/2006/main" xmlns:w14="http://schemas.microsoft.com/office/word/2010/wordml" xmlns:w15="http://schemas.microsoft.com/office/word/2012/wordml" xmlns:w16cex="http://schemas.microsoft.com/office/word/2018/wordml/cex" xmlns:w16="http://schemas.microsoft.com/office/word/2018/wordml" xmlns:w16du="http://schemas.microsoft.com/office/word/2023/wordml/word16du" xmlns:w16sdtdh="http://schemas.microsoft.com/office/word/2020/wordml/sdtdatahash" xmlns:w16se="http://schemas.microsoft.com/office/word/2015/wordml/symex" xmlns:wpg="http://schemas.microsoft.com/office/word/2010/wordprocessingGroup" xmlns:wpi="http://schemas.microsoft.com/office/word/2010/wordprocessingInk" xmlns:wne="http://schemas.microsoft.com/office/word/2006/wordml" xmlns:wps="http://schemas.microsoft.com/office/word/2010/wordprocessingShape">
+<file path=word/comments.xml><?xml version="1.0" encoding="utf-8"?>
+<w:comments xmlns:wpc="http://schemas.microsoft.com/office/word/2010/wordprocessingCanvas" xmlns:cx="http://schemas.microsoft.com/office/drawing/2014/chartex" xmlns:cx1="http://schemas.microsoft.com/office/drawing/2015/9/8/chartex" xmlns:cx2="http://schemas.microsoft.com/office/drawing/2015/10/21/chartex" xmlns:cx3="http://schemas.microsoft.com/office/drawing/2016/5/9/chartex" xmlns:cx4="http://schemas.microsoft.com/office/drawing/2016/5/10/chartex" xmlns:cx5="http://schemas.microsoft.com/office/drawing/2016/5/11/chartex" xmlns:cx6="http://schemas.microsoft.com/office/drawing/2016/5/12/chartex" xmlns:cx7="http://schemas.microsoft.com/office/drawing/2016/5/13/chartex" xmlns:cx8="http://schemas.microsoft.com/office/drawing/2016/5/14/chartex" xmlns:mc="http://schemas.openxmlformats.org/markup-compatibility/2006" xmlns:aink="http://schemas.microsoft.com/office/drawing/2016/ink" xmlns:am3d="http://schemas.microsoft.com/office/drawing/2017/model3d" xmlns:o="urn:schemas-microsoft-com:office:office" xmlns:oel="http://schemas.microsoft.com/office/2019/extlst" xmlns:r="http://schemas.openxmlformats.org/officeDocument/2006/relationships" xmlns:m="http://schemas.openxmlformats.org/officeDocument/2006/math" xmlns:v="urn:schemas-microsoft-com:vml" xmlns:wp14="http://schemas.microsoft.com/office/word/2010/wordprocessingDrawing" xmlns:wp="http://schemas.openxmlformats.org/drawingml/2006/wordprocessingDrawing" xmlns:w10="urn:schemas-microsoft-com:office:word" xmlns:w="http://schemas.openxmlformats.org/wordprocessingml/2006/main" xmlns:w14="http://schemas.microsoft.com/office/word/2010/wordml" xmlns:w15="http://schemas.microsoft.com/office/word/2012/wordml" xmlns:w16cex="http://schemas.microsoft.com/office/word/2018/wordml/cex" xmlns:w16cid="http://schemas.microsoft.com/office/word/2016/wordml/cid" xmlns:w16="http://schemas.microsoft.com/office/word/2018/wordml" xmlns:w16du="http://schemas.microsoft.com/office/word/2023/wordml/word16du" xmlns:w16sdtdh="http://schemas.microsoft.com/office/word/2020/wordml/sdtdatahash" xmlns:w16se="http://schemas.microsoft.com/office/word/2015/wordml/symex" xmlns:wpg="http://schemas.microsoft.com/office/word/2010/wordprocessingGroup" xmlns:wpi="http://schemas.microsoft.com/office/word/2010/wordprocessingInk" xmlns:wne="http://schemas.microsoft.com/office/word/2006/wordml" xmlns:wps="http://schemas.microsoft.com/office/word/2010/wordprocessingShape">
+  <w:comment w:id="2" w:author="Dương KTDA" w:date="2026-04-15T09:15:00Z" w:initials="DK">
+    <w:p>
+      <w:pPr>
+        <w:pStyle w:val="CommentText"/>
+        <w:rPr>
+          <w:rFonts w:ascii="Times New Roman" w:hAnsi="Times New Roman" w:cs="Times New Roman"/>
+        </w:rPr>
+      </w:pPr>
+      <w:r>
+        <w:rPr>
+          <w:rStyle w:val="CommentReference"/>
+        </w:rPr>
+        <w:annotationRef/>
+      </w:r>
+      <w:r>
+        <w:rPr>
+          <w:rFonts w:ascii="Times New Roman" w:hAnsi="Times New Roman" w:cs="Times New Roman"/>
+        </w:rPr>
+        <w:t>Thời gian thực hiện gói thầu tính từ ngày hợp đồng có hiệu lực đến khi 2 bên kí biên bản nghiệm thu</w:t>
+      </w:r>
+    </w:p>
+  </w:comment>
+  <w:comment w:id="3" w:author="Dương KTDA" w:date="2026-04-15T09:16:00Z" w:initials="DK">
+    <w:p>
+      <w:pPr>
+        <w:pStyle w:val="CommentText"/>
+        <w:rPr>
+          <w:rFonts w:ascii="Times New Roman" w:hAnsi="Times New Roman" w:cs="Times New Roman"/>
+        </w:rPr>
+      </w:pPr>
+      <w:r>
+        <w:rPr>
+          <w:rStyle w:val="CommentReference"/>
+        </w:rPr>
+        <w:annotationRef/>
+      </w:r>
+      <w:r>
+        <w:rPr>
+          <w:rFonts w:ascii="Times New Roman" w:hAnsi="Times New Roman" w:cs="Times New Roman"/>
+        </w:rPr>
+        <w:t>Thời gian thực hiện HĐ = Thời gian thực hiện gói thầu + Thời hạn thanh toán (được nêu tại Điểm b, Khoản 2, Điều 5 hợp đồng này)</w:t>
+      </w:r>
+    </w:p>
+  </w:comment>
+</w:comments>
+</file>
+
+<file path=word/commentsExtended.xml><?xml version="1.0" encoding="utf-8"?>
+<w15:commentsEx xmlns:wpc="http://schemas.microsoft.com/office/word/2010/wordprocessingCanvas" xmlns:cx="http://schemas.microsoft.com/office/drawing/2014/chartex" xmlns:cx1="http://schemas.microsoft.com/office/drawing/2015/9/8/chartex" xmlns:cx2="http://schemas.microsoft.com/office/drawing/2015/10/21/chartex" xmlns:cx3="http://schemas.microsoft.com/office/drawing/2016/5/9/chartex" xmlns:cx4="http://schemas.microsoft.com/office/drawing/2016/5/10/chartex" xmlns:cx5="http://schemas.microsoft.com/office/drawing/2016/5/11/chartex" xmlns:cx6="http://schemas.microsoft.com/office/drawing/2016/5/12/chartex" xmlns:cx7="http://schemas.microsoft.com/office/drawing/2016/5/13/chartex" xmlns:cx8="http://schemas.microsoft.com/office/drawing/2016/5/14/chartex" xmlns:mc="http://schemas.openxmlformats.org/markup-compatibility/2006" xmlns:aink="http://schemas.microsoft.com/office/drawing/2016/ink" xmlns:am3d="http://schemas.microsoft.com/office/drawing/2017/model3d" xmlns:o="urn:schemas-microsoft-com:office:office" xmlns:oel="http://schemas.microsoft.com/office/2019/extlst" xmlns:r="http://schemas.openxmlformats.org/officeDocument/2006/relationships" xmlns:m="http://schemas.openxmlformats.org/officeDocument/2006/math" xmlns:v="urn:schemas-microsoft-com:vml" xmlns:wp14="http://schemas.microsoft.com/office/word/2010/wordprocessingDrawing" xmlns:wp="http://schemas.openxmlformats.org/drawingml/2006/wordprocessingDrawing" xmlns:w10="urn:schemas-microsoft-com:office:word" xmlns:w="http://schemas.openxmlformats.org/wordprocessingml/2006/main" xmlns:w14="http://schemas.microsoft.com/office/word/2010/wordml" xmlns:w15="http://schemas.microsoft.com/office/word/2012/wordml" xmlns:w16cex="http://schemas.microsoft.com/office/word/2018/wordml/cex" xmlns:w16cid="http://schemas.microsoft.com/office/word/2016/wordml/cid" xmlns:w16="http://schemas.microsoft.com/office/word/2018/wordml" xmlns:w16du="http://schemas.microsoft.com/office/word/2023/wordml/word16du" xmlns:w16sdtdh="http://schemas.microsoft.com/office/word/2020/wordml/sdtdatahash" xmlns:w16se="http://schemas.microsoft.com/office/word/2015/wordml/symex" xmlns:wpg="http://schemas.microsoft.com/office/word/2010/wordprocessingGroup" xmlns:wpi="http://schemas.microsoft.com/office/word/2010/wordprocessingInk" xmlns:wne="http://schemas.microsoft.com/office/word/2006/wordml" xmlns:wps="http://schemas.microsoft.com/office/word/2010/wordprocessingShape">
+  <w15:commentEx w15:paraId="6518E197" w15:done="0"/>
+  <w15:commentEx w15:paraId="53D374FF" w15:done="0"/>
+</w15:commentsEx>
+</file>
+
+<file path=word/commentsExtensible.xml><?xml version="1.0" encoding="utf-8"?>
+<w16cex:commentsExtensible xmlns:wpc="http://schemas.microsoft.com/office/word/2010/wordprocessingCanvas" xmlns:cx="http://schemas.microsoft.com/office/drawing/2014/chartex" xmlns:cx1="http://schemas.microsoft.com/office/drawing/2015/9/8/chartex" xmlns:cx2="http://schemas.microsoft.com/office/drawing/2015/10/21/chartex" xmlns:cx3="http://schemas.microsoft.com/office/drawing/2016/5/9/chartex" xmlns:cx4="http://schemas.microsoft.com/office/drawing/2016/5/10/chartex" xmlns:cx5="http://schemas.microsoft.com/office/drawing/2016/5/11/chartex" xmlns:cx6="http://schemas.microsoft.com/office/drawing/2016/5/12/chartex" xmlns:cx7="http://schemas.microsoft.com/office/drawing/2016/5/13/chartex" xmlns:cx8="http://schemas.microsoft.com/office/drawing/2016/5/14/chartex" xmlns:cr="http://schemas.microsoft.com/office/comments/2020/reactions" xmlns:mc="http://schemas.openxmlformats.org/markup-compatibility/2006" xmlns:aink="http://schemas.microsoft.com/office/drawing/2016/ink" xmlns:am3d="http://schemas.microsoft.com/office/drawing/2017/model3d" xmlns:o="urn:schemas-microsoft-com:office:office" xmlns:oel="http://schemas.microsoft.com/office/2019/extlst" xmlns:r="http://schemas.openxmlformats.org/officeDocument/2006/relationships" xmlns:m="http://schemas.openxmlformats.org/officeDocument/2006/math" xmlns:v="urn:schemas-microsoft-com:vml" xmlns:wp14="http://schemas.microsoft.com/office/word/2010/wordprocessingDrawing" xmlns:wp="http://schemas.openxmlformats.org/drawingml/2006/wordprocessingDrawing" xmlns:w10="urn:schemas-microsoft-com:office:word" xmlns:w="http://schemas.openxmlformats.org/wordprocessingml/2006/main" xmlns:w14="http://schemas.microsoft.com/office/word/2010/wordml" xmlns:w15="http://schemas.microsoft.com/office/word/2012/wordml" xmlns:w16cex="http://schemas.microsoft.com/office/word/2018/wordml/cex" xmlns:w16cid="http://schemas.microsoft.com/office/word/2016/wordml/cid" xmlns:w16="http://schemas.microsoft.com/office/word/2018/wordml" xmlns:w16du="http://schemas.microsoft.com/office/word/2023/wordml/word16du" xmlns:w16sdtdh="http://schemas.microsoft.com/office/word/2020/wordml/sdtdatahash" xmlns:w16se="http://schemas.microsoft.com/office/word/2015/wordml/symex" xmlns:wpg="http://schemas.microsoft.com/office/word/2010/wordprocessingGroup" xmlns:wpi="http://schemas.microsoft.com/office/word/2010/wordprocessingInk" xmlns:wne="http://schemas.microsoft.com/office/word/2006/wordml" xmlns:wps="http://schemas.microsoft.com/office/word/2010/wordprocessingShape">
+  <w16cex:commentExtensible w16cex:durableId="414484EF" w16cex:dateUtc="2026-04-15T02:15:00Z"/>
+  <w16cex:commentExtensible w16cex:durableId="61438D41" w16cex:dateUtc="2026-04-15T02:16:00Z"/>
+</w16cex:commentsExtensible>
+</file>
+
+<file path=word/commentsIds.xml><?xml version="1.0" encoding="utf-8"?>
+<w16cid:commentsIds xmlns:wpc="http://schemas.microsoft.com/office/word/2010/wordprocessingCanvas" xmlns:cx="http://schemas.microsoft.com/office/drawing/2014/chartex" xmlns:cx1="http://schemas.microsoft.com/office/drawing/2015/9/8/chartex" xmlns:cx2="http://schemas.microsoft.com/office/drawing/2015/10/21/chartex" xmlns:cx3="http://schemas.microsoft.com/office/drawing/2016/5/9/chartex" xmlns:cx4="http://schemas.microsoft.com/office/drawing/2016/5/10/chartex" xmlns:cx5="http://schemas.microsoft.com/office/drawing/2016/5/11/chartex" xmlns:cx6="http://schemas.microsoft.com/office/drawing/2016/5/12/chartex" xmlns:cx7="http://schemas.microsoft.com/office/drawing/2016/5/13/chartex" xmlns:cx8="http://schemas.microsoft.com/office/drawing/2016/5/14/chartex" xmlns:mc="http://schemas.openxmlformats.org/markup-compatibility/2006" xmlns:aink="http://schemas.microsoft.com/office/drawing/2016/ink" xmlns:am3d="http://schemas.microsoft.com/office/drawing/2017/model3d" xmlns:o="urn:schemas-microsoft-com:office:office" xmlns:oel="http://schemas.microsoft.com/office/2019/extlst" xmlns:r="http://schemas.openxmlformats.org/officeDocument/2006/relationships" xmlns:m="http://schemas.openxmlformats.org/officeDocument/2006/math" xmlns:v="urn:schemas-microsoft-com:vml" xmlns:wp14="http://schemas.microsoft.com/office/word/2010/wordprocessingDrawing" xmlns:wp="http://schemas.openxmlformats.org/drawingml/2006/wordprocessingDrawing" xmlns:w10="urn:schemas-microsoft-com:office:word" xmlns:w="http://schemas.openxmlformats.org/wordprocessingml/2006/main" xmlns:w14="http://schemas.microsoft.com/office/word/2010/wordml" xmlns:w15="http://schemas.microsoft.com/office/word/2012/wordml" xmlns:w16cex="http://schemas.microsoft.com/office/word/2018/wordml/cex" xmlns:w16cid="http://schemas.microsoft.com/office/word/2016/wordml/cid" xmlns:w16="http://schemas.microsoft.com/office/word/2018/wordml" xmlns:w16du="http://schemas.microsoft.com/office/word/2023/wordml/word16du" xmlns:w16sdtdh="http://schemas.microsoft.com/office/word/2020/wordml/sdtdatahash" xmlns:w16se="http://schemas.microsoft.com/office/word/2015/wordml/symex" xmlns:wpg="http://schemas.microsoft.com/office/word/2010/wordprocessingGroup" xmlns:wpi="http://schemas.microsoft.com/office/word/2010/wordprocessingInk" xmlns:wne="http://schemas.microsoft.com/office/word/2006/wordml" xmlns:wps="http://schemas.microsoft.com/office/word/2010/wordprocessingShape">
+  <w16cid:commentId w16cid:paraId="6518E197" w16cid:durableId="6518E197"/>
+  <w16cid:commentId w16cid:paraId="53D374FF" w16cid:durableId="53D374FF"/>
+</w16cid:commentsIds>
+</file>
+
+<file path=word/endnotes.xml><?xml version="1.0" encoding="utf-8"?>
+<w:endnotes xmlns:wpc="http://schemas.microsoft.com/office/word/2010/wordprocessingCanvas" xmlns:cx="http://schemas.microsoft.com/office/drawing/2014/chartex" xmlns:cx1="http://schemas.microsoft.com/office/drawing/2015/9/8/chartex" xmlns:cx2="http://schemas.microsoft.com/office/drawing/2015/10/21/chartex" xmlns:cx3="http://schemas.microsoft.com/office/drawing/2016/5/9/chartex" xmlns:cx4="http://schemas.microsoft.com/office/drawing/2016/5/10/chartex" xmlns:cx5="http://schemas.microsoft.com/office/drawing/2016/5/11/chartex" xmlns:cx6="http://schemas.microsoft.com/office/drawing/2016/5/12/chartex" xmlns:cx7="http://schemas.microsoft.com/office/drawing/2016/5/13/chartex" xmlns:cx8="http://schemas.microsoft.com/office/drawing/2016/5/14/chartex" xmlns:mc="http://schemas.openxmlformats.org/markup-compatibility/2006" xmlns:aink="http://schemas.microsoft.com/office/drawing/2016/ink" xmlns:am3d="http://schemas.microsoft.com/office/drawing/2017/model3d" xmlns:o="urn:schemas-microsoft-com:office:office" xmlns:oel="http://schemas.microsoft.com/office/2019/extlst" xmlns:r="http://schemas.openxmlformats.org/officeDocument/2006/relationships" xmlns:m="http://schemas.openxmlformats.org/officeDocument/2006/math" xmlns:v="urn:schemas-microsoft-com:vml" xmlns:wp14="http://schemas.microsoft.com/office/word/2010/wordprocessingDrawing" xmlns:wp="http://schemas.openxmlformats.org/drawingml/2006/wordprocessingDrawing" xmlns:w10="urn:schemas-microsoft-com:office:word" xmlns:w="http://schemas.openxmlformats.org/wordprocessingml/2006/main" xmlns:w14="http://schemas.microsoft.com/office/word/2010/wordml" xmlns:w15="http://schemas.microsoft.com/office/word/2012/wordml" xmlns:w16cex="http://schemas.microsoft.com/office/word/2018/wordml/cex" xmlns:w16cid="http://schemas.microsoft.com/office/word/2016/wordml/cid" xmlns:w16="http://schemas.microsoft.com/office/word/2018/wordml" xmlns:w16du="http://schemas.microsoft.com/office/word/2023/wordml/word16du" xmlns:w16sdtdh="http://schemas.microsoft.com/office/word/2020/wordml/sdtdatahash" xmlns:w16se="http://schemas.microsoft.com/office/word/2015/wordml/symex" xmlns:wpg="http://schemas.microsoft.com/office/word/2010/wordprocessingGroup" xmlns:wpi="http://schemas.microsoft.com/office/word/2010/wordprocessingInk" xmlns:wne="http://schemas.microsoft.com/office/word/2006/wordml" xmlns:wps="http://schemas.microsoft.com/office/word/2010/wordprocessingShape">
   <w:endnote w:type="separator" w:id="-1">
     <w:p>
       <w:pPr>
@@ -8920,98 +8818,8 @@
 </w:endnotes>
 </file>
 
-<file path=./word/fontTable.xml><?xml version="1.0" encoding="utf-8"?>
-<w:fonts xmlns:mc="http://schemas.openxmlformats.org/markup-compatibility/2006" xmlns:r="http://schemas.openxmlformats.org/officeDocument/2006/relationships" xmlns:w="http://schemas.openxmlformats.org/wordprocessingml/2006/main" xmlns:w14="http://schemas.microsoft.com/office/word/2010/wordml" xmlns:w15="http://schemas.microsoft.com/office/word/2012/wordml" xmlns:w16cex="http://schemas.microsoft.com/office/word/2018/wordml/cex" xmlns:w16="http://schemas.microsoft.com/office/word/2018/wordml" xmlns:w16du="http://schemas.microsoft.com/office/word/2023/wordml/word16du" xmlns:w16sdtdh="http://schemas.microsoft.com/office/word/2020/wordml/sdtdatahash" xmlns:w16se="http://schemas.microsoft.com/office/word/2015/wordml/symex">
-  <w:font w:name="Times New Roman">
-    <w:panose1 w:val="02020603050405020304"/>
-    <w:family w:val="roman"/>
-    <w:pitch w:val="variable"/>
-    <w:sig w:usb0="E0002EFF" w:usb1="C000785B" w:usb2="00000009" w:usb3="00000000" w:csb0="000001FF" w:csb1="00000000"/>
-  </w:font>
-  <w:font w:name="Courier New">
-    <w:panose1 w:val="02070309020205020404"/>
-    <w:family w:val="modern"/>
-    <w:pitch w:val="fixed"/>
-    <w:sig w:usb0="E0002EFF" w:usb1="C0007843" w:usb2="00000009" w:usb3="00000000" w:csb0="000001FF" w:csb1="00000000"/>
-  </w:font>
-  <w:font w:name="Wingdings">
-    <w:panose1 w:val="05000000000000000000"/>
-    <w:family w:val="auto"/>
-    <w:pitch w:val="variable"/>
-    <w:sig w:usb0="00000000" w:usb1="10000000" w:usb2="00000000" w:usb3="00000000" w:csb0="80000000" w:csb1="00000000"/>
-  </w:font>
-  <w:font w:name="Symbol">
-    <w:panose1 w:val="05050102010706020507"/>
-    <w:family w:val="roman"/>
-    <w:pitch w:val="variable"/>
-    <w:sig w:usb0="00000000" w:usb1="10000000" w:usb2="00000000" w:usb3="00000000" w:csb0="80000000" w:csb1="00000000"/>
-  </w:font>
-  <w:font w:name="Calibri">
-    <w:panose1 w:val="020F0502020204030204"/>
-    <w:family w:val="swiss"/>
-    <w:pitch w:val="variable"/>
-    <w:sig w:usb0="E4002EFF" w:usb1="C000247B" w:usb2="00000009" w:usb3="00000000" w:csb0="000001FF" w:csb1="00000000"/>
-  </w:font>
-  <w:font w:name="Calibri Light">
-    <w:panose1 w:val="020F0302020204030204"/>
-    <w:family w:val="swiss"/>
-    <w:pitch w:val="variable"/>
-    <w:sig w:usb0="E4002EFF" w:usb1="C000247B" w:usb2="00000009" w:usb3="00000000" w:csb0="000001FF" w:csb1="00000000"/>
-  </w:font>
-  <w:font w:name="DengXian Light">
-    <w:family w:val="auto"/>
-    <w:pitch w:val="variable"/>
-    <w:sig w:usb0="A00002BF" w:usb1="38CF7CFA" w:usb2="00000016" w:usb3="00000000" w:csb0="0004000F" w:csb1="00000000"/>
-  </w:font>
-  <w:font w:name=".VnArial">
-    <w:panose1 w:val="020B7200000000000000"/>
-    <w:family w:val="swiss"/>
-    <w:pitch w:val="variable"/>
-    <w:sig w:usb0="00000007" w:usb1="00000000" w:usb2="00000000" w:usb3="00000000" w:csb0="00000013" w:csb1="00000000"/>
-  </w:font>
-  <w:font w:name=".VnTime">
-    <w:panose1 w:val="020B7200000000000000"/>
-    <w:family w:val="swiss"/>
-    <w:pitch w:val="variable"/>
-    <w:sig w:usb0="00000003" w:usb1="00000000" w:usb2="00000000" w:usb3="00000000" w:csb0="00000001" w:csb1="00000000"/>
-  </w:font>
-  <w:font w:name="VNI-Times">
-    <w:altName w:val="Calibri"/>
-    <w:panose1 w:val="00000000000000000000"/>
-    <w:family w:val="auto"/>
-    <w:pitch w:val="variable"/>
-    <w:sig w:usb0="00000007" w:usb1="00000000" w:usb2="00000000" w:usb3="00000000" w:csb0="00000013" w:csb1="00000000"/>
-  </w:font>
-  <w:font w:name="SimSun">
-    <w:altName w:val="宋体"/>
-    <w:panose1 w:val="02010600030101010101"/>
-    <w:family w:val="auto"/>
-    <w:pitch w:val="variable"/>
-    <w:sig w:usb0="00000203" w:usb1="288F0000" w:usb2="00000016" w:usb3="00000000" w:csb0="00040001" w:csb1="00000000"/>
-  </w:font>
-  <w:font w:name="TimesNewRomanPS-BoldItalicMT">
-    <w:altName w:val="Times New Roman"/>
-    <w:family w:val="roman"/>
-    <w:pitch w:val="default"/>
-  </w:font>
-  <w:font w:name="Arial Unicode MS">
-    <w:panose1 w:val="020B0604020202020204"/>
-    <w:family w:val="swiss"/>
-    <w:pitch w:val="variable"/>
-    <w:sig w:usb0="F7FFAFFF" w:usb1="E9DFFFFF" w:usb2="0000003F" w:usb3="00000000" w:csb0="003F01FF" w:csb1="00000000"/>
-  </w:font>
-  <w:font w:name="DengXian">
-    <w:altName w:val="等线"/>
-    <w:panose1 w:val="02010600030101010101"/>
-    <w:family w:val="auto"/>
-    <w:pitch w:val="variable"/>
-    <w:sig w:usb0="A00002BF" w:usb1="38CF7CFA" w:usb2="00000016" w:usb3="00000000" w:csb0="0004000F" w:csb1="00000000"/>
-  </w:font>
-</w:fonts>
-</file>
-
-<file path=./word/footnotes.xml><?xml version="1.0" encoding="utf-8"?>
-<w:footnotes xmlns:wpc="http://schemas.microsoft.com/office/word/2010/wordprocessingCanvas" xmlns:cx="http://schemas.microsoft.com/office/drawing/2014/chartex" xmlns:cx1="http://schemas.microsoft.com/office/drawing/2015/9/8/chartex" xmlns:cx2="http://schemas.microsoft.com/office/drawing/2015/10/21/chartex" xmlns:cx3="http://schemas.microsoft.com/office/drawing/2016/5/9/chartex" xmlns:cx4="http://schemas.microsoft.com/office/drawing/2016/5/10/chartex" xmlns:cx5="http://schemas.microsoft.com/office/drawing/2016/5/11/chartex" xmlns:cx6="http://schemas.microsoft.com/office/drawing/2016/5/12/chartex" xmlns:cx7="http://schemas.microsoft.com/office/drawing/2016/5/13/chartex" xmlns:cx8="http://schemas.microsoft.com/office/drawing/2016/5/14/chartex" xmlns:mc="http://schemas.openxmlformats.org/markup-compatibility/2006" xmlns:aink="http://schemas.microsoft.com/office/drawing/2016/ink" xmlns:am3d="http://schemas.microsoft.com/office/drawing/2017/model3d" xmlns:o="urn:schemas-microsoft-com:office:office" xmlns:oel="http://schemas.microsoft.com/office/2019/extlst" xmlns:r="http://schemas.openxmlformats.org/officeDocument/2006/relationships" xmlns:m="http://schemas.openxmlformats.org/officeDocument/2006/math" xmlns:v="urn:schemas-microsoft-com:vml" xmlns:wp14="http://schemas.microsoft.com/office/word/2010/wordprocessingDrawing" xmlns:wp="http://schemas.openxmlformats.org/drawingml/2006/wordprocessingDrawing" xmlns:w10="urn:schemas-microsoft-com:office:word" xmlns:w="http://schemas.openxmlformats.org/wordprocessingml/2006/main" xmlns:w14="http://schemas.microsoft.com/office/word/2010/wordml" xmlns:w15="http://schemas.microsoft.com/office/word/2012/wordml" xmlns:w16cex="http://schemas.microsoft.com/office/word/2018/wordml/cex" xmlns:w16="http://schemas.microsoft.com/office/word/2018/wordml" xmlns:w16du="http://schemas.microsoft.com/office/word/2023/wordml/word16du" xmlns:w16sdtdh="http://schemas.microsoft.com/office/word/2020/wordml/sdtdatahash" xmlns:w16se="http://schemas.microsoft.com/office/word/2015/wordml/symex" xmlns:wpg="http://schemas.microsoft.com/office/word/2010/wordprocessingGroup" xmlns:wpi="http://schemas.microsoft.com/office/word/2010/wordprocessingInk" xmlns:wne="http://schemas.microsoft.com/office/word/2006/wordml" xmlns:wps="http://schemas.microsoft.com/office/word/2010/wordprocessingShape">
+<file path=word/footnotes.xml><?xml version="1.0" encoding="utf-8"?>
+<w:footnotes xmlns:wpc="http://schemas.microsoft.com/office/word/2010/wordprocessingCanvas" xmlns:cx="http://schemas.microsoft.com/office/drawing/2014/chartex" xmlns:cx1="http://schemas.microsoft.com/office/drawing/2015/9/8/chartex" xmlns:cx2="http://schemas.microsoft.com/office/drawing/2015/10/21/chartex" xmlns:cx3="http://schemas.microsoft.com/office/drawing/2016/5/9/chartex" xmlns:cx4="http://schemas.microsoft.com/office/drawing/2016/5/10/chartex" xmlns:cx5="http://schemas.microsoft.com/office/drawing/2016/5/11/chartex" xmlns:cx6="http://schemas.microsoft.com/office/drawing/2016/5/12/chartex" xmlns:cx7="http://schemas.microsoft.com/office/drawing/2016/5/13/chartex" xmlns:cx8="http://schemas.microsoft.com/office/drawing/2016/5/14/chartex" xmlns:mc="http://schemas.openxmlformats.org/markup-compatibility/2006" xmlns:aink="http://schemas.microsoft.com/office/drawing/2016/ink" xmlns:am3d="http://schemas.microsoft.com/office/drawing/2017/model3d" xmlns:o="urn:schemas-microsoft-com:office:office" xmlns:oel="http://schemas.microsoft.com/office/2019/extlst" xmlns:r="http://schemas.openxmlformats.org/officeDocument/2006/relationships" xmlns:m="http://schemas.openxmlformats.org/officeDocument/2006/math" xmlns:v="urn:schemas-microsoft-com:vml" xmlns:wp14="http://schemas.microsoft.com/office/word/2010/wordprocessingDrawing" xmlns:wp="http://schemas.openxmlformats.org/drawingml/2006/wordprocessingDrawing" xmlns:w10="urn:schemas-microsoft-com:office:word" xmlns:w="http://schemas.openxmlformats.org/wordprocessingml/2006/main" xmlns:w14="http://schemas.microsoft.com/office/word/2010/wordml" xmlns:w15="http://schemas.microsoft.com/office/word/2012/wordml" xmlns:w16cex="http://schemas.microsoft.com/office/word/2018/wordml/cex" xmlns:w16cid="http://schemas.microsoft.com/office/word/2016/wordml/cid" xmlns:w16="http://schemas.microsoft.com/office/word/2018/wordml" xmlns:w16du="http://schemas.microsoft.com/office/word/2023/wordml/word16du" xmlns:w16sdtdh="http://schemas.microsoft.com/office/word/2020/wordml/sdtdatahash" xmlns:w16se="http://schemas.microsoft.com/office/word/2015/wordml/symex" xmlns:wpg="http://schemas.microsoft.com/office/word/2010/wordprocessingGroup" xmlns:wpi="http://schemas.microsoft.com/office/word/2010/wordprocessingInk" xmlns:wne="http://schemas.microsoft.com/office/word/2006/wordml" xmlns:wps="http://schemas.microsoft.com/office/word/2010/wordprocessingShape">
   <w:footnote w:type="separator" w:id="-1">
     <w:p>
       <w:pPr>
@@ -9035,8 +8843,8 @@
 </w:footnotes>
 </file>
 
-<file path=./word/header1.xml><?xml version="1.0" encoding="utf-8"?>
-<w:hdr xmlns:wpc="http://schemas.microsoft.com/office/word/2010/wordprocessingCanvas" xmlns:cx="http://schemas.microsoft.com/office/drawing/2014/chartex" xmlns:cx1="http://schemas.microsoft.com/office/drawing/2015/9/8/chartex" xmlns:cx2="http://schemas.microsoft.com/office/drawing/2015/10/21/chartex" xmlns:cx3="http://schemas.microsoft.com/office/drawing/2016/5/9/chartex" xmlns:cx4="http://schemas.microsoft.com/office/drawing/2016/5/10/chartex" xmlns:cx5="http://schemas.microsoft.com/office/drawing/2016/5/11/chartex" xmlns:cx6="http://schemas.microsoft.com/office/drawing/2016/5/12/chartex" xmlns:cx7="http://schemas.microsoft.com/office/drawing/2016/5/13/chartex" xmlns:cx8="http://schemas.microsoft.com/office/drawing/2016/5/14/chartex" xmlns:mc="http://schemas.openxmlformats.org/markup-compatibility/2006" xmlns:aink="http://schemas.microsoft.com/office/drawing/2016/ink" xmlns:am3d="http://schemas.microsoft.com/office/drawing/2017/model3d" xmlns:o="urn:schemas-microsoft-com:office:office" xmlns:oel="http://schemas.microsoft.com/office/2019/extlst" xmlns:r="http://schemas.openxmlformats.org/officeDocument/2006/relationships" xmlns:m="http://schemas.openxmlformats.org/officeDocument/2006/math" xmlns:v="urn:schemas-microsoft-com:vml" xmlns:wp14="http://schemas.microsoft.com/office/word/2010/wordprocessingDrawing" xmlns:wp="http://schemas.openxmlformats.org/drawingml/2006/wordprocessingDrawing" xmlns:w10="urn:schemas-microsoft-com:office:word" xmlns:w="http://schemas.openxmlformats.org/wordprocessingml/2006/main" xmlns:w14="http://schemas.microsoft.com/office/word/2010/wordml" xmlns:w15="http://schemas.microsoft.com/office/word/2012/wordml" xmlns:w16cex="http://schemas.microsoft.com/office/word/2018/wordml/cex" xmlns:w16="http://schemas.microsoft.com/office/word/2018/wordml" xmlns:w16du="http://schemas.microsoft.com/office/word/2023/wordml/word16du" xmlns:w16sdtdh="http://schemas.microsoft.com/office/word/2020/wordml/sdtdatahash" xmlns:w16se="http://schemas.microsoft.com/office/word/2015/wordml/symex" xmlns:wpg="http://schemas.microsoft.com/office/word/2010/wordprocessingGroup" xmlns:wpi="http://schemas.microsoft.com/office/word/2010/wordprocessingInk" xmlns:wne="http://schemas.microsoft.com/office/word/2006/wordml" xmlns:wps="http://schemas.microsoft.com/office/word/2010/wordprocessingShape">
+<file path=word/header1.xml><?xml version="1.0" encoding="utf-8"?>
+<w:hdr xmlns:wpc="http://schemas.microsoft.com/office/word/2010/wordprocessingCanvas" xmlns:cx="http://schemas.microsoft.com/office/drawing/2014/chartex" xmlns:cx1="http://schemas.microsoft.com/office/drawing/2015/9/8/chartex" xmlns:cx2="http://schemas.microsoft.com/office/drawing/2015/10/21/chartex" xmlns:cx3="http://schemas.microsoft.com/office/drawing/2016/5/9/chartex" xmlns:cx4="http://schemas.microsoft.com/office/drawing/2016/5/10/chartex" xmlns:cx5="http://schemas.microsoft.com/office/drawing/2016/5/11/chartex" xmlns:cx6="http://schemas.microsoft.com/office/drawing/2016/5/12/chartex" xmlns:cx7="http://schemas.microsoft.com/office/drawing/2016/5/13/chartex" xmlns:cx8="http://schemas.microsoft.com/office/drawing/2016/5/14/chartex" xmlns:mc="http://schemas.openxmlformats.org/markup-compatibility/2006" xmlns:aink="http://schemas.microsoft.com/office/drawing/2016/ink" xmlns:am3d="http://schemas.microsoft.com/office/drawing/2017/model3d" xmlns:o="urn:schemas-microsoft-com:office:office" xmlns:oel="http://schemas.microsoft.com/office/2019/extlst" xmlns:r="http://schemas.openxmlformats.org/officeDocument/2006/relationships" xmlns:m="http://schemas.openxmlformats.org/officeDocument/2006/math" xmlns:v="urn:schemas-microsoft-com:vml" xmlns:wp14="http://schemas.microsoft.com/office/word/2010/wordprocessingDrawing" xmlns:wp="http://schemas.openxmlformats.org/drawingml/2006/wordprocessingDrawing" xmlns:w10="urn:schemas-microsoft-com:office:word" xmlns:w="http://schemas.openxmlformats.org/wordprocessingml/2006/main" xmlns:w14="http://schemas.microsoft.com/office/word/2010/wordml" xmlns:w15="http://schemas.microsoft.com/office/word/2012/wordml" xmlns:w16cex="http://schemas.microsoft.com/office/word/2018/wordml/cex" xmlns:w16cid="http://schemas.microsoft.com/office/word/2016/wordml/cid" xmlns:w16="http://schemas.microsoft.com/office/word/2018/wordml" xmlns:w16du="http://schemas.microsoft.com/office/word/2023/wordml/word16du" xmlns:w16sdtdh="http://schemas.microsoft.com/office/word/2020/wordml/sdtdatahash" xmlns:w16se="http://schemas.microsoft.com/office/word/2015/wordml/symex" xmlns:wpg="http://schemas.microsoft.com/office/word/2010/wordprocessingGroup" xmlns:wpi="http://schemas.microsoft.com/office/word/2010/wordprocessingInk" xmlns:wne="http://schemas.microsoft.com/office/word/2006/wordml" xmlns:wps="http://schemas.microsoft.com/office/word/2010/wordprocessingShape">
   <w:p>
     <w:pPr>
       <w:pStyle w:val="Header"/>
@@ -9054,7 +8862,7 @@
 </w:hdr>
 </file>
 
-<file path=./word/numbering.xml><?xml version="1.0" encoding="utf-8"?>
+<file path=word/numbering.xml><?xml version="1.0" encoding="utf-8"?>
 <w:numbering xmlns:wpc="http://schemas.microsoft.com/office/word/2010/wordprocessingCanvas" xmlns:cx="http://schemas.microsoft.com/office/drawing/2014/chartex" xmlns:cx1="http://schemas.microsoft.com/office/drawing/2015/9/8/chartex" xmlns:cx2="http://schemas.microsoft.com/office/drawing/2015/10/21/chartex" xmlns:cx3="http://schemas.microsoft.com/office/drawing/2016/5/9/chartex" xmlns:cx4="http://schemas.microsoft.com/office/drawing/2016/5/10/chartex" xmlns:cx5="http://schemas.microsoft.com/office/drawing/2016/5/11/chartex" xmlns:cx6="http://schemas.microsoft.com/office/drawing/2016/5/12/chartex" xmlns:cx7="http://schemas.microsoft.com/office/drawing/2016/5/13/chartex" xmlns:cx8="http://schemas.microsoft.com/office/drawing/2016/5/14/chartex" xmlns:mc="http://schemas.openxmlformats.org/markup-compatibility/2006" xmlns:aink="http://schemas.microsoft.com/office/drawing/2016/ink" xmlns:am3d="http://schemas.microsoft.com/office/drawing/2017/model3d" xmlns:o="urn:schemas-microsoft-com:office:office" xmlns:oel="http://schemas.microsoft.com/office/2019/extlst" xmlns:r="http://schemas.openxmlformats.org/officeDocument/2006/relationships" xmlns:m="http://schemas.openxmlformats.org/officeDocument/2006/math" xmlns:v="urn:schemas-microsoft-com:vml" xmlns:wp14="http://schemas.microsoft.com/office/word/2010/wordprocessingDrawing" xmlns:wp="http://schemas.openxmlformats.org/drawingml/2006/wordprocessingDrawing" xmlns:w10="urn:schemas-microsoft-com:office:word" xmlns:w="http://schemas.openxmlformats.org/wordprocessingml/2006/main" xmlns:w14="http://schemas.microsoft.com/office/word/2010/wordml" xmlns:w15="http://schemas.microsoft.com/office/word/2012/wordml" xmlns:w16cex="http://schemas.microsoft.com/office/word/2018/wordml/cex" xmlns:w16="http://schemas.microsoft.com/office/word/2018/wordml" xmlns:w16du="http://schemas.microsoft.com/office/word/2023/wordml/word16du" xmlns:w16sdtdh="http://schemas.microsoft.com/office/word/2020/wordml/sdtdatahash" xmlns:w16se="http://schemas.microsoft.com/office/word/2015/wordml/symex" xmlns:wpg="http://schemas.microsoft.com/office/word/2010/wordprocessingGroup" xmlns:wpi="http://schemas.microsoft.com/office/word/2010/wordprocessingInk" xmlns:wne="http://schemas.microsoft.com/office/word/2006/wordml" xmlns:wps="http://schemas.microsoft.com/office/word/2010/wordprocessingShape">
   <w:abstractNum w:abstractNumId="0">
     <w:nsid w:val="9E7C54B5"/>
@@ -9772,265 +9580,16 @@
 </w:numbering>
 </file>
 
-<file path=./word/settings.xml><?xml version="1.0" encoding="utf-8"?>
-<w:settings xmlns:mc="http://schemas.openxmlformats.org/markup-compatibility/2006" xmlns:o="urn:schemas-microsoft-com:office:office" xmlns:r="http://schemas.openxmlformats.org/officeDocument/2006/relationships" xmlns:m="http://schemas.openxmlformats.org/officeDocument/2006/math" xmlns:v="urn:schemas-microsoft-com:vml" xmlns:w10="urn:schemas-microsoft-com:office:word" xmlns:w="http://schemas.openxmlformats.org/wordprocessingml/2006/main" xmlns:w14="http://schemas.microsoft.com/office/word/2010/wordml" xmlns:w15="http://schemas.microsoft.com/office/word/2012/wordml" xmlns:w16cex="http://schemas.microsoft.com/office/word/2018/wordml/cex" xmlns:w16="http://schemas.microsoft.com/office/word/2018/wordml" xmlns:w16du="http://schemas.microsoft.com/office/word/2023/wordml/word16du" xmlns:w16sdtdh="http://schemas.microsoft.com/office/word/2020/wordml/sdtdatahash" xmlns:w16se="http://schemas.microsoft.com/office/word/2015/wordml/symex" xmlns:sl="http://schemas.openxmlformats.org/schemaLibrary/2006/main">
-  <w:zoom w:percent="140"/>
-  <w:defaultTabStop w:val="720"/>
-  <w:characterSpacingControl w:val="doNotCompress"/>
-  <w:compat>
-    <w:compatSetting w:name="compatibilityMode" w:uri="http://schemas.microsoft.com/office/word" w:val="15"/>
-    <w:compatSetting w:name="overrideTableStyleFontSizeAndJustification" w:uri="http://schemas.microsoft.com/office/word" w:val="1"/>
-    <w:compatSetting w:name="enableOpenTypeFeatures" w:uri="http://schemas.microsoft.com/office/word" w:val="1"/>
-    <w:compatSetting w:name="doNotFlipMirrorIndents" w:uri="http://schemas.microsoft.com/office/word" w:val="1"/>
-    <w:compatSetting w:name="differentiateMultirowTableHeaders" w:uri="http://schemas.microsoft.com/office/word" w:val="1"/>
-    <w:compatSetting w:name="useWord2013TrackBottomHyphenation" w:uri="http://schemas.microsoft.com/office/word" w:val="1"/>
-  </w:compat>
-  <w:rsids>
-    <w:rsidRoot w:val="00F3100B"/>
-    <w:rsid w:val="000543A6"/>
-    <w:rsid w:val="00055DFF"/>
-    <w:rsid w:val="000669A9"/>
-    <w:rsid w:val="0007333F"/>
-    <w:rsid w:val="00080796"/>
-    <w:rsid w:val="000943CC"/>
-    <w:rsid w:val="000A015D"/>
-    <w:rsid w:val="000B6928"/>
-    <w:rsid w:val="000C2CB3"/>
-    <w:rsid w:val="000C7394"/>
-    <w:rsid w:val="000D5581"/>
-    <w:rsid w:val="000D5A58"/>
-    <w:rsid w:val="001175F9"/>
-    <w:rsid w:val="001239A3"/>
-    <w:rsid w:val="00124A4D"/>
-    <w:rsid w:val="0013742E"/>
-    <w:rsid w:val="0014121D"/>
-    <w:rsid w:val="00152EA1"/>
-    <w:rsid w:val="001618AD"/>
-    <w:rsid w:val="00167034"/>
-    <w:rsid w:val="001806D4"/>
-    <w:rsid w:val="00183B02"/>
-    <w:rsid w:val="001A63DA"/>
-    <w:rsid w:val="001B14F0"/>
-    <w:rsid w:val="001B6DBB"/>
-    <w:rsid w:val="001D1D9E"/>
-    <w:rsid w:val="001D6301"/>
-    <w:rsid w:val="002156A2"/>
-    <w:rsid w:val="00224718"/>
-    <w:rsid w:val="0023166D"/>
-    <w:rsid w:val="00233523"/>
-    <w:rsid w:val="00245156"/>
-    <w:rsid w:val="0025119C"/>
-    <w:rsid w:val="0025633B"/>
-    <w:rsid w:val="00261341"/>
-    <w:rsid w:val="0027244B"/>
-    <w:rsid w:val="002A2283"/>
-    <w:rsid w:val="002B0909"/>
-    <w:rsid w:val="002B147D"/>
-    <w:rsid w:val="002B282B"/>
-    <w:rsid w:val="002D2777"/>
-    <w:rsid w:val="002D79F6"/>
-    <w:rsid w:val="002E275C"/>
-    <w:rsid w:val="00336657"/>
-    <w:rsid w:val="003517EF"/>
-    <w:rsid w:val="003758B1"/>
-    <w:rsid w:val="00377BA1"/>
-    <w:rsid w:val="003A0096"/>
-    <w:rsid w:val="003A76B0"/>
-    <w:rsid w:val="003C3B26"/>
-    <w:rsid w:val="003D3D0D"/>
-    <w:rsid w:val="003D62E8"/>
-    <w:rsid w:val="003E384D"/>
-    <w:rsid w:val="003E386D"/>
-    <w:rsid w:val="003F2D34"/>
-    <w:rsid w:val="004044A0"/>
-    <w:rsid w:val="00414901"/>
-    <w:rsid w:val="004152F0"/>
-    <w:rsid w:val="00432134"/>
-    <w:rsid w:val="004478C0"/>
-    <w:rsid w:val="00452C33"/>
-    <w:rsid w:val="004702F4"/>
-    <w:rsid w:val="00471D51"/>
-    <w:rsid w:val="0049193A"/>
-    <w:rsid w:val="004A586B"/>
-    <w:rsid w:val="004B3DB6"/>
-    <w:rsid w:val="004C1333"/>
-    <w:rsid w:val="004C618C"/>
-    <w:rsid w:val="004E0158"/>
-    <w:rsid w:val="00505942"/>
-    <w:rsid w:val="00513593"/>
-    <w:rsid w:val="00537112"/>
-    <w:rsid w:val="00543F45"/>
-    <w:rsid w:val="005463DB"/>
-    <w:rsid w:val="00557D5D"/>
-    <w:rsid w:val="005816DA"/>
-    <w:rsid w:val="00584891"/>
-    <w:rsid w:val="00591511"/>
-    <w:rsid w:val="00591AF1"/>
-    <w:rsid w:val="005B6EDF"/>
-    <w:rsid w:val="005D2219"/>
-    <w:rsid w:val="005D4E37"/>
-    <w:rsid w:val="006056AF"/>
-    <w:rsid w:val="006242BF"/>
-    <w:rsid w:val="006473A8"/>
-    <w:rsid w:val="0066068D"/>
-    <w:rsid w:val="006A1E50"/>
-    <w:rsid w:val="006A343F"/>
-    <w:rsid w:val="006B0196"/>
-    <w:rsid w:val="006B3814"/>
-    <w:rsid w:val="0074237E"/>
-    <w:rsid w:val="00754B5B"/>
-    <w:rsid w:val="00757690"/>
-    <w:rsid w:val="007657AF"/>
-    <w:rsid w:val="0077188A"/>
-    <w:rsid w:val="007736BA"/>
-    <w:rsid w:val="00776C3E"/>
-    <w:rsid w:val="00781B1A"/>
-    <w:rsid w:val="00792F49"/>
-    <w:rsid w:val="007960B1"/>
-    <w:rsid w:val="007A3E01"/>
-    <w:rsid w:val="007A66BB"/>
-    <w:rsid w:val="007A66D9"/>
-    <w:rsid w:val="007D4C93"/>
-    <w:rsid w:val="007E728D"/>
-    <w:rsid w:val="007F2C5D"/>
-    <w:rsid w:val="007F4D76"/>
-    <w:rsid w:val="00820E3D"/>
-    <w:rsid w:val="00825327"/>
-    <w:rsid w:val="00831424"/>
-    <w:rsid w:val="008443D7"/>
-    <w:rsid w:val="00871334"/>
-    <w:rsid w:val="008950DA"/>
-    <w:rsid w:val="008B47B4"/>
-    <w:rsid w:val="008B4942"/>
-    <w:rsid w:val="008D3058"/>
-    <w:rsid w:val="0090248B"/>
-    <w:rsid w:val="00931EAC"/>
-    <w:rsid w:val="00935BB7"/>
-    <w:rsid w:val="00946720"/>
-    <w:rsid w:val="00954129"/>
-    <w:rsid w:val="00955027"/>
-    <w:rsid w:val="00973E1E"/>
-    <w:rsid w:val="00991A94"/>
-    <w:rsid w:val="009B3E2D"/>
-    <w:rsid w:val="009C0EEB"/>
-    <w:rsid w:val="009D19B2"/>
-    <w:rsid w:val="00A026E4"/>
-    <w:rsid w:val="00A05B91"/>
-    <w:rsid w:val="00A07821"/>
-    <w:rsid w:val="00A27039"/>
-    <w:rsid w:val="00A3221B"/>
-    <w:rsid w:val="00A42BC5"/>
-    <w:rsid w:val="00A61BF3"/>
-    <w:rsid w:val="00A902CB"/>
-    <w:rsid w:val="00AA06C2"/>
-    <w:rsid w:val="00AA1A28"/>
-    <w:rsid w:val="00AA58B7"/>
-    <w:rsid w:val="00AB3E1D"/>
-    <w:rsid w:val="00AE6421"/>
-    <w:rsid w:val="00AE7A85"/>
-    <w:rsid w:val="00B11958"/>
-    <w:rsid w:val="00B14C5B"/>
-    <w:rsid w:val="00B55431"/>
-    <w:rsid w:val="00B57E16"/>
-    <w:rsid w:val="00B62DED"/>
-    <w:rsid w:val="00B71946"/>
-    <w:rsid w:val="00B77E44"/>
-    <w:rsid w:val="00B83408"/>
-    <w:rsid w:val="00B90A6D"/>
-    <w:rsid w:val="00B919A4"/>
-    <w:rsid w:val="00BA36B2"/>
-    <w:rsid w:val="00BA6B93"/>
-    <w:rsid w:val="00BB3220"/>
-    <w:rsid w:val="00BE7231"/>
-    <w:rsid w:val="00BF6CDA"/>
-    <w:rsid w:val="00C436B3"/>
-    <w:rsid w:val="00C52B90"/>
-    <w:rsid w:val="00C609B4"/>
-    <w:rsid w:val="00C74015"/>
-    <w:rsid w:val="00C93D81"/>
-    <w:rsid w:val="00C95003"/>
-    <w:rsid w:val="00CA4110"/>
-    <w:rsid w:val="00CC650F"/>
-    <w:rsid w:val="00CD69CF"/>
-    <w:rsid w:val="00CE0ADD"/>
-    <w:rsid w:val="00CE5538"/>
-    <w:rsid w:val="00CF5740"/>
-    <w:rsid w:val="00D11A9D"/>
-    <w:rsid w:val="00D1277C"/>
-    <w:rsid w:val="00D24BAF"/>
-    <w:rsid w:val="00D26878"/>
-    <w:rsid w:val="00D271FD"/>
-    <w:rsid w:val="00D424E3"/>
-    <w:rsid w:val="00D55044"/>
-    <w:rsid w:val="00D84A49"/>
-    <w:rsid w:val="00DA1126"/>
-    <w:rsid w:val="00DD3371"/>
-    <w:rsid w:val="00E00414"/>
-    <w:rsid w:val="00E02947"/>
-    <w:rsid w:val="00E16291"/>
-    <w:rsid w:val="00E5004F"/>
-    <w:rsid w:val="00E64C17"/>
-    <w:rsid w:val="00E64C9B"/>
-    <w:rsid w:val="00E71216"/>
-    <w:rsid w:val="00E751E3"/>
-    <w:rsid w:val="00EA3209"/>
-    <w:rsid w:val="00EA362A"/>
-    <w:rsid w:val="00EA5D3E"/>
-    <w:rsid w:val="00EA5DCD"/>
-    <w:rsid w:val="00EB2035"/>
-    <w:rsid w:val="00EC59C9"/>
-    <w:rsid w:val="00EF3150"/>
-    <w:rsid w:val="00EF5230"/>
-    <w:rsid w:val="00F20D30"/>
-    <w:rsid w:val="00F229A0"/>
-    <w:rsid w:val="00F3100B"/>
-    <w:rsid w:val="00F455D7"/>
-    <w:rsid w:val="00F66C85"/>
-    <w:rsid w:val="00F70661"/>
-    <w:rsid w:val="00F72B7C"/>
-    <w:rsid w:val="00F827D6"/>
-    <w:rsid w:val="00F90FD2"/>
-    <w:rsid w:val="00F93910"/>
-    <w:rsid w:val="00FA34F5"/>
-    <w:rsid w:val="00FC3D83"/>
-    <w:rsid w:val="01A83C46"/>
-    <w:rsid w:val="058A0319"/>
-    <w:rsid w:val="252E0EB6"/>
-    <w:rsid w:val="26EB3B6A"/>
-    <w:rsid w:val="6D814635"/>
-  </w:rsids>
-  <m:mathPr>
-    <m:mathFont m:val="Cambria Math"/>
-    <m:brkBin m:val="before"/>
-    <m:brkBinSub m:val="--"/>
-    <m:smallFrac m:val="0"/>
-    <m:dispDef/>
-    <m:lMargin m:val="0"/>
-    <m:rMargin m:val="0"/>
-    <m:defJc m:val="centerGroup"/>
-    <m:wrapIndent m:val="1440"/>
-    <m:intLim m:val="subSup"/>
-    <m:naryLim m:val="undOvr"/>
-  </m:mathPr>
-  <w:themeFontLang w:val="en-US" w:eastAsia="zh-CN"/>
-  <w:clrSchemeMapping w:bg1="light1" w:t1="dark1" w:bg2="light2" w:t2="dark2" w:accent1="accent1" w:accent2="accent2" w:accent3="accent3" w:accent4="accent4" w:accent5="accent5" w:accent6="accent6" w:hyperlink="hyperlink" w:followedHyperlink="followedHyperlink"/>
-  <w:shapeDefaults>
-    <o:shapedefaults v:ext="edit" spidmax="1026" fillcolor="white">
-      <v:fill color="white"/>
-    </o:shapedefaults>
-    <o:shapelayout v:ext="edit">
-      <o:idmap v:ext="edit" data="1"/>
-    </o:shapelayout>
-  </w:shapeDefaults>
-  <w:decimalSymbol w:val=","/>
-  <w:listSeparator w:val=","/>
-  <w14:docId w14:val="43E97724"/>
-  <w15:docId w15:val="{9ECFD22C-3F8F-418B-86C1-84DB1DAC81A7}"/>
-</w:settings>
+<file path=word/people.xml><?xml version="1.0" encoding="utf-8"?>
+<w15:people xmlns:wpc="http://schemas.microsoft.com/office/word/2010/wordprocessingCanvas" xmlns:cx="http://schemas.microsoft.com/office/drawing/2014/chartex" xmlns:cx1="http://schemas.microsoft.com/office/drawing/2015/9/8/chartex" xmlns:cx2="http://schemas.microsoft.com/office/drawing/2015/10/21/chartex" xmlns:cx3="http://schemas.microsoft.com/office/drawing/2016/5/9/chartex" xmlns:cx4="http://schemas.microsoft.com/office/drawing/2016/5/10/chartex" xmlns:cx5="http://schemas.microsoft.com/office/drawing/2016/5/11/chartex" xmlns:cx6="http://schemas.microsoft.com/office/drawing/2016/5/12/chartex" xmlns:cx7="http://schemas.microsoft.com/office/drawing/2016/5/13/chartex" xmlns:cx8="http://schemas.microsoft.com/office/drawing/2016/5/14/chartex" xmlns:mc="http://schemas.openxmlformats.org/markup-compatibility/2006" xmlns:aink="http://schemas.microsoft.com/office/drawing/2016/ink" xmlns:am3d="http://schemas.microsoft.com/office/drawing/2017/model3d" xmlns:o="urn:schemas-microsoft-com:office:office" xmlns:oel="http://schemas.microsoft.com/office/2019/extlst" xmlns:r="http://schemas.openxmlformats.org/officeDocument/2006/relationships" xmlns:m="http://schemas.openxmlformats.org/officeDocument/2006/math" xmlns:v="urn:schemas-microsoft-com:vml" xmlns:wp14="http://schemas.microsoft.com/office/word/2010/wordprocessingDrawing" xmlns:wp="http://schemas.openxmlformats.org/drawingml/2006/wordprocessingDrawing" xmlns:w10="urn:schemas-microsoft-com:office:word" xmlns:w="http://schemas.openxmlformats.org/wordprocessingml/2006/main" xmlns:w14="http://schemas.microsoft.com/office/word/2010/wordml" xmlns:w15="http://schemas.microsoft.com/office/word/2012/wordml" xmlns:w16cex="http://schemas.microsoft.com/office/word/2018/wordml/cex" xmlns:w16cid="http://schemas.microsoft.com/office/word/2016/wordml/cid" xmlns:w16="http://schemas.microsoft.com/office/word/2018/wordml" xmlns:w16du="http://schemas.microsoft.com/office/word/2023/wordml/word16du" xmlns:w16sdtdh="http://schemas.microsoft.com/office/word/2020/wordml/sdtdatahash" xmlns:w16se="http://schemas.microsoft.com/office/word/2015/wordml/symex" xmlns:wpg="http://schemas.microsoft.com/office/word/2010/wordprocessingGroup" xmlns:wpi="http://schemas.microsoft.com/office/word/2010/wordprocessingInk" xmlns:wne="http://schemas.microsoft.com/office/word/2006/wordml" xmlns:wps="http://schemas.microsoft.com/office/word/2010/wordprocessingShape">
+  <w15:person w15:author="Dương KTDA">
+    <w15:presenceInfo w15:providerId="None" w15:userId="Dương KTDA"/>
+  </w15:person>
+</w15:people>
 </file>
 
-<file path=./word/styles.xml><?xml version="1.0" encoding="utf-8"?>
-<w:styles xmlns:mc="http://schemas.openxmlformats.org/markup-compatibility/2006" xmlns:r="http://schemas.openxmlformats.org/officeDocument/2006/relationships" xmlns:w="http://schemas.openxmlformats.org/wordprocessingml/2006/main" xmlns:w14="http://schemas.microsoft.com/office/word/2010/wordml" xmlns:w15="http://schemas.microsoft.com/office/word/2012/wordml" xmlns:w16cex="http://schemas.microsoft.com/office/word/2018/wordml/cex" xmlns:w16="http://schemas.microsoft.com/office/word/2018/wordml" xmlns:w16du="http://schemas.microsoft.com/office/word/2023/wordml/word16du" xmlns:w16sdtdh="http://schemas.microsoft.com/office/word/2020/wordml/sdtdatahash" xmlns:w16se="http://schemas.microsoft.com/office/word/2015/wordml/symex">
+<file path=word/styles.xml><?xml version="1.0" encoding="utf-8"?>
+<w:styles xmlns:mc="http://schemas.openxmlformats.org/markup-compatibility/2006" xmlns:r="http://schemas.openxmlformats.org/officeDocument/2006/relationships" xmlns:w="http://schemas.openxmlformats.org/wordprocessingml/2006/main" xmlns:w14="http://schemas.microsoft.com/office/word/2010/wordml" xmlns:w15="http://schemas.microsoft.com/office/word/2012/wordml" xmlns:w16cex="http://schemas.microsoft.com/office/word/2018/wordml/cex" xmlns:w16cid="http://schemas.microsoft.com/office/word/2016/wordml/cid" xmlns:w16="http://schemas.microsoft.com/office/word/2018/wordml" xmlns:w16du="http://schemas.microsoft.com/office/word/2023/wordml/word16du" xmlns:w16sdtdh="http://schemas.microsoft.com/office/word/2020/wordml/sdtdatahash" xmlns:w16se="http://schemas.microsoft.com/office/word/2015/wordml/symex">
   <w:docDefaults>
     <w:rPrDefault>
       <w:rPr>
@@ -11130,7 +10689,7 @@
 </w:styles>
 </file>
 
-<file path=./word/theme/theme1.xml><?xml version="1.0" encoding="utf-8"?>
+<file path=word/theme/theme1.xml><?xml version="1.0" encoding="utf-8"?>
 <a:theme xmlns:a="http://schemas.openxmlformats.org/drawingml/2006/main" name="Office Theme">
   <a:themeElements>
     <a:clrScheme name="Office">
@@ -11386,9 +10945,19 @@
 </a:theme>
 </file>
 
-<file path=./word/webSettings.xml><?xml version="1.0" encoding="utf-8"?>
-<w:webSettings xmlns:mc="http://schemas.openxmlformats.org/markup-compatibility/2006" xmlns:r="http://schemas.openxmlformats.org/officeDocument/2006/relationships" xmlns:w="http://schemas.openxmlformats.org/wordprocessingml/2006/main" xmlns:w14="http://schemas.microsoft.com/office/word/2010/wordml" xmlns:w15="http://schemas.microsoft.com/office/word/2012/wordml" xmlns:w16cex="http://schemas.microsoft.com/office/word/2018/wordml/cex" xmlns:w16="http://schemas.microsoft.com/office/word/2018/wordml" xmlns:w16du="http://schemas.microsoft.com/office/word/2023/wordml/word16du" xmlns:w16sdtdh="http://schemas.microsoft.com/office/word/2020/wordml/sdtdatahash" xmlns:w16se="http://schemas.microsoft.com/office/word/2015/wordml/symex">
-  <w:relyOnVML/>
-  <w:allowPNG/>
-</w:webSettings>
+<file path=customXml/item1.xml><?xml version="1.0" encoding="utf-8"?>
+<s:customData xmlns="http://www.wps.cn/officeDocument/2013/wpsCustomData" xmlns:s="http://www.wps.cn/officeDocument/2013/wpsCustomData">
+  <customSectProps/>
+  <customShpExts>
+    <customShpInfo spid="_x0000_s1026" textRotate="1"/>
+  </customShpExts>
+</s:customData>
+</file>
+
+<file path=customXml/itemProps1.xml><?xml version="1.0" encoding="utf-8"?>
+<ds:datastoreItem xmlns:ds="http://schemas.openxmlformats.org/officeDocument/2006/customXml" ds:itemID="{B1977F7D-205B-4081-913C-38D41E755F92}">
+  <ds:schemaRefs>
+    <ds:schemaRef ds:uri="http://www.wps.cn/officeDocument/2013/wpsCustomData"/>
+  </ds:schemaRefs>
+</ds:datastoreItem>
 </file>
--- a/skills/phong-ktda/assets/hop-dong.docx
+++ b/skills/phong-ktda/assets/hop-dong.docx
@@ -24,7 +24,7 @@
           <w:sz w:val="28"/>
           <w:szCs w:val="28"/>
         </w:rPr>
-        <w:t>CỘNG HÒA XÃ HỘI CHỦ NGHĨA VIỆT NAM</w:t>
+        <w:t xml:space="preserve">CỘNG HÒA XÃ HỘI CHỦ NGHĨA VIỆT NAM</w:t>
       </w:r>
     </w:p>
     <w:p>
@@ -119,7 +119,7 @@
           <w:sz w:val="28"/>
           <w:szCs w:val="28"/>
         </w:rPr>
-        <w:t>Độc lập - Tự do - Hạnh phúc</w:t>
+        <w:t xml:space="preserve">Độc lập - Tự do - Hạnh phúc</w:t>
       </w:r>
     </w:p>
     <w:p>
@@ -159,7 +159,7 @@
           <w:sz w:val="30"/>
           <w:szCs w:val="30"/>
         </w:rPr>
-        <w:t>HỢP ĐỒNG KINH TẾ</w:t>
+        <w:t xml:space="preserve">HỢP ĐỒNG KINH TẾ</w:t>
       </w:r>
     </w:p>
     <w:p>
@@ -188,7 +188,7 @@
           <w:sz w:val="26"/>
           <w:szCs w:val="26"/>
         </w:rPr>
-        <w:t>(</w:t>
+        <w:t xml:space="preserve">(</w:t>
       </w:r>
       <w:r>
         <w:rPr>
@@ -211,7 +211,7 @@
           <w:sz w:val="26"/>
           <w:szCs w:val="26"/>
         </w:rPr>
-        <w:t>______________</w:t>
+        <w:t xml:space="preserve">______________</w:t>
       </w:r>
       <w:r>
         <w:rPr>
@@ -223,7 +223,7 @@
           <w:sz w:val="26"/>
           <w:szCs w:val="26"/>
         </w:rPr>
-        <w:t>)</w:t>
+        <w:t xml:space="preserve">)</w:t>
       </w:r>
     </w:p>
     <w:p>
@@ -295,7 +295,7 @@
                 <w:szCs w:val="26"/>
                 <w:lang w:val="en-US"/>
               </w:rPr>
-              <w:t>Gói thầu</w:t>
+              <w:t xml:space="preserve">Gói thầu</w:t>
             </w:r>
           </w:p>
         </w:tc>
@@ -329,7 +329,7 @@
                 <w:szCs w:val="26"/>
                 <w:lang w:val="en-US"/>
               </w:rPr>
-              <w:t>:</w:t>
+              <w:t xml:space="preserve">:</w:t>
             </w:r>
           </w:p>
         </w:tc>
@@ -361,7 +361,7 @@
                 <w:szCs w:val="26"/>
                 <w:lang w:val="fr-FR"/>
               </w:rPr>
-              <w:t>_______________________.</w:t>
+              <w:t xml:space="preserve">_______________________.</w:t>
             </w:r>
           </w:p>
         </w:tc>
@@ -398,7 +398,7 @@
                 <w:szCs w:val="26"/>
                 <w:lang w:val="en-US"/>
               </w:rPr>
-              <w:t>Thuộc dự toán mua sắm</w:t>
+              <w:t xml:space="preserve">Thuộc dự toán mua sắm</w:t>
             </w:r>
           </w:p>
         </w:tc>
@@ -432,7 +432,7 @@
                 <w:szCs w:val="26"/>
                 <w:lang w:val="en-US"/>
               </w:rPr>
-              <w:t>:</w:t>
+              <w:t xml:space="preserve">:</w:t>
             </w:r>
           </w:p>
         </w:tc>
@@ -469,7 +469,7 @@
                 <w:color w:val="FF0000"/>
                 <w:szCs w:val="26"/>
               </w:rPr>
-              <w:t>_____________________</w:t>
+              <w:t xml:space="preserve">_____________________</w:t>
             </w:r>
             <w:r>
               <w:rPr>
@@ -479,7 +479,7 @@
                 <w:szCs w:val="26"/>
                 <w:lang w:val="en-US"/>
               </w:rPr>
-              <w:t>__</w:t>
+              <w:t xml:space="preserve">__</w:t>
             </w:r>
             <w:r>
               <w:rPr>
@@ -488,7 +488,7 @@
                 <w:color w:val="FF0000"/>
                 <w:szCs w:val="26"/>
               </w:rPr>
-              <w:t>.</w:t>
+              <w:t xml:space="preserve">.</w:t>
             </w:r>
           </w:p>
         </w:tc>
@@ -534,7 +534,7 @@
           <w:sz w:val="26"/>
           <w:szCs w:val="26"/>
         </w:rPr>
-        <w:t>Căn cứ Bộ luật Dân sự ngày 24/11/2015;</w:t>
+        <w:t xml:space="preserve">Căn cứ Bộ luật Dân sự ngày 24/11/2015;</w:t>
       </w:r>
     </w:p>
     <w:p>
@@ -560,7 +560,7 @@
           <w:sz w:val="26"/>
           <w:szCs w:val="26"/>
         </w:rPr>
-        <w:t>Căn cứ Luật Đấu thầu ngày 23/06/2023 được sửa đổi, bổ sung bởi Luật số 57/2024/QH15 ngày 29/11/2024 và Luật số 90/2025/QH15 ngày 25/6/2025;</w:t>
+        <w:t xml:space="preserve">Căn cứ Luật Đấu thầu ngày 23/06/2023 được sửa đổi, bổ sung bởi Luật số 57/2024/QH15 ngày 29/11/2024 và Luật số 90/2025/QH15 ngày 25/6/2025;</w:t>
       </w:r>
     </w:p>
     <w:p>
@@ -586,7 +586,7 @@
           <w:sz w:val="26"/>
           <w:szCs w:val="26"/>
         </w:rPr>
-        <w:t>Căn cứ Nghị định số 214/2025/NĐ-CP ngày 04/8/2025 của Chính phủ quy định chi tiết một số điều và biện pháp thi hành Luật Đấu thầu về lựa chọn nhà thầu;</w:t>
+        <w:t xml:space="preserve">Căn cứ Nghị định số 214/2025/NĐ-CP ngày 04/8/2025 của Chính phủ quy định chi tiết một số điều và biện pháp thi hành Luật Đấu thầu về lựa chọn nhà thầu;</w:t>
       </w:r>
     </w:p>
     <w:p>
@@ -638,7 +638,7 @@
           <w:szCs w:val="26"/>
           <w:lang w:val="es-ES"/>
         </w:rPr>
-        <w:t>Căn cứ nhu cầu thực tế của hai bên.</w:t>
+        <w:t xml:space="preserve">Căn cứ nhu cầu thực tế của hai bên.</w:t>
       </w:r>
     </w:p>
     <w:p>
@@ -670,7 +670,7 @@
           <w:szCs w:val="26"/>
           <w:lang w:val="en"/>
         </w:rPr>
-        <w:t>H</w:t>
+        <w:t xml:space="preserve">H</w:t>
       </w:r>
       <w:r>
         <w:rPr>
@@ -694,7 +694,7 @@
           <w:szCs w:val="26"/>
           <w:lang w:val="en"/>
         </w:rPr>
-        <w:t>ngày</w:t>
+        <w:t xml:space="preserve">ngày</w:t>
       </w:r>
       <w:r>
         <w:rPr>
@@ -718,7 +718,7 @@
           <w:szCs w:val="26"/>
           <w:lang w:val="en"/>
         </w:rPr>
-        <w:t>___</w:t>
+        <w:t xml:space="preserve">___</w:t>
       </w:r>
       <w:r>
         <w:rPr>
@@ -754,7 +754,7 @@
           <w:szCs w:val="26"/>
           <w:lang w:val="en"/>
         </w:rPr>
-        <w:t>___</w:t>
+        <w:t xml:space="preserve">___</w:t>
       </w:r>
       <w:r>
         <w:rPr>
@@ -790,7 +790,7 @@
           <w:szCs w:val="26"/>
           <w:lang w:val="en"/>
         </w:rPr>
-        <w:t>___</w:t>
+        <w:t xml:space="preserve">___</w:t>
       </w:r>
       <w:r>
         <w:rPr>
@@ -802,7 +802,7 @@
           <w:szCs w:val="26"/>
           <w:lang w:val="en"/>
         </w:rPr>
-        <w:t>,</w:t>
+        <w:t xml:space="preserve">,</w:t>
       </w:r>
       <w:r>
         <w:rPr>
@@ -826,7 +826,7 @@
           <w:szCs w:val="26"/>
           <w:lang w:val="en"/>
         </w:rPr>
-        <w:t>Đ</w:t>
+        <w:t xml:space="preserve">Đ</w:t>
       </w:r>
       <w:r>
         <w:rPr>
@@ -838,7 +838,7 @@
           <w:szCs w:val="26"/>
           <w:lang w:val="en"/>
         </w:rPr>
-        <w:t>a khoa tỉnh Phú Thọ,</w:t>
+        <w:t xml:space="preserve">a khoa tỉnh Phú Thọ,</w:t>
       </w:r>
       <w:r>
         <w:rPr>
@@ -890,7 +890,7 @@
           <w:sz w:val="26"/>
           <w:szCs w:val="26"/>
         </w:rPr>
-        <w:t>CHỦ ĐẦ</w:t>
+        <w:t xml:space="preserve">CHỦ ĐẦ</w:t>
       </w:r>
       <w:r>
         <w:rPr>
@@ -901,7 +901,7 @@
           <w:sz w:val="26"/>
           <w:szCs w:val="26"/>
         </w:rPr>
-        <w:t>U TƯ (</w:t>
+        <w:t xml:space="preserve">U TƯ (</w:t>
       </w:r>
       <w:r>
         <w:rPr>
@@ -912,7 +912,7 @@
           <w:sz w:val="26"/>
           <w:szCs w:val="26"/>
         </w:rPr>
-        <w:t>BÊN A</w:t>
+        <w:t xml:space="preserve">BÊN A</w:t>
       </w:r>
       <w:r>
         <w:rPr>
@@ -934,7 +934,7 @@
           <w:sz w:val="26"/>
           <w:szCs w:val="26"/>
         </w:rPr>
-        <w:t>BỆNH VIỆN ĐA KHOA TỈNH PHÚ THỌ</w:t>
+        <w:t xml:space="preserve">BỆNH VIỆN ĐA KHOA TỈNH PHÚ THỌ</w:t>
       </w:r>
     </w:p>
     <w:p>
@@ -961,7 +961,7 @@
           <w:sz w:val="26"/>
           <w:szCs w:val="26"/>
         </w:rPr>
-        <w:t>-</w:t>
+        <w:t xml:space="preserve">-</w:t>
       </w:r>
       <w:r>
         <w:rPr>
@@ -992,18 +992,18 @@
           <w:szCs w:val="26"/>
           <w:lang w:val="nl-NL"/>
         </w:rPr>
-        <w:t>Ông</w:t>
-      </w:r>
-      <w:r>
-        <w:rPr>
-          <w:rFonts w:ascii="Times New Roman" w:hAnsi="Times New Roman" w:cs="Times New Roman"/>
-          <w:bCs/>
-          <w:color w:val="000000" w:themeColor="text1"/>
-          <w:sz w:val="26"/>
-          <w:szCs w:val="26"/>
-          <w:lang w:val="nl-NL"/>
-        </w:rPr>
-        <w:t>:</w:t>
+        <w:t xml:space="preserve">Ông</w:t>
+      </w:r>
+      <w:r>
+        <w:rPr>
+          <w:rFonts w:ascii="Times New Roman" w:hAnsi="Times New Roman" w:cs="Times New Roman"/>
+          <w:bCs/>
+          <w:color w:val="000000" w:themeColor="text1"/>
+          <w:sz w:val="26"/>
+          <w:szCs w:val="26"/>
+          <w:lang w:val="nl-NL"/>
+        </w:rPr>
+        <w:t xml:space="preserve">:</w:t>
       </w:r>
       <w:r>
         <w:rPr>
@@ -1065,7 +1065,7 @@
           <w:sz w:val="26"/>
           <w:szCs w:val="26"/>
         </w:rPr>
-        <w:t>Giám đốc;</w:t>
+        <w:t xml:space="preserve">Giám đốc;</w:t>
       </w:r>
     </w:p>
     <w:p>
@@ -1103,7 +1103,7 @@
           <w:sz w:val="26"/>
           <w:szCs w:val="26"/>
         </w:rPr>
-        <w:t>Đường Nguyễn Tất Thành, Phường Việt Trì, Tỉnh Phú Thọ</w:t>
+        <w:t xml:space="preserve">Đường Nguyễn Tất Thành, Phường Việt Trì, Tỉnh Phú Thọ</w:t>
       </w:r>
       <w:r>
         <w:rPr>
@@ -1113,7 +1113,7 @@
           <w:sz w:val="26"/>
           <w:szCs w:val="26"/>
         </w:rPr>
-        <w:t>;</w:t>
+        <w:t xml:space="preserve">;</w:t>
       </w:r>
     </w:p>
     <w:p>
@@ -1148,7 +1148,7 @@
           <w:szCs w:val="26"/>
           <w:lang w:val="fr-FR"/>
         </w:rPr>
-        <w:t>Điện thoạ</w:t>
+        <w:t xml:space="preserve">Điện thoạ</w:t>
       </w:r>
       <w:r>
         <w:rPr>
@@ -1167,7 +1167,7 @@
           <w:sz w:val="26"/>
           <w:szCs w:val="26"/>
         </w:rPr>
-        <w:t>0210.6254179;</w:t>
+        <w:t xml:space="preserve">0210.6254179;</w:t>
       </w:r>
     </w:p>
     <w:p>
@@ -1195,7 +1195,7 @@
           <w:szCs w:val="26"/>
           <w:lang w:val="nl-NL"/>
         </w:rPr>
-        <w:t>- Mã số thuế: 2600377322;</w:t>
+        <w:t xml:space="preserve">- Mã số thuế: 2600377322;</w:t>
       </w:r>
     </w:p>
     <w:p>
@@ -1230,7 +1230,7 @@
           <w:sz w:val="26"/>
           <w:szCs w:val="26"/>
         </w:rPr>
-        <w:t>3713.0.1017725.0000</w:t>
+        <w:t xml:space="preserve">3713.0.1017725.0000</w:t>
       </w:r>
       <w:r>
         <w:rPr>
@@ -1248,7 +1248,7 @@
           <w:sz w:val="26"/>
           <w:szCs w:val="26"/>
         </w:rPr>
-        <w:t>3714.0.1017725.0000 mở tại Kho bạc Nhà nước Khu vực VIII/  8169 999 999 mở tại Ngân hàng Vietcombank – Chi nhánh Phú Thọ.</w:t>
+        <w:t xml:space="preserve">3714.0.1017725.0000 mở tại Kho bạc Nhà nước Khu vực VIII/ 8169 999 999 mở tại Ngân hàng Vietcombank – Chi nhánh Phú Thọ.</w:t>
       </w:r>
     </w:p>
     <w:p>
@@ -1302,29 +1302,29 @@
           <w:szCs w:val="26"/>
           <w:lang w:val="nl-NL"/>
         </w:rPr>
-        <w:t>NHÀ THẦU (</w:t>
-      </w:r>
-      <w:r>
-        <w:rPr>
-          <w:rFonts w:ascii="Times New Roman" w:hAnsi="Times New Roman" w:cs="Times New Roman"/>
-          <w:b/>
-          <w:color w:val="000000" w:themeColor="text1"/>
-          <w:sz w:val="26"/>
-          <w:szCs w:val="26"/>
-          <w:lang w:val="nl-NL"/>
-        </w:rPr>
-        <w:t>BÊN B</w:t>
-      </w:r>
-      <w:r>
-        <w:rPr>
-          <w:rFonts w:ascii="Times New Roman" w:hAnsi="Times New Roman" w:cs="Times New Roman"/>
-          <w:b/>
-          <w:color w:val="000000" w:themeColor="text1"/>
-          <w:sz w:val="26"/>
-          <w:szCs w:val="26"/>
-          <w:lang w:val="nl-NL"/>
-        </w:rPr>
-        <w:t>):</w:t>
+        <w:t xml:space="preserve">NHÀ THẦU (</w:t>
+      </w:r>
+      <w:r>
+        <w:rPr>
+          <w:rFonts w:ascii="Times New Roman" w:hAnsi="Times New Roman" w:cs="Times New Roman"/>
+          <w:b/>
+          <w:color w:val="000000" w:themeColor="text1"/>
+          <w:sz w:val="26"/>
+          <w:szCs w:val="26"/>
+          <w:lang w:val="nl-NL"/>
+        </w:rPr>
+        <w:t xml:space="preserve">BÊN B</w:t>
+      </w:r>
+      <w:r>
+        <w:rPr>
+          <w:rFonts w:ascii="Times New Roman" w:hAnsi="Times New Roman" w:cs="Times New Roman"/>
+          <w:b/>
+          <w:color w:val="000000" w:themeColor="text1"/>
+          <w:sz w:val="26"/>
+          <w:szCs w:val="26"/>
+          <w:lang w:val="nl-NL"/>
+        </w:rPr>
+        <w:t xml:space="preserve">):</w:t>
       </w:r>
       <w:r>
         <w:rPr>
@@ -1345,7 +1345,7 @@
           <w:szCs w:val="26"/>
           <w:lang w:val="sv-SE"/>
         </w:rPr>
-        <w:t>_________</w:t>
+        <w:t xml:space="preserve">_________</w:t>
       </w:r>
     </w:p>
     <w:p>
@@ -1373,7 +1373,7 @@
           <w:szCs w:val="26"/>
           <w:lang w:val="fr-FR"/>
         </w:rPr>
-        <w:t>- Đại diện</w:t>
+        <w:t xml:space="preserve">- Đại diện</w:t>
       </w:r>
       <w:r>
         <w:rPr>
@@ -1406,7 +1406,7 @@
           <w:szCs w:val="26"/>
           <w:lang w:val="fr-FR"/>
         </w:rPr>
-        <w:t>Ông</w:t>
+        <w:t xml:space="preserve">Ông</w:t>
       </w:r>
       <w:r>
         <w:rPr>
@@ -1417,7 +1417,7 @@
           <w:szCs w:val="26"/>
           <w:lang w:val="fr-FR"/>
         </w:rPr>
-        <w:t>/Bà</w:t>
+        <w:t xml:space="preserve">/Bà</w:t>
       </w:r>
       <w:r>
         <w:rPr>
@@ -1428,7 +1428,7 @@
           <w:szCs w:val="26"/>
           <w:lang w:val="fr-FR"/>
         </w:rPr>
-        <w:t> :</w:t>
+        <w:t xml:space="preserve"> :</w:t>
       </w:r>
       <w:r>
         <w:rPr>
@@ -1452,7 +1452,7 @@
           <w:szCs w:val="26"/>
           <w:lang w:val="fr-FR"/>
         </w:rPr>
-        <w:t>______</w:t>
+        <w:t xml:space="preserve">______</w:t>
       </w:r>
       <w:r>
         <w:rPr>
@@ -1465,7 +1465,7 @@
           <w:szCs w:val="26"/>
           <w:lang w:val="fr-FR"/>
         </w:rPr>
-        <w:t xml:space="preserve">  -</w:t>
+        <w:t xml:space="preserve"> -</w:t>
       </w:r>
       <w:r>
         <w:rPr>
@@ -1526,7 +1526,7 @@
           <w:szCs w:val="26"/>
           <w:lang w:val="fr-FR"/>
         </w:rPr>
-        <w:t>___________</w:t>
+        <w:t xml:space="preserve">___________</w:t>
       </w:r>
       <w:r>
         <w:rPr>
@@ -1537,7 +1537,7 @@
           <w:szCs w:val="26"/>
           <w:lang w:val="fr-FR"/>
         </w:rPr>
-        <w:t> ;</w:t>
+        <w:t xml:space="preserve"> ;</w:t>
       </w:r>
       <w:r>
         <w:rPr>
@@ -1579,7 +1579,7 @@
           <w:szCs w:val="26"/>
           <w:lang w:val="fr-FR"/>
         </w:rPr>
-        <w:t>- Địa chỉ:</w:t>
+        <w:t xml:space="preserve">- Địa chỉ:</w:t>
       </w:r>
       <w:r>
         <w:rPr>
@@ -1597,7 +1597,7 @@
           <w:sz w:val="26"/>
           <w:szCs w:val="26"/>
         </w:rPr>
-        <w:t>_______________</w:t>
+        <w:t xml:space="preserve">_______________</w:t>
       </w:r>
       <w:r>
         <w:rPr>
@@ -1608,7 +1608,7 @@
           <w:szCs w:val="26"/>
           <w:lang w:val="fr-FR"/>
         </w:rPr>
-        <w:t> ;</w:t>
+        <w:t xml:space="preserve"> ;</w:t>
       </w:r>
     </w:p>
     <w:p>
@@ -1630,7 +1630,7 @@
           <w:sz w:val="26"/>
           <w:szCs w:val="26"/>
         </w:rPr>
-        <w:t>- Điện thoại:</w:t>
+        <w:t xml:space="preserve">- Điện thoại:</w:t>
       </w:r>
       <w:r>
         <w:rPr>
@@ -1649,25 +1649,25 @@
           <w:szCs w:val="26"/>
           <w:lang w:val="fr-FR"/>
         </w:rPr>
-        <w:t>_______________</w:t>
-      </w:r>
-      <w:r>
-        <w:rPr>
-          <w:rFonts w:ascii="Times New Roman" w:eastAsia="Times New Roman" w:hAnsi="Times New Roman" w:cs="Times New Roman"/>
-          <w:color w:val="FF0000"/>
-          <w:sz w:val="26"/>
-          <w:szCs w:val="26"/>
-        </w:rPr>
-        <w:t>;</w:t>
-      </w:r>
-      <w:r>
-        <w:rPr>
-          <w:rFonts w:ascii="Times New Roman" w:eastAsia="Times New Roman" w:hAnsi="Times New Roman" w:cs="Times New Roman"/>
-          <w:color w:val="FF0000"/>
-          <w:sz w:val="26"/>
-          <w:szCs w:val="26"/>
-        </w:rPr>
-        <w:t xml:space="preserve">        </w:t>
+        <w:t xml:space="preserve">_______________</w:t>
+      </w:r>
+      <w:r>
+        <w:rPr>
+          <w:rFonts w:ascii="Times New Roman" w:eastAsia="Times New Roman" w:hAnsi="Times New Roman" w:cs="Times New Roman"/>
+          <w:color w:val="FF0000"/>
+          <w:sz w:val="26"/>
+          <w:szCs w:val="26"/>
+        </w:rPr>
+        <w:t xml:space="preserve">;</w:t>
+      </w:r>
+      <w:r>
+        <w:rPr>
+          <w:rFonts w:ascii="Times New Roman" w:eastAsia="Times New Roman" w:hAnsi="Times New Roman" w:cs="Times New Roman"/>
+          <w:color w:val="FF0000"/>
+          <w:sz w:val="26"/>
+          <w:szCs w:val="26"/>
+        </w:rPr>
+        <w:t xml:space="preserve"> </w:t>
       </w:r>
     </w:p>
     <w:p>
@@ -1717,18 +1717,18 @@
           <w:szCs w:val="26"/>
           <w:lang w:val="nl-NL"/>
         </w:rPr>
-        <w:t>_______________</w:t>
-      </w:r>
-      <w:r>
-        <w:rPr>
-          <w:rFonts w:ascii="Times New Roman" w:hAnsi="Times New Roman" w:cs="Times New Roman"/>
-          <w:bCs/>
-          <w:color w:val="FF0000"/>
-          <w:sz w:val="26"/>
-          <w:szCs w:val="26"/>
-          <w:lang w:val="nl-NL"/>
-        </w:rPr>
-        <w:t>;</w:t>
+        <w:t xml:space="preserve">_______________</w:t>
+      </w:r>
+      <w:r>
+        <w:rPr>
+          <w:rFonts w:ascii="Times New Roman" w:hAnsi="Times New Roman" w:cs="Times New Roman"/>
+          <w:bCs/>
+          <w:color w:val="FF0000"/>
+          <w:sz w:val="26"/>
+          <w:szCs w:val="26"/>
+          <w:lang w:val="nl-NL"/>
+        </w:rPr>
+        <w:t xml:space="preserve">;</w:t>
       </w:r>
     </w:p>
     <w:p>
@@ -1775,7 +1775,7 @@
           <w:szCs w:val="26"/>
           <w:lang w:val="fr-FR"/>
         </w:rPr>
-        <w:t>____</w:t>
+        <w:t xml:space="preserve">____</w:t>
       </w:r>
       <w:r>
         <w:rPr>
@@ -1795,7 +1795,7 @@
           <w:szCs w:val="26"/>
           <w:lang w:val="fr-FR"/>
         </w:rPr>
-        <w:t>_____</w:t>
+        <w:t xml:space="preserve">_____</w:t>
       </w:r>
       <w:r>
         <w:rPr>
@@ -1815,7 +1815,7 @@
           <w:szCs w:val="26"/>
           <w:lang w:val="fr-FR"/>
         </w:rPr>
-        <w:t>hi nhánh</w:t>
+        <w:t xml:space="preserve">hi nhánh</w:t>
       </w:r>
       <w:r>
         <w:rPr>
@@ -1835,7 +1835,7 @@
           <w:szCs w:val="26"/>
           <w:lang w:val="fr-FR"/>
         </w:rPr>
-        <w:t>_____</w:t>
+        <w:t xml:space="preserve">_____</w:t>
       </w:r>
       <w:r>
         <w:rPr>
@@ -1845,7 +1845,7 @@
           <w:szCs w:val="26"/>
           <w:lang w:val="fr-FR"/>
         </w:rPr>
-        <w:t> ;</w:t>
+        <w:t xml:space="preserve"> ;</w:t>
       </w:r>
       <w:r>
         <w:rPr>
@@ -1875,7 +1875,7 @@
           <w:szCs w:val="26"/>
           <w:lang w:val="fr-FR"/>
         </w:rPr>
-        <w:t>(Mã ngân hàng : __)</w:t>
+        <w:t xml:space="preserve">(Mã ngân hàng : __)</w:t>
       </w:r>
     </w:p>
     <w:p>
@@ -1913,7 +1913,7 @@
           <w:szCs w:val="26"/>
           <w:lang w:val="fr-FR"/>
         </w:rPr>
-        <w:t>kinh tế</w:t>
+        <w:t xml:space="preserve">kinh tế</w:t>
       </w:r>
       <w:r>
         <w:rPr>
@@ -1953,7 +1953,7 @@
           <w:szCs w:val="26"/>
           <w:lang w:val="fr-FR"/>
         </w:rPr>
-        <w:t>Điều 1. Đối tượng hợp đồng</w:t>
+        <w:t xml:space="preserve">Điều 1. Đối tượng hợp đồng</w:t>
       </w:r>
       <w:r>
         <w:rPr>
@@ -1965,7 +1965,7 @@
           <w:szCs w:val="26"/>
           <w:lang w:val="fr-FR"/>
         </w:rPr>
-        <w:t>:</w:t>
+        <w:t xml:space="preserve">:</w:t>
       </w:r>
     </w:p>
     <w:p>
@@ -2004,7 +2004,7 @@
           <w:szCs w:val="26"/>
           <w:lang w:val="nb-NO"/>
         </w:rPr>
-        <w:t>hàng hóa</w:t>
+        <w:t xml:space="preserve">hàng hóa</w:t>
       </w:r>
       <w:r>
         <w:rPr>
@@ -2025,7 +2025,7 @@
           <w:highlight w:val="yellow"/>
           <w:lang w:val="nb-NO"/>
         </w:rPr>
-        <w:t>[hoặc dịch vụ]</w:t>
+        <w:t xml:space="preserve">[hoặc dịch vụ]</w:t>
       </w:r>
       <w:r>
         <w:rPr>
@@ -2055,7 +2055,7 @@
           <w:sz w:val="26"/>
           <w:szCs w:val="26"/>
         </w:rPr>
-        <w:t>p</w:t>
+        <w:t xml:space="preserve">p</w:t>
       </w:r>
       <w:r>
         <w:rPr>
@@ -2065,7 +2065,7 @@
           <w:szCs w:val="26"/>
           <w:lang w:val="vi-VN"/>
         </w:rPr>
-        <w:t>hụ lục</w:t>
+        <w:t xml:space="preserve">hụ lục</w:t>
       </w:r>
       <w:r>
         <w:rPr>
@@ -2084,7 +2084,7 @@
           <w:szCs w:val="26"/>
           <w:lang w:val="vi-VN"/>
         </w:rPr>
-        <w:t>kèm theo</w:t>
+        <w:t xml:space="preserve">kèm theo</w:t>
       </w:r>
       <w:r>
         <w:rPr>
@@ -2124,7 +2124,7 @@
           <w:szCs w:val="26"/>
           <w:lang w:val="nb-NO"/>
         </w:rPr>
-        <w:t>Điều 2. Thành phần hợp đồng:</w:t>
+        <w:t xml:space="preserve">Điều 2. Thành phần hợp đồng:</w:t>
       </w:r>
     </w:p>
     <w:p>
@@ -2148,7 +2148,7 @@
           <w:szCs w:val="26"/>
           <w:lang w:val="nl-NL"/>
         </w:rPr>
-        <w:t>Thành phần hợp đồng và thứ tự ưu tiên pháp lý như sau:</w:t>
+        <w:t xml:space="preserve">Thành phần hợp đồng và thứ tự ưu tiên pháp lý như sau:</w:t>
       </w:r>
     </w:p>
     <w:p>
@@ -2172,7 +2172,7 @@
           <w:szCs w:val="26"/>
           <w:lang w:val="nl-NL"/>
         </w:rPr>
-        <w:t>1. Văn bản hợp đồng (kèm theo Phạm vi cung cấp và bảng giá cùng các Phụ lục hợp đồng);</w:t>
+        <w:t xml:space="preserve">1. Văn bản hợp đồng (kèm theo Phạm vi cung cấp và bảng giá cùng các Phụ lục hợp đồng);</w:t>
       </w:r>
     </w:p>
     <w:p>
@@ -2196,7 +2196,7 @@
           <w:szCs w:val="26"/>
           <w:lang w:val="nl-NL"/>
         </w:rPr>
-        <w:t>2</w:t>
+        <w:t xml:space="preserve">2</w:t>
       </w:r>
       <w:r>
         <w:rPr>
@@ -2205,7 +2205,7 @@
           <w:szCs w:val="26"/>
           <w:lang w:val="nl-NL"/>
         </w:rPr>
-        <w:t>. Các tài liệu kèm theo khác (nếu có).</w:t>
+        <w:t xml:space="preserve">. Các tài liệu kèm theo khác (nếu có).</w:t>
       </w:r>
     </w:p>
     <w:p>
@@ -2249,7 +2249,7 @@
           <w:sz w:val="26"/>
           <w:szCs w:val="26"/>
         </w:rPr>
-        <w:t>3</w:t>
+        <w:t xml:space="preserve">3</w:t>
       </w:r>
       <w:r>
         <w:rPr>
@@ -2261,7 +2261,7 @@
           <w:szCs w:val="26"/>
           <w:lang w:val="vi-VN"/>
         </w:rPr>
-        <w:t>. Giá</w:t>
+        <w:t xml:space="preserve">. Giá</w:t>
       </w:r>
       <w:r>
         <w:rPr>
@@ -2295,18 +2295,18 @@
           <w:sz w:val="26"/>
           <w:szCs w:val="26"/>
         </w:rPr>
-        <w:t>, tạm ứng, thanh toán</w:t>
-      </w:r>
-      <w:r>
-        <w:rPr>
-          <w:rFonts w:ascii="Times New Roman" w:hAnsi="Times New Roman" w:cs="Times New Roman"/>
-          <w:b/>
-          <w:bCs/>
-          <w:color w:val="000000" w:themeColor="text1"/>
-          <w:sz w:val="26"/>
-          <w:szCs w:val="26"/>
-        </w:rPr>
-        <w:t>:</w:t>
+        <w:t xml:space="preserve">, tạm ứng, thanh toán</w:t>
+      </w:r>
+      <w:r>
+        <w:rPr>
+          <w:rFonts w:ascii="Times New Roman" w:hAnsi="Times New Roman" w:cs="Times New Roman"/>
+          <w:b/>
+          <w:bCs/>
+          <w:color w:val="000000" w:themeColor="text1"/>
+          <w:sz w:val="26"/>
+          <w:szCs w:val="26"/>
+        </w:rPr>
+        <w:t xml:space="preserve">:</w:t>
       </w:r>
     </w:p>
     <w:p>
@@ -2334,7 +2334,7 @@
           <w:szCs w:val="26"/>
           <w:lang w:val="nl-NL"/>
         </w:rPr>
-        <w:t>1. Giá trị hợp đồng:</w:t>
+        <w:t xml:space="preserve">1. Giá trị hợp đồng:</w:t>
       </w:r>
       <w:r>
         <w:rPr>
@@ -2358,7 +2358,7 @@
           <w:szCs w:val="26"/>
           <w:lang w:val="nl-NL"/>
         </w:rPr>
-        <w:t>_________</w:t>
+        <w:t xml:space="preserve">_________</w:t>
       </w:r>
       <w:r>
         <w:rPr>
@@ -2404,7 +2404,7 @@
           <w:szCs w:val="26"/>
           <w:lang w:val="nl-NL"/>
         </w:rPr>
-        <w:t>_________</w:t>
+        <w:t xml:space="preserve">_________</w:t>
       </w:r>
       <w:r>
         <w:rPr>
@@ -2415,7 +2415,7 @@
           <w:szCs w:val="26"/>
           <w:lang w:val="nl-NL"/>
         </w:rPr>
-        <w:t>./.)</w:t>
+        <w:t xml:space="preserve">./.)</w:t>
       </w:r>
     </w:p>
     <w:p>
@@ -2441,7 +2441,7 @@
           <w:sz w:val="26"/>
           <w:szCs w:val="26"/>
         </w:rPr>
-        <w:t>(</w:t>
+        <w:t xml:space="preserve">(</w:t>
       </w:r>
       <w:r>
         <w:rPr>
@@ -2452,7 +2452,7 @@
           <w:szCs w:val="26"/>
           <w:lang w:val="nl-NL"/>
         </w:rPr>
-        <w:t>Giá trị hợp đồng chi tiết theo phụ lục đính kèm</w:t>
+        <w:t xml:space="preserve">Giá trị hợp đồng chi tiết theo phụ lục đính kèm</w:t>
       </w:r>
       <w:r>
         <w:rPr>
@@ -2498,17 +2498,17 @@
           <w:sz w:val="26"/>
           <w:szCs w:val="26"/>
         </w:rPr>
-        <w:t>các loại thuế, phí, lệ phí và các chi phí liên quan khác, bao gồm cả chi phí vận chuyển và lắp đặt (nếu có)</w:t>
-      </w:r>
-      <w:r>
-        <w:rPr>
-          <w:rFonts w:ascii="Times New Roman" w:hAnsi="Times New Roman" w:cs="Times New Roman"/>
-          <w:color w:val="000000" w:themeColor="text1"/>
-          <w:sz w:val="26"/>
-          <w:szCs w:val="26"/>
-          <w:lang w:val="nl-NL"/>
-        </w:rPr>
-        <w:t>.</w:t>
+        <w:t xml:space="preserve">các loại thuế, phí, lệ phí và các chi phí liên quan khác, bao gồm cả chi phí vận chuyển và lắp đặt (nếu có)</w:t>
+      </w:r>
+      <w:r>
+        <w:rPr>
+          <w:rFonts w:ascii="Times New Roman" w:hAnsi="Times New Roman" w:cs="Times New Roman"/>
+          <w:color w:val="000000" w:themeColor="text1"/>
+          <w:sz w:val="26"/>
+          <w:szCs w:val="26"/>
+          <w:lang w:val="nl-NL"/>
+        </w:rPr>
+        <w:t xml:space="preserve">.</w:t>
       </w:r>
     </w:p>
     <w:p>
@@ -2536,7 +2536,7 @@
           <w:szCs w:val="26"/>
           <w:lang w:val="nl-NL"/>
         </w:rPr>
-        <w:t>2. Tạm ứng:</w:t>
+        <w:t xml:space="preserve">2. Tạm ứng:</w:t>
       </w:r>
       <w:r>
         <w:rPr>
@@ -2559,7 +2559,7 @@
           <w:szCs w:val="26"/>
           <w:lang w:val="nl-NL"/>
         </w:rPr>
-        <w:t>Không tạm ứng.</w:t>
+        <w:t xml:space="preserve">Không tạm ứng.</w:t>
       </w:r>
     </w:p>
     <w:p>
@@ -2586,7 +2586,7 @@
           <w:szCs w:val="26"/>
           <w:lang w:val="nl-NL"/>
         </w:rPr>
-        <w:t>3. Thanh toán:</w:t>
+        <w:t xml:space="preserve">3. Thanh toán:</w:t>
       </w:r>
       <w:r>
         <w:rPr>
@@ -2625,7 +2625,7 @@
           <w:szCs w:val="26"/>
           <w:lang w:val="nl-NL"/>
         </w:rPr>
-        <w:t>- Hình thức thanh toán:</w:t>
+        <w:t xml:space="preserve">- Hình thức thanh toán:</w:t>
       </w:r>
       <w:r>
         <w:rPr>
@@ -2647,7 +2647,7 @@
           <w:szCs w:val="26"/>
           <w:lang w:val="nl-NL"/>
         </w:rPr>
-        <w:t>C</w:t>
+        <w:t xml:space="preserve">C</w:t>
       </w:r>
       <w:r>
         <w:rPr>
@@ -2658,7 +2658,7 @@
           <w:szCs w:val="26"/>
           <w:lang w:val="nl-NL"/>
         </w:rPr>
-        <w:t>huyển khoản.</w:t>
+        <w:t xml:space="preserve">huyển khoản.</w:t>
       </w:r>
     </w:p>
     <w:p>
@@ -2710,7 +2710,7 @@
           <w:szCs w:val="26"/>
           <w:lang w:val="nl-NL"/>
         </w:rPr>
-        <w:t>90 ngày</w:t>
+        <w:t xml:space="preserve">90 ngày</w:t>
       </w:r>
       <w:r>
         <w:rPr>
@@ -2732,7 +2732,7 @@
           <w:szCs w:val="26"/>
           <w:lang w:val="nl-NL"/>
         </w:rPr>
-        <w:t>Bên B</w:t>
+        <w:t xml:space="preserve">Bên B</w:t>
       </w:r>
       <w:r>
         <w:rPr>
@@ -2777,7 +2777,7 @@
           <w:szCs w:val="26"/>
           <w:lang w:val="es-UY"/>
         </w:rPr>
-        <w:t>Giấy đề nghị thanh toán</w:t>
+        <w:t xml:space="preserve">Giấy đề nghị thanh toán</w:t>
       </w:r>
       <w:r>
         <w:rPr>
@@ -2787,7 +2787,7 @@
           <w:szCs w:val="26"/>
           <w:lang w:val="es-UY"/>
         </w:rPr>
-        <w:t>;</w:t>
+        <w:t xml:space="preserve">;</w:t>
       </w:r>
     </w:p>
     <w:p>
@@ -2819,7 +2819,7 @@
           <w:szCs w:val="26"/>
           <w:lang w:val="es-UY"/>
         </w:rPr>
-        <w:t>Hoá đơn Giá trị gia tăng;</w:t>
+        <w:t xml:space="preserve">Hoá đơn Giá trị gia tăng;</w:t>
       </w:r>
     </w:p>
     <w:p>
@@ -2861,7 +2861,7 @@
           <w:szCs w:val="26"/>
           <w:lang w:val="es-UY"/>
         </w:rPr>
-        <w:t>khối lượng công việc hoàn thành</w:t>
+        <w:t xml:space="preserve">khối lượng công việc hoàn thành</w:t>
       </w:r>
       <w:r>
         <w:rPr>
@@ -2871,7 +2871,7 @@
           <w:szCs w:val="26"/>
           <w:lang w:val="es-UY"/>
         </w:rPr>
-        <w:t>;</w:t>
+        <w:t xml:space="preserve">;</w:t>
       </w:r>
     </w:p>
     <w:p>
@@ -2903,7 +2903,7 @@
           <w:szCs w:val="26"/>
           <w:lang w:val="es-UY"/>
         </w:rPr>
-        <w:t>Biên bản thanh lý hợp đồng</w:t>
+        <w:t xml:space="preserve">Biên bản thanh lý hợp đồng</w:t>
       </w:r>
       <w:r>
         <w:rPr>
@@ -2913,7 +2913,7 @@
           <w:szCs w:val="26"/>
           <w:lang w:val="es-UY"/>
         </w:rPr>
-        <w:t>;</w:t>
+        <w:t xml:space="preserve">;</w:t>
       </w:r>
     </w:p>
     <w:p>
@@ -2945,7 +2945,7 @@
           <w:szCs w:val="26"/>
           <w:lang w:val="es-UY"/>
         </w:rPr>
-        <w:t>Các hồ sơ liên quan khác theo quy định.</w:t>
+        <w:t xml:space="preserve">Các hồ sơ liên quan khác theo quy định.</w:t>
       </w:r>
     </w:p>
     <w:p>
@@ -2978,7 +2978,7 @@
           <w:szCs w:val="26"/>
           <w:lang w:val="es-UY"/>
         </w:rPr>
-        <w:t>- Số lần thanh toán:</w:t>
+        <w:t xml:space="preserve">- Số lần thanh toán:</w:t>
       </w:r>
       <w:r>
         <w:rPr>
@@ -2999,7 +2999,7 @@
           <w:szCs w:val="26"/>
           <w:lang w:val="nl-NL"/>
         </w:rPr>
-        <w:t>Bên A</w:t>
+        <w:t xml:space="preserve">Bên A</w:t>
       </w:r>
       <w:r>
         <w:rPr>
@@ -3021,7 +3021,7 @@
           <w:szCs w:val="26"/>
           <w:lang w:val="nl-NL"/>
         </w:rPr>
-        <w:t>thanh toán</w:t>
+        <w:t xml:space="preserve">thanh toán</w:t>
       </w:r>
       <w:r>
         <w:rPr>
@@ -3054,7 +3054,7 @@
           <w:szCs w:val="26"/>
           <w:lang w:val="nl-NL"/>
         </w:rPr>
-        <w:t>Bên B</w:t>
+        <w:t xml:space="preserve">Bên B</w:t>
       </w:r>
       <w:r>
         <w:rPr>
@@ -3076,7 +3076,7 @@
           <w:szCs w:val="26"/>
           <w:lang w:val="nl-NL"/>
         </w:rPr>
-        <w:t>Bên B</w:t>
+        <w:t xml:space="preserve">Bên B</w:t>
       </w:r>
       <w:r>
         <w:rPr>
@@ -3098,7 +3098,7 @@
           <w:szCs w:val="26"/>
           <w:lang w:val="nl-NL"/>
         </w:rPr>
-        <w:t>Bên A</w:t>
+        <w:t xml:space="preserve">Bên A</w:t>
       </w:r>
       <w:r>
         <w:rPr>
@@ -3120,7 +3120,7 @@
           <w:szCs w:val="26"/>
           <w:lang w:val="nl-NL"/>
         </w:rPr>
-        <w:t>Bên B</w:t>
+        <w:t xml:space="preserve">Bên B</w:t>
       </w:r>
       <w:r>
         <w:rPr>
@@ -3162,7 +3162,7 @@
           <w:highlight w:val="yellow"/>
           <w:lang w:val="nl-NL"/>
         </w:rPr>
-        <w:t>[Mục này các đơn vị có thể thay đổi đảm bảo phù hợp với từng nội dung của gói thầu]</w:t>
+        <w:t xml:space="preserve">[Mục này các đơn vị có thể thay đổi đảm bảo phù hợp với từng nội dung của gói thầu]</w:t>
       </w:r>
     </w:p>
     <w:p>
@@ -3190,7 +3190,7 @@
           <w:szCs w:val="26"/>
           <w:lang w:val="nl-NL"/>
         </w:rPr>
-        <w:t>Điều 4: Loại hợp đồng</w:t>
+        <w:t xml:space="preserve">Điều 4: Loại hợp đồng</w:t>
       </w:r>
       <w:r>
         <w:rPr>
@@ -3200,7 +3200,7 @@
           <w:szCs w:val="26"/>
           <w:lang w:val="nl-NL"/>
         </w:rPr>
-        <w:t>:</w:t>
+        <w:t xml:space="preserve">:</w:t>
       </w:r>
     </w:p>
     <w:p>
@@ -3226,7 +3226,7 @@
           <w:szCs w:val="26"/>
           <w:lang w:val="nl-NL"/>
         </w:rPr>
-        <w:t>Loại hợp đồng:</w:t>
+        <w:t xml:space="preserve">Loại hợp đồng:</w:t>
       </w:r>
       <w:r>
         <w:rPr>
@@ -3244,7 +3244,7 @@
           <w:szCs w:val="26"/>
           <w:lang w:val="nl-NL"/>
         </w:rPr>
-        <w:t>.</w:t>
+        <w:t xml:space="preserve">.</w:t>
       </w:r>
     </w:p>
     <w:p>
@@ -3272,7 +3272,7 @@
           <w:szCs w:val="26"/>
           <w:lang w:val="nl-NL"/>
         </w:rPr>
-        <w:t>Điều 5: Thời gian thực hiện:</w:t>
+        <w:t xml:space="preserve">Điều 5: Thời gian thực hiện:</w:t>
       </w:r>
     </w:p>
     <w:p>
@@ -3317,7 +3317,7 @@
           <w:szCs w:val="26"/>
           <w:lang w:val="nl-NL"/>
         </w:rPr>
-        <w:t>gói thầu</w:t>
+        <w:t xml:space="preserve">gói thầu</w:t>
       </w:r>
       <w:r>
         <w:rPr>
@@ -3337,7 +3337,7 @@
           <w:szCs w:val="26"/>
           <w:lang w:val="nl-NL"/>
         </w:rPr>
-        <w:t>___</w:t>
+        <w:t xml:space="preserve">___</w:t>
       </w:r>
       <w:r>
         <w:rPr>
@@ -3378,7 +3378,7 @@
           <w:highlight w:val="yellow"/>
           <w:lang w:val="nl-NL"/>
         </w:rPr>
-        <w:t>[hoặc tháng/ năm]</w:t>
+        <w:t xml:space="preserve">[hoặc tháng/ năm]</w:t>
       </w:r>
       <w:r>
         <w:rPr>
@@ -3398,7 +3398,7 @@
           <w:szCs w:val="26"/>
           <w:lang w:val="nl-NL"/>
         </w:rPr>
-        <w:t>kể từ ngày hợp đồng này có hiệu lực.</w:t>
+        <w:t xml:space="preserve">kể từ ngày hợp đồng này có hiệu lực.</w:t>
       </w:r>
     </w:p>
     <w:p>
@@ -3436,7 +3436,7 @@
           <w:szCs w:val="26"/>
           <w:lang w:val="nl-NL"/>
         </w:rPr>
-        <w:t>___</w:t>
+        <w:t xml:space="preserve">___</w:t>
       </w:r>
       <w:r>
         <w:rPr>
@@ -3467,7 +3467,7 @@
           <w:highlight w:val="yellow"/>
           <w:lang w:val="nl-NL"/>
         </w:rPr>
-        <w:t>[hoặc tháng/ năm]</w:t>
+        <w:t xml:space="preserve">[hoặc tháng/ năm]</w:t>
       </w:r>
       <w:r>
         <w:rPr>
@@ -3487,7 +3487,7 @@
           <w:szCs w:val="26"/>
           <w:lang w:val="nl-NL"/>
         </w:rPr>
-        <w:t>kể từ</w:t>
+        <w:t xml:space="preserve">kể từ</w:t>
       </w:r>
       <w:r>
         <w:rPr>
@@ -3537,7 +3537,7 @@
           <w:sz w:val="26"/>
           <w:szCs w:val="26"/>
         </w:rPr>
-        <w:t>6</w:t>
+        <w:t xml:space="preserve">6</w:t>
       </w:r>
       <w:r>
         <w:rPr>
@@ -3571,18 +3571,18 @@
           <w:sz w:val="26"/>
           <w:szCs w:val="26"/>
         </w:rPr>
-        <w:t>Bên A</w:t>
-      </w:r>
-      <w:r>
-        <w:rPr>
-          <w:rFonts w:ascii="Times New Roman" w:hAnsi="Times New Roman" w:cs="Times New Roman"/>
-          <w:b/>
-          <w:bCs/>
-          <w:color w:val="000000" w:themeColor="text1"/>
-          <w:sz w:val="26"/>
-          <w:szCs w:val="26"/>
-        </w:rPr>
-        <w:t>:</w:t>
+        <w:t xml:space="preserve">Bên A</w:t>
+      </w:r>
+      <w:r>
+        <w:rPr>
+          <w:rFonts w:ascii="Times New Roman" w:hAnsi="Times New Roman" w:cs="Times New Roman"/>
+          <w:b/>
+          <w:bCs/>
+          <w:color w:val="000000" w:themeColor="text1"/>
+          <w:sz w:val="26"/>
+          <w:szCs w:val="26"/>
+        </w:rPr>
+        <w:t xml:space="preserve">:</w:t>
       </w:r>
     </w:p>
     <w:p>
@@ -3619,7 +3619,7 @@
           <w:sz w:val="26"/>
           <w:szCs w:val="26"/>
         </w:rPr>
-        <w:t>Bên A</w:t>
+        <w:t xml:space="preserve">Bên A</w:t>
       </w:r>
       <w:r>
         <w:rPr>
@@ -3638,7 +3638,7 @@
           <w:sz w:val="26"/>
           <w:szCs w:val="26"/>
         </w:rPr>
-        <w:t>t</w:t>
+        <w:t xml:space="preserve">t</w:t>
       </w:r>
       <w:r>
         <w:rPr>
@@ -3658,7 +3658,7 @@
           <w:szCs w:val="26"/>
           <w:lang w:val="vi-VN"/>
         </w:rPr>
-        <w:t>Bên B</w:t>
+        <w:t xml:space="preserve">Bên B</w:t>
       </w:r>
       <w:r>
         <w:rPr>
@@ -3687,7 +3687,7 @@
           <w:szCs w:val="26"/>
           <w:lang w:val="vi-VN"/>
         </w:rPr>
-        <w:t>của Hợp đồng</w:t>
+        <w:t xml:space="preserve">của Hợp đồng</w:t>
       </w:r>
       <w:r>
         <w:rPr>
@@ -3715,7 +3715,7 @@
           <w:sz w:val="26"/>
           <w:szCs w:val="26"/>
         </w:rPr>
-        <w:t>thực hiện hợp đồng</w:t>
+        <w:t xml:space="preserve">thực hiện hợp đồng</w:t>
       </w:r>
       <w:r>
         <w:rPr>
@@ -3725,7 +3725,7 @@
           <w:szCs w:val="26"/>
           <w:lang w:val="vi-VN"/>
         </w:rPr>
-        <w:t>.</w:t>
+        <w:t xml:space="preserve">.</w:t>
       </w:r>
     </w:p>
     <w:p>
@@ -3752,7 +3752,7 @@
           <w:lang w:val="vi-VN"/>
         </w:rPr>
         <w:lastRenderedPageBreak/>
-        <w:t>- Cung cấp đầy đủ thông tin</w:t>
+        <w:t xml:space="preserve">- Cung cấp đầy đủ thông tin</w:t>
       </w:r>
       <w:r>
         <w:rPr>
@@ -3780,7 +3780,7 @@
           <w:szCs w:val="26"/>
           <w:highlight w:val="yellow"/>
         </w:rPr>
-        <w:t>[hoặc dịch vụ]</w:t>
+        <w:t xml:space="preserve">[hoặc dịch vụ]</w:t>
       </w:r>
       <w:r>
         <w:rPr>
@@ -3800,7 +3800,7 @@
           <w:szCs w:val="26"/>
           <w:lang w:val="vi-VN"/>
         </w:rPr>
-        <w:t>Bên B</w:t>
+        <w:t xml:space="preserve">Bên B</w:t>
       </w:r>
       <w:r>
         <w:rPr>
@@ -3820,7 +3820,7 @@
           <w:szCs w:val="26"/>
           <w:lang w:val="vi-VN"/>
         </w:rPr>
-        <w:t>Bên B</w:t>
+        <w:t xml:space="preserve">Bên B</w:t>
       </w:r>
       <w:r>
         <w:rPr>
@@ -3839,7 +3839,7 @@
           <w:sz w:val="26"/>
           <w:szCs w:val="26"/>
         </w:rPr>
-        <w:t>cung ứng</w:t>
+        <w:t xml:space="preserve">cung ứng</w:t>
       </w:r>
       <w:r>
         <w:rPr>
@@ -3857,7 +3857,7 @@
           <w:sz w:val="26"/>
           <w:szCs w:val="26"/>
         </w:rPr>
-        <w:t>hàng hoá</w:t>
+        <w:t xml:space="preserve">hàng hoá</w:t>
       </w:r>
       <w:r>
         <w:rPr>
@@ -3877,7 +3877,7 @@
           <w:highlight w:val="yellow"/>
           <w:lang w:val="nb-NO"/>
         </w:rPr>
-        <w:t>[hoặc dịch vụ]</w:t>
+        <w:t xml:space="preserve">[hoặc dịch vụ]</w:t>
       </w:r>
       <w:r>
         <w:rPr>
@@ -3887,7 +3887,7 @@
           <w:szCs w:val="26"/>
           <w:lang w:val="vi-VN"/>
         </w:rPr>
-        <w:t>.</w:t>
+        <w:t xml:space="preserve">.</w:t>
       </w:r>
     </w:p>
     <w:p>
@@ -3914,7 +3914,7 @@
           <w:szCs w:val="26"/>
           <w:lang w:val="vi-VN"/>
         </w:rPr>
-        <w:t>-</w:t>
+        <w:t xml:space="preserve">-</w:t>
       </w:r>
       <w:r>
         <w:rPr>
@@ -3962,7 +3962,7 @@
           <w:sz w:val="26"/>
           <w:szCs w:val="26"/>
         </w:rPr>
-        <w:t>Bên B</w:t>
+        <w:t xml:space="preserve">Bên B</w:t>
       </w:r>
       <w:r>
         <w:rPr>
@@ -3980,16 +3980,16 @@
           <w:sz w:val="26"/>
           <w:szCs w:val="26"/>
         </w:rPr>
-        <w:t>hoàn thành xong công việc</w:t>
-      </w:r>
-      <w:r>
-        <w:rPr>
-          <w:rFonts w:ascii="Times New Roman" w:eastAsia="Times New Roman" w:hAnsi="Times New Roman" w:cs="Times New Roman"/>
-          <w:color w:val="000000" w:themeColor="text1"/>
-          <w:sz w:val="26"/>
-          <w:szCs w:val="26"/>
-        </w:rPr>
-        <w:t>.</w:t>
+        <w:t xml:space="preserve">hoàn thành xong công việc</w:t>
+      </w:r>
+      <w:r>
+        <w:rPr>
+          <w:rFonts w:ascii="Times New Roman" w:eastAsia="Times New Roman" w:hAnsi="Times New Roman" w:cs="Times New Roman"/>
+          <w:color w:val="000000" w:themeColor="text1"/>
+          <w:sz w:val="26"/>
+          <w:szCs w:val="26"/>
+        </w:rPr>
+        <w:t xml:space="preserve">.</w:t>
       </w:r>
     </w:p>
     <w:p>
@@ -4036,7 +4036,7 @@
           <w:szCs w:val="26"/>
           <w:lang w:val="vi-VN"/>
         </w:rPr>
-        <w:t>Bên B</w:t>
+        <w:t xml:space="preserve">Bên B</w:t>
       </w:r>
       <w:r>
         <w:rPr>
@@ -4092,7 +4092,7 @@
           <w:sz w:val="26"/>
           <w:szCs w:val="26"/>
         </w:rPr>
-        <w:t>Bên B</w:t>
+        <w:t xml:space="preserve">Bên B</w:t>
       </w:r>
       <w:r>
         <w:rPr>
@@ -4135,7 +4135,7 @@
           <w:sz w:val="26"/>
           <w:szCs w:val="26"/>
         </w:rPr>
-        <w:t>phẩm nếu sản phẩm bị</w:t>
+        <w:t xml:space="preserve">phẩm nếu sản phẩm bị</w:t>
       </w:r>
       <w:r>
         <w:rPr>
@@ -4171,7 +4171,7 @@
           <w:sz w:val="26"/>
           <w:szCs w:val="26"/>
         </w:rPr>
-        <w:t>không đáp ứng tiêu chuẩn chất lượng được hai Bên thỏa thuận tại Hợp đồng này.</w:t>
+        <w:t xml:space="preserve">không đáp ứng tiêu chuẩn chất lượng được hai Bên thỏa thuận tại Hợp đồng này.</w:t>
       </w:r>
     </w:p>
     <w:p>
@@ -4212,7 +4212,7 @@
           <w:sz w:val="26"/>
           <w:szCs w:val="26"/>
         </w:rPr>
-        <w:t>7</w:t>
+        <w:t xml:space="preserve">7</w:t>
       </w:r>
       <w:r>
         <w:rPr>
@@ -4236,7 +4236,7 @@
           <w:szCs w:val="26"/>
           <w:lang w:val="vi-VN"/>
         </w:rPr>
-        <w:t>Bên B</w:t>
+        <w:t xml:space="preserve">Bên B</w:t>
       </w:r>
       <w:r>
         <w:rPr>
@@ -4248,7 +4248,7 @@
           <w:szCs w:val="26"/>
           <w:lang w:val="vi-VN"/>
         </w:rPr>
-        <w:t>:</w:t>
+        <w:t xml:space="preserve">:</w:t>
       </w:r>
       <w:r>
         <w:rPr>
@@ -4290,7 +4290,7 @@
           <w:szCs w:val="26"/>
           <w:lang w:val="pt-BR"/>
         </w:rPr>
-        <w:t>-</w:t>
+        <w:t xml:space="preserve">-</w:t>
       </w:r>
       <w:r>
         <w:rPr>
@@ -4312,7 +4312,7 @@
           <w:szCs w:val="26"/>
           <w:lang w:val="pt-BR"/>
         </w:rPr>
-        <w:t>Đảm bảo cung cấp</w:t>
+        <w:t xml:space="preserve">Đảm bảo cung cấp</w:t>
       </w:r>
       <w:r>
         <w:rPr>
@@ -4332,7 +4332,7 @@
           <w:szCs w:val="26"/>
           <w:lang w:val="pt-BR"/>
         </w:rPr>
-        <w:t>hàng hoá</w:t>
+        <w:t xml:space="preserve">hàng hoá</w:t>
       </w:r>
       <w:r>
         <w:rPr>
@@ -4353,7 +4353,7 @@
           <w:highlight w:val="yellow"/>
           <w:lang w:val="nb-NO"/>
         </w:rPr>
-        <w:t>[hoặc dịch vụ]</w:t>
+        <w:t xml:space="preserve">[hoặc dịch vụ]</w:t>
       </w:r>
       <w:r>
         <w:rPr>
@@ -4373,7 +4373,7 @@
           <w:szCs w:val="26"/>
           <w:lang w:val="pt-BR"/>
         </w:rPr>
-        <w:t>theo đúng yêu cầu kỹ thuật được</w:t>
+        <w:t xml:space="preserve">theo đúng yêu cầu kỹ thuật được</w:t>
       </w:r>
       <w:r>
         <w:rPr>
@@ -4393,7 +4393,7 @@
           <w:szCs w:val="26"/>
           <w:lang w:val="pt-BR"/>
         </w:rPr>
-        <w:t>Quy định tại Điều 1 của Hợp đồng</w:t>
+        <w:t xml:space="preserve">Quy định tại Điều 1 của Hợp đồng</w:t>
       </w:r>
       <w:r>
         <w:rPr>
@@ -4403,7 +4403,7 @@
           <w:szCs w:val="26"/>
           <w:lang w:val="pt-BR"/>
         </w:rPr>
-        <w:t>.</w:t>
+        <w:t xml:space="preserve">.</w:t>
       </w:r>
     </w:p>
     <w:p>
@@ -4454,7 +4454,7 @@
           <w:szCs w:val="26"/>
           <w:lang w:val="pt-BR"/>
         </w:rPr>
-        <w:t>thực hiện gói thầu</w:t>
+        <w:t xml:space="preserve">thực hiện gói thầu</w:t>
       </w:r>
       <w:r>
         <w:rPr>
@@ -4484,7 +4484,7 @@
           <w:szCs w:val="26"/>
           <w:lang w:val="pt-BR"/>
         </w:rPr>
-        <w:t>i</w:t>
+        <w:t xml:space="preserve">i</w:t>
       </w:r>
       <w:r>
         <w:rPr>
@@ -4494,7 +4494,7 @@
           <w:szCs w:val="26"/>
           <w:lang w:val="pt-BR"/>
         </w:rPr>
-        <w:t>ều 5 của Hợp đồng này</w:t>
+        <w:t xml:space="preserve">ều 5 của Hợp đồng này</w:t>
       </w:r>
       <w:r>
         <w:rPr>
@@ -4504,7 +4504,7 @@
           <w:szCs w:val="26"/>
           <w:lang w:val="pt-BR"/>
         </w:rPr>
-        <w:t>.</w:t>
+        <w:t xml:space="preserve">.</w:t>
       </w:r>
     </w:p>
     <w:p>
@@ -4551,7 +4551,7 @@
           <w:sz w:val="26"/>
           <w:szCs w:val="26"/>
         </w:rPr>
-        <w:t>bảo hành hoặc thay thế</w:t>
+        <w:t xml:space="preserve">bảo hành hoặc thay thế</w:t>
       </w:r>
       <w:r>
         <w:rPr>
@@ -4569,7 +4569,7 @@
           <w:sz w:val="26"/>
           <w:szCs w:val="26"/>
         </w:rPr>
-        <w:t>yêu cầu</w:t>
+        <w:t xml:space="preserve">yêu cầu</w:t>
       </w:r>
       <w:r>
         <w:rPr>
@@ -4587,7 +4587,7 @@
           <w:sz w:val="26"/>
           <w:szCs w:val="26"/>
         </w:rPr>
-        <w:t>.</w:t>
+        <w:t xml:space="preserve">.</w:t>
       </w:r>
       <w:r>
         <w:rPr>
@@ -4643,7 +4643,7 @@
           <w:sz w:val="26"/>
           <w:szCs w:val="26"/>
         </w:rPr>
-        <w:t>Bên B</w:t>
+        <w:t xml:space="preserve">Bên B</w:t>
       </w:r>
       <w:r>
         <w:rPr>
@@ -4698,7 +4698,7 @@
           <w:sz w:val="26"/>
           <w:szCs w:val="26"/>
         </w:rPr>
-        <w:t>Bên A</w:t>
+        <w:t xml:space="preserve">Bên A</w:t>
       </w:r>
       <w:r>
         <w:rPr>
@@ -4781,7 +4781,7 @@
           <w:sz w:val="26"/>
           <w:szCs w:val="26"/>
         </w:rPr>
-        <w:t>Bên A</w:t>
+        <w:t xml:space="preserve">Bên A</w:t>
       </w:r>
       <w:r>
         <w:rPr>
@@ -4799,7 +4799,7 @@
           <w:sz w:val="26"/>
           <w:szCs w:val="26"/>
         </w:rPr>
-        <w:t>Bên A</w:t>
+        <w:t xml:space="preserve">Bên A</w:t>
       </w:r>
       <w:r>
         <w:rPr>
@@ -4817,7 +4817,7 @@
           <w:sz w:val="26"/>
           <w:szCs w:val="26"/>
         </w:rPr>
-        <w:t>Bên A</w:t>
+        <w:t xml:space="preserve">Bên A</w:t>
       </w:r>
       <w:r>
         <w:rPr>
@@ -4835,7 +4835,7 @@
           <w:sz w:val="26"/>
           <w:szCs w:val="26"/>
         </w:rPr>
-        <w:t>Bên A</w:t>
+        <w:t xml:space="preserve">Bên A</w:t>
       </w:r>
       <w:r>
         <w:rPr>
@@ -4894,7 +4894,7 @@
           <w:szCs w:val="26"/>
           <w:lang w:val="pt-BR"/>
         </w:rPr>
-        <w:t>Bên A</w:t>
+        <w:t xml:space="preserve">Bên A</w:t>
       </w:r>
       <w:r>
         <w:rPr>
@@ -4941,29 +4941,29 @@
           <w:szCs w:val="26"/>
           <w:lang w:val="nl-NL"/>
         </w:rPr>
-        <w:t>8</w:t>
-      </w:r>
-      <w:r>
-        <w:rPr>
-          <w:rFonts w:ascii="Times New Roman" w:hAnsi="Times New Roman" w:cs="Times New Roman"/>
-          <w:b/>
-          <w:color w:val="000000" w:themeColor="text1"/>
-          <w:sz w:val="26"/>
-          <w:szCs w:val="26"/>
-          <w:lang w:val="nl-NL"/>
-        </w:rPr>
-        <w:t>. Hiệu chỉnh, bổ sung hợp đồng</w:t>
-      </w:r>
-      <w:r>
-        <w:rPr>
-          <w:rFonts w:ascii="Times New Roman" w:hAnsi="Times New Roman" w:cs="Times New Roman"/>
-          <w:b/>
-          <w:color w:val="000000" w:themeColor="text1"/>
-          <w:sz w:val="26"/>
-          <w:szCs w:val="26"/>
-          <w:lang w:val="nl-NL"/>
-        </w:rPr>
-        <w:t>:</w:t>
+        <w:t xml:space="preserve">8</w:t>
+      </w:r>
+      <w:r>
+        <w:rPr>
+          <w:rFonts w:ascii="Times New Roman" w:hAnsi="Times New Roman" w:cs="Times New Roman"/>
+          <w:b/>
+          <w:color w:val="000000" w:themeColor="text1"/>
+          <w:sz w:val="26"/>
+          <w:szCs w:val="26"/>
+          <w:lang w:val="nl-NL"/>
+        </w:rPr>
+        <w:t xml:space="preserve">. Hiệu chỉnh, bổ sung hợp đồng</w:t>
+      </w:r>
+      <w:r>
+        <w:rPr>
+          <w:rFonts w:ascii="Times New Roman" w:hAnsi="Times New Roman" w:cs="Times New Roman"/>
+          <w:b/>
+          <w:color w:val="000000" w:themeColor="text1"/>
+          <w:sz w:val="26"/>
+          <w:szCs w:val="26"/>
+          <w:lang w:val="nl-NL"/>
+        </w:rPr>
+        <w:t xml:space="preserve">:</w:t>
       </w:r>
     </w:p>
     <w:p>
@@ -4989,7 +4989,7 @@
           <w:szCs w:val="26"/>
           <w:lang w:val="nl-NL"/>
         </w:rPr>
-        <w:t>1. Việc hiệu chỉnh, bổ sung hợp đồng có thể được thực hiện trong các trường hợp sau:</w:t>
+        <w:t xml:space="preserve">1. Việc hiệu chỉnh, bổ sung hợp đồng có thể được thực hiện trong các trường hợp sau:</w:t>
       </w:r>
     </w:p>
     <w:p>
@@ -5023,17 +5023,17 @@
           <w:szCs w:val="26"/>
           <w:lang w:val="nl-NL"/>
         </w:rPr>
-        <w:t>gói thầu</w:t>
-      </w:r>
-      <w:r>
-        <w:rPr>
-          <w:rFonts w:ascii="Times New Roman" w:hAnsi="Times New Roman" w:cs="Times New Roman"/>
-          <w:color w:val="000000" w:themeColor="text1"/>
-          <w:sz w:val="26"/>
-          <w:szCs w:val="26"/>
-          <w:lang w:val="nl-NL"/>
-        </w:rPr>
-        <w:t>;</w:t>
+        <w:t xml:space="preserve">gói thầu</w:t>
+      </w:r>
+      <w:r>
+        <w:rPr>
+          <w:rFonts w:ascii="Times New Roman" w:hAnsi="Times New Roman" w:cs="Times New Roman"/>
+          <w:color w:val="000000" w:themeColor="text1"/>
+          <w:sz w:val="26"/>
+          <w:szCs w:val="26"/>
+          <w:lang w:val="nl-NL"/>
+        </w:rPr>
+        <w:t xml:space="preserve">;</w:t>
       </w:r>
     </w:p>
     <w:p>
@@ -5057,7 +5057,7 @@
           <w:szCs w:val="26"/>
           <w:lang w:val="nl-NL"/>
         </w:rPr>
-        <w:t>b) Phần việc phát sinh ngoài hợp đồng.</w:t>
+        <w:t xml:space="preserve">b) Phần việc phát sinh ngoài hợp đồng.</w:t>
       </w:r>
     </w:p>
     <w:p>
@@ -5091,7 +5091,7 @@
           <w:szCs w:val="26"/>
           <w:lang w:val="nl-NL"/>
         </w:rPr>
-        <w:t>Bên A</w:t>
+        <w:t xml:space="preserve">Bên A</w:t>
       </w:r>
       <w:r>
         <w:rPr>
@@ -5111,17 +5111,17 @@
           <w:szCs w:val="26"/>
           <w:lang w:val="nl-NL"/>
         </w:rPr>
-        <w:t>Bên B</w:t>
-      </w:r>
-      <w:r>
-        <w:rPr>
-          <w:rFonts w:ascii="Times New Roman" w:hAnsi="Times New Roman" w:cs="Times New Roman"/>
-          <w:color w:val="000000" w:themeColor="text1"/>
-          <w:sz w:val="26"/>
-          <w:szCs w:val="26"/>
-          <w:lang w:val="nl-NL"/>
-        </w:rPr>
-        <w:t xml:space="preserve"> sẽ tiến hành thảo thương để làm cơ sở ký kết phụ lục bổ sung hợp đồng trong trường hợp hiệu chỉnh, bổ sung hợp đồng.  </w:t>
+        <w:t xml:space="preserve">Bên B</w:t>
+      </w:r>
+      <w:r>
+        <w:rPr>
+          <w:rFonts w:ascii="Times New Roman" w:hAnsi="Times New Roman" w:cs="Times New Roman"/>
+          <w:color w:val="000000" w:themeColor="text1"/>
+          <w:sz w:val="26"/>
+          <w:szCs w:val="26"/>
+          <w:lang w:val="nl-NL"/>
+        </w:rPr>
+        <w:t xml:space="preserve"> sẽ tiến hành thảo thương để làm cơ sở ký kết phụ lục bổ sung hợp đồng trong trường hợp hiệu chỉnh, bổ sung hợp đồng. </w:t>
       </w:r>
     </w:p>
     <w:p>
@@ -5157,29 +5157,29 @@
           <w:szCs w:val="26"/>
           <w:lang w:val="nl-NL"/>
         </w:rPr>
-        <w:t>9</w:t>
-      </w:r>
-      <w:r>
-        <w:rPr>
-          <w:rFonts w:ascii="Times New Roman" w:hAnsi="Times New Roman" w:cs="Times New Roman"/>
-          <w:b/>
-          <w:color w:val="000000" w:themeColor="text1"/>
-          <w:sz w:val="26"/>
-          <w:szCs w:val="26"/>
-          <w:lang w:val="nl-NL"/>
-        </w:rPr>
-        <w:t>. Chấm dứt hợp đồng</w:t>
-      </w:r>
-      <w:r>
-        <w:rPr>
-          <w:rFonts w:ascii="Times New Roman" w:hAnsi="Times New Roman" w:cs="Times New Roman"/>
-          <w:b/>
-          <w:color w:val="000000" w:themeColor="text1"/>
-          <w:sz w:val="26"/>
-          <w:szCs w:val="26"/>
-          <w:lang w:val="nl-NL"/>
-        </w:rPr>
-        <w:t>:</w:t>
+        <w:t xml:space="preserve">9</w:t>
+      </w:r>
+      <w:r>
+        <w:rPr>
+          <w:rFonts w:ascii="Times New Roman" w:hAnsi="Times New Roman" w:cs="Times New Roman"/>
+          <w:b/>
+          <w:color w:val="000000" w:themeColor="text1"/>
+          <w:sz w:val="26"/>
+          <w:szCs w:val="26"/>
+          <w:lang w:val="nl-NL"/>
+        </w:rPr>
+        <w:t xml:space="preserve">. Chấm dứt hợp đồng</w:t>
+      </w:r>
+      <w:r>
+        <w:rPr>
+          <w:rFonts w:ascii="Times New Roman" w:hAnsi="Times New Roman" w:cs="Times New Roman"/>
+          <w:b/>
+          <w:color w:val="000000" w:themeColor="text1"/>
+          <w:sz w:val="26"/>
+          <w:szCs w:val="26"/>
+          <w:lang w:val="nl-NL"/>
+        </w:rPr>
+        <w:t xml:space="preserve">:</w:t>
       </w:r>
     </w:p>
     <w:p>
@@ -5213,7 +5213,7 @@
           <w:szCs w:val="26"/>
           <w:lang w:val="nl-NL"/>
         </w:rPr>
-        <w:t>Bên A</w:t>
+        <w:t xml:space="preserve">Bên A</w:t>
       </w:r>
       <w:r>
         <w:rPr>
@@ -5233,7 +5233,7 @@
           <w:szCs w:val="26"/>
           <w:lang w:val="nl-NL"/>
         </w:rPr>
-        <w:t>Bên B</w:t>
+        <w:t xml:space="preserve">Bên B</w:t>
       </w:r>
       <w:r>
         <w:rPr>
@@ -5297,7 +5297,7 @@
           <w:szCs w:val="26"/>
           <w:lang w:val="nl-NL"/>
         </w:rPr>
-        <w:t>Bên B</w:t>
+        <w:t xml:space="preserve">Bên B</w:t>
       </w:r>
       <w:r>
         <w:rPr>
@@ -5317,7 +5317,7 @@
           <w:szCs w:val="26"/>
           <w:lang w:val="nl-NL"/>
         </w:rPr>
-        <w:t>Bên A</w:t>
+        <w:t xml:space="preserve">Bên A</w:t>
       </w:r>
       <w:r>
         <w:rPr>
@@ -5362,7 +5362,7 @@
           <w:szCs w:val="26"/>
           <w:lang w:val="nl-NL"/>
         </w:rPr>
-        <w:t>Bên B</w:t>
+        <w:t xml:space="preserve">Bên B</w:t>
       </w:r>
       <w:r>
         <w:rPr>
@@ -5406,7 +5406,7 @@
           <w:szCs w:val="26"/>
           <w:lang w:val="nl-NL"/>
         </w:rPr>
-        <w:t>Bên A</w:t>
+        <w:t xml:space="preserve">Bên A</w:t>
       </w:r>
       <w:r>
         <w:rPr>
@@ -5426,7 +5426,7 @@
           <w:szCs w:val="26"/>
           <w:lang w:val="nl-NL"/>
         </w:rPr>
-        <w:t>Bên A</w:t>
+        <w:t xml:space="preserve">Bên A</w:t>
       </w:r>
       <w:r>
         <w:rPr>
@@ -5446,7 +5446,7 @@
           <w:szCs w:val="26"/>
           <w:lang w:val="nl-NL"/>
         </w:rPr>
-        <w:t>Bên B</w:t>
+        <w:t xml:space="preserve">Bên B</w:t>
       </w:r>
       <w:r>
         <w:rPr>
@@ -5466,7 +5466,7 @@
           <w:szCs w:val="26"/>
           <w:lang w:val="nl-NL"/>
         </w:rPr>
-        <w:t>Bên B</w:t>
+        <w:t xml:space="preserve">Bên B</w:t>
       </w:r>
       <w:r>
         <w:rPr>
@@ -5486,7 +5486,7 @@
           <w:szCs w:val="26"/>
           <w:lang w:val="nl-NL"/>
         </w:rPr>
-        <w:t>Bên A</w:t>
+        <w:t xml:space="preserve">Bên A</w:t>
       </w:r>
       <w:r>
         <w:rPr>
@@ -5506,7 +5506,7 @@
           <w:szCs w:val="26"/>
           <w:lang w:val="nl-NL"/>
         </w:rPr>
-        <w:t>Bên B</w:t>
+        <w:t xml:space="preserve">Bên B</w:t>
       </w:r>
       <w:r>
         <w:rPr>
@@ -5550,7 +5550,7 @@
           <w:szCs w:val="26"/>
           <w:lang w:val="nl-NL"/>
         </w:rPr>
-        <w:t>Bên A</w:t>
+        <w:t xml:space="preserve">Bên A</w:t>
       </w:r>
       <w:r>
         <w:rPr>
@@ -5570,7 +5570,7 @@
           <w:szCs w:val="26"/>
           <w:lang w:val="nl-NL"/>
         </w:rPr>
-        <w:t>Bên A</w:t>
+        <w:t xml:space="preserve">Bên A</w:t>
       </w:r>
       <w:r>
         <w:rPr>
@@ -5590,7 +5590,7 @@
           <w:szCs w:val="26"/>
           <w:lang w:val="nl-NL"/>
         </w:rPr>
-        <w:t>Bên A</w:t>
+        <w:t xml:space="preserve">Bên A</w:t>
       </w:r>
       <w:r>
         <w:rPr>
@@ -5626,18 +5626,18 @@
           <w:szCs w:val="26"/>
           <w:lang w:val="nl-NL"/>
         </w:rPr>
-        <w:t>Điều 1</w:t>
-      </w:r>
-      <w:r>
-        <w:rPr>
-          <w:rFonts w:ascii="Times New Roman" w:hAnsi="Times New Roman" w:cs="Times New Roman"/>
-          <w:b/>
-          <w:color w:val="000000" w:themeColor="text1"/>
-          <w:sz w:val="26"/>
-          <w:szCs w:val="26"/>
-          <w:lang w:val="nl-NL"/>
-        </w:rPr>
-        <w:t>0</w:t>
+        <w:t xml:space="preserve">Điều 1</w:t>
+      </w:r>
+      <w:r>
+        <w:rPr>
+          <w:rFonts w:ascii="Times New Roman" w:hAnsi="Times New Roman" w:cs="Times New Roman"/>
+          <w:b/>
+          <w:color w:val="000000" w:themeColor="text1"/>
+          <w:sz w:val="26"/>
+          <w:szCs w:val="26"/>
+          <w:lang w:val="nl-NL"/>
+        </w:rPr>
+        <w:t xml:space="preserve">0</w:t>
       </w:r>
       <w:r>
         <w:rPr>
@@ -5659,18 +5659,18 @@
           <w:szCs w:val="26"/>
           <w:lang w:val="nl-NL"/>
         </w:rPr>
-        <w:t>sản phẩm</w:t>
-      </w:r>
-      <w:r>
-        <w:rPr>
-          <w:rFonts w:ascii="Times New Roman" w:hAnsi="Times New Roman" w:cs="Times New Roman"/>
-          <w:b/>
-          <w:color w:val="000000" w:themeColor="text1"/>
-          <w:sz w:val="26"/>
-          <w:szCs w:val="26"/>
-          <w:lang w:val="nl-NL"/>
-        </w:rPr>
-        <w:t>:</w:t>
+        <w:t xml:space="preserve">sản phẩm</w:t>
+      </w:r>
+      <w:r>
+        <w:rPr>
+          <w:rFonts w:ascii="Times New Roman" w:hAnsi="Times New Roman" w:cs="Times New Roman"/>
+          <w:b/>
+          <w:color w:val="000000" w:themeColor="text1"/>
+          <w:sz w:val="26"/>
+          <w:szCs w:val="26"/>
+          <w:lang w:val="nl-NL"/>
+        </w:rPr>
+        <w:t xml:space="preserve">:</w:t>
       </w:r>
     </w:p>
     <w:p>
@@ -5717,7 +5717,7 @@
           <w:szCs w:val="26"/>
           <w:lang w:val="pt-BR"/>
         </w:rPr>
-        <w:t>hàng hoá</w:t>
+        <w:t xml:space="preserve">hàng hoá</w:t>
       </w:r>
       <w:r>
         <w:rPr>
@@ -5738,7 +5738,7 @@
           <w:highlight w:val="yellow"/>
           <w:lang w:val="nb-NO"/>
         </w:rPr>
-        <w:t>[hoặc dịch vụ]</w:t>
+        <w:t xml:space="preserve">[hoặc dịch vụ]</w:t>
       </w:r>
       <w:r>
         <w:rPr>
@@ -5758,7 +5758,7 @@
           <w:szCs w:val="26"/>
           <w:lang w:val="pt-BR"/>
         </w:rPr>
-        <w:t>theo đúng yêu cầu kỹ thuật được</w:t>
+        <w:t xml:space="preserve">theo đúng yêu cầu kỹ thuật được</w:t>
       </w:r>
       <w:r>
         <w:rPr>
@@ -5779,7 +5779,7 @@
           <w:szCs w:val="26"/>
           <w:lang w:val="it-IT"/>
         </w:rPr>
-        <w:t>.</w:t>
+        <w:t xml:space="preserve">.</w:t>
       </w:r>
       <w:r>
         <w:rPr>
@@ -5824,7 +5824,7 @@
           <w:szCs w:val="26"/>
           <w:lang w:val="nl-NL"/>
         </w:rPr>
-        <w:t>Bên A</w:t>
+        <w:t xml:space="preserve">Bên A</w:t>
       </w:r>
       <w:r>
         <w:rPr>
@@ -5844,7 +5844,7 @@
           <w:szCs w:val="26"/>
           <w:lang w:val="nl-NL"/>
         </w:rPr>
-        <w:t>Bên A</w:t>
+        <w:t xml:space="preserve">Bên A</w:t>
       </w:r>
       <w:r>
         <w:rPr>
@@ -5884,7 +5884,7 @@
           <w:szCs w:val="26"/>
           <w:lang w:val="nl-NL"/>
         </w:rPr>
-        <w:t>sản phẩm</w:t>
+        <w:t xml:space="preserve">sản phẩm</w:t>
       </w:r>
       <w:r>
         <w:rPr>
@@ -5924,7 +5924,7 @@
           <w:szCs w:val="26"/>
           <w:lang w:val="nl-NL"/>
         </w:rPr>
-        <w:t>Bên A</w:t>
+        <w:t xml:space="preserve">Bên A</w:t>
       </w:r>
       <w:r>
         <w:rPr>
@@ -5968,7 +5968,7 @@
           <w:szCs w:val="26"/>
           <w:lang w:val="nl-NL"/>
         </w:rPr>
-        <w:t>Địa điểm</w:t>
+        <w:t xml:space="preserve">Địa điểm</w:t>
       </w:r>
       <w:r>
         <w:rPr>
@@ -6010,7 +6010,7 @@
           <w:highlight w:val="yellow"/>
           <w:lang w:val="nl-NL"/>
         </w:rPr>
-        <w:t>cung cấp dịch vụ</w:t>
+        <w:t xml:space="preserve">cung cấp dịch vụ</w:t>
       </w:r>
       <w:r>
         <w:rPr>
@@ -6021,7 +6021,7 @@
           <w:highlight w:val="yellow"/>
           <w:lang w:val="nl-NL"/>
         </w:rPr>
-        <w:t>]</w:t>
+        <w:t xml:space="preserve">]</w:t>
       </w:r>
       <w:r>
         <w:rPr>
@@ -6041,7 +6041,7 @@
           <w:szCs w:val="26"/>
           <w:lang w:val="nl-NL"/>
         </w:rPr>
-        <w:t>T</w:t>
+        <w:t xml:space="preserve">T</w:t>
       </w:r>
       <w:r>
         <w:rPr>
@@ -6061,17 +6061,17 @@
           <w:szCs w:val="26"/>
           <w:lang w:val="nl-NL"/>
         </w:rPr>
-        <w:t>Đ</w:t>
-      </w:r>
-      <w:r>
-        <w:rPr>
-          <w:rFonts w:ascii="Times New Roman" w:hAnsi="Times New Roman" w:cs="Times New Roman"/>
-          <w:color w:val="000000" w:themeColor="text1"/>
-          <w:sz w:val="26"/>
-          <w:szCs w:val="26"/>
-          <w:lang w:val="nl-NL"/>
-        </w:rPr>
-        <w:t>a khoa tỉnh Phú Thọ</w:t>
+        <w:t xml:space="preserve">Đ</w:t>
+      </w:r>
+      <w:r>
+        <w:rPr>
+          <w:rFonts w:ascii="Times New Roman" w:hAnsi="Times New Roman" w:cs="Times New Roman"/>
+          <w:color w:val="000000" w:themeColor="text1"/>
+          <w:sz w:val="26"/>
+          <w:szCs w:val="26"/>
+          <w:lang w:val="nl-NL"/>
+        </w:rPr>
+        <w:t xml:space="preserve">a khoa tỉnh Phú Thọ</w:t>
       </w:r>
       <w:r>
         <w:rPr>
@@ -6105,17 +6105,17 @@
           <w:sz w:val="26"/>
           <w:szCs w:val="26"/>
         </w:rPr>
-        <w:t>Đường Nguyễn Tất Thành, Phường Việt Trì, Tỉnh Phú Thọ)</w:t>
-      </w:r>
-      <w:r>
-        <w:rPr>
-          <w:rFonts w:ascii="Times New Roman" w:hAnsi="Times New Roman" w:cs="Times New Roman"/>
-          <w:color w:val="000000" w:themeColor="text1"/>
-          <w:sz w:val="26"/>
-          <w:szCs w:val="26"/>
-          <w:lang w:val="nl-NL"/>
-        </w:rPr>
-        <w:t>.</w:t>
+        <w:t xml:space="preserve">Đường Nguyễn Tất Thành, Phường Việt Trì, Tỉnh Phú Thọ)</w:t>
+      </w:r>
+      <w:r>
+        <w:rPr>
+          <w:rFonts w:ascii="Times New Roman" w:hAnsi="Times New Roman" w:cs="Times New Roman"/>
+          <w:color w:val="000000" w:themeColor="text1"/>
+          <w:sz w:val="26"/>
+          <w:szCs w:val="26"/>
+          <w:lang w:val="nl-NL"/>
+        </w:rPr>
+        <w:t xml:space="preserve">.</w:t>
       </w:r>
     </w:p>
     <w:p>
@@ -6140,29 +6140,29 @@
           <w:szCs w:val="26"/>
           <w:lang w:val="nl-NL"/>
         </w:rPr>
-        <w:t>Điều 1</w:t>
-      </w:r>
-      <w:r>
-        <w:rPr>
-          <w:rFonts w:ascii="Times New Roman" w:hAnsi="Times New Roman" w:cs="Times New Roman"/>
-          <w:b/>
-          <w:color w:val="000000" w:themeColor="text1"/>
-          <w:sz w:val="26"/>
-          <w:szCs w:val="26"/>
-          <w:lang w:val="nl-NL"/>
-        </w:rPr>
-        <w:t>1</w:t>
-      </w:r>
-      <w:r>
-        <w:rPr>
-          <w:rFonts w:ascii="Times New Roman" w:hAnsi="Times New Roman" w:cs="Times New Roman"/>
-          <w:b/>
-          <w:color w:val="000000" w:themeColor="text1"/>
-          <w:sz w:val="26"/>
-          <w:szCs w:val="26"/>
-          <w:lang w:val="nl-NL"/>
-        </w:rPr>
-        <w:t>. Bảo hành:</w:t>
+        <w:t xml:space="preserve">Điều 1</w:t>
+      </w:r>
+      <w:r>
+        <w:rPr>
+          <w:rFonts w:ascii="Times New Roman" w:hAnsi="Times New Roman" w:cs="Times New Roman"/>
+          <w:b/>
+          <w:color w:val="000000" w:themeColor="text1"/>
+          <w:sz w:val="26"/>
+          <w:szCs w:val="26"/>
+          <w:lang w:val="nl-NL"/>
+        </w:rPr>
+        <w:t xml:space="preserve">1</w:t>
+      </w:r>
+      <w:r>
+        <w:rPr>
+          <w:rFonts w:ascii="Times New Roman" w:hAnsi="Times New Roman" w:cs="Times New Roman"/>
+          <w:b/>
+          <w:color w:val="000000" w:themeColor="text1"/>
+          <w:sz w:val="26"/>
+          <w:szCs w:val="26"/>
+          <w:lang w:val="nl-NL"/>
+        </w:rPr>
+        <w:t xml:space="preserve">. Bảo hành:</w:t>
       </w:r>
     </w:p>
     <w:p>
@@ -6188,7 +6188,7 @@
           <w:szCs w:val="26"/>
           <w:lang w:val="nl-NL"/>
         </w:rPr>
-        <w:t>Bên B</w:t>
+        <w:t xml:space="preserve">Bên B</w:t>
       </w:r>
       <w:r>
         <w:rPr>
@@ -6232,7 +6232,7 @@
           <w:szCs w:val="26"/>
           <w:lang w:val="nl-NL"/>
         </w:rPr>
-        <w:t>sản phẩm</w:t>
+        <w:t xml:space="preserve">sản phẩm</w:t>
       </w:r>
       <w:r>
         <w:rPr>
@@ -6254,7 +6254,7 @@
           <w:szCs w:val="26"/>
           <w:lang w:val="nl-NL"/>
         </w:rPr>
-        <w:t>sản phẩm của hợp đồng</w:t>
+        <w:t xml:space="preserve">sản phẩm của hợp đồng</w:t>
       </w:r>
       <w:r>
         <w:rPr>
@@ -6276,7 +6276,7 @@
           <w:szCs w:val="26"/>
           <w:lang w:val="nl-NL"/>
         </w:rPr>
-        <w:t>a</w:t>
+        <w:t xml:space="preserve">a</w:t>
       </w:r>
       <w:r>
         <w:rPr>
@@ -6309,7 +6309,7 @@
           <w:szCs w:val="26"/>
           <w:lang w:val="nl-NL"/>
         </w:rPr>
-        <w:t>t</w:t>
+        <w:t xml:space="preserve">t</w:t>
       </w:r>
       <w:r>
         <w:rPr>
@@ -6331,7 +6331,7 @@
           <w:szCs w:val="26"/>
           <w:lang w:val="nl-NL"/>
         </w:rPr>
-        <w:t>____</w:t>
+        <w:t xml:space="preserve">____</w:t>
       </w:r>
       <w:r>
         <w:rPr>
@@ -6364,18 +6364,18 @@
           <w:szCs w:val="26"/>
           <w:lang w:val="nl-NL"/>
         </w:rPr>
-        <w:t>Bên A</w:t>
-      </w:r>
-      <w:r>
-        <w:rPr>
-          <w:rFonts w:ascii="Times New Roman" w:hAnsi="Times New Roman" w:cs="Times New Roman"/>
-          <w:bCs/>
-          <w:color w:val="000000" w:themeColor="text1"/>
-          <w:sz w:val="26"/>
-          <w:szCs w:val="26"/>
-          <w:lang w:val="nl-NL"/>
-        </w:rPr>
-        <w:t>.</w:t>
+        <w:t xml:space="preserve">Bên A</w:t>
+      </w:r>
+      <w:r>
+        <w:rPr>
+          <w:rFonts w:ascii="Times New Roman" w:hAnsi="Times New Roman" w:cs="Times New Roman"/>
+          <w:bCs/>
+          <w:color w:val="000000" w:themeColor="text1"/>
+          <w:sz w:val="26"/>
+          <w:szCs w:val="26"/>
+          <w:lang w:val="nl-NL"/>
+        </w:rPr>
+        <w:t xml:space="preserve">.</w:t>
       </w:r>
       <w:r>
         <w:rPr>
@@ -6397,7 +6397,7 @@
           <w:szCs w:val="26"/>
           <w:lang w:val="nl-NL"/>
         </w:rPr>
-        <w:t>Bên B</w:t>
+        <w:t xml:space="preserve">Bên B</w:t>
       </w:r>
       <w:r>
         <w:rPr>
@@ -6433,29 +6433,29 @@
           <w:szCs w:val="26"/>
           <w:lang w:val="nl-NL"/>
         </w:rPr>
-        <w:t>Điều 1</w:t>
-      </w:r>
-      <w:r>
-        <w:rPr>
-          <w:rFonts w:ascii="Times New Roman" w:hAnsi="Times New Roman" w:cs="Times New Roman"/>
-          <w:b/>
-          <w:color w:val="000000" w:themeColor="text1"/>
-          <w:sz w:val="26"/>
-          <w:szCs w:val="26"/>
-          <w:lang w:val="nl-NL"/>
-        </w:rPr>
-        <w:t>2</w:t>
-      </w:r>
-      <w:r>
-        <w:rPr>
-          <w:rFonts w:ascii="Times New Roman" w:hAnsi="Times New Roman" w:cs="Times New Roman"/>
-          <w:b/>
-          <w:color w:val="000000" w:themeColor="text1"/>
-          <w:sz w:val="26"/>
-          <w:szCs w:val="26"/>
-          <w:lang w:val="nl-NL"/>
-        </w:rPr>
-        <w:t>. Giải quyết tranh chấp hợp đồng:</w:t>
+        <w:t xml:space="preserve">Điều 1</w:t>
+      </w:r>
+      <w:r>
+        <w:rPr>
+          <w:rFonts w:ascii="Times New Roman" w:hAnsi="Times New Roman" w:cs="Times New Roman"/>
+          <w:b/>
+          <w:color w:val="000000" w:themeColor="text1"/>
+          <w:sz w:val="26"/>
+          <w:szCs w:val="26"/>
+          <w:lang w:val="nl-NL"/>
+        </w:rPr>
+        <w:t xml:space="preserve">2</w:t>
+      </w:r>
+      <w:r>
+        <w:rPr>
+          <w:rFonts w:ascii="Times New Roman" w:hAnsi="Times New Roman" w:cs="Times New Roman"/>
+          <w:b/>
+          <w:color w:val="000000" w:themeColor="text1"/>
+          <w:sz w:val="26"/>
+          <w:szCs w:val="26"/>
+          <w:lang w:val="nl-NL"/>
+        </w:rPr>
+        <w:t xml:space="preserve">. Giải quyết tranh chấp hợp đồng:</w:t>
       </w:r>
     </w:p>
     <w:p>
@@ -6480,7 +6480,7 @@
           <w:szCs w:val="26"/>
           <w:lang w:val="es-ES"/>
         </w:rPr>
-        <w:t>1. Trong quá trình thực hiện hợp đồng nếu có vấn đề phát sinh, hai bên cùng nhau bàn bạc, thống nhất giải quyết trên tinh thần hợp tác giúp đỡ và phải có ký kết thành văn bản bổ sung hợp đồng, văn bản bổ sung này là thành phần không thể tách rời của hợp đồng.</w:t>
+        <w:t xml:space="preserve">1. Trong quá trình thực hiện hợp đồng nếu có vấn đề phát sinh, hai bên cùng nhau bàn bạc, thống nhất giải quyết trên tinh thần hợp tác giúp đỡ và phải có ký kết thành văn bản bổ sung hợp đồng, văn bản bổ sung này là thành phần không thể tách rời của hợp đồng.</w:t>
       </w:r>
     </w:p>
     <w:p>
@@ -6505,7 +6505,7 @@
           <w:szCs w:val="26"/>
           <w:lang w:val="es-ES"/>
         </w:rPr>
-        <w:t>2. Trong trường hợp nếu có tranh chấp không thể thương lượng được, hai bên sẽ giải quyết tranh chấp tại Tòa án Kinh tế, Tòa án Nhân dân Tỉnh Phú Thọ. Phán quyết của Tòa án là điều kiện bắt buộc để hai bên thực hiện. Mọi chi phí xử lý tranh chấp sẽ do bên thua kiện thanh toán.</w:t>
+        <w:t xml:space="preserve">2. Trong trường hợp nếu có tranh chấp không thể thương lượng được, hai bên sẽ giải quyết tranh chấp tại Tòa án Kinh tế, Tòa án Nhân dân Tỉnh Phú Thọ. Phán quyết của Tòa án là điều kiện bắt buộc để hai bên thực hiện. Mọi chi phí xử lý tranh chấp sẽ do bên thua kiện thanh toán.</w:t>
       </w:r>
     </w:p>
     <w:p>
@@ -6531,31 +6531,31 @@
           <w:szCs w:val="26"/>
           <w:lang w:val="nl-NL"/>
         </w:rPr>
-        <w:t>Điều 1</w:t>
-      </w:r>
-      <w:r>
-        <w:rPr>
-          <w:rFonts w:ascii="Times New Roman" w:hAnsi="Times New Roman" w:cs="Times New Roman"/>
-          <w:b/>
-          <w:bCs/>
-          <w:color w:val="000000" w:themeColor="text1"/>
-          <w:sz w:val="26"/>
-          <w:szCs w:val="26"/>
-          <w:lang w:val="nl-NL"/>
-        </w:rPr>
-        <w:t>3</w:t>
-      </w:r>
-      <w:r>
-        <w:rPr>
-          <w:rFonts w:ascii="Times New Roman" w:hAnsi="Times New Roman" w:cs="Times New Roman"/>
-          <w:b/>
-          <w:bCs/>
-          <w:color w:val="000000" w:themeColor="text1"/>
-          <w:sz w:val="26"/>
-          <w:szCs w:val="26"/>
-          <w:lang w:val="nl-NL"/>
-        </w:rPr>
-        <w:t>. Điều khoản chung:</w:t>
+        <w:t xml:space="preserve">Điều 1</w:t>
+      </w:r>
+      <w:r>
+        <w:rPr>
+          <w:rFonts w:ascii="Times New Roman" w:hAnsi="Times New Roman" w:cs="Times New Roman"/>
+          <w:b/>
+          <w:bCs/>
+          <w:color w:val="000000" w:themeColor="text1"/>
+          <w:sz w:val="26"/>
+          <w:szCs w:val="26"/>
+          <w:lang w:val="nl-NL"/>
+        </w:rPr>
+        <w:t xml:space="preserve">3</w:t>
+      </w:r>
+      <w:r>
+        <w:rPr>
+          <w:rFonts w:ascii="Times New Roman" w:hAnsi="Times New Roman" w:cs="Times New Roman"/>
+          <w:b/>
+          <w:bCs/>
+          <w:color w:val="000000" w:themeColor="text1"/>
+          <w:sz w:val="26"/>
+          <w:szCs w:val="26"/>
+          <w:lang w:val="nl-NL"/>
+        </w:rPr>
+        <w:t xml:space="preserve">. Điều khoản chung:</w:t>
       </w:r>
     </w:p>
     <w:p>
@@ -6579,7 +6579,7 @@
           <w:szCs w:val="26"/>
           <w:lang w:val="nl-NL"/>
         </w:rPr>
-        <w:t>Hợp đồng này cũng như tất cả các tài liệu, thông tin liên quan đến hợp đồng sẽ được các bên quản lý theo quy định hiện hành của nhà nước về bảo mật.</w:t>
+        <w:t xml:space="preserve">Hợp đồng này cũng như tất cả các tài liệu, thông tin liên quan đến hợp đồng sẽ được các bên quản lý theo quy định hiện hành của nhà nước về bảo mật.</w:t>
       </w:r>
     </w:p>
     <w:p>
@@ -6603,7 +6603,7 @@
           <w:szCs w:val="26"/>
           <w:lang w:val="nl-NL"/>
         </w:rPr>
-        <w:t>Hai bên cam kết thực hiện tốt các điều khoản đã thoả thuận trong hợp đồng.</w:t>
+        <w:t xml:space="preserve">Hai bên cam kết thực hiện tốt các điều khoản đã thoả thuận trong hợp đồng.</w:t>
       </w:r>
     </w:p>
     <w:p>
@@ -6631,7 +6631,7 @@
           <w:szCs w:val="26"/>
           <w:lang w:val="nl-NL"/>
         </w:rPr>
-        <w:t>Điều 1</w:t>
+        <w:t xml:space="preserve">Điều 1</w:t>
       </w:r>
       <w:r>
         <w:rPr>
@@ -6641,7 +6641,7 @@
           <w:szCs w:val="26"/>
           <w:lang w:val="nl-NL"/>
         </w:rPr>
-        <w:t>4</w:t>
+        <w:t xml:space="preserve">4</w:t>
       </w:r>
       <w:r>
         <w:rPr>
@@ -6651,7 +6651,7 @@
           <w:szCs w:val="26"/>
           <w:lang w:val="nl-NL"/>
         </w:rPr>
-        <w:t>. Hiệu lực hợp đồng:</w:t>
+        <w:t xml:space="preserve">. Hiệu lực hợp đồng:</w:t>
       </w:r>
     </w:p>
     <w:p>
@@ -6677,7 +6677,7 @@
           <w:szCs w:val="26"/>
           <w:lang w:val="nl-NL"/>
         </w:rPr>
-        <w:t>1. Hợp đồng có hiệu lực kể từ ngày ký.</w:t>
+        <w:t xml:space="preserve">1. Hợp đồng có hiệu lực kể từ ngày ký.</w:t>
       </w:r>
     </w:p>
     <w:p>
@@ -6703,7 +6703,7 @@
           <w:szCs w:val="26"/>
           <w:lang w:val="nl-NL"/>
         </w:rPr>
-        <w:t>2. Hợp đồng hết hiệu lực sau khi hai bên tiến hành thanh lý hợp đồng theo luật định.</w:t>
+        <w:t xml:space="preserve">2. Hợp đồng hết hiệu lực sau khi hai bên tiến hành thanh lý hợp đồng theo luật định.</w:t>
       </w:r>
     </w:p>
     <w:p>
@@ -6730,7 +6730,7 @@
           <w:lang w:val="nl-NL"/>
         </w:rPr>
         <w:lastRenderedPageBreak/>
-        <w:t>Hợp đồng được lập thành 06 (sáu) bộ, Chủ đầu tư giữ 04 (bốn) bộ, Nhà thầu giữ (02) hai bộ, các bộ hợp đồng có giá trị pháp lý như nhau./.</w:t>
+        <w:t xml:space="preserve">Hợp đồng được lập thành 06 (sáu) bộ, Chủ đầu tư giữ 04 (bốn) bộ, Nhà thầu giữ (02) hai bộ, các bộ hợp đồng có giá trị pháp lý như nhau./.</w:t>
       </w:r>
     </w:p>
     <w:p>
@@ -6804,7 +6804,7 @@
                 <w:sz w:val="26"/>
                 <w:szCs w:val="26"/>
               </w:rPr>
-              <w:t>BÊN A</w:t>
+              <w:t xml:space="preserve">BÊN A</w:t>
             </w:r>
           </w:p>
           <w:p>
@@ -6830,7 +6830,7 @@
                 <w:sz w:val="26"/>
                 <w:szCs w:val="26"/>
               </w:rPr>
-              <w:t>Giám đốc</w:t>
+              <w:t xml:space="preserve">Giám đốc</w:t>
             </w:r>
           </w:p>
           <w:p>
@@ -6906,7 +6906,7 @@
                 <w:sz w:val="26"/>
                 <w:szCs w:val="26"/>
               </w:rPr>
-              <w:t>BÊN B</w:t>
+              <w:t xml:space="preserve">BÊN B</w:t>
             </w:r>
           </w:p>
           <w:p>
@@ -6932,7 +6932,7 @@
                 <w:sz w:val="26"/>
                 <w:szCs w:val="26"/>
               </w:rPr>
-              <w:t>________</w:t>
+              <w:t xml:space="preserve">________</w:t>
             </w:r>
           </w:p>
           <w:p>
@@ -7025,7 +7025,7 @@
                 <w:sz w:val="26"/>
                 <w:szCs w:val="26"/>
               </w:rPr>
-              <w:t>Lê Đình Thanh Sơn</w:t>
+              <w:t xml:space="preserve">Lê Đình Thanh Sơn</w:t>
             </w:r>
           </w:p>
         </w:tc>
@@ -7056,7 +7056,7 @@
                 <w:sz w:val="26"/>
                 <w:szCs w:val="26"/>
               </w:rPr>
-              <w:t>___________</w:t>
+              <w:t xml:space="preserve">___________</w:t>
             </w:r>
           </w:p>
         </w:tc>
@@ -7198,7 +7198,7 @@
           <w:szCs w:val="26"/>
           <w:highlight w:val="yellow"/>
         </w:rPr>
-        <w:t>DỊCH VỤ</w:t>
+        <w:t xml:space="preserve">DỊCH VỤ</w:t>
       </w:r>
       <w:r>
         <w:rPr>
@@ -7210,7 +7210,7 @@
           <w:szCs w:val="26"/>
           <w:highlight w:val="yellow"/>
         </w:rPr>
-        <w:t>]</w:t>
+        <w:t xml:space="preserve">]</w:t>
       </w:r>
       <w:r>
         <w:rPr>
@@ -7246,7 +7246,7 @@
           <w:sz w:val="26"/>
           <w:szCs w:val="26"/>
         </w:rPr>
-        <w:t>(Kèm theo Hợp đồng số:</w:t>
+        <w:t xml:space="preserve">(Kèm theo Hợp đồng số:</w:t>
       </w:r>
       <w:r>
         <w:rPr>
@@ -7268,7 +7268,7 @@
           <w:sz w:val="26"/>
           <w:szCs w:val="26"/>
         </w:rPr>
-        <w:t>______</w:t>
+        <w:t xml:space="preserve">______</w:t>
       </w:r>
       <w:r>
         <w:rPr>
@@ -7292,7 +7292,7 @@
           <w:sz w:val="26"/>
           <w:szCs w:val="26"/>
         </w:rPr>
-        <w:t>___</w:t>
+        <w:t xml:space="preserve">___</w:t>
       </w:r>
       <w:r>
         <w:rPr>
@@ -7304,7 +7304,7 @@
           <w:sz w:val="26"/>
           <w:szCs w:val="26"/>
         </w:rPr>
-        <w:t>/</w:t>
+        <w:t xml:space="preserve">/</w:t>
       </w:r>
       <w:r>
         <w:rPr>
@@ -7316,7 +7316,7 @@
           <w:sz w:val="26"/>
           <w:szCs w:val="26"/>
         </w:rPr>
-        <w:t>___</w:t>
+        <w:t xml:space="preserve">___</w:t>
       </w:r>
       <w:r>
         <w:rPr>
@@ -7328,7 +7328,7 @@
           <w:sz w:val="26"/>
           <w:szCs w:val="26"/>
         </w:rPr>
-        <w:t>/</w:t>
+        <w:t xml:space="preserve">/</w:t>
       </w:r>
       <w:r>
         <w:rPr>
@@ -7340,7 +7340,7 @@
           <w:sz w:val="26"/>
           <w:szCs w:val="26"/>
         </w:rPr>
-        <w:t>___</w:t>
+        <w:t xml:space="preserve">___</w:t>
       </w:r>
       <w:r>
         <w:rPr>
@@ -7374,7 +7374,7 @@
           <w:sz w:val="26"/>
           <w:szCs w:val="26"/>
         </w:rPr>
-        <w:t>Đ</w:t>
+        <w:t xml:space="preserve">Đ</w:t>
       </w:r>
       <w:r>
         <w:rPr>
@@ -7385,7 +7385,7 @@
           <w:sz w:val="26"/>
           <w:szCs w:val="26"/>
         </w:rPr>
-        <w:t>a khoa tỉnh Phú Thọ</w:t>
+        <w:t xml:space="preserve">a khoa tỉnh Phú Thọ</w:t>
       </w:r>
       <w:r>
         <w:rPr>
@@ -7409,7 +7409,7 @@
           <w:sz w:val="26"/>
           <w:szCs w:val="26"/>
         </w:rPr>
-        <w:t>___________</w:t>
+        <w:t xml:space="preserve">___________</w:t>
       </w:r>
       <w:r>
         <w:rPr>
@@ -7422,7 +7422,7 @@
           <w:szCs w:val="26"/>
           <w:lang w:val="sv-SE"/>
         </w:rPr>
-        <w:t>)</w:t>
+        <w:t xml:space="preserve">)</w:t>
       </w:r>
     </w:p>
     <w:p>
@@ -7509,7 +7509,7 @@
                 <w:sz w:val="24"/>
                 <w:szCs w:val="24"/>
               </w:rPr>
-              <w:t>STT</w:t>
+              <w:t xml:space="preserve">STT</w:t>
             </w:r>
           </w:p>
         </w:tc>
@@ -7572,7 +7572,7 @@
                 <w:szCs w:val="24"/>
                 <w:highlight w:val="yellow"/>
               </w:rPr>
-              <w:t>[hoặc dịch vụ]</w:t>
+              <w:t xml:space="preserve">[hoặc dịch vụ]</w:t>
             </w:r>
           </w:p>
         </w:tc>
@@ -7611,7 +7611,7 @@
                 <w:sz w:val="24"/>
                 <w:szCs w:val="24"/>
               </w:rPr>
-              <w:t>Mô tả cấu hình kỹ thuật</w:t>
+              <w:t xml:space="preserve">Mô tả cấu hình kỹ thuật</w:t>
             </w:r>
             <w:r>
               <w:rPr>
@@ -7622,7 +7622,7 @@
                 <w:sz w:val="24"/>
                 <w:szCs w:val="24"/>
               </w:rPr>
-              <w:t>, tính năng</w:t>
+              <w:t xml:space="preserve">, tính năng</w:t>
             </w:r>
             <w:r>
               <w:rPr>
@@ -7656,7 +7656,7 @@
                 <w:szCs w:val="24"/>
                 <w:highlight w:val="yellow"/>
               </w:rPr>
-              <w:t>[hoặc dịch vụ]</w:t>
+              <w:t xml:space="preserve">[hoặc dịch vụ]</w:t>
             </w:r>
           </w:p>
         </w:tc>
@@ -7695,7 +7695,7 @@
                 <w:sz w:val="24"/>
                 <w:szCs w:val="24"/>
               </w:rPr>
-              <w:t>Khối lượng</w:t>
+              <w:t xml:space="preserve">Khối lượng</w:t>
             </w:r>
           </w:p>
         </w:tc>
@@ -7734,7 +7734,7 @@
                 <w:sz w:val="24"/>
                 <w:szCs w:val="24"/>
               </w:rPr>
-              <w:t>Đơn vị tính</w:t>
+              <w:t xml:space="preserve">Đơn vị tính</w:t>
             </w:r>
           </w:p>
         </w:tc>
@@ -7800,7 +7800,7 @@
                 <w:sz w:val="24"/>
                 <w:szCs w:val="24"/>
               </w:rPr>
-              <w:t>(Đã bao gồm thuế VAT) (đồng)</w:t>
+              <w:t xml:space="preserve">(Đã bao gồm thuế VAT) (đồng)</w:t>
             </w:r>
           </w:p>
         </w:tc>
@@ -7866,7 +7866,7 @@
                 <w:sz w:val="24"/>
                 <w:szCs w:val="24"/>
               </w:rPr>
-              <w:t>(Đã bao gồm thuế VAT) (đồng)</w:t>
+              <w:t xml:space="preserve">(Đã bao gồm thuế VAT) (đồng)</w:t>
             </w:r>
           </w:p>
         </w:tc>
@@ -7908,7 +7908,7 @@
                 <w:sz w:val="24"/>
                 <w:szCs w:val="24"/>
               </w:rPr>
-              <w:t>1</w:t>
+              <w:t xml:space="preserve">1</w:t>
             </w:r>
           </w:p>
         </w:tc>
@@ -7942,7 +7942,7 @@
                 <w:sz w:val="24"/>
                 <w:szCs w:val="24"/>
               </w:rPr>
-              <w:t>_____________</w:t>
+              <w:t xml:space="preserve">_____________</w:t>
             </w:r>
           </w:p>
         </w:tc>
@@ -8114,7 +8114,7 @@
                 <w:sz w:val="24"/>
                 <w:szCs w:val="24"/>
               </w:rPr>
-              <w:t>2</w:t>
+              <w:t xml:space="preserve">2</w:t>
             </w:r>
           </w:p>
         </w:tc>
@@ -8148,7 +8148,7 @@
                 <w:sz w:val="24"/>
                 <w:szCs w:val="24"/>
               </w:rPr>
-              <w:t>_____________</w:t>
+              <w:t xml:space="preserve">_____________</w:t>
             </w:r>
           </w:p>
         </w:tc>
@@ -8540,7 +8540,7 @@
                 <w:sz w:val="24"/>
                 <w:szCs w:val="24"/>
               </w:rPr>
-              <w:t>TỔNG CỘNG</w:t>
+              <w:t xml:space="preserve">TỔNG CỘNG</w:t>
             </w:r>
           </w:p>
         </w:tc>
@@ -8576,7 +8576,7 @@
                 <w:sz w:val="24"/>
                 <w:szCs w:val="24"/>
               </w:rPr>
-              <w:t>____________</w:t>
+              <w:t xml:space="preserve">____________</w:t>
             </w:r>
           </w:p>
         </w:tc>
@@ -8622,7 +8622,7 @@
                 <w:sz w:val="24"/>
                 <w:szCs w:val="24"/>
               </w:rPr>
-              <w:t>(Bằng chữ: __________________________)</w:t>
+              <w:t xml:space="preserve">(Bằng chữ: __________________________)</w:t>
             </w:r>
           </w:p>
         </w:tc>
@@ -8698,7 +8698,7 @@
           <w:szCs w:val="26"/>
           <w:lang w:val="nl-NL"/>
         </w:rPr>
-        <w:t xml:space="preserve">                          </w:t>
+        <w:t xml:space="preserve"> </w:t>
       </w:r>
       <w:r>
         <w:rPr>
